--- a/TS Jatai Ghanam Project/TS 4.4/TS 4.4 Ghanam Malayalam Corrections.docx
+++ b/TS Jatai Ghanam Project/TS 4.4/TS 4.4 Ghanam Malayalam Corrections.docx
@@ -1,6 +1,6 @@
 
 <file path=word/document.xml><?xml version="1.0" encoding="utf-8"?>
-<w:document xmlns:wpc="http://schemas.microsoft.com/office/word/2010/wordprocessingCanvas" xmlns:cx="http://schemas.microsoft.com/office/drawing/2014/chartex" xmlns:cx1="http://schemas.microsoft.com/office/drawing/2015/9/8/chartex" xmlns:cx2="http://schemas.microsoft.com/office/drawing/2015/10/21/chartex" xmlns:cx3="http://schemas.microsoft.com/office/drawing/2016/5/9/chartex" xmlns:cx4="http://schemas.microsoft.com/office/drawing/2016/5/10/chartex" xmlns:cx5="http://schemas.microsoft.com/office/drawing/2016/5/11/chartex" xmlns:cx6="http://schemas.microsoft.com/office/drawing/2016/5/12/chartex" xmlns:cx7="http://schemas.microsoft.com/office/drawing/2016/5/13/chartex" xmlns:cx8="http://schemas.microsoft.com/office/drawing/2016/5/14/chartex" xmlns:mc="http://schemas.openxmlformats.org/markup-compatibility/2006" xmlns:aink="http://schemas.microsoft.com/office/drawing/2016/ink" xmlns:am3d="http://schemas.microsoft.com/office/drawing/2017/model3d" xmlns:o="urn:schemas-microsoft-com:office:office" xmlns:oel="http://schemas.microsoft.com/office/2019/extlst" xmlns:r="http://schemas.openxmlformats.org/officeDocument/2006/relationships" xmlns:m="http://schemas.openxmlformats.org/officeDocument/2006/math" xmlns:v="urn:schemas-microsoft-com:vml" xmlns:wp14="http://schemas.microsoft.com/office/word/2010/wordprocessingDrawing" xmlns:wp="http://schemas.openxmlformats.org/drawingml/2006/wordprocessingDrawing" xmlns:w10="urn:schemas-microsoft-com:office:word" xmlns:w="http://schemas.openxmlformats.org/wordprocessingml/2006/main" xmlns:w14="http://schemas.microsoft.com/office/word/2010/wordml" xmlns:w15="http://schemas.microsoft.com/office/word/2012/wordml" xmlns:w16cex="http://schemas.microsoft.com/office/word/2018/wordml/cex" xmlns:w16cid="http://schemas.microsoft.com/office/word/2016/wordml/cid" xmlns:w16="http://schemas.microsoft.com/office/word/2018/wordml" xmlns:w16sdtdh="http://schemas.microsoft.com/office/word/2020/wordml/sdtdatahash" xmlns:w16se="http://schemas.microsoft.com/office/word/2015/wordml/symex" xmlns:wpg="http://schemas.microsoft.com/office/word/2010/wordprocessingGroup" xmlns:wpi="http://schemas.microsoft.com/office/word/2010/wordprocessingInk" xmlns:wne="http://schemas.microsoft.com/office/word/2006/wordml" xmlns:wps="http://schemas.microsoft.com/office/word/2010/wordprocessingShape" mc:Ignorable="w14 w15 w16se w16cid w16 w16cex w16sdtdh wp14">
+<w:document xmlns:wpc="http://schemas.microsoft.com/office/word/2010/wordprocessingCanvas" xmlns:cx="http://schemas.microsoft.com/office/drawing/2014/chartex" xmlns:cx1="http://schemas.microsoft.com/office/drawing/2015/9/8/chartex" xmlns:cx2="http://schemas.microsoft.com/office/drawing/2015/10/21/chartex" xmlns:cx3="http://schemas.microsoft.com/office/drawing/2016/5/9/chartex" xmlns:cx4="http://schemas.microsoft.com/office/drawing/2016/5/10/chartex" xmlns:cx5="http://schemas.microsoft.com/office/drawing/2016/5/11/chartex" xmlns:cx6="http://schemas.microsoft.com/office/drawing/2016/5/12/chartex" xmlns:cx7="http://schemas.microsoft.com/office/drawing/2016/5/13/chartex" xmlns:cx8="http://schemas.microsoft.com/office/drawing/2016/5/14/chartex" xmlns:mc="http://schemas.openxmlformats.org/markup-compatibility/2006" xmlns:aink="http://schemas.microsoft.com/office/drawing/2016/ink" xmlns:am3d="http://schemas.microsoft.com/office/drawing/2017/model3d" xmlns:o="urn:schemas-microsoft-com:office:office" xmlns:oel="http://schemas.microsoft.com/office/2019/extlst" xmlns:r="http://schemas.openxmlformats.org/officeDocument/2006/relationships" xmlns:m="http://schemas.openxmlformats.org/officeDocument/2006/math" xmlns:v="urn:schemas-microsoft-com:vml" xmlns:wp14="http://schemas.microsoft.com/office/word/2010/wordprocessingDrawing" xmlns:wp="http://schemas.openxmlformats.org/drawingml/2006/wordprocessingDrawing" xmlns:w10="urn:schemas-microsoft-com:office:word" xmlns:w="http://schemas.openxmlformats.org/wordprocessingml/2006/main" xmlns:w14="http://schemas.microsoft.com/office/word/2010/wordml" xmlns:w15="http://schemas.microsoft.com/office/word/2012/wordml" xmlns:w16cex="http://schemas.microsoft.com/office/word/2018/wordml/cex" xmlns:w16cid="http://schemas.microsoft.com/office/word/2016/wordml/cid" xmlns:w16="http://schemas.microsoft.com/office/word/2018/wordml" xmlns:w16du="http://schemas.microsoft.com/office/word/2023/wordml/word16du" xmlns:w16sdtdh="http://schemas.microsoft.com/office/word/2020/wordml/sdtdatahash" xmlns:w16sdtfl="http://schemas.microsoft.com/office/word/2024/wordml/sdtformatlock" xmlns:w16se="http://schemas.microsoft.com/office/word/2015/wordml/symex" xmlns:wpg="http://schemas.microsoft.com/office/word/2010/wordprocessingGroup" xmlns:wpi="http://schemas.microsoft.com/office/word/2010/wordprocessingInk" xmlns:wne="http://schemas.microsoft.com/office/word/2006/wordml" xmlns:wps="http://schemas.microsoft.com/office/word/2010/wordprocessingShape" mc:Ignorable="w14 w15 w16se w16cid w16 w16cex w16sdtdh w16sdtfl w16du wp14">
   <w:body>
     <w:p>
       <w:pPr>
@@ -52,6 +52,26 @@
           <w:szCs w:val="32"/>
           <w:u w:val="single"/>
         </w:rPr>
+        <w:t xml:space="preserve">– TS </w:t>
+      </w:r>
+      <w:r>
+        <w:rPr>
+          <w:b/>
+          <w:bCs/>
+          <w:sz w:val="32"/>
+          <w:szCs w:val="32"/>
+          <w:u w:val="single"/>
+        </w:rPr>
+        <w:t>4.4</w:t>
+      </w:r>
+      <w:r>
+        <w:rPr>
+          <w:b/>
+          <w:bCs/>
+          <w:sz w:val="32"/>
+          <w:szCs w:val="32"/>
+          <w:u w:val="single"/>
+        </w:rPr>
         <w:t xml:space="preserve"> </w:t>
       </w:r>
       <w:r>
@@ -62,7 +82,6233 @@
           <w:szCs w:val="32"/>
           <w:u w:val="single"/>
         </w:rPr>
-        <w:t xml:space="preserve">– TS </w:t>
+        <w:t>Malayalam</w:t>
+      </w:r>
+      <w:r>
+        <w:rPr>
+          <w:b/>
+          <w:bCs/>
+          <w:sz w:val="32"/>
+          <w:szCs w:val="32"/>
+          <w:u w:val="single"/>
+        </w:rPr>
+        <w:t xml:space="preserve"> Corrections –</w:t>
+      </w:r>
+      <w:r>
+        <w:rPr>
+          <w:b/>
+          <w:bCs/>
+          <w:sz w:val="32"/>
+          <w:szCs w:val="32"/>
+          <w:u w:val="single"/>
+        </w:rPr>
+        <w:t xml:space="preserve"> </w:t>
+      </w:r>
+      <w:r>
+        <w:rPr>
+          <w:b/>
+          <w:bCs/>
+          <w:sz w:val="32"/>
+          <w:szCs w:val="32"/>
+          <w:u w:val="single"/>
+        </w:rPr>
+        <w:t xml:space="preserve">Observed till </w:t>
+      </w:r>
+      <w:r>
+        <w:rPr>
+          <w:b/>
+          <w:bCs/>
+          <w:sz w:val="32"/>
+          <w:szCs w:val="32"/>
+          <w:u w:val="single"/>
+        </w:rPr>
+        <w:t>31st Oct 2026</w:t>
+      </w:r>
+    </w:p>
+    <w:p>
+      <w:pPr>
+        <w:spacing w:before="0" w:line="240" w:lineRule="auto"/>
+        <w:jc w:val="center"/>
+        <w:rPr>
+          <w:b/>
+          <w:bCs/>
+          <w:sz w:val="28"/>
+          <w:szCs w:val="32"/>
+        </w:rPr>
+      </w:pPr>
+      <w:r>
+        <w:rPr>
+          <w:b/>
+          <w:bCs/>
+          <w:sz w:val="28"/>
+          <w:szCs w:val="32"/>
+        </w:rPr>
+        <w:t>(ignore those which are already incorporated in your book’s version and date)</w:t>
+      </w:r>
+    </w:p>
+    <w:tbl>
+      <w:tblPr>
+        <w:tblW w:w="14537" w:type="dxa"/>
+        <w:tblInd w:w="-792" w:type="dxa"/>
+        <w:tblBorders>
+          <w:top w:val="single" w:sz="4" w:space="0" w:color="000000"/>
+          <w:left w:val="single" w:sz="4" w:space="0" w:color="000000"/>
+          <w:bottom w:val="single" w:sz="4" w:space="0" w:color="000000"/>
+          <w:right w:val="single" w:sz="4" w:space="0" w:color="000000"/>
+          <w:insideH w:val="single" w:sz="4" w:space="0" w:color="000000"/>
+          <w:insideV w:val="single" w:sz="4" w:space="0" w:color="000000"/>
+        </w:tblBorders>
+        <w:tblLook w:val="04A0" w:firstRow="1" w:lastRow="0" w:firstColumn="1" w:lastColumn="0" w:noHBand="0" w:noVBand="1"/>
+      </w:tblPr>
+      <w:tblGrid>
+        <w:gridCol w:w="7166"/>
+        <w:gridCol w:w="7371"/>
+      </w:tblGrid>
+      <w:tr>
+        <w:tc>
+          <w:tcPr>
+            <w:tcW w:w="7166" w:type="dxa"/>
+          </w:tcPr>
+          <w:p>
+            <w:pPr>
+              <w:spacing w:before="0" w:line="240" w:lineRule="auto"/>
+              <w:jc w:val="center"/>
+              <w:rPr>
+                <w:b/>
+                <w:sz w:val="32"/>
+                <w:szCs w:val="32"/>
+              </w:rPr>
+            </w:pPr>
+            <w:r>
+              <w:rPr>
+                <w:b/>
+                <w:sz w:val="32"/>
+                <w:szCs w:val="32"/>
+              </w:rPr>
+              <w:t>As Printed</w:t>
+            </w:r>
+          </w:p>
+        </w:tc>
+        <w:tc>
+          <w:tcPr>
+            <w:tcW w:w="7371" w:type="dxa"/>
+          </w:tcPr>
+          <w:p>
+            <w:pPr>
+              <w:spacing w:before="0" w:line="240" w:lineRule="auto"/>
+              <w:ind w:right="-18"/>
+              <w:jc w:val="center"/>
+              <w:rPr>
+                <w:b/>
+                <w:sz w:val="32"/>
+                <w:szCs w:val="32"/>
+              </w:rPr>
+            </w:pPr>
+            <w:r>
+              <w:rPr>
+                <w:b/>
+                <w:sz w:val="32"/>
+                <w:szCs w:val="32"/>
+              </w:rPr>
+              <w:t>To be read as or corrected as</w:t>
+            </w:r>
+            <w:r>
+              <w:rPr>
+                <w:b/>
+                <w:sz w:val="32"/>
+                <w:szCs w:val="32"/>
+              </w:rPr>
+              <w:t xml:space="preserve"> </w:t>
+            </w:r>
+          </w:p>
+        </w:tc>
+      </w:tr>
+      <w:tr>
+        <w:trPr>
+          <w:trHeight w:val="2262"/>
+        </w:trPr>
+        <w:tc>
+          <w:tcPr>
+            <w:tcW w:w="7166" w:type="dxa"/>
+            <w:tcBorders>
+              <w:top w:val="single" w:sz="4" w:space="0" w:color="000000"/>
+              <w:left w:val="single" w:sz="4" w:space="0" w:color="000000"/>
+              <w:bottom w:val="single" w:sz="4" w:space="0" w:color="000000"/>
+              <w:right w:val="single" w:sz="4" w:space="0" w:color="000000"/>
+            </w:tcBorders>
+          </w:tcPr>
+          <w:p>
+            <w:pPr>
+              <w:widowControl w:val="0"/>
+              <w:autoSpaceDE w:val="0"/>
+              <w:autoSpaceDN w:val="0"/>
+              <w:adjustRightInd w:val="0"/>
+              <w:spacing w:line="240" w:lineRule="auto"/>
+              <w:rPr>
+                <w:rFonts w:cs="Arial"/>
+                <w:color w:val="000000"/>
+                <w:sz w:val="32"/>
+                <w:szCs w:val="32"/>
+              </w:rPr>
+            </w:pPr>
+            <w:r>
+              <w:rPr>
+                <w:rFonts w:ascii="BRH Malayalam Extra" w:hAnsi="BRH Malayalam Extra" w:cs="BRH Malayalam Extra"/>
+                <w:color w:val="000000"/>
+                <w:sz w:val="32"/>
+                <w:szCs w:val="32"/>
+              </w:rPr>
+              <w:t>(</w:t>
+            </w:r>
+            <w:proofErr w:type="gramStart"/>
+            <w:r>
+              <w:rPr>
+                <w:rFonts w:cs="BRH Malayalam Extra"/>
+                <w:color w:val="000000"/>
+                <w:szCs w:val="32"/>
+              </w:rPr>
+              <w:t>1</w:t>
+            </w:r>
+            <w:r>
+              <w:rPr>
+                <w:rFonts w:ascii="BRH Malayalam Extra" w:hAnsi="BRH Malayalam Extra" w:cs="BRH Malayalam Extra"/>
+                <w:color w:val="000000"/>
+                <w:sz w:val="32"/>
+                <w:szCs w:val="32"/>
+              </w:rPr>
+              <w:t>)</w:t>
+            </w:r>
+            <w:r>
+              <w:rPr>
+                <w:rFonts w:cs="BRH Malayalam Extra"/>
+                <w:color w:val="000000"/>
+                <w:szCs w:val="32"/>
+              </w:rPr>
+              <w:t>[</w:t>
+            </w:r>
+            <w:proofErr w:type="gramEnd"/>
+            <w:r>
+              <w:rPr>
+                <w:rFonts w:cs="BRH Malayalam Extra"/>
+                <w:color w:val="000000"/>
+                <w:szCs w:val="32"/>
+              </w:rPr>
+              <w:t>P11</w:t>
+            </w:r>
+            <w:r>
+              <w:rPr>
+                <w:rFonts w:ascii="BRH Malayalam Extra" w:hAnsi="BRH Malayalam Extra" w:cs="BRH Malayalam Extra"/>
+                <w:color w:val="000000"/>
+                <w:sz w:val="32"/>
+                <w:szCs w:val="32"/>
+              </w:rPr>
+              <w:t xml:space="preserve">] </w:t>
+            </w:r>
+            <w:r>
+              <w:rPr>
+                <w:rFonts w:cs="BRH Malayalam Extra"/>
+                <w:color w:val="000000"/>
+                <w:szCs w:val="32"/>
+              </w:rPr>
+              <w:t>4</w:t>
+            </w:r>
+            <w:r>
+              <w:rPr>
+                <w:rFonts w:ascii="BRH Malayalam Extra" w:hAnsi="BRH Malayalam Extra" w:cs="BRH Malayalam Extra"/>
+                <w:color w:val="000000"/>
+                <w:sz w:val="32"/>
+                <w:szCs w:val="32"/>
+              </w:rPr>
+              <w:t>.</w:t>
+            </w:r>
+            <w:r>
+              <w:rPr>
+                <w:rFonts w:cs="BRH Malayalam Extra"/>
+                <w:color w:val="000000"/>
+                <w:szCs w:val="32"/>
+              </w:rPr>
+              <w:t>4</w:t>
+            </w:r>
+            <w:r>
+              <w:rPr>
+                <w:rFonts w:ascii="BRH Malayalam Extra" w:hAnsi="BRH Malayalam Extra" w:cs="BRH Malayalam Extra"/>
+                <w:color w:val="000000"/>
+                <w:sz w:val="32"/>
+                <w:szCs w:val="32"/>
+              </w:rPr>
+              <w:t>.</w:t>
+            </w:r>
+            <w:r>
+              <w:rPr>
+                <w:rFonts w:cs="BRH Malayalam Extra"/>
+                <w:color w:val="000000"/>
+                <w:szCs w:val="32"/>
+              </w:rPr>
+              <w:t>4</w:t>
+            </w:r>
+            <w:r>
+              <w:rPr>
+                <w:rFonts w:ascii="BRH Malayalam Extra" w:hAnsi="BRH Malayalam Extra" w:cs="BRH Malayalam Extra"/>
+                <w:color w:val="000000"/>
+                <w:sz w:val="32"/>
+                <w:szCs w:val="32"/>
+              </w:rPr>
+              <w:t>.</w:t>
+            </w:r>
+            <w:r>
+              <w:rPr>
+                <w:rFonts w:cs="BRH Malayalam Extra"/>
+                <w:color w:val="000000"/>
+                <w:szCs w:val="32"/>
+              </w:rPr>
+              <w:t>2</w:t>
+            </w:r>
+            <w:r>
+              <w:rPr>
+                <w:rFonts w:ascii="BRH Malayalam Extra" w:hAnsi="BRH Malayalam Extra" w:cs="BRH Malayalam Extra"/>
+                <w:color w:val="000000"/>
+                <w:sz w:val="32"/>
+                <w:szCs w:val="32"/>
+              </w:rPr>
+              <w:t>(</w:t>
+            </w:r>
+            <w:r>
+              <w:rPr>
+                <w:rFonts w:cs="BRH Malayalam Extra"/>
+                <w:color w:val="000000"/>
+                <w:szCs w:val="32"/>
+              </w:rPr>
+              <w:t>1</w:t>
+            </w:r>
+            <w:r>
+              <w:rPr>
+                <w:rFonts w:ascii="BRH Malayalam Extra" w:hAnsi="BRH Malayalam Extra" w:cs="BRH Malayalam Extra"/>
+                <w:color w:val="000000"/>
+                <w:sz w:val="32"/>
+                <w:szCs w:val="32"/>
+              </w:rPr>
+              <w:t>)</w:t>
+            </w:r>
+            <w:proofErr w:type="gramStart"/>
+            <w:r>
+              <w:rPr>
+                <w:rFonts w:ascii="BRH Malayalam Extra" w:hAnsi="BRH Malayalam Extra" w:cs="BRH Malayalam Extra"/>
+                <w:color w:val="000000"/>
+                <w:sz w:val="32"/>
+                <w:szCs w:val="32"/>
+              </w:rPr>
+              <w:t>-  öeZy</w:t>
+            </w:r>
+            <w:proofErr w:type="gramEnd"/>
+            <w:r>
+              <w:rPr>
+                <w:rFonts w:ascii="BRH Malayalam Extra" w:hAnsi="BRH Malayalam Extra" w:cs="BRH Malayalam Extra"/>
+                <w:color w:val="000000"/>
+                <w:sz w:val="32"/>
+                <w:szCs w:val="32"/>
+              </w:rPr>
+              <w:t>— | ¥c</w:t>
+            </w:r>
+            <w:r>
+              <w:rPr>
+                <w:rFonts w:ascii="BRH Malayalam Extra" w:hAnsi="BRH Malayalam Extra" w:cs="BRH Malayalam Extra"/>
+                <w:color w:val="000000"/>
+                <w:sz w:val="28"/>
+                <w:szCs w:val="32"/>
+              </w:rPr>
+              <w:t>–</w:t>
+            </w:r>
+            <w:r>
+              <w:rPr>
+                <w:rFonts w:ascii="BRH Malayalam Extra" w:hAnsi="BRH Malayalam Extra" w:cs="BRH Malayalam Extra"/>
+                <w:color w:val="000000"/>
+                <w:sz w:val="32"/>
+                <w:szCs w:val="32"/>
+              </w:rPr>
+              <w:t>d¡I | C</w:t>
+            </w:r>
+            <w:r>
+              <w:rPr>
+                <w:rFonts w:ascii="BRH Malayalam Extra" w:hAnsi="BRH Malayalam Extra" w:cs="BRH Malayalam Extra"/>
+                <w:color w:val="000000"/>
+                <w:sz w:val="28"/>
+                <w:szCs w:val="32"/>
+                <w:highlight w:val="yellow"/>
+              </w:rPr>
+              <w:t>–</w:t>
+            </w:r>
+            <w:r>
+              <w:rPr>
+                <w:rFonts w:ascii="BRH Malayalam Extra" w:hAnsi="BRH Malayalam Extra" w:cs="BRH Malayalam Extra"/>
+                <w:color w:val="000000"/>
+                <w:sz w:val="32"/>
+                <w:szCs w:val="32"/>
+                <w:highlight w:val="yellow"/>
+              </w:rPr>
+              <w:t>p</w:t>
+            </w:r>
+            <w:r>
+              <w:rPr>
+                <w:rFonts w:ascii="BRH Malayalam Extra" w:hAnsi="BRH Malayalam Extra" w:cs="BRH Malayalam Extra"/>
+                <w:color w:val="000000"/>
+                <w:sz w:val="32"/>
+                <w:szCs w:val="32"/>
+              </w:rPr>
+              <w:t xml:space="preserve"> | </w:t>
+            </w:r>
+          </w:p>
+          <w:p>
+            <w:pPr>
+              <w:widowControl w:val="0"/>
+              <w:autoSpaceDE w:val="0"/>
+              <w:autoSpaceDN w:val="0"/>
+              <w:adjustRightInd w:val="0"/>
+              <w:spacing w:line="240" w:lineRule="auto"/>
+              <w:rPr>
+                <w:rFonts w:ascii="BRH Malayalam Extra" w:hAnsi="BRH Malayalam Extra" w:cs="BRH Malayalam Extra"/>
+                <w:color w:val="000000"/>
+                <w:sz w:val="32"/>
+                <w:szCs w:val="32"/>
+              </w:rPr>
+            </w:pPr>
+            <w:r>
+              <w:rPr>
+                <w:rFonts w:ascii="BRH Malayalam Extra" w:hAnsi="BRH Malayalam Extra" w:cs="BRH Malayalam Extra"/>
+                <w:color w:val="000000"/>
+                <w:sz w:val="32"/>
+                <w:szCs w:val="32"/>
+              </w:rPr>
+              <w:t>öeZy— ¥c</w:t>
+            </w:r>
+            <w:r>
+              <w:rPr>
+                <w:rFonts w:ascii="BRH Malayalam Extra" w:hAnsi="BRH Malayalam Extra" w:cs="BRH Malayalam Extra"/>
+                <w:color w:val="000000"/>
+                <w:sz w:val="28"/>
+                <w:szCs w:val="32"/>
+              </w:rPr>
+              <w:t>–</w:t>
+            </w:r>
+            <w:r>
+              <w:rPr>
+                <w:rFonts w:ascii="BRH Malayalam Extra" w:hAnsi="BRH Malayalam Extra" w:cs="BRH Malayalam Extra"/>
+                <w:color w:val="000000"/>
+                <w:sz w:val="32"/>
+                <w:szCs w:val="32"/>
+              </w:rPr>
+              <w:t>d¡I ¥c</w:t>
+            </w:r>
+            <w:r>
+              <w:rPr>
+                <w:rFonts w:ascii="BRH Malayalam Extra" w:hAnsi="BRH Malayalam Extra" w:cs="BRH Malayalam Extra"/>
+                <w:color w:val="000000"/>
+                <w:sz w:val="28"/>
+                <w:szCs w:val="32"/>
+              </w:rPr>
+              <w:t>–</w:t>
+            </w:r>
+            <w:r>
+              <w:rPr>
+                <w:rFonts w:ascii="BRH Malayalam Extra" w:hAnsi="BRH Malayalam Extra" w:cs="BRH Malayalam Extra"/>
+                <w:color w:val="000000"/>
+                <w:sz w:val="32"/>
+                <w:szCs w:val="32"/>
+              </w:rPr>
+              <w:t>d¡I öeZy</w:t>
+            </w:r>
+            <w:r>
+              <w:rPr>
+                <w:rFonts w:ascii="BRH Malayalam Extra" w:hAnsi="BRH Malayalam Extra" w:cs="BRH Malayalam Extra"/>
+                <w:color w:val="000000"/>
+                <w:sz w:val="28"/>
+                <w:szCs w:val="32"/>
+              </w:rPr>
+              <w:t>–</w:t>
+            </w:r>
+            <w:r>
+              <w:rPr>
+                <w:rFonts w:ascii="BRH Malayalam Extra" w:hAnsi="BRH Malayalam Extra" w:cs="BRH Malayalam Extra"/>
+                <w:color w:val="000000"/>
+                <w:sz w:val="32"/>
+                <w:szCs w:val="32"/>
+              </w:rPr>
+              <w:t xml:space="preserve"> öeZy— ¥c</w:t>
+            </w:r>
+            <w:r>
+              <w:rPr>
+                <w:rFonts w:ascii="BRH Malayalam Extra" w:hAnsi="BRH Malayalam Extra" w:cs="BRH Malayalam Extra"/>
+                <w:color w:val="000000"/>
+                <w:sz w:val="28"/>
+                <w:szCs w:val="32"/>
+              </w:rPr>
+              <w:t>–</w:t>
+            </w:r>
+            <w:r>
+              <w:rPr>
+                <w:rFonts w:ascii="BRH Malayalam Extra" w:hAnsi="BRH Malayalam Extra" w:cs="BRH Malayalam Extra"/>
+                <w:color w:val="000000"/>
+                <w:sz w:val="32"/>
+                <w:szCs w:val="32"/>
+              </w:rPr>
+              <w:t xml:space="preserve">d¡ </w:t>
+            </w:r>
+            <w:r>
+              <w:rPr>
+                <w:rFonts w:ascii="BRH Malayalam Extra" w:hAnsi="BRH Malayalam Extra" w:cs="BRH Malayalam Extra"/>
+                <w:color w:val="000000"/>
+                <w:sz w:val="32"/>
+                <w:szCs w:val="32"/>
+                <w:highlight w:val="yellow"/>
+              </w:rPr>
+              <w:t>iy</w:t>
+            </w:r>
+            <w:r>
+              <w:rPr>
+                <w:rFonts w:ascii="BRH Malayalam Extra" w:hAnsi="BRH Malayalam Extra" w:cs="BRH Malayalam Extra"/>
+                <w:color w:val="000000"/>
+                <w:sz w:val="28"/>
+                <w:szCs w:val="32"/>
+                <w:highlight w:val="yellow"/>
+              </w:rPr>
+              <w:t>–</w:t>
+            </w:r>
+            <w:r>
+              <w:rPr>
+                <w:rFonts w:ascii="BRH Malayalam Extra" w:hAnsi="BRH Malayalam Extra" w:cs="BRH Malayalam Extra"/>
+                <w:color w:val="000000"/>
+                <w:sz w:val="32"/>
+                <w:szCs w:val="32"/>
+              </w:rPr>
+              <w:t xml:space="preserve">¥pp </w:t>
+            </w:r>
+          </w:p>
+          <w:p>
+            <w:pPr>
+              <w:widowControl w:val="0"/>
+              <w:autoSpaceDE w:val="0"/>
+              <w:autoSpaceDN w:val="0"/>
+              <w:adjustRightInd w:val="0"/>
+              <w:spacing w:line="240" w:lineRule="auto"/>
+              <w:rPr>
+                <w:rFonts w:ascii="BRH Malayalam Extra" w:hAnsi="BRH Malayalam Extra" w:cs="BRH Malayalam Extra"/>
+                <w:color w:val="000000"/>
+                <w:sz w:val="32"/>
+                <w:szCs w:val="32"/>
+              </w:rPr>
+            </w:pPr>
+            <w:r>
+              <w:rPr>
+                <w:rFonts w:ascii="BRH Malayalam Extra" w:hAnsi="BRH Malayalam Extra" w:cs="BRH Malayalam Extra"/>
+                <w:color w:val="000000"/>
+                <w:sz w:val="32"/>
+                <w:szCs w:val="32"/>
+              </w:rPr>
+              <w:t>¥c</w:t>
+            </w:r>
+            <w:r>
+              <w:rPr>
+                <w:rFonts w:ascii="BRH Malayalam Extra" w:hAnsi="BRH Malayalam Extra" w:cs="BRH Malayalam Extra"/>
+                <w:color w:val="000000"/>
+                <w:sz w:val="28"/>
+                <w:szCs w:val="32"/>
+              </w:rPr>
+              <w:t>–</w:t>
+            </w:r>
+            <w:r>
+              <w:rPr>
+                <w:rFonts w:ascii="BRH Malayalam Extra" w:hAnsi="BRH Malayalam Extra" w:cs="BRH Malayalam Extra"/>
+                <w:color w:val="000000"/>
+                <w:sz w:val="32"/>
+                <w:szCs w:val="32"/>
+              </w:rPr>
+              <w:t>d¡I öeZy</w:t>
+            </w:r>
+            <w:r>
+              <w:rPr>
+                <w:rFonts w:ascii="BRH Malayalam Extra" w:hAnsi="BRH Malayalam Extra" w:cs="BRH Malayalam Extra"/>
+                <w:color w:val="000000"/>
+                <w:sz w:val="28"/>
+                <w:szCs w:val="32"/>
+              </w:rPr>
+              <w:t>–</w:t>
+            </w:r>
+            <w:r>
+              <w:rPr>
+                <w:rFonts w:ascii="BRH Malayalam Extra" w:hAnsi="BRH Malayalam Extra" w:cs="BRH Malayalam Extra"/>
+                <w:color w:val="000000"/>
+                <w:sz w:val="32"/>
+                <w:szCs w:val="32"/>
+              </w:rPr>
+              <w:t xml:space="preserve"> öeZy— ¥c</w:t>
+            </w:r>
+            <w:r>
+              <w:rPr>
+                <w:rFonts w:ascii="BRH Malayalam Extra" w:hAnsi="BRH Malayalam Extra" w:cs="BRH Malayalam Extra"/>
+                <w:color w:val="000000"/>
+                <w:sz w:val="28"/>
+                <w:szCs w:val="32"/>
+              </w:rPr>
+              <w:t>–</w:t>
+            </w:r>
+            <w:r>
+              <w:rPr>
+                <w:rFonts w:ascii="BRH Malayalam Extra" w:hAnsi="BRH Malayalam Extra" w:cs="BRH Malayalam Extra"/>
+                <w:color w:val="000000"/>
+                <w:sz w:val="32"/>
+                <w:szCs w:val="32"/>
+              </w:rPr>
+              <w:t xml:space="preserve">d¡ </w:t>
+            </w:r>
+            <w:r>
+              <w:rPr>
+                <w:rFonts w:ascii="BRH Malayalam Extra" w:hAnsi="BRH Malayalam Extra" w:cs="BRH Malayalam Extra"/>
+                <w:color w:val="000000"/>
+                <w:sz w:val="32"/>
+                <w:szCs w:val="32"/>
+                <w:highlight w:val="yellow"/>
+              </w:rPr>
+              <w:t>iy</w:t>
+            </w:r>
+            <w:r>
+              <w:rPr>
+                <w:rFonts w:ascii="BRH Malayalam Extra" w:hAnsi="BRH Malayalam Extra" w:cs="BRH Malayalam Extra"/>
+                <w:color w:val="000000"/>
+                <w:sz w:val="28"/>
+                <w:szCs w:val="32"/>
+              </w:rPr>
+              <w:t>–</w:t>
+            </w:r>
+            <w:r>
+              <w:rPr>
+                <w:rFonts w:ascii="BRH Malayalam Extra" w:hAnsi="BRH Malayalam Extra" w:cs="BRH Malayalam Extra"/>
+                <w:color w:val="000000"/>
+                <w:sz w:val="32"/>
+                <w:szCs w:val="32"/>
+              </w:rPr>
+              <w:t xml:space="preserve">p | </w:t>
+            </w:r>
+          </w:p>
+          <w:p>
+            <w:pPr>
+              <w:widowControl w:val="0"/>
+              <w:autoSpaceDE w:val="0"/>
+              <w:autoSpaceDN w:val="0"/>
+              <w:adjustRightInd w:val="0"/>
+              <w:spacing w:line="240" w:lineRule="auto"/>
+              <w:rPr>
+                <w:rFonts w:ascii="BRH Malayalam Extra" w:hAnsi="BRH Malayalam Extra" w:cs="BRH Malayalam Extra"/>
+                <w:color w:val="000000"/>
+                <w:sz w:val="32"/>
+                <w:szCs w:val="32"/>
+              </w:rPr>
+            </w:pPr>
+            <w:r>
+              <w:rPr>
+                <w:rFonts w:ascii="BRH Malayalam Extra" w:hAnsi="BRH Malayalam Extra" w:cs="BRH Malayalam Extra"/>
+                <w:color w:val="000000"/>
+                <w:sz w:val="32"/>
+                <w:szCs w:val="32"/>
+              </w:rPr>
+              <w:t>(</w:t>
+            </w:r>
+            <w:proofErr w:type="gramStart"/>
+            <w:r>
+              <w:rPr>
+                <w:rFonts w:cs="BRH Malayalam Extra"/>
+                <w:color w:val="000000"/>
+                <w:szCs w:val="32"/>
+              </w:rPr>
+              <w:t>2</w:t>
+            </w:r>
+            <w:r>
+              <w:rPr>
+                <w:rFonts w:ascii="BRH Malayalam Extra" w:hAnsi="BRH Malayalam Extra" w:cs="BRH Malayalam Extra"/>
+                <w:color w:val="000000"/>
+                <w:sz w:val="32"/>
+                <w:szCs w:val="32"/>
+              </w:rPr>
+              <w:t>)</w:t>
+            </w:r>
+            <w:r>
+              <w:rPr>
+                <w:rFonts w:cs="BRH Malayalam Extra"/>
+                <w:color w:val="000000"/>
+                <w:szCs w:val="32"/>
+              </w:rPr>
+              <w:t>[</w:t>
+            </w:r>
+            <w:proofErr w:type="gramEnd"/>
+            <w:r>
+              <w:rPr>
+                <w:rFonts w:cs="BRH Malayalam Extra"/>
+                <w:color w:val="000000"/>
+                <w:szCs w:val="32"/>
+              </w:rPr>
+              <w:t>P11</w:t>
+            </w:r>
+            <w:r>
+              <w:rPr>
+                <w:rFonts w:ascii="BRH Malayalam Extra" w:hAnsi="BRH Malayalam Extra" w:cs="BRH Malayalam Extra"/>
+                <w:color w:val="000000"/>
+                <w:sz w:val="32"/>
+                <w:szCs w:val="32"/>
+              </w:rPr>
+              <w:t xml:space="preserve">] </w:t>
+            </w:r>
+            <w:r>
+              <w:rPr>
+                <w:rFonts w:cs="BRH Malayalam Extra"/>
+                <w:color w:val="000000"/>
+                <w:szCs w:val="32"/>
+              </w:rPr>
+              <w:t>4</w:t>
+            </w:r>
+            <w:r>
+              <w:rPr>
+                <w:rFonts w:ascii="BRH Malayalam Extra" w:hAnsi="BRH Malayalam Extra" w:cs="BRH Malayalam Extra"/>
+                <w:color w:val="000000"/>
+                <w:sz w:val="32"/>
+                <w:szCs w:val="32"/>
+              </w:rPr>
+              <w:t>.</w:t>
+            </w:r>
+            <w:r>
+              <w:rPr>
+                <w:rFonts w:cs="BRH Malayalam Extra"/>
+                <w:color w:val="000000"/>
+                <w:szCs w:val="32"/>
+              </w:rPr>
+              <w:t>4</w:t>
+            </w:r>
+            <w:r>
+              <w:rPr>
+                <w:rFonts w:ascii="BRH Malayalam Extra" w:hAnsi="BRH Malayalam Extra" w:cs="BRH Malayalam Extra"/>
+                <w:color w:val="000000"/>
+                <w:sz w:val="32"/>
+                <w:szCs w:val="32"/>
+              </w:rPr>
+              <w:t>.</w:t>
+            </w:r>
+            <w:r>
+              <w:rPr>
+                <w:rFonts w:cs="BRH Malayalam Extra"/>
+                <w:color w:val="000000"/>
+                <w:szCs w:val="32"/>
+              </w:rPr>
+              <w:t>4</w:t>
+            </w:r>
+            <w:r>
+              <w:rPr>
+                <w:rFonts w:ascii="BRH Malayalam Extra" w:hAnsi="BRH Malayalam Extra" w:cs="BRH Malayalam Extra"/>
+                <w:color w:val="000000"/>
+                <w:sz w:val="32"/>
+                <w:szCs w:val="32"/>
+              </w:rPr>
+              <w:t>.</w:t>
+            </w:r>
+            <w:r>
+              <w:rPr>
+                <w:rFonts w:cs="BRH Malayalam Extra"/>
+                <w:color w:val="000000"/>
+                <w:szCs w:val="32"/>
+              </w:rPr>
+              <w:t>2</w:t>
+            </w:r>
+            <w:r>
+              <w:rPr>
+                <w:rFonts w:ascii="BRH Malayalam Extra" w:hAnsi="BRH Malayalam Extra" w:cs="BRH Malayalam Extra"/>
+                <w:color w:val="000000"/>
+                <w:sz w:val="32"/>
+                <w:szCs w:val="32"/>
+              </w:rPr>
+              <w:t>(</w:t>
+            </w:r>
+            <w:r>
+              <w:rPr>
+                <w:rFonts w:cs="BRH Malayalam Extra"/>
+                <w:color w:val="000000"/>
+                <w:szCs w:val="32"/>
+              </w:rPr>
+              <w:t>2</w:t>
+            </w:r>
+            <w:r>
+              <w:rPr>
+                <w:rFonts w:ascii="BRH Malayalam Extra" w:hAnsi="BRH Malayalam Extra" w:cs="BRH Malayalam Extra"/>
+                <w:color w:val="000000"/>
+                <w:sz w:val="32"/>
+                <w:szCs w:val="32"/>
+              </w:rPr>
+              <w:t>)</w:t>
+            </w:r>
+            <w:proofErr w:type="gramStart"/>
+            <w:r>
+              <w:rPr>
+                <w:rFonts w:ascii="BRH Malayalam Extra" w:hAnsi="BRH Malayalam Extra" w:cs="BRH Malayalam Extra"/>
+                <w:color w:val="000000"/>
+                <w:sz w:val="32"/>
+                <w:szCs w:val="32"/>
+              </w:rPr>
+              <w:t>-  ¥</w:t>
+            </w:r>
+            <w:proofErr w:type="gramEnd"/>
+            <w:r>
+              <w:rPr>
+                <w:rFonts w:ascii="BRH Malayalam Extra" w:hAnsi="BRH Malayalam Extra" w:cs="BRH Malayalam Extra"/>
+                <w:color w:val="000000"/>
+                <w:sz w:val="32"/>
+                <w:szCs w:val="32"/>
+              </w:rPr>
+              <w:t>c</w:t>
+            </w:r>
+            <w:r>
+              <w:rPr>
+                <w:rFonts w:ascii="BRH Malayalam Extra" w:hAnsi="BRH Malayalam Extra" w:cs="BRH Malayalam Extra"/>
+                <w:color w:val="000000"/>
+                <w:sz w:val="28"/>
+                <w:szCs w:val="32"/>
+              </w:rPr>
+              <w:t>–</w:t>
+            </w:r>
+            <w:r>
+              <w:rPr>
+                <w:rFonts w:ascii="BRH Malayalam Extra" w:hAnsi="BRH Malayalam Extra" w:cs="BRH Malayalam Extra"/>
+                <w:color w:val="000000"/>
+                <w:sz w:val="32"/>
+                <w:szCs w:val="32"/>
+              </w:rPr>
+              <w:t>d¡I | C</w:t>
+            </w:r>
+            <w:r>
+              <w:rPr>
+                <w:rFonts w:ascii="BRH Malayalam Extra" w:hAnsi="BRH Malayalam Extra" w:cs="BRH Malayalam Extra"/>
+                <w:color w:val="000000"/>
+                <w:sz w:val="28"/>
+                <w:szCs w:val="32"/>
+              </w:rPr>
+              <w:t>–</w:t>
+            </w:r>
+            <w:r>
+              <w:rPr>
+                <w:rFonts w:ascii="BRH Malayalam Extra" w:hAnsi="BRH Malayalam Extra" w:cs="BRH Malayalam Extra"/>
+                <w:color w:val="000000"/>
+                <w:sz w:val="32"/>
+                <w:szCs w:val="32"/>
+                <w:highlight w:val="yellow"/>
+              </w:rPr>
+              <w:t>p</w:t>
+            </w:r>
+            <w:r>
+              <w:rPr>
+                <w:rFonts w:ascii="BRH Malayalam Extra" w:hAnsi="BRH Malayalam Extra" w:cs="BRH Malayalam Extra"/>
+                <w:color w:val="000000"/>
+                <w:sz w:val="32"/>
+                <w:szCs w:val="32"/>
+              </w:rPr>
+              <w:t xml:space="preserve"> | B</w:t>
+            </w:r>
+            <w:r>
+              <w:rPr>
+                <w:rFonts w:ascii="BRH Malayalam Extra" w:hAnsi="BRH Malayalam Extra" w:cs="BRH Malayalam Extra"/>
+                <w:color w:val="000000"/>
+                <w:sz w:val="28"/>
+                <w:szCs w:val="32"/>
+              </w:rPr>
+              <w:t>–</w:t>
+            </w:r>
+            <w:r>
+              <w:rPr>
+                <w:rFonts w:ascii="BRH Malayalam Extra" w:hAnsi="BRH Malayalam Extra" w:cs="BRH Malayalam Extra"/>
+                <w:color w:val="000000"/>
+                <w:sz w:val="32"/>
+                <w:szCs w:val="32"/>
+              </w:rPr>
+              <w:t>j</w:t>
+            </w:r>
+            <w:r>
+              <w:rPr>
+                <w:rFonts w:ascii="BRH Malayalam Extra" w:hAnsi="BRH Malayalam Extra" w:cs="BRH Malayalam Extra"/>
+                <w:color w:val="000000"/>
+                <w:sz w:val="28"/>
+                <w:szCs w:val="32"/>
+              </w:rPr>
+              <w:t>–</w:t>
+            </w:r>
+            <w:r>
+              <w:rPr>
+                <w:rFonts w:ascii="BRH Malayalam Extra" w:hAnsi="BRH Malayalam Extra" w:cs="BRH Malayalam Extra"/>
+                <w:color w:val="000000"/>
+                <w:sz w:val="32"/>
+                <w:szCs w:val="32"/>
+              </w:rPr>
+              <w:t>ZzI |</w:t>
+            </w:r>
+          </w:p>
+          <w:p>
+            <w:pPr>
+              <w:widowControl w:val="0"/>
+              <w:autoSpaceDE w:val="0"/>
+              <w:autoSpaceDN w:val="0"/>
+              <w:adjustRightInd w:val="0"/>
+              <w:spacing w:line="240" w:lineRule="auto"/>
+              <w:rPr>
+                <w:rFonts w:ascii="BRH Malayalam Extra" w:hAnsi="BRH Malayalam Extra" w:cs="BRH Malayalam Extra"/>
+                <w:color w:val="000000"/>
+                <w:sz w:val="32"/>
+                <w:szCs w:val="32"/>
+              </w:rPr>
+            </w:pPr>
+            <w:r>
+              <w:rPr>
+                <w:rFonts w:ascii="BRH Malayalam Extra" w:hAnsi="BRH Malayalam Extra" w:cs="BRH Malayalam Extra"/>
+                <w:color w:val="000000"/>
+                <w:sz w:val="32"/>
+                <w:szCs w:val="32"/>
+              </w:rPr>
+              <w:t>¥c</w:t>
+            </w:r>
+            <w:r>
+              <w:rPr>
+                <w:rFonts w:ascii="BRH Malayalam Extra" w:hAnsi="BRH Malayalam Extra" w:cs="BRH Malayalam Extra"/>
+                <w:color w:val="000000"/>
+                <w:sz w:val="28"/>
+                <w:szCs w:val="32"/>
+              </w:rPr>
+              <w:t>–</w:t>
+            </w:r>
+            <w:r>
+              <w:rPr>
+                <w:rFonts w:ascii="BRH Malayalam Extra" w:hAnsi="BRH Malayalam Extra" w:cs="BRH Malayalam Extra"/>
+                <w:color w:val="000000"/>
+                <w:sz w:val="32"/>
+                <w:szCs w:val="32"/>
+              </w:rPr>
+              <w:t xml:space="preserve">d¡ </w:t>
+            </w:r>
+            <w:r>
+              <w:rPr>
+                <w:rFonts w:ascii="BRH Malayalam Extra" w:hAnsi="BRH Malayalam Extra" w:cs="BRH Malayalam Extra"/>
+                <w:color w:val="000000"/>
+                <w:sz w:val="32"/>
+                <w:szCs w:val="32"/>
+                <w:highlight w:val="yellow"/>
+              </w:rPr>
+              <w:t>iy</w:t>
+            </w:r>
+            <w:r>
+              <w:rPr>
+                <w:rFonts w:ascii="BRH Malayalam Extra" w:hAnsi="BRH Malayalam Extra" w:cs="BRH Malayalam Extra"/>
+                <w:color w:val="000000"/>
+                <w:sz w:val="28"/>
+                <w:szCs w:val="32"/>
+              </w:rPr>
+              <w:t>–</w:t>
+            </w:r>
+            <w:r>
+              <w:rPr>
+                <w:rFonts w:ascii="BRH Malayalam Extra" w:hAnsi="BRH Malayalam Extra" w:cs="BRH Malayalam Extra"/>
+                <w:color w:val="000000"/>
+                <w:sz w:val="32"/>
+                <w:szCs w:val="32"/>
+              </w:rPr>
+              <w:t>¥pp ¥c</w:t>
+            </w:r>
+            <w:r>
+              <w:rPr>
+                <w:rFonts w:ascii="BRH Malayalam Extra" w:hAnsi="BRH Malayalam Extra" w:cs="BRH Malayalam Extra"/>
+                <w:color w:val="000000"/>
+                <w:sz w:val="28"/>
+                <w:szCs w:val="32"/>
+              </w:rPr>
+              <w:t>–</w:t>
+            </w:r>
+            <w:r>
+              <w:rPr>
+                <w:rFonts w:ascii="BRH Malayalam Extra" w:hAnsi="BRH Malayalam Extra" w:cs="BRH Malayalam Extra"/>
+                <w:color w:val="000000"/>
+                <w:sz w:val="32"/>
+                <w:szCs w:val="32"/>
+              </w:rPr>
+              <w:t>d¡I ¥c</w:t>
+            </w:r>
+            <w:r>
+              <w:rPr>
+                <w:rFonts w:ascii="BRH Malayalam Extra" w:hAnsi="BRH Malayalam Extra" w:cs="BRH Malayalam Extra"/>
+                <w:color w:val="000000"/>
+                <w:sz w:val="28"/>
+                <w:szCs w:val="32"/>
+              </w:rPr>
+              <w:t>–</w:t>
+            </w:r>
+            <w:r>
+              <w:rPr>
+                <w:rFonts w:ascii="BRH Malayalam Extra" w:hAnsi="BRH Malayalam Extra" w:cs="BRH Malayalam Extra"/>
+                <w:color w:val="000000"/>
+                <w:sz w:val="32"/>
+                <w:szCs w:val="32"/>
+              </w:rPr>
+              <w:t xml:space="preserve">d¡ </w:t>
+            </w:r>
+            <w:r>
+              <w:rPr>
+                <w:rFonts w:ascii="BRH Malayalam Extra" w:hAnsi="BRH Malayalam Extra" w:cs="BRH Malayalam Extra"/>
+                <w:color w:val="000000"/>
+                <w:sz w:val="32"/>
+                <w:szCs w:val="32"/>
+                <w:highlight w:val="yellow"/>
+              </w:rPr>
+              <w:t>iy</w:t>
+            </w:r>
+            <w:r>
+              <w:rPr>
+                <w:rFonts w:ascii="BRH Malayalam Extra" w:hAnsi="BRH Malayalam Extra" w:cs="BRH Malayalam Extra"/>
+                <w:color w:val="000000"/>
+                <w:sz w:val="28"/>
+                <w:szCs w:val="32"/>
+                <w:highlight w:val="yellow"/>
+              </w:rPr>
+              <w:t>–</w:t>
+            </w:r>
+            <w:r>
+              <w:rPr>
+                <w:rFonts w:ascii="BRH Malayalam Extra" w:hAnsi="BRH Malayalam Extra" w:cs="BRH Malayalam Extra"/>
+                <w:color w:val="000000"/>
+                <w:sz w:val="32"/>
+                <w:szCs w:val="32"/>
+              </w:rPr>
+              <w:t>pxj</w:t>
+            </w:r>
+            <w:r>
+              <w:rPr>
+                <w:rFonts w:ascii="BRH Malayalam Extra" w:hAnsi="BRH Malayalam Extra" w:cs="BRH Malayalam Extra"/>
+                <w:color w:val="000000"/>
+                <w:sz w:val="28"/>
+                <w:szCs w:val="32"/>
+              </w:rPr>
+              <w:t>–</w:t>
+            </w:r>
+            <w:r>
+              <w:rPr>
+                <w:rFonts w:ascii="BRH Malayalam Extra" w:hAnsi="BRH Malayalam Extra" w:cs="BRH Malayalam Extra"/>
+                <w:color w:val="000000"/>
+                <w:sz w:val="32"/>
+                <w:szCs w:val="32"/>
+              </w:rPr>
+              <w:t>Zz ix—j</w:t>
+            </w:r>
+            <w:r>
+              <w:rPr>
+                <w:rFonts w:ascii="BRH Malayalam Extra" w:hAnsi="BRH Malayalam Extra" w:cs="BRH Malayalam Extra"/>
+                <w:color w:val="000000"/>
+                <w:sz w:val="28"/>
+                <w:szCs w:val="32"/>
+              </w:rPr>
+              <w:t>–</w:t>
+            </w:r>
+            <w:r>
+              <w:rPr>
+                <w:rFonts w:ascii="BRH Malayalam Extra" w:hAnsi="BRH Malayalam Extra" w:cs="BRH Malayalam Extra"/>
+                <w:color w:val="000000"/>
+                <w:sz w:val="32"/>
+                <w:szCs w:val="32"/>
+              </w:rPr>
+              <w:t xml:space="preserve">Zz </w:t>
+            </w:r>
+            <w:r>
+              <w:rPr>
+                <w:rFonts w:ascii="BRH Malayalam Extra" w:hAnsi="BRH Malayalam Extra" w:cs="BRH Malayalam Extra"/>
+                <w:color w:val="000000"/>
+                <w:sz w:val="32"/>
+                <w:szCs w:val="32"/>
+                <w:highlight w:val="yellow"/>
+              </w:rPr>
+              <w:t>iy</w:t>
+            </w:r>
+            <w:r>
+              <w:rPr>
+                <w:rFonts w:ascii="BRH Malayalam Extra" w:hAnsi="BRH Malayalam Extra" w:cs="BRH Malayalam Extra"/>
+                <w:color w:val="000000"/>
+                <w:sz w:val="28"/>
+                <w:szCs w:val="32"/>
+              </w:rPr>
+              <w:t>–</w:t>
+            </w:r>
+            <w:r>
+              <w:rPr>
+                <w:rFonts w:ascii="BRH Malayalam Extra" w:hAnsi="BRH Malayalam Extra" w:cs="BRH Malayalam Extra"/>
+                <w:color w:val="000000"/>
+                <w:sz w:val="32"/>
+                <w:szCs w:val="32"/>
+              </w:rPr>
+              <w:t>p ¥c</w:t>
+            </w:r>
+            <w:r>
+              <w:rPr>
+                <w:rFonts w:ascii="BRH Malayalam Extra" w:hAnsi="BRH Malayalam Extra" w:cs="BRH Malayalam Extra"/>
+                <w:color w:val="000000"/>
+                <w:sz w:val="28"/>
+                <w:szCs w:val="32"/>
+              </w:rPr>
+              <w:t>–</w:t>
+            </w:r>
+            <w:r>
+              <w:rPr>
+                <w:rFonts w:ascii="BRH Malayalam Extra" w:hAnsi="BRH Malayalam Extra" w:cs="BRH Malayalam Extra"/>
+                <w:color w:val="000000"/>
+                <w:sz w:val="32"/>
+                <w:szCs w:val="32"/>
+              </w:rPr>
+              <w:t>d¡I ¥c</w:t>
+            </w:r>
+            <w:r>
+              <w:rPr>
+                <w:rFonts w:ascii="BRH Malayalam Extra" w:hAnsi="BRH Malayalam Extra" w:cs="BRH Malayalam Extra"/>
+                <w:color w:val="000000"/>
+                <w:sz w:val="28"/>
+                <w:szCs w:val="32"/>
+              </w:rPr>
+              <w:t>–</w:t>
+            </w:r>
+            <w:r>
+              <w:rPr>
+                <w:rFonts w:ascii="BRH Malayalam Extra" w:hAnsi="BRH Malayalam Extra" w:cs="BRH Malayalam Extra"/>
+                <w:color w:val="000000"/>
+                <w:sz w:val="32"/>
+                <w:szCs w:val="32"/>
+              </w:rPr>
+              <w:t xml:space="preserve">d¡ </w:t>
+            </w:r>
+            <w:r>
+              <w:rPr>
+                <w:rFonts w:ascii="BRH Malayalam Extra" w:hAnsi="BRH Malayalam Extra" w:cs="BRH Malayalam Extra"/>
+                <w:color w:val="000000"/>
+                <w:sz w:val="32"/>
+                <w:szCs w:val="32"/>
+                <w:highlight w:val="yellow"/>
+              </w:rPr>
+              <w:t>iy</w:t>
+            </w:r>
+            <w:r>
+              <w:rPr>
+                <w:rFonts w:ascii="BRH Malayalam Extra" w:hAnsi="BRH Malayalam Extra" w:cs="BRH Malayalam Extra"/>
+                <w:color w:val="000000"/>
+                <w:sz w:val="28"/>
+                <w:szCs w:val="32"/>
+                <w:highlight w:val="yellow"/>
+              </w:rPr>
+              <w:t>–</w:t>
+            </w:r>
+            <w:r>
+              <w:rPr>
+                <w:rFonts w:ascii="BRH Malayalam Extra" w:hAnsi="BRH Malayalam Extra" w:cs="BRH Malayalam Extra"/>
+                <w:color w:val="000000"/>
+                <w:sz w:val="32"/>
+                <w:szCs w:val="32"/>
+              </w:rPr>
+              <w:t>pxj</w:t>
+            </w:r>
+            <w:r>
+              <w:rPr>
+                <w:rFonts w:ascii="BRH Malayalam Extra" w:hAnsi="BRH Malayalam Extra" w:cs="BRH Malayalam Extra"/>
+                <w:color w:val="000000"/>
+                <w:sz w:val="28"/>
+                <w:szCs w:val="32"/>
+              </w:rPr>
+              <w:t>–</w:t>
+            </w:r>
+            <w:r>
+              <w:rPr>
+                <w:rFonts w:ascii="BRH Malayalam Extra" w:hAnsi="BRH Malayalam Extra" w:cs="BRH Malayalam Extra"/>
+                <w:color w:val="000000"/>
+                <w:sz w:val="32"/>
+                <w:szCs w:val="32"/>
+              </w:rPr>
+              <w:t xml:space="preserve">ZzI | </w:t>
+            </w:r>
+          </w:p>
+          <w:p>
+            <w:pPr>
+              <w:widowControl w:val="0"/>
+              <w:autoSpaceDE w:val="0"/>
+              <w:autoSpaceDN w:val="0"/>
+              <w:adjustRightInd w:val="0"/>
+              <w:spacing w:line="240" w:lineRule="auto"/>
+              <w:rPr>
+                <w:rFonts w:ascii="BRH Malayalam Extra" w:hAnsi="BRH Malayalam Extra" w:cs="BRH Malayalam Extra"/>
+                <w:color w:val="000000"/>
+                <w:sz w:val="32"/>
+                <w:szCs w:val="32"/>
+              </w:rPr>
+            </w:pPr>
+            <w:r>
+              <w:rPr>
+                <w:rFonts w:ascii="BRH Malayalam Extra" w:hAnsi="BRH Malayalam Extra" w:cs="BRH Malayalam Extra"/>
+                <w:color w:val="000000"/>
+                <w:sz w:val="32"/>
+                <w:szCs w:val="32"/>
+              </w:rPr>
+              <w:t>(</w:t>
+            </w:r>
+            <w:proofErr w:type="gramStart"/>
+            <w:r>
+              <w:rPr>
+                <w:rFonts w:cs="BRH Malayalam Extra"/>
+                <w:color w:val="000000"/>
+                <w:szCs w:val="32"/>
+              </w:rPr>
+              <w:t>3</w:t>
+            </w:r>
+            <w:r>
+              <w:rPr>
+                <w:rFonts w:ascii="BRH Malayalam Extra" w:hAnsi="BRH Malayalam Extra" w:cs="BRH Malayalam Extra"/>
+                <w:color w:val="000000"/>
+                <w:sz w:val="32"/>
+                <w:szCs w:val="32"/>
+              </w:rPr>
+              <w:t>)</w:t>
+            </w:r>
+            <w:r>
+              <w:rPr>
+                <w:rFonts w:cs="BRH Malayalam Extra"/>
+                <w:color w:val="000000"/>
+                <w:szCs w:val="32"/>
+              </w:rPr>
+              <w:t>[</w:t>
+            </w:r>
+            <w:proofErr w:type="gramEnd"/>
+            <w:r>
+              <w:rPr>
+                <w:rFonts w:cs="BRH Malayalam Extra"/>
+                <w:color w:val="000000"/>
+                <w:szCs w:val="32"/>
+              </w:rPr>
+              <w:t>P11</w:t>
+            </w:r>
+            <w:r>
+              <w:rPr>
+                <w:rFonts w:ascii="BRH Malayalam Extra" w:hAnsi="BRH Malayalam Extra" w:cs="BRH Malayalam Extra"/>
+                <w:color w:val="000000"/>
+                <w:sz w:val="32"/>
+                <w:szCs w:val="32"/>
+              </w:rPr>
+              <w:t xml:space="preserve">] </w:t>
+            </w:r>
+            <w:r>
+              <w:rPr>
+                <w:rFonts w:cs="BRH Malayalam Extra"/>
+                <w:color w:val="000000"/>
+                <w:szCs w:val="32"/>
+              </w:rPr>
+              <w:t>4</w:t>
+            </w:r>
+            <w:r>
+              <w:rPr>
+                <w:rFonts w:ascii="BRH Malayalam Extra" w:hAnsi="BRH Malayalam Extra" w:cs="BRH Malayalam Extra"/>
+                <w:color w:val="000000"/>
+                <w:sz w:val="32"/>
+                <w:szCs w:val="32"/>
+              </w:rPr>
+              <w:t>.</w:t>
+            </w:r>
+            <w:r>
+              <w:rPr>
+                <w:rFonts w:cs="BRH Malayalam Extra"/>
+                <w:color w:val="000000"/>
+                <w:szCs w:val="32"/>
+              </w:rPr>
+              <w:t>4</w:t>
+            </w:r>
+            <w:r>
+              <w:rPr>
+                <w:rFonts w:ascii="BRH Malayalam Extra" w:hAnsi="BRH Malayalam Extra" w:cs="BRH Malayalam Extra"/>
+                <w:color w:val="000000"/>
+                <w:sz w:val="32"/>
+                <w:szCs w:val="32"/>
+              </w:rPr>
+              <w:t>.</w:t>
+            </w:r>
+            <w:r>
+              <w:rPr>
+                <w:rFonts w:cs="BRH Malayalam Extra"/>
+                <w:color w:val="000000"/>
+                <w:szCs w:val="32"/>
+              </w:rPr>
+              <w:t>4</w:t>
+            </w:r>
+            <w:r>
+              <w:rPr>
+                <w:rFonts w:ascii="BRH Malayalam Extra" w:hAnsi="BRH Malayalam Extra" w:cs="BRH Malayalam Extra"/>
+                <w:color w:val="000000"/>
+                <w:sz w:val="32"/>
+                <w:szCs w:val="32"/>
+              </w:rPr>
+              <w:t>.</w:t>
+            </w:r>
+            <w:r>
+              <w:rPr>
+                <w:rFonts w:cs="BRH Malayalam Extra"/>
+                <w:color w:val="000000"/>
+                <w:szCs w:val="32"/>
+              </w:rPr>
+              <w:t>2</w:t>
+            </w:r>
+            <w:r>
+              <w:rPr>
+                <w:rFonts w:ascii="BRH Malayalam Extra" w:hAnsi="BRH Malayalam Extra" w:cs="BRH Malayalam Extra"/>
+                <w:color w:val="000000"/>
+                <w:sz w:val="32"/>
+                <w:szCs w:val="32"/>
+              </w:rPr>
+              <w:t>(</w:t>
+            </w:r>
+            <w:r>
+              <w:rPr>
+                <w:rFonts w:cs="BRH Malayalam Extra"/>
+                <w:color w:val="000000"/>
+                <w:szCs w:val="32"/>
+              </w:rPr>
+              <w:t>3</w:t>
+            </w:r>
+            <w:r>
+              <w:rPr>
+                <w:rFonts w:ascii="BRH Malayalam Extra" w:hAnsi="BRH Malayalam Extra" w:cs="BRH Malayalam Extra"/>
+                <w:color w:val="000000"/>
+                <w:sz w:val="32"/>
+                <w:szCs w:val="32"/>
+              </w:rPr>
+              <w:t>)</w:t>
+            </w:r>
+            <w:proofErr w:type="gramStart"/>
+            <w:r>
+              <w:rPr>
+                <w:rFonts w:ascii="BRH Malayalam Extra" w:hAnsi="BRH Malayalam Extra" w:cs="BRH Malayalam Extra"/>
+                <w:color w:val="000000"/>
+                <w:sz w:val="32"/>
+                <w:szCs w:val="32"/>
+              </w:rPr>
+              <w:t>-  C</w:t>
+            </w:r>
+            <w:proofErr w:type="gramEnd"/>
+            <w:r>
+              <w:rPr>
+                <w:rFonts w:ascii="BRH Malayalam Extra" w:hAnsi="BRH Malayalam Extra" w:cs="BRH Malayalam Extra"/>
+                <w:color w:val="000000"/>
+                <w:sz w:val="28"/>
+                <w:szCs w:val="32"/>
+              </w:rPr>
+              <w:t>–</w:t>
+            </w:r>
+            <w:r>
+              <w:rPr>
+                <w:rFonts w:ascii="BRH Malayalam Extra" w:hAnsi="BRH Malayalam Extra" w:cs="BRH Malayalam Extra"/>
+                <w:color w:val="000000"/>
+                <w:sz w:val="32"/>
+                <w:szCs w:val="32"/>
+                <w:highlight w:val="yellow"/>
+              </w:rPr>
+              <w:t>p</w:t>
+            </w:r>
+            <w:r>
+              <w:rPr>
+                <w:rFonts w:ascii="BRH Malayalam Extra" w:hAnsi="BRH Malayalam Extra" w:cs="BRH Malayalam Extra"/>
+                <w:color w:val="000000"/>
+                <w:sz w:val="32"/>
+                <w:szCs w:val="32"/>
+              </w:rPr>
+              <w:t xml:space="preserve"> | B</w:t>
+            </w:r>
+            <w:r>
+              <w:rPr>
+                <w:rFonts w:ascii="BRH Malayalam Extra" w:hAnsi="BRH Malayalam Extra" w:cs="BRH Malayalam Extra"/>
+                <w:color w:val="000000"/>
+                <w:sz w:val="28"/>
+                <w:szCs w:val="32"/>
+              </w:rPr>
+              <w:t>–</w:t>
+            </w:r>
+            <w:r>
+              <w:rPr>
+                <w:rFonts w:ascii="BRH Malayalam Extra" w:hAnsi="BRH Malayalam Extra" w:cs="BRH Malayalam Extra"/>
+                <w:color w:val="000000"/>
+                <w:sz w:val="32"/>
+                <w:szCs w:val="32"/>
+              </w:rPr>
+              <w:t>j</w:t>
+            </w:r>
+            <w:r>
+              <w:rPr>
+                <w:rFonts w:ascii="BRH Malayalam Extra" w:hAnsi="BRH Malayalam Extra" w:cs="BRH Malayalam Extra"/>
+                <w:color w:val="000000"/>
+                <w:sz w:val="28"/>
+                <w:szCs w:val="32"/>
+              </w:rPr>
+              <w:t>–</w:t>
+            </w:r>
+            <w:r>
+              <w:rPr>
+                <w:rFonts w:ascii="BRH Malayalam Extra" w:hAnsi="BRH Malayalam Extra" w:cs="BRH Malayalam Extra"/>
+                <w:color w:val="000000"/>
+                <w:sz w:val="32"/>
+                <w:szCs w:val="32"/>
+              </w:rPr>
+              <w:t>ZzI | D</w:t>
+            </w:r>
+            <w:r>
+              <w:rPr>
+                <w:rFonts w:ascii="BRH Malayalam Extra" w:hAnsi="BRH Malayalam Extra" w:cs="BRH Malayalam Extra"/>
+                <w:color w:val="000000"/>
+                <w:sz w:val="28"/>
+                <w:szCs w:val="32"/>
+              </w:rPr>
+              <w:t>–</w:t>
+            </w:r>
+            <w:r>
+              <w:rPr>
+                <w:rFonts w:ascii="BRH Malayalam Extra" w:hAnsi="BRH Malayalam Extra" w:cs="BRH Malayalam Extra"/>
+                <w:color w:val="000000"/>
+                <w:sz w:val="32"/>
+                <w:szCs w:val="32"/>
+              </w:rPr>
+              <w:t>rxs˜I ||</w:t>
+            </w:r>
+          </w:p>
+          <w:p>
+            <w:pPr>
+              <w:widowControl w:val="0"/>
+              <w:autoSpaceDE w:val="0"/>
+              <w:autoSpaceDN w:val="0"/>
+              <w:adjustRightInd w:val="0"/>
+              <w:spacing w:line="240" w:lineRule="auto"/>
+              <w:rPr>
+                <w:rFonts w:ascii="BRH Malayalam Extra" w:hAnsi="BRH Malayalam Extra" w:cs="BRH Malayalam Extra"/>
+                <w:color w:val="000000"/>
+                <w:sz w:val="32"/>
+                <w:szCs w:val="32"/>
+              </w:rPr>
+            </w:pPr>
+            <w:r>
+              <w:rPr>
+                <w:rFonts w:ascii="BRH Malayalam Extra" w:hAnsi="BRH Malayalam Extra" w:cs="BRH Malayalam Extra"/>
+                <w:color w:val="000000"/>
+                <w:sz w:val="32"/>
+                <w:szCs w:val="32"/>
+              </w:rPr>
+              <w:t>C</w:t>
+            </w:r>
+            <w:r>
+              <w:rPr>
+                <w:rFonts w:ascii="BRH Malayalam Extra" w:hAnsi="BRH Malayalam Extra" w:cs="BRH Malayalam Extra"/>
+                <w:color w:val="000000"/>
+                <w:sz w:val="28"/>
+                <w:szCs w:val="32"/>
+              </w:rPr>
+              <w:t>–</w:t>
+            </w:r>
+            <w:r>
+              <w:rPr>
+                <w:rFonts w:ascii="BRH Malayalam Extra" w:hAnsi="BRH Malayalam Extra" w:cs="BRH Malayalam Extra"/>
+                <w:color w:val="000000"/>
+                <w:sz w:val="32"/>
+                <w:szCs w:val="32"/>
+                <w:highlight w:val="yellow"/>
+              </w:rPr>
+              <w:t>px</w:t>
+            </w:r>
+            <w:r>
+              <w:rPr>
+                <w:rFonts w:ascii="BRH Malayalam Extra" w:hAnsi="BRH Malayalam Extra" w:cs="BRH Malayalam Extra"/>
+                <w:color w:val="000000"/>
+                <w:sz w:val="32"/>
+                <w:szCs w:val="32"/>
+              </w:rPr>
+              <w:t>j</w:t>
+            </w:r>
+            <w:r>
+              <w:rPr>
+                <w:rFonts w:ascii="BRH Malayalam Extra" w:hAnsi="BRH Malayalam Extra" w:cs="BRH Malayalam Extra"/>
+                <w:color w:val="000000"/>
+                <w:sz w:val="28"/>
+                <w:szCs w:val="32"/>
+              </w:rPr>
+              <w:t>–</w:t>
+            </w:r>
+            <w:r>
+              <w:rPr>
+                <w:rFonts w:ascii="BRH Malayalam Extra" w:hAnsi="BRH Malayalam Extra" w:cs="BRH Malayalam Extra"/>
+                <w:color w:val="000000"/>
+                <w:sz w:val="32"/>
+                <w:szCs w:val="32"/>
+              </w:rPr>
+              <w:t>Zz ix—j</w:t>
+            </w:r>
+            <w:r>
+              <w:rPr>
+                <w:rFonts w:ascii="BRH Malayalam Extra" w:hAnsi="BRH Malayalam Extra" w:cs="BRH Malayalam Extra"/>
+                <w:color w:val="000000"/>
+                <w:sz w:val="28"/>
+                <w:szCs w:val="32"/>
+              </w:rPr>
+              <w:t>–</w:t>
+            </w:r>
+            <w:r>
+              <w:rPr>
+                <w:rFonts w:ascii="BRH Malayalam Extra" w:hAnsi="BRH Malayalam Extra" w:cs="BRH Malayalam Extra"/>
+                <w:color w:val="000000"/>
+                <w:sz w:val="32"/>
+                <w:szCs w:val="32"/>
+              </w:rPr>
+              <w:t xml:space="preserve">Zz </w:t>
+            </w:r>
+            <w:r>
+              <w:rPr>
+                <w:rFonts w:ascii="BRH Malayalam Extra" w:hAnsi="BRH Malayalam Extra" w:cs="BRH Malayalam Extra"/>
+                <w:color w:val="000000"/>
+                <w:sz w:val="32"/>
+                <w:szCs w:val="32"/>
+                <w:highlight w:val="yellow"/>
+              </w:rPr>
+              <w:t>iy</w:t>
+            </w:r>
+            <w:r>
+              <w:rPr>
+                <w:rFonts w:ascii="BRH Malayalam Extra" w:hAnsi="BRH Malayalam Extra" w:cs="BRH Malayalam Extra"/>
+                <w:color w:val="000000"/>
+                <w:sz w:val="28"/>
+                <w:szCs w:val="32"/>
+                <w:highlight w:val="yellow"/>
+              </w:rPr>
+              <w:t>–</w:t>
+            </w:r>
+            <w:r>
+              <w:rPr>
+                <w:rFonts w:ascii="BRH Malayalam Extra" w:hAnsi="BRH Malayalam Extra" w:cs="BRH Malayalam Extra"/>
+                <w:color w:val="000000"/>
+                <w:sz w:val="32"/>
+                <w:szCs w:val="32"/>
+              </w:rPr>
+              <w:t>¥p pxj</w:t>
+            </w:r>
+            <w:r>
+              <w:rPr>
+                <w:rFonts w:ascii="BRH Malayalam Extra" w:hAnsi="BRH Malayalam Extra" w:cs="BRH Malayalam Extra"/>
+                <w:color w:val="000000"/>
+                <w:sz w:val="28"/>
+                <w:szCs w:val="32"/>
+              </w:rPr>
+              <w:t>–</w:t>
+            </w:r>
+            <w:r>
+              <w:rPr>
+                <w:rFonts w:ascii="BRH Malayalam Extra" w:hAnsi="BRH Malayalam Extra" w:cs="BRH Malayalam Extra"/>
+                <w:color w:val="000000"/>
+                <w:sz w:val="32"/>
+                <w:szCs w:val="32"/>
+              </w:rPr>
+              <w:t>Zz i¡</w:t>
+            </w:r>
+            <w:r>
+              <w:rPr>
+                <w:rFonts w:ascii="BRH Malayalam Extra" w:hAnsi="BRH Malayalam Extra" w:cs="BRH Malayalam Extra"/>
+                <w:color w:val="000000"/>
+                <w:sz w:val="28"/>
+                <w:szCs w:val="32"/>
+              </w:rPr>
+              <w:t>–</w:t>
+            </w:r>
+            <w:r>
+              <w:rPr>
+                <w:rFonts w:ascii="BRH Malayalam Extra" w:hAnsi="BRH Malayalam Extra" w:cs="BRH Malayalam Extra"/>
+                <w:color w:val="000000"/>
+                <w:sz w:val="32"/>
+                <w:szCs w:val="32"/>
+              </w:rPr>
+              <w:t>rxs— i¡</w:t>
+            </w:r>
+            <w:r>
+              <w:rPr>
+                <w:rFonts w:ascii="BRH Malayalam Extra" w:hAnsi="BRH Malayalam Extra" w:cs="BRH Malayalam Extra"/>
+                <w:color w:val="000000"/>
+                <w:sz w:val="28"/>
+                <w:szCs w:val="32"/>
+              </w:rPr>
+              <w:t>–</w:t>
+            </w:r>
+            <w:r>
+              <w:rPr>
+                <w:rFonts w:ascii="BRH Malayalam Extra" w:hAnsi="BRH Malayalam Extra" w:cs="BRH Malayalam Extra"/>
+                <w:color w:val="000000"/>
+                <w:sz w:val="32"/>
+                <w:szCs w:val="32"/>
+              </w:rPr>
+              <w:t>rxs— ixj</w:t>
+            </w:r>
+            <w:r>
+              <w:rPr>
+                <w:rFonts w:ascii="BRH Malayalam Extra" w:hAnsi="BRH Malayalam Extra" w:cs="BRH Malayalam Extra"/>
+                <w:color w:val="000000"/>
+                <w:sz w:val="28"/>
+                <w:szCs w:val="32"/>
+              </w:rPr>
+              <w:t>–</w:t>
+            </w:r>
+            <w:r>
+              <w:rPr>
+                <w:rFonts w:ascii="BRH Malayalam Extra" w:hAnsi="BRH Malayalam Extra" w:cs="BRH Malayalam Extra"/>
+                <w:color w:val="000000"/>
+                <w:sz w:val="32"/>
+                <w:szCs w:val="32"/>
+              </w:rPr>
+              <w:t xml:space="preserve">Zz </w:t>
+            </w:r>
+            <w:r>
+              <w:rPr>
+                <w:rFonts w:ascii="BRH Malayalam Extra" w:hAnsi="BRH Malayalam Extra" w:cs="BRH Malayalam Extra"/>
+                <w:color w:val="000000"/>
+                <w:sz w:val="32"/>
+                <w:szCs w:val="32"/>
+                <w:highlight w:val="yellow"/>
+              </w:rPr>
+              <w:t>iy</w:t>
+            </w:r>
+            <w:r>
+              <w:rPr>
+                <w:rFonts w:ascii="BRH Malayalam Extra" w:hAnsi="BRH Malayalam Extra" w:cs="BRH Malayalam Extra"/>
+                <w:color w:val="000000"/>
+                <w:sz w:val="28"/>
+                <w:szCs w:val="32"/>
+                <w:highlight w:val="yellow"/>
+              </w:rPr>
+              <w:t>–</w:t>
+            </w:r>
+            <w:r>
+              <w:rPr>
+                <w:rFonts w:ascii="BRH Malayalam Extra" w:hAnsi="BRH Malayalam Extra" w:cs="BRH Malayalam Extra"/>
+                <w:color w:val="000000"/>
+                <w:sz w:val="32"/>
+                <w:szCs w:val="32"/>
+              </w:rPr>
+              <w:t>¥p pxj</w:t>
+            </w:r>
+            <w:r>
+              <w:rPr>
+                <w:rFonts w:ascii="BRH Malayalam Extra" w:hAnsi="BRH Malayalam Extra" w:cs="BRH Malayalam Extra"/>
+                <w:color w:val="000000"/>
+                <w:sz w:val="28"/>
+                <w:szCs w:val="32"/>
+              </w:rPr>
+              <w:t>–</w:t>
+            </w:r>
+            <w:r>
+              <w:rPr>
+                <w:rFonts w:ascii="BRH Malayalam Extra" w:hAnsi="BRH Malayalam Extra" w:cs="BRH Malayalam Extra"/>
+                <w:color w:val="000000"/>
+                <w:sz w:val="32"/>
+                <w:szCs w:val="32"/>
+              </w:rPr>
+              <w:t>Zz i¡</w:t>
+            </w:r>
+            <w:r>
+              <w:rPr>
+                <w:rFonts w:ascii="BRH Malayalam Extra" w:hAnsi="BRH Malayalam Extra" w:cs="BRH Malayalam Extra"/>
+                <w:color w:val="000000"/>
+                <w:sz w:val="28"/>
+                <w:szCs w:val="32"/>
+              </w:rPr>
+              <w:t>–</w:t>
+            </w:r>
+            <w:r>
+              <w:rPr>
+                <w:rFonts w:ascii="BRH Malayalam Extra" w:hAnsi="BRH Malayalam Extra" w:cs="BRH Malayalam Extra"/>
+                <w:color w:val="000000"/>
+                <w:sz w:val="32"/>
+                <w:szCs w:val="32"/>
+              </w:rPr>
+              <w:t xml:space="preserve">rxs˜I | </w:t>
+            </w:r>
+          </w:p>
+          <w:p>
+            <w:pPr>
+              <w:widowControl w:val="0"/>
+              <w:autoSpaceDE w:val="0"/>
+              <w:autoSpaceDN w:val="0"/>
+              <w:adjustRightInd w:val="0"/>
+              <w:spacing w:before="0" w:line="240" w:lineRule="auto"/>
+              <w:rPr>
+                <w:rFonts w:cs="BRH Malayalam Extra"/>
+                <w:color w:val="FF0000"/>
+                <w:szCs w:val="40"/>
+              </w:rPr>
+            </w:pPr>
+          </w:p>
+        </w:tc>
+        <w:tc>
+          <w:tcPr>
+            <w:tcW w:w="7371" w:type="dxa"/>
+            <w:tcBorders>
+              <w:top w:val="single" w:sz="4" w:space="0" w:color="000000"/>
+              <w:left w:val="single" w:sz="4" w:space="0" w:color="000000"/>
+              <w:bottom w:val="single" w:sz="4" w:space="0" w:color="000000"/>
+              <w:right w:val="single" w:sz="4" w:space="0" w:color="000000"/>
+            </w:tcBorders>
+          </w:tcPr>
+          <w:p>
+            <w:pPr>
+              <w:widowControl w:val="0"/>
+              <w:autoSpaceDE w:val="0"/>
+              <w:autoSpaceDN w:val="0"/>
+              <w:adjustRightInd w:val="0"/>
+              <w:spacing w:line="240" w:lineRule="auto"/>
+              <w:rPr>
+                <w:rFonts w:cs="Arial"/>
+                <w:color w:val="000000"/>
+                <w:sz w:val="32"/>
+                <w:szCs w:val="32"/>
+              </w:rPr>
+            </w:pPr>
+            <w:r>
+              <w:rPr>
+                <w:rFonts w:ascii="BRH Malayalam Extra" w:hAnsi="BRH Malayalam Extra" w:cs="BRH Malayalam Extra"/>
+                <w:color w:val="000000"/>
+                <w:sz w:val="32"/>
+                <w:szCs w:val="32"/>
+              </w:rPr>
+              <w:t>(</w:t>
+            </w:r>
+            <w:proofErr w:type="gramStart"/>
+            <w:r>
+              <w:rPr>
+                <w:rFonts w:cs="BRH Malayalam Extra"/>
+                <w:color w:val="000000"/>
+                <w:szCs w:val="32"/>
+              </w:rPr>
+              <w:t>1</w:t>
+            </w:r>
+            <w:r>
+              <w:rPr>
+                <w:rFonts w:ascii="BRH Malayalam Extra" w:hAnsi="BRH Malayalam Extra" w:cs="BRH Malayalam Extra"/>
+                <w:color w:val="000000"/>
+                <w:sz w:val="32"/>
+                <w:szCs w:val="32"/>
+              </w:rPr>
+              <w:t>)</w:t>
+            </w:r>
+            <w:r>
+              <w:rPr>
+                <w:rFonts w:cs="BRH Malayalam Extra"/>
+                <w:color w:val="000000"/>
+                <w:szCs w:val="32"/>
+              </w:rPr>
+              <w:t>[</w:t>
+            </w:r>
+            <w:proofErr w:type="gramEnd"/>
+            <w:r>
+              <w:rPr>
+                <w:rFonts w:cs="BRH Malayalam Extra"/>
+                <w:color w:val="000000"/>
+                <w:szCs w:val="32"/>
+              </w:rPr>
+              <w:t>P11</w:t>
+            </w:r>
+            <w:r>
+              <w:rPr>
+                <w:rFonts w:ascii="BRH Malayalam Extra" w:hAnsi="BRH Malayalam Extra" w:cs="BRH Malayalam Extra"/>
+                <w:color w:val="000000"/>
+                <w:sz w:val="32"/>
+                <w:szCs w:val="32"/>
+              </w:rPr>
+              <w:t xml:space="preserve">] </w:t>
+            </w:r>
+            <w:r>
+              <w:rPr>
+                <w:rFonts w:cs="BRH Malayalam Extra"/>
+                <w:color w:val="000000"/>
+                <w:szCs w:val="32"/>
+              </w:rPr>
+              <w:t>4</w:t>
+            </w:r>
+            <w:r>
+              <w:rPr>
+                <w:rFonts w:ascii="BRH Malayalam Extra" w:hAnsi="BRH Malayalam Extra" w:cs="BRH Malayalam Extra"/>
+                <w:color w:val="000000"/>
+                <w:sz w:val="32"/>
+                <w:szCs w:val="32"/>
+              </w:rPr>
+              <w:t>.</w:t>
+            </w:r>
+            <w:r>
+              <w:rPr>
+                <w:rFonts w:cs="BRH Malayalam Extra"/>
+                <w:color w:val="000000"/>
+                <w:szCs w:val="32"/>
+              </w:rPr>
+              <w:t>4</w:t>
+            </w:r>
+            <w:r>
+              <w:rPr>
+                <w:rFonts w:ascii="BRH Malayalam Extra" w:hAnsi="BRH Malayalam Extra" w:cs="BRH Malayalam Extra"/>
+                <w:color w:val="000000"/>
+                <w:sz w:val="32"/>
+                <w:szCs w:val="32"/>
+              </w:rPr>
+              <w:t>.</w:t>
+            </w:r>
+            <w:r>
+              <w:rPr>
+                <w:rFonts w:cs="BRH Malayalam Extra"/>
+                <w:color w:val="000000"/>
+                <w:szCs w:val="32"/>
+              </w:rPr>
+              <w:t>4</w:t>
+            </w:r>
+            <w:r>
+              <w:rPr>
+                <w:rFonts w:ascii="BRH Malayalam Extra" w:hAnsi="BRH Malayalam Extra" w:cs="BRH Malayalam Extra"/>
+                <w:color w:val="000000"/>
+                <w:sz w:val="32"/>
+                <w:szCs w:val="32"/>
+              </w:rPr>
+              <w:t>.</w:t>
+            </w:r>
+            <w:r>
+              <w:rPr>
+                <w:rFonts w:cs="BRH Malayalam Extra"/>
+                <w:color w:val="000000"/>
+                <w:szCs w:val="32"/>
+              </w:rPr>
+              <w:t>2</w:t>
+            </w:r>
+            <w:r>
+              <w:rPr>
+                <w:rFonts w:ascii="BRH Malayalam Extra" w:hAnsi="BRH Malayalam Extra" w:cs="BRH Malayalam Extra"/>
+                <w:color w:val="000000"/>
+                <w:sz w:val="32"/>
+                <w:szCs w:val="32"/>
+              </w:rPr>
+              <w:t>(</w:t>
+            </w:r>
+            <w:r>
+              <w:rPr>
+                <w:rFonts w:cs="BRH Malayalam Extra"/>
+                <w:color w:val="000000"/>
+                <w:szCs w:val="32"/>
+              </w:rPr>
+              <w:t>1</w:t>
+            </w:r>
+            <w:r>
+              <w:rPr>
+                <w:rFonts w:ascii="BRH Malayalam Extra" w:hAnsi="BRH Malayalam Extra" w:cs="BRH Malayalam Extra"/>
+                <w:color w:val="000000"/>
+                <w:sz w:val="32"/>
+                <w:szCs w:val="32"/>
+              </w:rPr>
+              <w:t>)</w:t>
+            </w:r>
+            <w:proofErr w:type="gramStart"/>
+            <w:r>
+              <w:rPr>
+                <w:rFonts w:ascii="BRH Malayalam Extra" w:hAnsi="BRH Malayalam Extra" w:cs="BRH Malayalam Extra"/>
+                <w:color w:val="000000"/>
+                <w:sz w:val="32"/>
+                <w:szCs w:val="32"/>
+              </w:rPr>
+              <w:t>-  öeZy</w:t>
+            </w:r>
+            <w:proofErr w:type="gramEnd"/>
+            <w:r>
+              <w:rPr>
+                <w:rFonts w:ascii="BRH Malayalam Extra" w:hAnsi="BRH Malayalam Extra" w:cs="BRH Malayalam Extra"/>
+                <w:color w:val="000000"/>
+                <w:sz w:val="32"/>
+                <w:szCs w:val="32"/>
+              </w:rPr>
+              <w:t>— | ¥c</w:t>
+            </w:r>
+            <w:r>
+              <w:rPr>
+                <w:rFonts w:ascii="BRH Malayalam Extra" w:hAnsi="BRH Malayalam Extra" w:cs="BRH Malayalam Extra"/>
+                <w:color w:val="000000"/>
+                <w:sz w:val="28"/>
+                <w:szCs w:val="32"/>
+              </w:rPr>
+              <w:t>–</w:t>
+            </w:r>
+            <w:r>
+              <w:rPr>
+                <w:rFonts w:ascii="BRH Malayalam Extra" w:hAnsi="BRH Malayalam Extra" w:cs="BRH Malayalam Extra"/>
+                <w:color w:val="000000"/>
+                <w:sz w:val="32"/>
+                <w:szCs w:val="32"/>
+              </w:rPr>
+              <w:t>d¡I | C</w:t>
+            </w:r>
+            <w:r>
+              <w:rPr>
+                <w:rFonts w:ascii="BRH Malayalam Extra" w:hAnsi="BRH Malayalam Extra" w:cs="BRH Malayalam Extra"/>
+                <w:color w:val="000000"/>
+                <w:sz w:val="28"/>
+                <w:szCs w:val="32"/>
+                <w:highlight w:val="yellow"/>
+              </w:rPr>
+              <w:t>–</w:t>
+            </w:r>
+            <w:r>
+              <w:rPr>
+                <w:rFonts w:ascii="BRH Malayalam Extra" w:hAnsi="BRH Malayalam Extra" w:cs="BRH Malayalam Extra"/>
+                <w:color w:val="000000"/>
+                <w:sz w:val="32"/>
+                <w:szCs w:val="32"/>
+                <w:highlight w:val="green"/>
+              </w:rPr>
+              <w:t>p</w:t>
+            </w:r>
+            <w:r>
+              <w:rPr>
+                <w:rFonts w:ascii="BRH Malayalam Extra" w:hAnsi="BRH Malayalam Extra" w:cs="BRH Malayalam Extra"/>
+                <w:color w:val="000000"/>
+                <w:sz w:val="28"/>
+                <w:szCs w:val="32"/>
+                <w:highlight w:val="green"/>
+              </w:rPr>
+              <w:t>–</w:t>
+            </w:r>
+            <w:r>
+              <w:rPr>
+                <w:rFonts w:ascii="BRH Malayalam Extra" w:hAnsi="BRH Malayalam Extra" w:cs="BRH Malayalam Extra"/>
+                <w:color w:val="000000"/>
+                <w:sz w:val="32"/>
+                <w:szCs w:val="32"/>
+              </w:rPr>
+              <w:t xml:space="preserve"> | </w:t>
+            </w:r>
+          </w:p>
+          <w:p>
+            <w:pPr>
+              <w:widowControl w:val="0"/>
+              <w:autoSpaceDE w:val="0"/>
+              <w:autoSpaceDN w:val="0"/>
+              <w:adjustRightInd w:val="0"/>
+              <w:spacing w:line="240" w:lineRule="auto"/>
+              <w:rPr>
+                <w:rFonts w:ascii="BRH Malayalam Extra" w:hAnsi="BRH Malayalam Extra" w:cs="BRH Malayalam Extra"/>
+                <w:color w:val="000000"/>
+                <w:sz w:val="32"/>
+                <w:szCs w:val="32"/>
+              </w:rPr>
+            </w:pPr>
+            <w:r>
+              <w:rPr>
+                <w:rFonts w:ascii="BRH Malayalam Extra" w:hAnsi="BRH Malayalam Extra" w:cs="BRH Malayalam Extra"/>
+                <w:color w:val="000000"/>
+                <w:sz w:val="32"/>
+                <w:szCs w:val="32"/>
+              </w:rPr>
+              <w:t>öeZy— ¥c</w:t>
+            </w:r>
+            <w:r>
+              <w:rPr>
+                <w:rFonts w:ascii="BRH Malayalam Extra" w:hAnsi="BRH Malayalam Extra" w:cs="BRH Malayalam Extra"/>
+                <w:color w:val="000000"/>
+                <w:sz w:val="28"/>
+                <w:szCs w:val="32"/>
+              </w:rPr>
+              <w:t>–</w:t>
+            </w:r>
+            <w:r>
+              <w:rPr>
+                <w:rFonts w:ascii="BRH Malayalam Extra" w:hAnsi="BRH Malayalam Extra" w:cs="BRH Malayalam Extra"/>
+                <w:color w:val="000000"/>
+                <w:sz w:val="32"/>
+                <w:szCs w:val="32"/>
+              </w:rPr>
+              <w:t>d¡I ¥c</w:t>
+            </w:r>
+            <w:r>
+              <w:rPr>
+                <w:rFonts w:ascii="BRH Malayalam Extra" w:hAnsi="BRH Malayalam Extra" w:cs="BRH Malayalam Extra"/>
+                <w:color w:val="000000"/>
+                <w:sz w:val="28"/>
+                <w:szCs w:val="32"/>
+              </w:rPr>
+              <w:t>–</w:t>
+            </w:r>
+            <w:r>
+              <w:rPr>
+                <w:rFonts w:ascii="BRH Malayalam Extra" w:hAnsi="BRH Malayalam Extra" w:cs="BRH Malayalam Extra"/>
+                <w:color w:val="000000"/>
+                <w:sz w:val="32"/>
+                <w:szCs w:val="32"/>
+              </w:rPr>
+              <w:t>d¡I öeZy</w:t>
+            </w:r>
+            <w:r>
+              <w:rPr>
+                <w:rFonts w:ascii="BRH Malayalam Extra" w:hAnsi="BRH Malayalam Extra" w:cs="BRH Malayalam Extra"/>
+                <w:color w:val="000000"/>
+                <w:sz w:val="28"/>
+                <w:szCs w:val="32"/>
+              </w:rPr>
+              <w:t>–</w:t>
+            </w:r>
+            <w:r>
+              <w:rPr>
+                <w:rFonts w:ascii="BRH Malayalam Extra" w:hAnsi="BRH Malayalam Extra" w:cs="BRH Malayalam Extra"/>
+                <w:color w:val="000000"/>
+                <w:sz w:val="32"/>
+                <w:szCs w:val="32"/>
+              </w:rPr>
+              <w:t xml:space="preserve"> öeZy— ¥c</w:t>
+            </w:r>
+            <w:r>
+              <w:rPr>
+                <w:rFonts w:ascii="BRH Malayalam Extra" w:hAnsi="BRH Malayalam Extra" w:cs="BRH Malayalam Extra"/>
+                <w:color w:val="000000"/>
+                <w:sz w:val="28"/>
+                <w:szCs w:val="32"/>
+              </w:rPr>
+              <w:t>–</w:t>
+            </w:r>
+            <w:r>
+              <w:rPr>
+                <w:rFonts w:ascii="BRH Malayalam Extra" w:hAnsi="BRH Malayalam Extra" w:cs="BRH Malayalam Extra"/>
+                <w:color w:val="000000"/>
+                <w:sz w:val="32"/>
+                <w:szCs w:val="32"/>
+              </w:rPr>
+              <w:t xml:space="preserve">d¡ </w:t>
+            </w:r>
+            <w:r>
+              <w:rPr>
+                <w:rFonts w:ascii="BRH Malayalam Extra" w:hAnsi="BRH Malayalam Extra" w:cs="BRH Malayalam Extra"/>
+                <w:color w:val="000000"/>
+                <w:sz w:val="32"/>
+                <w:szCs w:val="32"/>
+                <w:highlight w:val="green"/>
+              </w:rPr>
+              <w:t>iy</w:t>
+            </w:r>
+            <w:r>
+              <w:rPr>
+                <w:rFonts w:ascii="BRH Malayalam Extra" w:hAnsi="BRH Malayalam Extra" w:cs="BRH Malayalam Extra"/>
+                <w:color w:val="000000"/>
+                <w:sz w:val="32"/>
+                <w:szCs w:val="32"/>
+              </w:rPr>
+              <w:t xml:space="preserve">—¥pp </w:t>
+            </w:r>
+          </w:p>
+          <w:p>
+            <w:pPr>
+              <w:widowControl w:val="0"/>
+              <w:autoSpaceDE w:val="0"/>
+              <w:autoSpaceDN w:val="0"/>
+              <w:adjustRightInd w:val="0"/>
+              <w:spacing w:line="240" w:lineRule="auto"/>
+              <w:rPr>
+                <w:rFonts w:ascii="BRH Malayalam Extra" w:hAnsi="BRH Malayalam Extra" w:cs="BRH Malayalam Extra"/>
+                <w:color w:val="000000"/>
+                <w:sz w:val="32"/>
+                <w:szCs w:val="32"/>
+              </w:rPr>
+            </w:pPr>
+            <w:r>
+              <w:rPr>
+                <w:rFonts w:ascii="BRH Malayalam Extra" w:hAnsi="BRH Malayalam Extra" w:cs="BRH Malayalam Extra"/>
+                <w:color w:val="000000"/>
+                <w:sz w:val="32"/>
+                <w:szCs w:val="32"/>
+              </w:rPr>
+              <w:t>¥c</w:t>
+            </w:r>
+            <w:r>
+              <w:rPr>
+                <w:rFonts w:ascii="BRH Malayalam Extra" w:hAnsi="BRH Malayalam Extra" w:cs="BRH Malayalam Extra"/>
+                <w:color w:val="000000"/>
+                <w:sz w:val="28"/>
+                <w:szCs w:val="32"/>
+              </w:rPr>
+              <w:t>–</w:t>
+            </w:r>
+            <w:r>
+              <w:rPr>
+                <w:rFonts w:ascii="BRH Malayalam Extra" w:hAnsi="BRH Malayalam Extra" w:cs="BRH Malayalam Extra"/>
+                <w:color w:val="000000"/>
+                <w:sz w:val="32"/>
+                <w:szCs w:val="32"/>
+              </w:rPr>
+              <w:t>d¡I öeZy</w:t>
+            </w:r>
+            <w:r>
+              <w:rPr>
+                <w:rFonts w:ascii="BRH Malayalam Extra" w:hAnsi="BRH Malayalam Extra" w:cs="BRH Malayalam Extra"/>
+                <w:color w:val="000000"/>
+                <w:sz w:val="28"/>
+                <w:szCs w:val="32"/>
+              </w:rPr>
+              <w:t>–</w:t>
+            </w:r>
+            <w:r>
+              <w:rPr>
+                <w:rFonts w:ascii="BRH Malayalam Extra" w:hAnsi="BRH Malayalam Extra" w:cs="BRH Malayalam Extra"/>
+                <w:color w:val="000000"/>
+                <w:sz w:val="32"/>
+                <w:szCs w:val="32"/>
+              </w:rPr>
+              <w:t xml:space="preserve"> öeZy— ¥c</w:t>
+            </w:r>
+            <w:r>
+              <w:rPr>
+                <w:rFonts w:ascii="BRH Malayalam Extra" w:hAnsi="BRH Malayalam Extra" w:cs="BRH Malayalam Extra"/>
+                <w:color w:val="000000"/>
+                <w:sz w:val="28"/>
+                <w:szCs w:val="32"/>
+              </w:rPr>
+              <w:t>–</w:t>
+            </w:r>
+            <w:r>
+              <w:rPr>
+                <w:rFonts w:ascii="BRH Malayalam Extra" w:hAnsi="BRH Malayalam Extra" w:cs="BRH Malayalam Extra"/>
+                <w:color w:val="000000"/>
+                <w:sz w:val="32"/>
+                <w:szCs w:val="32"/>
+              </w:rPr>
+              <w:t xml:space="preserve">d¡ </w:t>
+            </w:r>
+            <w:r>
+              <w:rPr>
+                <w:rFonts w:ascii="BRH Malayalam Extra" w:hAnsi="BRH Malayalam Extra" w:cs="BRH Malayalam Extra"/>
+                <w:color w:val="000000"/>
+                <w:sz w:val="32"/>
+                <w:szCs w:val="32"/>
+                <w:highlight w:val="green"/>
+              </w:rPr>
+              <w:t>iy</w:t>
+            </w:r>
+            <w:r>
+              <w:rPr>
+                <w:rFonts w:ascii="BRH Malayalam Extra" w:hAnsi="BRH Malayalam Extra" w:cs="BRH Malayalam Extra"/>
+                <w:color w:val="000000"/>
+                <w:sz w:val="32"/>
+                <w:szCs w:val="32"/>
+              </w:rPr>
+              <w:t xml:space="preserve">—p | </w:t>
+            </w:r>
+          </w:p>
+          <w:p>
+            <w:pPr>
+              <w:widowControl w:val="0"/>
+              <w:autoSpaceDE w:val="0"/>
+              <w:autoSpaceDN w:val="0"/>
+              <w:adjustRightInd w:val="0"/>
+              <w:spacing w:line="240" w:lineRule="auto"/>
+              <w:rPr>
+                <w:rFonts w:ascii="BRH Malayalam Extra" w:hAnsi="BRH Malayalam Extra" w:cs="BRH Malayalam Extra"/>
+                <w:color w:val="000000"/>
+                <w:sz w:val="32"/>
+                <w:szCs w:val="32"/>
+              </w:rPr>
+            </w:pPr>
+            <w:r>
+              <w:rPr>
+                <w:rFonts w:ascii="BRH Malayalam Extra" w:hAnsi="BRH Malayalam Extra" w:cs="BRH Malayalam Extra"/>
+                <w:color w:val="000000"/>
+                <w:sz w:val="32"/>
+                <w:szCs w:val="32"/>
+              </w:rPr>
+              <w:t>(</w:t>
+            </w:r>
+            <w:proofErr w:type="gramStart"/>
+            <w:r>
+              <w:rPr>
+                <w:rFonts w:cs="BRH Malayalam Extra"/>
+                <w:color w:val="000000"/>
+                <w:szCs w:val="32"/>
+              </w:rPr>
+              <w:t>2</w:t>
+            </w:r>
+            <w:r>
+              <w:rPr>
+                <w:rFonts w:ascii="BRH Malayalam Extra" w:hAnsi="BRH Malayalam Extra" w:cs="BRH Malayalam Extra"/>
+                <w:color w:val="000000"/>
+                <w:sz w:val="32"/>
+                <w:szCs w:val="32"/>
+              </w:rPr>
+              <w:t>)</w:t>
+            </w:r>
+            <w:r>
+              <w:rPr>
+                <w:rFonts w:cs="BRH Malayalam Extra"/>
+                <w:color w:val="000000"/>
+                <w:szCs w:val="32"/>
+              </w:rPr>
+              <w:t>[</w:t>
+            </w:r>
+            <w:proofErr w:type="gramEnd"/>
+            <w:r>
+              <w:rPr>
+                <w:rFonts w:cs="BRH Malayalam Extra"/>
+                <w:color w:val="000000"/>
+                <w:szCs w:val="32"/>
+              </w:rPr>
+              <w:t>P11</w:t>
+            </w:r>
+            <w:r>
+              <w:rPr>
+                <w:rFonts w:ascii="BRH Malayalam Extra" w:hAnsi="BRH Malayalam Extra" w:cs="BRH Malayalam Extra"/>
+                <w:color w:val="000000"/>
+                <w:sz w:val="32"/>
+                <w:szCs w:val="32"/>
+              </w:rPr>
+              <w:t xml:space="preserve">] </w:t>
+            </w:r>
+            <w:r>
+              <w:rPr>
+                <w:rFonts w:cs="BRH Malayalam Extra"/>
+                <w:color w:val="000000"/>
+                <w:szCs w:val="32"/>
+              </w:rPr>
+              <w:t>4</w:t>
+            </w:r>
+            <w:r>
+              <w:rPr>
+                <w:rFonts w:ascii="BRH Malayalam Extra" w:hAnsi="BRH Malayalam Extra" w:cs="BRH Malayalam Extra"/>
+                <w:color w:val="000000"/>
+                <w:sz w:val="32"/>
+                <w:szCs w:val="32"/>
+              </w:rPr>
+              <w:t>.</w:t>
+            </w:r>
+            <w:r>
+              <w:rPr>
+                <w:rFonts w:cs="BRH Malayalam Extra"/>
+                <w:color w:val="000000"/>
+                <w:szCs w:val="32"/>
+              </w:rPr>
+              <w:t>4</w:t>
+            </w:r>
+            <w:r>
+              <w:rPr>
+                <w:rFonts w:ascii="BRH Malayalam Extra" w:hAnsi="BRH Malayalam Extra" w:cs="BRH Malayalam Extra"/>
+                <w:color w:val="000000"/>
+                <w:sz w:val="32"/>
+                <w:szCs w:val="32"/>
+              </w:rPr>
+              <w:t>.</w:t>
+            </w:r>
+            <w:r>
+              <w:rPr>
+                <w:rFonts w:cs="BRH Malayalam Extra"/>
+                <w:color w:val="000000"/>
+                <w:szCs w:val="32"/>
+              </w:rPr>
+              <w:t>4</w:t>
+            </w:r>
+            <w:r>
+              <w:rPr>
+                <w:rFonts w:ascii="BRH Malayalam Extra" w:hAnsi="BRH Malayalam Extra" w:cs="BRH Malayalam Extra"/>
+                <w:color w:val="000000"/>
+                <w:sz w:val="32"/>
+                <w:szCs w:val="32"/>
+              </w:rPr>
+              <w:t>.</w:t>
+            </w:r>
+            <w:r>
+              <w:rPr>
+                <w:rFonts w:cs="BRH Malayalam Extra"/>
+                <w:color w:val="000000"/>
+                <w:szCs w:val="32"/>
+              </w:rPr>
+              <w:t>2</w:t>
+            </w:r>
+            <w:r>
+              <w:rPr>
+                <w:rFonts w:ascii="BRH Malayalam Extra" w:hAnsi="BRH Malayalam Extra" w:cs="BRH Malayalam Extra"/>
+                <w:color w:val="000000"/>
+                <w:sz w:val="32"/>
+                <w:szCs w:val="32"/>
+              </w:rPr>
+              <w:t>(</w:t>
+            </w:r>
+            <w:r>
+              <w:rPr>
+                <w:rFonts w:cs="BRH Malayalam Extra"/>
+                <w:color w:val="000000"/>
+                <w:szCs w:val="32"/>
+              </w:rPr>
+              <w:t>2</w:t>
+            </w:r>
+            <w:r>
+              <w:rPr>
+                <w:rFonts w:ascii="BRH Malayalam Extra" w:hAnsi="BRH Malayalam Extra" w:cs="BRH Malayalam Extra"/>
+                <w:color w:val="000000"/>
+                <w:sz w:val="32"/>
+                <w:szCs w:val="32"/>
+              </w:rPr>
+              <w:t>)</w:t>
+            </w:r>
+            <w:proofErr w:type="gramStart"/>
+            <w:r>
+              <w:rPr>
+                <w:rFonts w:ascii="BRH Malayalam Extra" w:hAnsi="BRH Malayalam Extra" w:cs="BRH Malayalam Extra"/>
+                <w:color w:val="000000"/>
+                <w:sz w:val="32"/>
+                <w:szCs w:val="32"/>
+              </w:rPr>
+              <w:t>-  ¥</w:t>
+            </w:r>
+            <w:proofErr w:type="gramEnd"/>
+            <w:r>
+              <w:rPr>
+                <w:rFonts w:ascii="BRH Malayalam Extra" w:hAnsi="BRH Malayalam Extra" w:cs="BRH Malayalam Extra"/>
+                <w:color w:val="000000"/>
+                <w:sz w:val="32"/>
+                <w:szCs w:val="32"/>
+              </w:rPr>
+              <w:t>c</w:t>
+            </w:r>
+            <w:r>
+              <w:rPr>
+                <w:rFonts w:ascii="BRH Malayalam Extra" w:hAnsi="BRH Malayalam Extra" w:cs="BRH Malayalam Extra"/>
+                <w:color w:val="000000"/>
+                <w:sz w:val="28"/>
+                <w:szCs w:val="32"/>
+              </w:rPr>
+              <w:t>–</w:t>
+            </w:r>
+            <w:r>
+              <w:rPr>
+                <w:rFonts w:ascii="BRH Malayalam Extra" w:hAnsi="BRH Malayalam Extra" w:cs="BRH Malayalam Extra"/>
+                <w:color w:val="000000"/>
+                <w:sz w:val="32"/>
+                <w:szCs w:val="32"/>
+              </w:rPr>
+              <w:t>d¡I | C</w:t>
+            </w:r>
+            <w:r>
+              <w:rPr>
+                <w:rFonts w:ascii="BRH Malayalam Extra" w:hAnsi="BRH Malayalam Extra" w:cs="BRH Malayalam Extra"/>
+                <w:color w:val="000000"/>
+                <w:sz w:val="28"/>
+                <w:szCs w:val="32"/>
+              </w:rPr>
+              <w:t>–</w:t>
+            </w:r>
+            <w:r>
+              <w:rPr>
+                <w:rFonts w:ascii="BRH Malayalam Extra" w:hAnsi="BRH Malayalam Extra" w:cs="BRH Malayalam Extra"/>
+                <w:color w:val="000000"/>
+                <w:sz w:val="32"/>
+                <w:szCs w:val="32"/>
+                <w:highlight w:val="green"/>
+              </w:rPr>
+              <w:t>p</w:t>
+            </w:r>
+            <w:r>
+              <w:rPr>
+                <w:rFonts w:ascii="BRH Malayalam Extra" w:hAnsi="BRH Malayalam Extra" w:cs="BRH Malayalam Extra"/>
+                <w:color w:val="000000"/>
+                <w:sz w:val="28"/>
+                <w:szCs w:val="32"/>
+              </w:rPr>
+              <w:t>–</w:t>
+            </w:r>
+            <w:r>
+              <w:rPr>
+                <w:rFonts w:ascii="BRH Malayalam Extra" w:hAnsi="BRH Malayalam Extra" w:cs="BRH Malayalam Extra"/>
+                <w:color w:val="000000"/>
+                <w:sz w:val="32"/>
+                <w:szCs w:val="32"/>
+              </w:rPr>
+              <w:t xml:space="preserve"> | B</w:t>
+            </w:r>
+            <w:r>
+              <w:rPr>
+                <w:rFonts w:ascii="BRH Malayalam Extra" w:hAnsi="BRH Malayalam Extra" w:cs="BRH Malayalam Extra"/>
+                <w:color w:val="000000"/>
+                <w:sz w:val="28"/>
+                <w:szCs w:val="32"/>
+              </w:rPr>
+              <w:t>–</w:t>
+            </w:r>
+            <w:r>
+              <w:rPr>
+                <w:rFonts w:ascii="BRH Malayalam Extra" w:hAnsi="BRH Malayalam Extra" w:cs="BRH Malayalam Extra"/>
+                <w:color w:val="000000"/>
+                <w:sz w:val="32"/>
+                <w:szCs w:val="32"/>
+              </w:rPr>
+              <w:t>j</w:t>
+            </w:r>
+            <w:r>
+              <w:rPr>
+                <w:rFonts w:ascii="BRH Malayalam Extra" w:hAnsi="BRH Malayalam Extra" w:cs="BRH Malayalam Extra"/>
+                <w:color w:val="000000"/>
+                <w:sz w:val="28"/>
+                <w:szCs w:val="32"/>
+              </w:rPr>
+              <w:t>–</w:t>
+            </w:r>
+            <w:r>
+              <w:rPr>
+                <w:rFonts w:ascii="BRH Malayalam Extra" w:hAnsi="BRH Malayalam Extra" w:cs="BRH Malayalam Extra"/>
+                <w:color w:val="000000"/>
+                <w:sz w:val="32"/>
+                <w:szCs w:val="32"/>
+              </w:rPr>
+              <w:t>ZzI |</w:t>
+            </w:r>
+          </w:p>
+          <w:p>
+            <w:pPr>
+              <w:widowControl w:val="0"/>
+              <w:autoSpaceDE w:val="0"/>
+              <w:autoSpaceDN w:val="0"/>
+              <w:adjustRightInd w:val="0"/>
+              <w:spacing w:line="240" w:lineRule="auto"/>
+              <w:rPr>
+                <w:rFonts w:ascii="BRH Malayalam Extra" w:hAnsi="BRH Malayalam Extra" w:cs="BRH Malayalam Extra"/>
+                <w:color w:val="000000"/>
+                <w:sz w:val="32"/>
+                <w:szCs w:val="32"/>
+              </w:rPr>
+            </w:pPr>
+            <w:r>
+              <w:rPr>
+                <w:rFonts w:ascii="BRH Malayalam Extra" w:hAnsi="BRH Malayalam Extra" w:cs="BRH Malayalam Extra"/>
+                <w:color w:val="000000"/>
+                <w:sz w:val="32"/>
+                <w:szCs w:val="32"/>
+              </w:rPr>
+              <w:t>¥c</w:t>
+            </w:r>
+            <w:r>
+              <w:rPr>
+                <w:rFonts w:ascii="BRH Malayalam Extra" w:hAnsi="BRH Malayalam Extra" w:cs="BRH Malayalam Extra"/>
+                <w:color w:val="000000"/>
+                <w:sz w:val="28"/>
+                <w:szCs w:val="32"/>
+              </w:rPr>
+              <w:t>–</w:t>
+            </w:r>
+            <w:r>
+              <w:rPr>
+                <w:rFonts w:ascii="BRH Malayalam Extra" w:hAnsi="BRH Malayalam Extra" w:cs="BRH Malayalam Extra"/>
+                <w:color w:val="000000"/>
+                <w:sz w:val="32"/>
+                <w:szCs w:val="32"/>
+              </w:rPr>
+              <w:t xml:space="preserve">d¡ </w:t>
+            </w:r>
+            <w:r>
+              <w:rPr>
+                <w:rFonts w:ascii="BRH Malayalam Extra" w:hAnsi="BRH Malayalam Extra" w:cs="BRH Malayalam Extra"/>
+                <w:color w:val="000000"/>
+                <w:sz w:val="32"/>
+                <w:szCs w:val="32"/>
+                <w:highlight w:val="green"/>
+              </w:rPr>
+              <w:t>iy</w:t>
+            </w:r>
+            <w:r>
+              <w:rPr>
+                <w:rFonts w:ascii="BRH Malayalam Extra" w:hAnsi="BRH Malayalam Extra" w:cs="BRH Malayalam Extra"/>
+                <w:color w:val="000000"/>
+                <w:sz w:val="32"/>
+                <w:szCs w:val="32"/>
+              </w:rPr>
+              <w:t>—¥pp ¥c</w:t>
+            </w:r>
+            <w:r>
+              <w:rPr>
+                <w:rFonts w:ascii="BRH Malayalam Extra" w:hAnsi="BRH Malayalam Extra" w:cs="BRH Malayalam Extra"/>
+                <w:color w:val="000000"/>
+                <w:sz w:val="28"/>
+                <w:szCs w:val="32"/>
+              </w:rPr>
+              <w:t>–</w:t>
+            </w:r>
+            <w:r>
+              <w:rPr>
+                <w:rFonts w:ascii="BRH Malayalam Extra" w:hAnsi="BRH Malayalam Extra" w:cs="BRH Malayalam Extra"/>
+                <w:color w:val="000000"/>
+                <w:sz w:val="32"/>
+                <w:szCs w:val="32"/>
+              </w:rPr>
+              <w:t>d¡I ¥c</w:t>
+            </w:r>
+            <w:r>
+              <w:rPr>
+                <w:rFonts w:ascii="BRH Malayalam Extra" w:hAnsi="BRH Malayalam Extra" w:cs="BRH Malayalam Extra"/>
+                <w:color w:val="000000"/>
+                <w:sz w:val="28"/>
+                <w:szCs w:val="32"/>
+              </w:rPr>
+              <w:t>–</w:t>
+            </w:r>
+            <w:r>
+              <w:rPr>
+                <w:rFonts w:ascii="BRH Malayalam Extra" w:hAnsi="BRH Malayalam Extra" w:cs="BRH Malayalam Extra"/>
+                <w:color w:val="000000"/>
+                <w:sz w:val="32"/>
+                <w:szCs w:val="32"/>
+              </w:rPr>
+              <w:t xml:space="preserve">d¡ </w:t>
+            </w:r>
+            <w:r>
+              <w:rPr>
+                <w:rFonts w:ascii="BRH Malayalam Extra" w:hAnsi="BRH Malayalam Extra" w:cs="BRH Malayalam Extra"/>
+                <w:color w:val="000000"/>
+                <w:sz w:val="32"/>
+                <w:szCs w:val="32"/>
+                <w:highlight w:val="green"/>
+              </w:rPr>
+              <w:t>iy</w:t>
+            </w:r>
+            <w:r>
+              <w:rPr>
+                <w:rFonts w:ascii="BRH Malayalam Extra" w:hAnsi="BRH Malayalam Extra" w:cs="BRH Malayalam Extra"/>
+                <w:color w:val="000000"/>
+                <w:sz w:val="32"/>
+                <w:szCs w:val="32"/>
+              </w:rPr>
+              <w:t>—pxj</w:t>
+            </w:r>
+            <w:r>
+              <w:rPr>
+                <w:rFonts w:ascii="BRH Malayalam Extra" w:hAnsi="BRH Malayalam Extra" w:cs="BRH Malayalam Extra"/>
+                <w:color w:val="000000"/>
+                <w:sz w:val="28"/>
+                <w:szCs w:val="32"/>
+              </w:rPr>
+              <w:t>–</w:t>
+            </w:r>
+            <w:r>
+              <w:rPr>
+                <w:rFonts w:ascii="BRH Malayalam Extra" w:hAnsi="BRH Malayalam Extra" w:cs="BRH Malayalam Extra"/>
+                <w:color w:val="000000"/>
+                <w:sz w:val="32"/>
+                <w:szCs w:val="32"/>
+              </w:rPr>
+              <w:t>Zz ix—j</w:t>
+            </w:r>
+            <w:r>
+              <w:rPr>
+                <w:rFonts w:ascii="BRH Malayalam Extra" w:hAnsi="BRH Malayalam Extra" w:cs="BRH Malayalam Extra"/>
+                <w:color w:val="000000"/>
+                <w:sz w:val="28"/>
+                <w:szCs w:val="32"/>
+              </w:rPr>
+              <w:t>–</w:t>
+            </w:r>
+            <w:r>
+              <w:rPr>
+                <w:rFonts w:ascii="BRH Malayalam Extra" w:hAnsi="BRH Malayalam Extra" w:cs="BRH Malayalam Extra"/>
+                <w:color w:val="000000"/>
+                <w:sz w:val="32"/>
+                <w:szCs w:val="32"/>
+              </w:rPr>
+              <w:t xml:space="preserve">Zz </w:t>
+            </w:r>
+            <w:r>
+              <w:rPr>
+                <w:rFonts w:ascii="BRH Malayalam Extra" w:hAnsi="BRH Malayalam Extra" w:cs="BRH Malayalam Extra"/>
+                <w:color w:val="000000"/>
+                <w:sz w:val="32"/>
+                <w:szCs w:val="32"/>
+                <w:highlight w:val="green"/>
+              </w:rPr>
+              <w:t>iy</w:t>
+            </w:r>
+            <w:r>
+              <w:rPr>
+                <w:rFonts w:ascii="BRH Malayalam Extra" w:hAnsi="BRH Malayalam Extra" w:cs="BRH Malayalam Extra"/>
+                <w:color w:val="000000"/>
+                <w:sz w:val="32"/>
+                <w:szCs w:val="32"/>
+              </w:rPr>
+              <w:t>—p ¥c</w:t>
+            </w:r>
+            <w:r>
+              <w:rPr>
+                <w:rFonts w:ascii="BRH Malayalam Extra" w:hAnsi="BRH Malayalam Extra" w:cs="BRH Malayalam Extra"/>
+                <w:color w:val="000000"/>
+                <w:sz w:val="28"/>
+                <w:szCs w:val="32"/>
+              </w:rPr>
+              <w:t>–</w:t>
+            </w:r>
+            <w:r>
+              <w:rPr>
+                <w:rFonts w:ascii="BRH Malayalam Extra" w:hAnsi="BRH Malayalam Extra" w:cs="BRH Malayalam Extra"/>
+                <w:color w:val="000000"/>
+                <w:sz w:val="32"/>
+                <w:szCs w:val="32"/>
+              </w:rPr>
+              <w:t>d¡I ¥c</w:t>
+            </w:r>
+            <w:r>
+              <w:rPr>
+                <w:rFonts w:ascii="BRH Malayalam Extra" w:hAnsi="BRH Malayalam Extra" w:cs="BRH Malayalam Extra"/>
+                <w:color w:val="000000"/>
+                <w:sz w:val="28"/>
+                <w:szCs w:val="32"/>
+              </w:rPr>
+              <w:t>–</w:t>
+            </w:r>
+            <w:r>
+              <w:rPr>
+                <w:rFonts w:ascii="BRH Malayalam Extra" w:hAnsi="BRH Malayalam Extra" w:cs="BRH Malayalam Extra"/>
+                <w:color w:val="000000"/>
+                <w:sz w:val="32"/>
+                <w:szCs w:val="32"/>
+              </w:rPr>
+              <w:t xml:space="preserve">d¡ </w:t>
+            </w:r>
+            <w:r>
+              <w:rPr>
+                <w:rFonts w:ascii="BRH Malayalam Extra" w:hAnsi="BRH Malayalam Extra" w:cs="BRH Malayalam Extra"/>
+                <w:color w:val="000000"/>
+                <w:sz w:val="32"/>
+                <w:szCs w:val="32"/>
+                <w:highlight w:val="green"/>
+              </w:rPr>
+              <w:t>iy—</w:t>
+            </w:r>
+            <w:r>
+              <w:rPr>
+                <w:rFonts w:ascii="BRH Malayalam Extra" w:hAnsi="BRH Malayalam Extra" w:cs="BRH Malayalam Extra"/>
+                <w:color w:val="000000"/>
+                <w:sz w:val="32"/>
+                <w:szCs w:val="32"/>
+              </w:rPr>
+              <w:t>pxj</w:t>
+            </w:r>
+            <w:r>
+              <w:rPr>
+                <w:rFonts w:ascii="BRH Malayalam Extra" w:hAnsi="BRH Malayalam Extra" w:cs="BRH Malayalam Extra"/>
+                <w:color w:val="000000"/>
+                <w:sz w:val="28"/>
+                <w:szCs w:val="32"/>
+              </w:rPr>
+              <w:t>–</w:t>
+            </w:r>
+            <w:r>
+              <w:rPr>
+                <w:rFonts w:ascii="BRH Malayalam Extra" w:hAnsi="BRH Malayalam Extra" w:cs="BRH Malayalam Extra"/>
+                <w:color w:val="000000"/>
+                <w:sz w:val="32"/>
+                <w:szCs w:val="32"/>
+              </w:rPr>
+              <w:t xml:space="preserve">ZzI | </w:t>
+            </w:r>
+          </w:p>
+          <w:p>
+            <w:pPr>
+              <w:widowControl w:val="0"/>
+              <w:autoSpaceDE w:val="0"/>
+              <w:autoSpaceDN w:val="0"/>
+              <w:adjustRightInd w:val="0"/>
+              <w:spacing w:line="240" w:lineRule="auto"/>
+              <w:rPr>
+                <w:rFonts w:ascii="BRH Malayalam Extra" w:hAnsi="BRH Malayalam Extra" w:cs="BRH Malayalam Extra"/>
+                <w:color w:val="000000"/>
+                <w:sz w:val="32"/>
+                <w:szCs w:val="32"/>
+              </w:rPr>
+            </w:pPr>
+            <w:r>
+              <w:rPr>
+                <w:rFonts w:ascii="BRH Malayalam Extra" w:hAnsi="BRH Malayalam Extra" w:cs="BRH Malayalam Extra"/>
+                <w:color w:val="000000"/>
+                <w:sz w:val="32"/>
+                <w:szCs w:val="32"/>
+              </w:rPr>
+              <w:t>(</w:t>
+            </w:r>
+            <w:proofErr w:type="gramStart"/>
+            <w:r>
+              <w:rPr>
+                <w:rFonts w:cs="BRH Malayalam Extra"/>
+                <w:color w:val="000000"/>
+                <w:szCs w:val="32"/>
+              </w:rPr>
+              <w:t>3</w:t>
+            </w:r>
+            <w:r>
+              <w:rPr>
+                <w:rFonts w:ascii="BRH Malayalam Extra" w:hAnsi="BRH Malayalam Extra" w:cs="BRH Malayalam Extra"/>
+                <w:color w:val="000000"/>
+                <w:sz w:val="32"/>
+                <w:szCs w:val="32"/>
+              </w:rPr>
+              <w:t>)</w:t>
+            </w:r>
+            <w:r>
+              <w:rPr>
+                <w:rFonts w:cs="BRH Malayalam Extra"/>
+                <w:color w:val="000000"/>
+                <w:szCs w:val="32"/>
+              </w:rPr>
+              <w:t>[</w:t>
+            </w:r>
+            <w:proofErr w:type="gramEnd"/>
+            <w:r>
+              <w:rPr>
+                <w:rFonts w:cs="BRH Malayalam Extra"/>
+                <w:color w:val="000000"/>
+                <w:szCs w:val="32"/>
+              </w:rPr>
+              <w:t>P11</w:t>
+            </w:r>
+            <w:r>
+              <w:rPr>
+                <w:rFonts w:ascii="BRH Malayalam Extra" w:hAnsi="BRH Malayalam Extra" w:cs="BRH Malayalam Extra"/>
+                <w:color w:val="000000"/>
+                <w:sz w:val="32"/>
+                <w:szCs w:val="32"/>
+              </w:rPr>
+              <w:t xml:space="preserve">] </w:t>
+            </w:r>
+            <w:r>
+              <w:rPr>
+                <w:rFonts w:cs="BRH Malayalam Extra"/>
+                <w:color w:val="000000"/>
+                <w:szCs w:val="32"/>
+              </w:rPr>
+              <w:t>4</w:t>
+            </w:r>
+            <w:r>
+              <w:rPr>
+                <w:rFonts w:ascii="BRH Malayalam Extra" w:hAnsi="BRH Malayalam Extra" w:cs="BRH Malayalam Extra"/>
+                <w:color w:val="000000"/>
+                <w:sz w:val="32"/>
+                <w:szCs w:val="32"/>
+              </w:rPr>
+              <w:t>.</w:t>
+            </w:r>
+            <w:r>
+              <w:rPr>
+                <w:rFonts w:cs="BRH Malayalam Extra"/>
+                <w:color w:val="000000"/>
+                <w:szCs w:val="32"/>
+              </w:rPr>
+              <w:t>4</w:t>
+            </w:r>
+            <w:r>
+              <w:rPr>
+                <w:rFonts w:ascii="BRH Malayalam Extra" w:hAnsi="BRH Malayalam Extra" w:cs="BRH Malayalam Extra"/>
+                <w:color w:val="000000"/>
+                <w:sz w:val="32"/>
+                <w:szCs w:val="32"/>
+              </w:rPr>
+              <w:t>.</w:t>
+            </w:r>
+            <w:r>
+              <w:rPr>
+                <w:rFonts w:cs="BRH Malayalam Extra"/>
+                <w:color w:val="000000"/>
+                <w:szCs w:val="32"/>
+              </w:rPr>
+              <w:t>4</w:t>
+            </w:r>
+            <w:r>
+              <w:rPr>
+                <w:rFonts w:ascii="BRH Malayalam Extra" w:hAnsi="BRH Malayalam Extra" w:cs="BRH Malayalam Extra"/>
+                <w:color w:val="000000"/>
+                <w:sz w:val="32"/>
+                <w:szCs w:val="32"/>
+              </w:rPr>
+              <w:t>.</w:t>
+            </w:r>
+            <w:r>
+              <w:rPr>
+                <w:rFonts w:cs="BRH Malayalam Extra"/>
+                <w:color w:val="000000"/>
+                <w:szCs w:val="32"/>
+              </w:rPr>
+              <w:t>2</w:t>
+            </w:r>
+            <w:r>
+              <w:rPr>
+                <w:rFonts w:ascii="BRH Malayalam Extra" w:hAnsi="BRH Malayalam Extra" w:cs="BRH Malayalam Extra"/>
+                <w:color w:val="000000"/>
+                <w:sz w:val="32"/>
+                <w:szCs w:val="32"/>
+              </w:rPr>
+              <w:t>(</w:t>
+            </w:r>
+            <w:r>
+              <w:rPr>
+                <w:rFonts w:cs="BRH Malayalam Extra"/>
+                <w:color w:val="000000"/>
+                <w:szCs w:val="32"/>
+              </w:rPr>
+              <w:t>3</w:t>
+            </w:r>
+            <w:r>
+              <w:rPr>
+                <w:rFonts w:ascii="BRH Malayalam Extra" w:hAnsi="BRH Malayalam Extra" w:cs="BRH Malayalam Extra"/>
+                <w:color w:val="000000"/>
+                <w:sz w:val="32"/>
+                <w:szCs w:val="32"/>
+              </w:rPr>
+              <w:t>)</w:t>
+            </w:r>
+            <w:proofErr w:type="gramStart"/>
+            <w:r>
+              <w:rPr>
+                <w:rFonts w:ascii="BRH Malayalam Extra" w:hAnsi="BRH Malayalam Extra" w:cs="BRH Malayalam Extra"/>
+                <w:color w:val="000000"/>
+                <w:sz w:val="32"/>
+                <w:szCs w:val="32"/>
+              </w:rPr>
+              <w:t>-  C</w:t>
+            </w:r>
+            <w:proofErr w:type="gramEnd"/>
+            <w:r>
+              <w:rPr>
+                <w:rFonts w:ascii="BRH Malayalam Extra" w:hAnsi="BRH Malayalam Extra" w:cs="BRH Malayalam Extra"/>
+                <w:color w:val="000000"/>
+                <w:sz w:val="28"/>
+                <w:szCs w:val="32"/>
+              </w:rPr>
+              <w:t>–</w:t>
+            </w:r>
+            <w:r>
+              <w:rPr>
+                <w:rFonts w:ascii="BRH Malayalam Extra" w:hAnsi="BRH Malayalam Extra" w:cs="BRH Malayalam Extra"/>
+                <w:color w:val="000000"/>
+                <w:sz w:val="32"/>
+                <w:szCs w:val="32"/>
+                <w:highlight w:val="green"/>
+              </w:rPr>
+              <w:t>p</w:t>
+            </w:r>
+            <w:r>
+              <w:rPr>
+                <w:rFonts w:ascii="BRH Malayalam Extra" w:hAnsi="BRH Malayalam Extra" w:cs="BRH Malayalam Extra"/>
+                <w:color w:val="000000"/>
+                <w:sz w:val="28"/>
+                <w:szCs w:val="32"/>
+              </w:rPr>
+              <w:t>–</w:t>
+            </w:r>
+            <w:r>
+              <w:rPr>
+                <w:rFonts w:ascii="BRH Malayalam Extra" w:hAnsi="BRH Malayalam Extra" w:cs="BRH Malayalam Extra"/>
+                <w:color w:val="000000"/>
+                <w:sz w:val="32"/>
+                <w:szCs w:val="32"/>
+              </w:rPr>
+              <w:t xml:space="preserve"> | B</w:t>
+            </w:r>
+            <w:r>
+              <w:rPr>
+                <w:rFonts w:ascii="BRH Malayalam Extra" w:hAnsi="BRH Malayalam Extra" w:cs="BRH Malayalam Extra"/>
+                <w:color w:val="000000"/>
+                <w:sz w:val="28"/>
+                <w:szCs w:val="32"/>
+              </w:rPr>
+              <w:t>–</w:t>
+            </w:r>
+            <w:r>
+              <w:rPr>
+                <w:rFonts w:ascii="BRH Malayalam Extra" w:hAnsi="BRH Malayalam Extra" w:cs="BRH Malayalam Extra"/>
+                <w:color w:val="000000"/>
+                <w:sz w:val="32"/>
+                <w:szCs w:val="32"/>
+              </w:rPr>
+              <w:t>j</w:t>
+            </w:r>
+            <w:r>
+              <w:rPr>
+                <w:rFonts w:ascii="BRH Malayalam Extra" w:hAnsi="BRH Malayalam Extra" w:cs="BRH Malayalam Extra"/>
+                <w:color w:val="000000"/>
+                <w:sz w:val="28"/>
+                <w:szCs w:val="32"/>
+              </w:rPr>
+              <w:t>–</w:t>
+            </w:r>
+            <w:r>
+              <w:rPr>
+                <w:rFonts w:ascii="BRH Malayalam Extra" w:hAnsi="BRH Malayalam Extra" w:cs="BRH Malayalam Extra"/>
+                <w:color w:val="000000"/>
+                <w:sz w:val="32"/>
+                <w:szCs w:val="32"/>
+              </w:rPr>
+              <w:t>ZzI | D</w:t>
+            </w:r>
+            <w:r>
+              <w:rPr>
+                <w:rFonts w:ascii="BRH Malayalam Extra" w:hAnsi="BRH Malayalam Extra" w:cs="BRH Malayalam Extra"/>
+                <w:color w:val="000000"/>
+                <w:sz w:val="28"/>
+                <w:szCs w:val="32"/>
+              </w:rPr>
+              <w:t>–</w:t>
+            </w:r>
+            <w:r>
+              <w:rPr>
+                <w:rFonts w:ascii="BRH Malayalam Extra" w:hAnsi="BRH Malayalam Extra" w:cs="BRH Malayalam Extra"/>
+                <w:color w:val="000000"/>
+                <w:sz w:val="32"/>
+                <w:szCs w:val="32"/>
+              </w:rPr>
+              <w:t>rxs˜I ||</w:t>
+            </w:r>
+          </w:p>
+          <w:p>
+            <w:pPr>
+              <w:widowControl w:val="0"/>
+              <w:autoSpaceDE w:val="0"/>
+              <w:autoSpaceDN w:val="0"/>
+              <w:adjustRightInd w:val="0"/>
+              <w:spacing w:line="240" w:lineRule="auto"/>
+              <w:rPr>
+                <w:rFonts w:ascii="BRH Malayalam Extra" w:hAnsi="BRH Malayalam Extra" w:cs="BRH Malayalam Extra"/>
+                <w:color w:val="000000"/>
+                <w:sz w:val="32"/>
+                <w:szCs w:val="32"/>
+              </w:rPr>
+            </w:pPr>
+            <w:r>
+              <w:rPr>
+                <w:rFonts w:ascii="BRH Malayalam Extra" w:hAnsi="BRH Malayalam Extra" w:cs="BRH Malayalam Extra"/>
+                <w:color w:val="000000"/>
+                <w:sz w:val="32"/>
+                <w:szCs w:val="32"/>
+              </w:rPr>
+              <w:t>C</w:t>
+            </w:r>
+            <w:r>
+              <w:rPr>
+                <w:rFonts w:ascii="BRH Malayalam Extra" w:hAnsi="BRH Malayalam Extra" w:cs="BRH Malayalam Extra"/>
+                <w:color w:val="000000"/>
+                <w:sz w:val="28"/>
+                <w:szCs w:val="32"/>
+              </w:rPr>
+              <w:t>–</w:t>
+            </w:r>
+            <w:r>
+              <w:rPr>
+                <w:rFonts w:ascii="BRH Malayalam Extra" w:hAnsi="BRH Malayalam Extra" w:cs="BRH Malayalam Extra"/>
+                <w:color w:val="000000"/>
+                <w:sz w:val="32"/>
+                <w:szCs w:val="32"/>
+                <w:highlight w:val="green"/>
+              </w:rPr>
+              <w:t>px</w:t>
+            </w:r>
+            <w:r>
+              <w:rPr>
+                <w:rFonts w:ascii="BRH Malayalam Extra" w:hAnsi="BRH Malayalam Extra" w:cs="BRH Malayalam Extra"/>
+                <w:color w:val="000000"/>
+                <w:sz w:val="28"/>
+                <w:szCs w:val="32"/>
+              </w:rPr>
+              <w:t>–</w:t>
+            </w:r>
+            <w:r>
+              <w:rPr>
+                <w:rFonts w:ascii="BRH Malayalam Extra" w:hAnsi="BRH Malayalam Extra" w:cs="BRH Malayalam Extra"/>
+                <w:color w:val="000000"/>
+                <w:sz w:val="32"/>
+                <w:szCs w:val="32"/>
+              </w:rPr>
+              <w:t>j</w:t>
+            </w:r>
+            <w:r>
+              <w:rPr>
+                <w:rFonts w:ascii="BRH Malayalam Extra" w:hAnsi="BRH Malayalam Extra" w:cs="BRH Malayalam Extra"/>
+                <w:color w:val="000000"/>
+                <w:sz w:val="28"/>
+                <w:szCs w:val="32"/>
+              </w:rPr>
+              <w:t>–</w:t>
+            </w:r>
+            <w:r>
+              <w:rPr>
+                <w:rFonts w:ascii="BRH Malayalam Extra" w:hAnsi="BRH Malayalam Extra" w:cs="BRH Malayalam Extra"/>
+                <w:color w:val="000000"/>
+                <w:sz w:val="32"/>
+                <w:szCs w:val="32"/>
+              </w:rPr>
+              <w:t>Zz ix—j</w:t>
+            </w:r>
+            <w:r>
+              <w:rPr>
+                <w:rFonts w:ascii="BRH Malayalam Extra" w:hAnsi="BRH Malayalam Extra" w:cs="BRH Malayalam Extra"/>
+                <w:color w:val="000000"/>
+                <w:sz w:val="28"/>
+                <w:szCs w:val="32"/>
+              </w:rPr>
+              <w:t>–</w:t>
+            </w:r>
+            <w:r>
+              <w:rPr>
+                <w:rFonts w:ascii="BRH Malayalam Extra" w:hAnsi="BRH Malayalam Extra" w:cs="BRH Malayalam Extra"/>
+                <w:color w:val="000000"/>
+                <w:sz w:val="32"/>
+                <w:szCs w:val="32"/>
+              </w:rPr>
+              <w:t xml:space="preserve">Zz </w:t>
+            </w:r>
+            <w:r>
+              <w:rPr>
+                <w:rFonts w:ascii="BRH Malayalam Extra" w:hAnsi="BRH Malayalam Extra" w:cs="BRH Malayalam Extra"/>
+                <w:color w:val="000000"/>
+                <w:sz w:val="32"/>
+                <w:szCs w:val="32"/>
+                <w:highlight w:val="green"/>
+              </w:rPr>
+              <w:t>iy</w:t>
+            </w:r>
+            <w:r>
+              <w:rPr>
+                <w:rFonts w:ascii="BRH Malayalam Extra" w:hAnsi="BRH Malayalam Extra" w:cs="BRH Malayalam Extra"/>
+                <w:color w:val="000000"/>
+                <w:sz w:val="32"/>
+                <w:szCs w:val="32"/>
+              </w:rPr>
+              <w:t>—¥p pxj</w:t>
+            </w:r>
+            <w:r>
+              <w:rPr>
+                <w:rFonts w:ascii="BRH Malayalam Extra" w:hAnsi="BRH Malayalam Extra" w:cs="BRH Malayalam Extra"/>
+                <w:color w:val="000000"/>
+                <w:sz w:val="28"/>
+                <w:szCs w:val="32"/>
+              </w:rPr>
+              <w:t>–</w:t>
+            </w:r>
+            <w:r>
+              <w:rPr>
+                <w:rFonts w:ascii="BRH Malayalam Extra" w:hAnsi="BRH Malayalam Extra" w:cs="BRH Malayalam Extra"/>
+                <w:color w:val="000000"/>
+                <w:sz w:val="32"/>
+                <w:szCs w:val="32"/>
+              </w:rPr>
+              <w:t>Zz i¡</w:t>
+            </w:r>
+            <w:r>
+              <w:rPr>
+                <w:rFonts w:ascii="BRH Malayalam Extra" w:hAnsi="BRH Malayalam Extra" w:cs="BRH Malayalam Extra"/>
+                <w:color w:val="000000"/>
+                <w:sz w:val="28"/>
+                <w:szCs w:val="32"/>
+              </w:rPr>
+              <w:t>–</w:t>
+            </w:r>
+            <w:r>
+              <w:rPr>
+                <w:rFonts w:ascii="BRH Malayalam Extra" w:hAnsi="BRH Malayalam Extra" w:cs="BRH Malayalam Extra"/>
+                <w:color w:val="000000"/>
+                <w:sz w:val="32"/>
+                <w:szCs w:val="32"/>
+              </w:rPr>
+              <w:t>rxs— i¡</w:t>
+            </w:r>
+            <w:r>
+              <w:rPr>
+                <w:rFonts w:ascii="BRH Malayalam Extra" w:hAnsi="BRH Malayalam Extra" w:cs="BRH Malayalam Extra"/>
+                <w:color w:val="000000"/>
+                <w:sz w:val="28"/>
+                <w:szCs w:val="32"/>
+              </w:rPr>
+              <w:t>–</w:t>
+            </w:r>
+            <w:r>
+              <w:rPr>
+                <w:rFonts w:ascii="BRH Malayalam Extra" w:hAnsi="BRH Malayalam Extra" w:cs="BRH Malayalam Extra"/>
+                <w:color w:val="000000"/>
+                <w:sz w:val="32"/>
+                <w:szCs w:val="32"/>
+              </w:rPr>
+              <w:t>rxs— ixj</w:t>
+            </w:r>
+            <w:r>
+              <w:rPr>
+                <w:rFonts w:ascii="BRH Malayalam Extra" w:hAnsi="BRH Malayalam Extra" w:cs="BRH Malayalam Extra"/>
+                <w:color w:val="000000"/>
+                <w:sz w:val="28"/>
+                <w:szCs w:val="32"/>
+              </w:rPr>
+              <w:t>–</w:t>
+            </w:r>
+            <w:r>
+              <w:rPr>
+                <w:rFonts w:ascii="BRH Malayalam Extra" w:hAnsi="BRH Malayalam Extra" w:cs="BRH Malayalam Extra"/>
+                <w:color w:val="000000"/>
+                <w:sz w:val="32"/>
+                <w:szCs w:val="32"/>
+              </w:rPr>
+              <w:t xml:space="preserve">Zz </w:t>
+            </w:r>
+            <w:r>
+              <w:rPr>
+                <w:rFonts w:ascii="BRH Malayalam Extra" w:hAnsi="BRH Malayalam Extra" w:cs="BRH Malayalam Extra"/>
+                <w:color w:val="000000"/>
+                <w:sz w:val="32"/>
+                <w:szCs w:val="32"/>
+                <w:highlight w:val="green"/>
+              </w:rPr>
+              <w:t>iy—</w:t>
+            </w:r>
+            <w:r>
+              <w:rPr>
+                <w:rFonts w:ascii="BRH Malayalam Extra" w:hAnsi="BRH Malayalam Extra" w:cs="BRH Malayalam Extra"/>
+                <w:color w:val="000000"/>
+                <w:sz w:val="32"/>
+                <w:szCs w:val="32"/>
+              </w:rPr>
+              <w:t>¥p pxj</w:t>
+            </w:r>
+            <w:r>
+              <w:rPr>
+                <w:rFonts w:ascii="BRH Malayalam Extra" w:hAnsi="BRH Malayalam Extra" w:cs="BRH Malayalam Extra"/>
+                <w:color w:val="000000"/>
+                <w:sz w:val="28"/>
+                <w:szCs w:val="32"/>
+              </w:rPr>
+              <w:t>–</w:t>
+            </w:r>
+            <w:r>
+              <w:rPr>
+                <w:rFonts w:ascii="BRH Malayalam Extra" w:hAnsi="BRH Malayalam Extra" w:cs="BRH Malayalam Extra"/>
+                <w:color w:val="000000"/>
+                <w:sz w:val="32"/>
+                <w:szCs w:val="32"/>
+              </w:rPr>
+              <w:t>Zz i¡</w:t>
+            </w:r>
+            <w:r>
+              <w:rPr>
+                <w:rFonts w:ascii="BRH Malayalam Extra" w:hAnsi="BRH Malayalam Extra" w:cs="BRH Malayalam Extra"/>
+                <w:color w:val="000000"/>
+                <w:sz w:val="28"/>
+                <w:szCs w:val="32"/>
+              </w:rPr>
+              <w:t>–</w:t>
+            </w:r>
+            <w:r>
+              <w:rPr>
+                <w:rFonts w:ascii="BRH Malayalam Extra" w:hAnsi="BRH Malayalam Extra" w:cs="BRH Malayalam Extra"/>
+                <w:color w:val="000000"/>
+                <w:sz w:val="32"/>
+                <w:szCs w:val="32"/>
+              </w:rPr>
+              <w:t xml:space="preserve">rxs˜I | </w:t>
+            </w:r>
+          </w:p>
+          <w:p>
+            <w:pPr>
+              <w:widowControl w:val="0"/>
+              <w:autoSpaceDE w:val="0"/>
+              <w:autoSpaceDN w:val="0"/>
+              <w:adjustRightInd w:val="0"/>
+              <w:spacing w:before="0" w:line="240" w:lineRule="auto"/>
+              <w:rPr>
+                <w:rFonts w:cs="BRH Malayalam Extra"/>
+                <w:color w:val="FF0000"/>
+                <w:szCs w:val="40"/>
+              </w:rPr>
+            </w:pPr>
+          </w:p>
+        </w:tc>
+      </w:tr>
+      <w:tr>
+        <w:trPr>
+          <w:trHeight w:val="899"/>
+        </w:trPr>
+        <w:tc>
+          <w:tcPr>
+            <w:tcW w:w="7166" w:type="dxa"/>
+            <w:tcBorders>
+              <w:top w:val="single" w:sz="4" w:space="0" w:color="000000"/>
+              <w:left w:val="single" w:sz="4" w:space="0" w:color="000000"/>
+              <w:bottom w:val="single" w:sz="4" w:space="0" w:color="000000"/>
+              <w:right w:val="single" w:sz="4" w:space="0" w:color="000000"/>
+            </w:tcBorders>
+          </w:tcPr>
+          <w:p>
+            <w:pPr>
+              <w:widowControl w:val="0"/>
+              <w:autoSpaceDE w:val="0"/>
+              <w:autoSpaceDN w:val="0"/>
+              <w:adjustRightInd w:val="0"/>
+              <w:spacing w:line="240" w:lineRule="auto"/>
+              <w:rPr>
+                <w:rFonts w:ascii="BRH Malayalam Extra" w:hAnsi="BRH Malayalam Extra" w:cs="BRH Malayalam Extra"/>
+                <w:color w:val="000000"/>
+                <w:sz w:val="32"/>
+                <w:szCs w:val="32"/>
+              </w:rPr>
+            </w:pPr>
+            <w:r>
+              <w:rPr>
+                <w:rFonts w:ascii="BRH Malayalam Extra" w:hAnsi="BRH Malayalam Extra" w:cs="BRH Malayalam Extra"/>
+                <w:color w:val="000000"/>
+                <w:sz w:val="32"/>
+                <w:szCs w:val="32"/>
+              </w:rPr>
+              <w:t>(</w:t>
+            </w:r>
+            <w:proofErr w:type="gramStart"/>
+            <w:r>
+              <w:rPr>
+                <w:rFonts w:cs="BRH Malayalam Extra"/>
+                <w:color w:val="000000"/>
+                <w:szCs w:val="32"/>
+              </w:rPr>
+              <w:t>34</w:t>
+            </w:r>
+            <w:r>
+              <w:rPr>
+                <w:rFonts w:ascii="BRH Malayalam Extra" w:hAnsi="BRH Malayalam Extra" w:cs="BRH Malayalam Extra"/>
+                <w:color w:val="000000"/>
+                <w:sz w:val="32"/>
+                <w:szCs w:val="32"/>
+              </w:rPr>
+              <w:t>)</w:t>
+            </w:r>
+            <w:r>
+              <w:rPr>
+                <w:rFonts w:cs="BRH Malayalam Extra"/>
+                <w:color w:val="000000"/>
+                <w:szCs w:val="32"/>
+              </w:rPr>
+              <w:t>[</w:t>
+            </w:r>
+            <w:proofErr w:type="gramEnd"/>
+            <w:r>
+              <w:rPr>
+                <w:rFonts w:cs="BRH Malayalam Extra"/>
+                <w:color w:val="000000"/>
+                <w:szCs w:val="32"/>
+              </w:rPr>
+              <w:t>P15</w:t>
+            </w:r>
+            <w:r>
+              <w:rPr>
+                <w:rFonts w:ascii="BRH Malayalam Extra" w:hAnsi="BRH Malayalam Extra" w:cs="BRH Malayalam Extra"/>
+                <w:color w:val="000000"/>
+                <w:sz w:val="32"/>
+                <w:szCs w:val="32"/>
+              </w:rPr>
+              <w:t xml:space="preserve">] </w:t>
+            </w:r>
+            <w:r>
+              <w:rPr>
+                <w:rFonts w:cs="BRH Malayalam Extra"/>
+                <w:color w:val="000000"/>
+                <w:szCs w:val="32"/>
+              </w:rPr>
+              <w:t>4</w:t>
+            </w:r>
+            <w:r>
+              <w:rPr>
+                <w:rFonts w:ascii="BRH Malayalam Extra" w:hAnsi="BRH Malayalam Extra" w:cs="BRH Malayalam Extra"/>
+                <w:color w:val="000000"/>
+                <w:sz w:val="32"/>
+                <w:szCs w:val="32"/>
+              </w:rPr>
+              <w:t>.</w:t>
+            </w:r>
+            <w:r>
+              <w:rPr>
+                <w:rFonts w:cs="BRH Malayalam Extra"/>
+                <w:color w:val="000000"/>
+                <w:szCs w:val="32"/>
+              </w:rPr>
+              <w:t>4</w:t>
+            </w:r>
+            <w:r>
+              <w:rPr>
+                <w:rFonts w:ascii="BRH Malayalam Extra" w:hAnsi="BRH Malayalam Extra" w:cs="BRH Malayalam Extra"/>
+                <w:color w:val="000000"/>
+                <w:sz w:val="32"/>
+                <w:szCs w:val="32"/>
+              </w:rPr>
+              <w:t>.</w:t>
+            </w:r>
+            <w:r>
+              <w:rPr>
+                <w:rFonts w:cs="BRH Malayalam Extra"/>
+                <w:color w:val="000000"/>
+                <w:szCs w:val="32"/>
+              </w:rPr>
+              <w:t>4</w:t>
+            </w:r>
+            <w:r>
+              <w:rPr>
+                <w:rFonts w:ascii="BRH Malayalam Extra" w:hAnsi="BRH Malayalam Extra" w:cs="BRH Malayalam Extra"/>
+                <w:color w:val="000000"/>
+                <w:sz w:val="32"/>
+                <w:szCs w:val="32"/>
+              </w:rPr>
+              <w:t>.</w:t>
+            </w:r>
+            <w:r>
+              <w:rPr>
+                <w:rFonts w:cs="BRH Malayalam Extra"/>
+                <w:color w:val="000000"/>
+                <w:szCs w:val="32"/>
+              </w:rPr>
+              <w:t>6</w:t>
+            </w:r>
+            <w:r>
+              <w:rPr>
+                <w:rFonts w:ascii="BRH Malayalam Extra" w:hAnsi="BRH Malayalam Extra" w:cs="BRH Malayalam Extra"/>
+                <w:color w:val="000000"/>
+                <w:sz w:val="32"/>
+                <w:szCs w:val="32"/>
+              </w:rPr>
+              <w:t>(</w:t>
+            </w:r>
+            <w:r>
+              <w:rPr>
+                <w:rFonts w:cs="BRH Malayalam Extra"/>
+                <w:color w:val="000000"/>
+                <w:szCs w:val="32"/>
+              </w:rPr>
+              <w:t>31</w:t>
+            </w:r>
+            <w:r>
+              <w:rPr>
+                <w:rFonts w:ascii="BRH Malayalam Extra" w:hAnsi="BRH Malayalam Extra" w:cs="BRH Malayalam Extra"/>
+                <w:color w:val="000000"/>
+                <w:sz w:val="32"/>
+                <w:szCs w:val="32"/>
+              </w:rPr>
+              <w:t>)</w:t>
+            </w:r>
+            <w:proofErr w:type="gramStart"/>
+            <w:r>
+              <w:rPr>
+                <w:rFonts w:ascii="BRH Malayalam Extra" w:hAnsi="BRH Malayalam Extra" w:cs="BRH Malayalam Extra"/>
+                <w:color w:val="000000"/>
+                <w:sz w:val="32"/>
+                <w:szCs w:val="32"/>
+              </w:rPr>
+              <w:t>-  s</w:t>
+            </w:r>
+            <w:proofErr w:type="gramEnd"/>
+            <w:r>
+              <w:rPr>
+                <w:rFonts w:ascii="BRH Malayalam Extra" w:hAnsi="BRH Malayalam Extra" w:cs="BRH Malayalam Extra"/>
+                <w:color w:val="000000"/>
+                <w:sz w:val="32"/>
+                <w:szCs w:val="32"/>
+              </w:rPr>
+              <w:t>¡</w:t>
+            </w:r>
+            <w:r>
+              <w:rPr>
+                <w:rFonts w:ascii="BRH Malayalam Extra" w:hAnsi="BRH Malayalam Extra" w:cs="BRH Malayalam Extra"/>
+                <w:color w:val="000000"/>
+                <w:sz w:val="32"/>
+                <w:szCs w:val="32"/>
+                <w:highlight w:val="yellow"/>
+              </w:rPr>
+              <w:t>Ò</w:t>
+            </w:r>
+            <w:r>
+              <w:rPr>
+                <w:rFonts w:ascii="BRH Malayalam Extra" w:hAnsi="BRH Malayalam Extra" w:cs="BRH Malayalam Extra"/>
+                <w:color w:val="000000"/>
+                <w:sz w:val="28"/>
+                <w:szCs w:val="32"/>
+                <w:highlight w:val="yellow"/>
+              </w:rPr>
+              <w:t>–</w:t>
+            </w:r>
+            <w:r>
+              <w:rPr>
+                <w:rFonts w:ascii="BRH Malayalam Extra" w:hAnsi="BRH Malayalam Extra" w:cs="BRH Malayalam Extra"/>
+                <w:color w:val="000000"/>
+                <w:sz w:val="32"/>
+                <w:szCs w:val="32"/>
+                <w:highlight w:val="yellow"/>
+              </w:rPr>
+              <w:t>öÉ</w:t>
+            </w:r>
+            <w:r>
+              <w:rPr>
+                <w:rFonts w:ascii="BRH Malayalam Extra" w:hAnsi="BRH Malayalam Extra" w:cs="BRH Malayalam Extra"/>
+                <w:color w:val="000000"/>
+                <w:sz w:val="28"/>
+                <w:szCs w:val="32"/>
+              </w:rPr>
+              <w:t>–</w:t>
+            </w:r>
+            <w:r>
+              <w:rPr>
+                <w:rFonts w:ascii="BRH Malayalam Extra" w:hAnsi="BRH Malayalam Extra" w:cs="BRH Malayalam Extra"/>
+                <w:color w:val="000000"/>
+                <w:sz w:val="32"/>
+                <w:szCs w:val="32"/>
+              </w:rPr>
+              <w:t xml:space="preserve"> | bsô— | pyq§e—¥Z |</w:t>
+            </w:r>
+          </w:p>
+          <w:p>
+            <w:pPr>
+              <w:widowControl w:val="0"/>
+              <w:autoSpaceDE w:val="0"/>
+              <w:autoSpaceDN w:val="0"/>
+              <w:adjustRightInd w:val="0"/>
+              <w:spacing w:line="240" w:lineRule="auto"/>
+              <w:rPr>
+                <w:rFonts w:ascii="BRH Malayalam Extra" w:hAnsi="BRH Malayalam Extra" w:cs="BRH Malayalam Extra"/>
+                <w:color w:val="000000"/>
+                <w:sz w:val="32"/>
+                <w:szCs w:val="32"/>
+              </w:rPr>
+            </w:pPr>
+            <w:r>
+              <w:rPr>
+                <w:rFonts w:ascii="BRH Malayalam Extra" w:hAnsi="BRH Malayalam Extra" w:cs="BRH Malayalam Extra"/>
+                <w:color w:val="000000"/>
+                <w:sz w:val="32"/>
+                <w:szCs w:val="32"/>
+              </w:rPr>
+              <w:t>s¡Ò—öÉ</w:t>
+            </w:r>
+            <w:r>
+              <w:rPr>
+                <w:rFonts w:ascii="BRH Malayalam Extra" w:hAnsi="BRH Malayalam Extra" w:cs="BRH Malayalam Extra"/>
+                <w:color w:val="000000"/>
+                <w:sz w:val="28"/>
+                <w:szCs w:val="32"/>
+              </w:rPr>
+              <w:t>–</w:t>
+            </w:r>
+            <w:r>
+              <w:rPr>
+                <w:rFonts w:ascii="BRH Malayalam Extra" w:hAnsi="BRH Malayalam Extra" w:cs="BRH Malayalam Extra"/>
+                <w:color w:val="000000"/>
+                <w:sz w:val="32"/>
+                <w:szCs w:val="32"/>
+              </w:rPr>
+              <w:t xml:space="preserve"> bsô</w:t>
+            </w:r>
+            <w:r>
+              <w:rPr>
+                <w:rFonts w:ascii="BRH Malayalam Extra" w:hAnsi="BRH Malayalam Extra" w:cs="BRH Malayalam Extra"/>
+                <w:color w:val="000000"/>
+                <w:sz w:val="28"/>
+                <w:szCs w:val="32"/>
+              </w:rPr>
+              <w:t>–</w:t>
+            </w:r>
+            <w:r>
+              <w:rPr>
+                <w:rFonts w:ascii="BRH Malayalam Extra" w:hAnsi="BRH Malayalam Extra" w:cs="BRH Malayalam Extra"/>
+                <w:color w:val="000000"/>
+                <w:sz w:val="32"/>
+                <w:szCs w:val="32"/>
+              </w:rPr>
+              <w:t xml:space="preserve"> bsô</w:t>
+            </w:r>
+            <w:r>
+              <w:rPr>
+                <w:rFonts w:ascii="BRH Malayalam Extra" w:hAnsi="BRH Malayalam Extra" w:cs="BRH Malayalam Extra"/>
+                <w:color w:val="000000"/>
+                <w:sz w:val="28"/>
+                <w:szCs w:val="32"/>
+              </w:rPr>
+              <w:t>–</w:t>
+            </w:r>
+            <w:r>
+              <w:rPr>
+                <w:rFonts w:ascii="BRH Malayalam Extra" w:hAnsi="BRH Malayalam Extra" w:cs="BRH Malayalam Extra"/>
+                <w:color w:val="000000"/>
+                <w:sz w:val="32"/>
+                <w:szCs w:val="32"/>
+              </w:rPr>
+              <w:t xml:space="preserve"> s¡Ò—öÉ</w:t>
+            </w:r>
+            <w:r>
+              <w:rPr>
+                <w:rFonts w:ascii="BRH Malayalam Extra" w:hAnsi="BRH Malayalam Extra" w:cs="BRH Malayalam Extra"/>
+                <w:color w:val="000000"/>
+                <w:sz w:val="28"/>
+                <w:szCs w:val="32"/>
+              </w:rPr>
+              <w:t>–</w:t>
+            </w:r>
+            <w:r>
+              <w:rPr>
+                <w:rFonts w:ascii="BRH Malayalam Extra" w:hAnsi="BRH Malayalam Extra" w:cs="BRH Malayalam Extra"/>
+                <w:color w:val="000000"/>
+                <w:sz w:val="32"/>
+                <w:szCs w:val="32"/>
+              </w:rPr>
+              <w:t xml:space="preserve"> s¡Ò—öÉ</w:t>
+            </w:r>
+            <w:r>
+              <w:rPr>
+                <w:rFonts w:ascii="BRH Malayalam Extra" w:hAnsi="BRH Malayalam Extra" w:cs="BRH Malayalam Extra"/>
+                <w:color w:val="000000"/>
+                <w:sz w:val="28"/>
+                <w:szCs w:val="32"/>
+              </w:rPr>
+              <w:t>–</w:t>
+            </w:r>
+            <w:r>
+              <w:rPr>
+                <w:rFonts w:ascii="BRH Malayalam Extra" w:hAnsi="BRH Malayalam Extra" w:cs="BRH Malayalam Extra"/>
+                <w:color w:val="000000"/>
+                <w:sz w:val="32"/>
+                <w:szCs w:val="32"/>
+              </w:rPr>
+              <w:t xml:space="preserve"> bsô</w:t>
+            </w:r>
+            <w:r>
+              <w:rPr>
+                <w:rFonts w:ascii="BRH Malayalam Extra" w:hAnsi="BRH Malayalam Extra" w:cs="BRH Malayalam Extra"/>
+                <w:color w:val="000000"/>
+                <w:sz w:val="28"/>
+                <w:szCs w:val="32"/>
+              </w:rPr>
+              <w:t>–</w:t>
+            </w:r>
+            <w:r>
+              <w:rPr>
+                <w:rFonts w:ascii="BRH Malayalam Extra" w:hAnsi="BRH Malayalam Extra" w:cs="BRH Malayalam Extra"/>
+                <w:color w:val="000000"/>
+                <w:sz w:val="32"/>
+                <w:szCs w:val="32"/>
+              </w:rPr>
+              <w:t xml:space="preserve"> </w:t>
+            </w:r>
+          </w:p>
+          <w:p>
+            <w:pPr>
+              <w:widowControl w:val="0"/>
+              <w:autoSpaceDE w:val="0"/>
+              <w:autoSpaceDN w:val="0"/>
+              <w:adjustRightInd w:val="0"/>
+              <w:spacing w:line="240" w:lineRule="auto"/>
+              <w:rPr>
+                <w:rFonts w:ascii="BRH Malayalam Extra" w:hAnsi="BRH Malayalam Extra" w:cs="BRH Malayalam Extra"/>
+                <w:color w:val="000000"/>
+                <w:sz w:val="32"/>
+                <w:szCs w:val="32"/>
+              </w:rPr>
+            </w:pPr>
+            <w:r>
+              <w:rPr>
+                <w:rFonts w:ascii="BRH Malayalam Extra" w:hAnsi="BRH Malayalam Extra" w:cs="BRH Malayalam Extra"/>
+                <w:color w:val="000000"/>
+                <w:sz w:val="32"/>
+                <w:szCs w:val="32"/>
+              </w:rPr>
+              <w:t>pyq§e—¥Z</w:t>
+            </w:r>
+            <w:r>
+              <w:rPr>
+                <w:rFonts w:ascii="BRH Malayalam Extra" w:hAnsi="BRH Malayalam Extra" w:cs="BRH Malayalam Extra"/>
+                <w:color w:val="000000"/>
+                <w:sz w:val="28"/>
+                <w:szCs w:val="32"/>
+              </w:rPr>
+              <w:t>–</w:t>
+            </w:r>
+            <w:r>
+              <w:rPr>
+                <w:rFonts w:ascii="BRH Malayalam Extra" w:hAnsi="BRH Malayalam Extra" w:cs="BRH Malayalam Extra"/>
+                <w:color w:val="000000"/>
+                <w:sz w:val="32"/>
+                <w:szCs w:val="32"/>
+              </w:rPr>
+              <w:t xml:space="preserve"> pyq§e—¥Z</w:t>
+            </w:r>
+            <w:r>
+              <w:rPr>
+                <w:rFonts w:ascii="BRH Malayalam Extra" w:hAnsi="BRH Malayalam Extra" w:cs="BRH Malayalam Extra"/>
+                <w:color w:val="000000"/>
+                <w:sz w:val="28"/>
+                <w:szCs w:val="32"/>
+              </w:rPr>
+              <w:t>–</w:t>
+            </w:r>
+            <w:r>
+              <w:rPr>
+                <w:rFonts w:ascii="BRH Malayalam Extra" w:hAnsi="BRH Malayalam Extra" w:cs="BRH Malayalam Extra"/>
+                <w:color w:val="000000"/>
+                <w:sz w:val="32"/>
+                <w:szCs w:val="32"/>
+              </w:rPr>
+              <w:t xml:space="preserve"> bsô</w:t>
+            </w:r>
+            <w:r>
+              <w:rPr>
+                <w:rFonts w:ascii="BRH Malayalam Extra" w:hAnsi="BRH Malayalam Extra" w:cs="BRH Malayalam Extra"/>
+                <w:color w:val="000000"/>
+                <w:sz w:val="28"/>
+                <w:szCs w:val="32"/>
+              </w:rPr>
+              <w:t>–</w:t>
+            </w:r>
+            <w:r>
+              <w:rPr>
+                <w:rFonts w:ascii="BRH Malayalam Extra" w:hAnsi="BRH Malayalam Extra" w:cs="BRH Malayalam Extra"/>
+                <w:color w:val="000000"/>
+                <w:sz w:val="32"/>
+                <w:szCs w:val="32"/>
+              </w:rPr>
+              <w:t xml:space="preserve"> s¡Ò—öÉ</w:t>
+            </w:r>
+            <w:r>
+              <w:rPr>
+                <w:rFonts w:ascii="BRH Malayalam Extra" w:hAnsi="BRH Malayalam Extra" w:cs="BRH Malayalam Extra"/>
+                <w:color w:val="000000"/>
+                <w:sz w:val="28"/>
+                <w:szCs w:val="32"/>
+              </w:rPr>
+              <w:t>–</w:t>
+            </w:r>
+            <w:r>
+              <w:rPr>
+                <w:rFonts w:ascii="BRH Malayalam Extra" w:hAnsi="BRH Malayalam Extra" w:cs="BRH Malayalam Extra"/>
+                <w:color w:val="000000"/>
+                <w:sz w:val="32"/>
+                <w:szCs w:val="32"/>
+              </w:rPr>
+              <w:t xml:space="preserve"> s¡Ò—öÉ</w:t>
+            </w:r>
+            <w:r>
+              <w:rPr>
+                <w:rFonts w:ascii="BRH Malayalam Extra" w:hAnsi="BRH Malayalam Extra" w:cs="BRH Malayalam Extra"/>
+                <w:color w:val="000000"/>
+                <w:sz w:val="28"/>
+                <w:szCs w:val="32"/>
+              </w:rPr>
+              <w:t>–</w:t>
+            </w:r>
+            <w:r>
+              <w:rPr>
+                <w:rFonts w:ascii="BRH Malayalam Extra" w:hAnsi="BRH Malayalam Extra" w:cs="BRH Malayalam Extra"/>
+                <w:color w:val="000000"/>
+                <w:sz w:val="32"/>
+                <w:szCs w:val="32"/>
+              </w:rPr>
+              <w:t xml:space="preserve"> bsô</w:t>
+            </w:r>
+            <w:r>
+              <w:rPr>
+                <w:rFonts w:ascii="BRH Malayalam Extra" w:hAnsi="BRH Malayalam Extra" w:cs="BRH Malayalam Extra"/>
+                <w:color w:val="000000"/>
+                <w:sz w:val="28"/>
+                <w:szCs w:val="32"/>
+              </w:rPr>
+              <w:t>–</w:t>
+            </w:r>
+            <w:r>
+              <w:rPr>
+                <w:rFonts w:ascii="BRH Malayalam Extra" w:hAnsi="BRH Malayalam Extra" w:cs="BRH Malayalam Extra"/>
+                <w:color w:val="000000"/>
+                <w:sz w:val="32"/>
+                <w:szCs w:val="32"/>
+              </w:rPr>
+              <w:t xml:space="preserve"> </w:t>
+            </w:r>
+            <w:r>
+              <w:rPr>
+                <w:rFonts w:ascii="BRH Malayalam Extra" w:hAnsi="BRH Malayalam Extra" w:cs="BRH Malayalam Extra"/>
+                <w:color w:val="000000"/>
+                <w:sz w:val="32"/>
+                <w:szCs w:val="32"/>
+              </w:rPr>
+              <w:lastRenderedPageBreak/>
+              <w:t xml:space="preserve">pyq§e—¥Z | </w:t>
+            </w:r>
+          </w:p>
+          <w:p>
+            <w:pPr>
+              <w:widowControl w:val="0"/>
+              <w:autoSpaceDE w:val="0"/>
+              <w:autoSpaceDN w:val="0"/>
+              <w:adjustRightInd w:val="0"/>
+              <w:spacing w:line="240" w:lineRule="auto"/>
+              <w:rPr>
+                <w:rFonts w:ascii="BRH Malayalam Extra" w:hAnsi="BRH Malayalam Extra" w:cs="BRH Malayalam Extra"/>
+                <w:color w:val="000000"/>
+                <w:sz w:val="32"/>
+                <w:szCs w:val="32"/>
+              </w:rPr>
+            </w:pPr>
+            <w:r>
+              <w:rPr>
+                <w:rFonts w:ascii="BRH Malayalam Extra" w:hAnsi="BRH Malayalam Extra" w:cs="BRH Malayalam Extra"/>
+                <w:color w:val="000000"/>
+                <w:sz w:val="32"/>
+                <w:szCs w:val="32"/>
+              </w:rPr>
+              <w:t>(</w:t>
+            </w:r>
+            <w:proofErr w:type="gramStart"/>
+            <w:r>
+              <w:rPr>
+                <w:rFonts w:cs="BRH Malayalam Extra"/>
+                <w:color w:val="000000"/>
+                <w:szCs w:val="32"/>
+              </w:rPr>
+              <w:t>35</w:t>
+            </w:r>
+            <w:r>
+              <w:rPr>
+                <w:rFonts w:ascii="BRH Malayalam Extra" w:hAnsi="BRH Malayalam Extra" w:cs="BRH Malayalam Extra"/>
+                <w:color w:val="000000"/>
+                <w:sz w:val="32"/>
+                <w:szCs w:val="32"/>
+              </w:rPr>
+              <w:t>)</w:t>
+            </w:r>
+            <w:r>
+              <w:rPr>
+                <w:rFonts w:cs="BRH Malayalam Extra"/>
+                <w:color w:val="000000"/>
+                <w:szCs w:val="32"/>
+              </w:rPr>
+              <w:t>[</w:t>
+            </w:r>
+            <w:proofErr w:type="gramEnd"/>
+            <w:r>
+              <w:rPr>
+                <w:rFonts w:cs="BRH Malayalam Extra"/>
+                <w:color w:val="000000"/>
+                <w:szCs w:val="32"/>
+              </w:rPr>
+              <w:t>P15</w:t>
+            </w:r>
+            <w:r>
+              <w:rPr>
+                <w:rFonts w:ascii="BRH Malayalam Extra" w:hAnsi="BRH Malayalam Extra" w:cs="BRH Malayalam Extra"/>
+                <w:color w:val="000000"/>
+                <w:sz w:val="32"/>
+                <w:szCs w:val="32"/>
+              </w:rPr>
+              <w:t xml:space="preserve">] </w:t>
+            </w:r>
+            <w:r>
+              <w:rPr>
+                <w:rFonts w:cs="BRH Malayalam Extra"/>
+                <w:color w:val="000000"/>
+                <w:szCs w:val="32"/>
+              </w:rPr>
+              <w:t>4</w:t>
+            </w:r>
+            <w:r>
+              <w:rPr>
+                <w:rFonts w:ascii="BRH Malayalam Extra" w:hAnsi="BRH Malayalam Extra" w:cs="BRH Malayalam Extra"/>
+                <w:color w:val="000000"/>
+                <w:sz w:val="32"/>
+                <w:szCs w:val="32"/>
+              </w:rPr>
+              <w:t>.</w:t>
+            </w:r>
+            <w:r>
+              <w:rPr>
+                <w:rFonts w:cs="BRH Malayalam Extra"/>
+                <w:color w:val="000000"/>
+                <w:szCs w:val="32"/>
+              </w:rPr>
+              <w:t>4</w:t>
+            </w:r>
+            <w:r>
+              <w:rPr>
+                <w:rFonts w:ascii="BRH Malayalam Extra" w:hAnsi="BRH Malayalam Extra" w:cs="BRH Malayalam Extra"/>
+                <w:color w:val="000000"/>
+                <w:sz w:val="32"/>
+                <w:szCs w:val="32"/>
+              </w:rPr>
+              <w:t>.</w:t>
+            </w:r>
+            <w:r>
+              <w:rPr>
+                <w:rFonts w:cs="BRH Malayalam Extra"/>
+                <w:color w:val="000000"/>
+                <w:szCs w:val="32"/>
+              </w:rPr>
+              <w:t>4</w:t>
+            </w:r>
+            <w:r>
+              <w:rPr>
+                <w:rFonts w:ascii="BRH Malayalam Extra" w:hAnsi="BRH Malayalam Extra" w:cs="BRH Malayalam Extra"/>
+                <w:color w:val="000000"/>
+                <w:sz w:val="32"/>
+                <w:szCs w:val="32"/>
+              </w:rPr>
+              <w:t>.</w:t>
+            </w:r>
+            <w:r>
+              <w:rPr>
+                <w:rFonts w:cs="BRH Malayalam Extra"/>
+                <w:color w:val="000000"/>
+                <w:szCs w:val="32"/>
+              </w:rPr>
+              <w:t>6</w:t>
+            </w:r>
+            <w:r>
+              <w:rPr>
+                <w:rFonts w:ascii="BRH Malayalam Extra" w:hAnsi="BRH Malayalam Extra" w:cs="BRH Malayalam Extra"/>
+                <w:color w:val="000000"/>
+                <w:sz w:val="32"/>
+                <w:szCs w:val="32"/>
+              </w:rPr>
+              <w:t>(</w:t>
+            </w:r>
+            <w:r>
+              <w:rPr>
+                <w:rFonts w:cs="BRH Malayalam Extra"/>
+                <w:color w:val="000000"/>
+                <w:szCs w:val="32"/>
+              </w:rPr>
+              <w:t>31</w:t>
+            </w:r>
+            <w:r>
+              <w:rPr>
+                <w:rFonts w:ascii="BRH Malayalam Extra" w:hAnsi="BRH Malayalam Extra" w:cs="BRH Malayalam Extra"/>
+                <w:color w:val="000000"/>
+                <w:sz w:val="32"/>
+                <w:szCs w:val="32"/>
+              </w:rPr>
+              <w:t>)</w:t>
+            </w:r>
+            <w:proofErr w:type="gramStart"/>
+            <w:r>
+              <w:rPr>
+                <w:rFonts w:ascii="BRH Malayalam Extra" w:hAnsi="BRH Malayalam Extra" w:cs="BRH Malayalam Extra"/>
+                <w:color w:val="000000"/>
+                <w:sz w:val="32"/>
+                <w:szCs w:val="32"/>
+              </w:rPr>
+              <w:t>-  s</w:t>
+            </w:r>
+            <w:proofErr w:type="gramEnd"/>
+            <w:r>
+              <w:rPr>
+                <w:rFonts w:ascii="BRH Malayalam Extra" w:hAnsi="BRH Malayalam Extra" w:cs="BRH Malayalam Extra"/>
+                <w:color w:val="000000"/>
+                <w:sz w:val="32"/>
+                <w:szCs w:val="32"/>
+              </w:rPr>
+              <w:t>¡</w:t>
+            </w:r>
+            <w:r>
+              <w:rPr>
+                <w:rFonts w:ascii="BRH Malayalam Extra" w:hAnsi="BRH Malayalam Extra" w:cs="BRH Malayalam Extra"/>
+                <w:color w:val="000000"/>
+                <w:sz w:val="32"/>
+                <w:szCs w:val="32"/>
+                <w:highlight w:val="yellow"/>
+              </w:rPr>
+              <w:t>Ò</w:t>
+            </w:r>
+            <w:r>
+              <w:rPr>
+                <w:rFonts w:ascii="BRH Malayalam Extra" w:hAnsi="BRH Malayalam Extra" w:cs="BRH Malayalam Extra"/>
+                <w:color w:val="000000"/>
+                <w:sz w:val="28"/>
+                <w:szCs w:val="32"/>
+                <w:highlight w:val="yellow"/>
+              </w:rPr>
+              <w:t>–</w:t>
+            </w:r>
+            <w:r>
+              <w:rPr>
+                <w:rFonts w:ascii="BRH Malayalam Extra" w:hAnsi="BRH Malayalam Extra" w:cs="BRH Malayalam Extra"/>
+                <w:color w:val="000000"/>
+                <w:sz w:val="32"/>
+                <w:szCs w:val="32"/>
+                <w:highlight w:val="yellow"/>
+              </w:rPr>
+              <w:t>öÉ</w:t>
+            </w:r>
+            <w:r>
+              <w:rPr>
+                <w:rFonts w:ascii="BRH Malayalam Extra" w:hAnsi="BRH Malayalam Extra" w:cs="BRH Malayalam Extra"/>
+                <w:color w:val="000000"/>
+                <w:sz w:val="28"/>
+                <w:szCs w:val="32"/>
+              </w:rPr>
+              <w:t>–</w:t>
+            </w:r>
+            <w:r>
+              <w:rPr>
+                <w:rFonts w:ascii="BRH Malayalam Extra" w:hAnsi="BRH Malayalam Extra" w:cs="BRH Malayalam Extra"/>
+                <w:color w:val="000000"/>
+                <w:sz w:val="32"/>
+                <w:szCs w:val="32"/>
+              </w:rPr>
+              <w:t xml:space="preserve"> |</w:t>
+            </w:r>
+          </w:p>
+          <w:p>
+            <w:pPr>
+              <w:widowControl w:val="0"/>
+              <w:autoSpaceDE w:val="0"/>
+              <w:autoSpaceDN w:val="0"/>
+              <w:adjustRightInd w:val="0"/>
+              <w:spacing w:line="240" w:lineRule="auto"/>
+              <w:rPr>
+                <w:rFonts w:ascii="BRH Malayalam Extra" w:hAnsi="BRH Malayalam Extra" w:cs="BRH Malayalam Extra"/>
+                <w:color w:val="000000"/>
+                <w:sz w:val="32"/>
+                <w:szCs w:val="32"/>
+              </w:rPr>
+            </w:pPr>
+            <w:r>
+              <w:rPr>
+                <w:rFonts w:ascii="BRH Malayalam Extra" w:hAnsi="BRH Malayalam Extra" w:cs="BRH Malayalam Extra"/>
+                <w:color w:val="000000"/>
+                <w:sz w:val="32"/>
+                <w:szCs w:val="32"/>
+              </w:rPr>
+              <w:t>s¡Ò</w:t>
+            </w:r>
+            <w:r>
+              <w:rPr>
+                <w:rFonts w:ascii="BRH Malayalam Extra" w:hAnsi="BRH Malayalam Extra" w:cs="BRH Malayalam Extra"/>
+                <w:color w:val="000000"/>
+                <w:sz w:val="28"/>
+                <w:szCs w:val="32"/>
+              </w:rPr>
+              <w:t>–</w:t>
+            </w:r>
+            <w:r>
+              <w:rPr>
+                <w:rFonts w:ascii="BRH Malayalam Extra" w:hAnsi="BRH Malayalam Extra" w:cs="BRH Malayalam Extra"/>
+                <w:color w:val="000000"/>
+                <w:sz w:val="32"/>
+                <w:szCs w:val="32"/>
+              </w:rPr>
+              <w:t>¥öÉZy</w:t>
+            </w:r>
+            <w:r>
+              <w:rPr>
+                <w:rFonts w:ascii="BRH Malayalam Extra" w:hAnsi="BRH Malayalam Extra" w:cs="BRH Malayalam Extra"/>
+                <w:color w:val="000000"/>
+                <w:sz w:val="28"/>
+                <w:szCs w:val="32"/>
+              </w:rPr>
+              <w:t>–</w:t>
+            </w:r>
+            <w:r>
+              <w:rPr>
+                <w:rFonts w:ascii="BRH Malayalam Extra" w:hAnsi="BRH Malayalam Extra" w:cs="BRH Malayalam Extra"/>
+                <w:color w:val="000000"/>
+                <w:sz w:val="32"/>
+                <w:szCs w:val="32"/>
+              </w:rPr>
+              <w:t xml:space="preserve"> s¡ - P</w:t>
+            </w:r>
+            <w:r>
+              <w:rPr>
+                <w:rFonts w:ascii="BRH Malayalam Extra" w:hAnsi="BRH Malayalam Extra" w:cs="BRH Malayalam Extra"/>
+                <w:color w:val="000000"/>
+                <w:sz w:val="28"/>
+                <w:szCs w:val="32"/>
+              </w:rPr>
+              <w:t>–</w:t>
+            </w:r>
+            <w:r>
+              <w:rPr>
+                <w:rFonts w:ascii="BRH Malayalam Extra" w:hAnsi="BRH Malayalam Extra" w:cs="BRH Malayalam Extra"/>
+                <w:color w:val="000000"/>
+                <w:sz w:val="32"/>
+                <w:szCs w:val="32"/>
+              </w:rPr>
+              <w:t>öÉ</w:t>
+            </w:r>
+            <w:r>
+              <w:rPr>
+                <w:rFonts w:ascii="BRH Malayalam Extra" w:hAnsi="BRH Malayalam Extra" w:cs="BRH Malayalam Extra"/>
+                <w:color w:val="000000"/>
+                <w:sz w:val="28"/>
+                <w:szCs w:val="32"/>
+              </w:rPr>
+              <w:t>–</w:t>
+            </w:r>
+            <w:r>
+              <w:rPr>
+                <w:rFonts w:ascii="BRH Malayalam Extra" w:hAnsi="BRH Malayalam Extra" w:cs="BRH Malayalam Extra"/>
+                <w:color w:val="000000"/>
+                <w:sz w:val="32"/>
+                <w:szCs w:val="32"/>
+              </w:rPr>
+              <w:t xml:space="preserve"> | </w:t>
+            </w:r>
+          </w:p>
+          <w:p>
+            <w:pPr>
+              <w:widowControl w:val="0"/>
+              <w:autoSpaceDE w:val="0"/>
+              <w:autoSpaceDN w:val="0"/>
+              <w:adjustRightInd w:val="0"/>
+              <w:spacing w:before="0" w:line="240" w:lineRule="auto"/>
+              <w:rPr>
+                <w:rFonts w:cs="BRH Malayalam Extra"/>
+                <w:color w:val="FF0000"/>
+                <w:szCs w:val="40"/>
+              </w:rPr>
+            </w:pPr>
+          </w:p>
+        </w:tc>
+        <w:tc>
+          <w:tcPr>
+            <w:tcW w:w="7371" w:type="dxa"/>
+            <w:tcBorders>
+              <w:top w:val="single" w:sz="4" w:space="0" w:color="000000"/>
+              <w:left w:val="single" w:sz="4" w:space="0" w:color="000000"/>
+              <w:bottom w:val="single" w:sz="4" w:space="0" w:color="000000"/>
+              <w:right w:val="single" w:sz="4" w:space="0" w:color="000000"/>
+            </w:tcBorders>
+          </w:tcPr>
+          <w:p>
+            <w:pPr>
+              <w:widowControl w:val="0"/>
+              <w:autoSpaceDE w:val="0"/>
+              <w:autoSpaceDN w:val="0"/>
+              <w:adjustRightInd w:val="0"/>
+              <w:spacing w:line="240" w:lineRule="auto"/>
+              <w:rPr>
+                <w:rFonts w:ascii="BRH Malayalam Extra" w:hAnsi="BRH Malayalam Extra" w:cs="BRH Malayalam Extra"/>
+                <w:color w:val="000000"/>
+                <w:sz w:val="32"/>
+                <w:szCs w:val="32"/>
+              </w:rPr>
+            </w:pPr>
+            <w:r>
+              <w:rPr>
+                <w:rFonts w:ascii="BRH Malayalam Extra" w:hAnsi="BRH Malayalam Extra" w:cs="BRH Malayalam Extra"/>
+                <w:color w:val="000000"/>
+                <w:sz w:val="32"/>
+                <w:szCs w:val="32"/>
+              </w:rPr>
+              <w:lastRenderedPageBreak/>
+              <w:t>(</w:t>
+            </w:r>
+            <w:proofErr w:type="gramStart"/>
+            <w:r>
+              <w:rPr>
+                <w:rFonts w:cs="BRH Malayalam Extra"/>
+                <w:color w:val="000000"/>
+                <w:szCs w:val="32"/>
+              </w:rPr>
+              <w:t>34</w:t>
+            </w:r>
+            <w:r>
+              <w:rPr>
+                <w:rFonts w:ascii="BRH Malayalam Extra" w:hAnsi="BRH Malayalam Extra" w:cs="BRH Malayalam Extra"/>
+                <w:color w:val="000000"/>
+                <w:sz w:val="32"/>
+                <w:szCs w:val="32"/>
+              </w:rPr>
+              <w:t>)</w:t>
+            </w:r>
+            <w:r>
+              <w:rPr>
+                <w:rFonts w:cs="BRH Malayalam Extra"/>
+                <w:color w:val="000000"/>
+                <w:szCs w:val="32"/>
+              </w:rPr>
+              <w:t>[</w:t>
+            </w:r>
+            <w:proofErr w:type="gramEnd"/>
+            <w:r>
+              <w:rPr>
+                <w:rFonts w:cs="BRH Malayalam Extra"/>
+                <w:color w:val="000000"/>
+                <w:szCs w:val="32"/>
+              </w:rPr>
+              <w:t>P15</w:t>
+            </w:r>
+            <w:r>
+              <w:rPr>
+                <w:rFonts w:ascii="BRH Malayalam Extra" w:hAnsi="BRH Malayalam Extra" w:cs="BRH Malayalam Extra"/>
+                <w:color w:val="000000"/>
+                <w:sz w:val="32"/>
+                <w:szCs w:val="32"/>
+              </w:rPr>
+              <w:t xml:space="preserve">] </w:t>
+            </w:r>
+            <w:r>
+              <w:rPr>
+                <w:rFonts w:cs="BRH Malayalam Extra"/>
+                <w:color w:val="000000"/>
+                <w:szCs w:val="32"/>
+              </w:rPr>
+              <w:t>4</w:t>
+            </w:r>
+            <w:r>
+              <w:rPr>
+                <w:rFonts w:ascii="BRH Malayalam Extra" w:hAnsi="BRH Malayalam Extra" w:cs="BRH Malayalam Extra"/>
+                <w:color w:val="000000"/>
+                <w:sz w:val="32"/>
+                <w:szCs w:val="32"/>
+              </w:rPr>
+              <w:t>.</w:t>
+            </w:r>
+            <w:r>
+              <w:rPr>
+                <w:rFonts w:cs="BRH Malayalam Extra"/>
+                <w:color w:val="000000"/>
+                <w:szCs w:val="32"/>
+              </w:rPr>
+              <w:t>4</w:t>
+            </w:r>
+            <w:r>
+              <w:rPr>
+                <w:rFonts w:ascii="BRH Malayalam Extra" w:hAnsi="BRH Malayalam Extra" w:cs="BRH Malayalam Extra"/>
+                <w:color w:val="000000"/>
+                <w:sz w:val="32"/>
+                <w:szCs w:val="32"/>
+              </w:rPr>
+              <w:t>.</w:t>
+            </w:r>
+            <w:r>
+              <w:rPr>
+                <w:rFonts w:cs="BRH Malayalam Extra"/>
+                <w:color w:val="000000"/>
+                <w:szCs w:val="32"/>
+              </w:rPr>
+              <w:t>4</w:t>
+            </w:r>
+            <w:r>
+              <w:rPr>
+                <w:rFonts w:ascii="BRH Malayalam Extra" w:hAnsi="BRH Malayalam Extra" w:cs="BRH Malayalam Extra"/>
+                <w:color w:val="000000"/>
+                <w:sz w:val="32"/>
+                <w:szCs w:val="32"/>
+              </w:rPr>
+              <w:t>.</w:t>
+            </w:r>
+            <w:r>
+              <w:rPr>
+                <w:rFonts w:cs="BRH Malayalam Extra"/>
+                <w:color w:val="000000"/>
+                <w:szCs w:val="32"/>
+              </w:rPr>
+              <w:t>6</w:t>
+            </w:r>
+            <w:r>
+              <w:rPr>
+                <w:rFonts w:ascii="BRH Malayalam Extra" w:hAnsi="BRH Malayalam Extra" w:cs="BRH Malayalam Extra"/>
+                <w:color w:val="000000"/>
+                <w:sz w:val="32"/>
+                <w:szCs w:val="32"/>
+              </w:rPr>
+              <w:t>(</w:t>
+            </w:r>
+            <w:r>
+              <w:rPr>
+                <w:rFonts w:cs="BRH Malayalam Extra"/>
+                <w:color w:val="000000"/>
+                <w:szCs w:val="32"/>
+              </w:rPr>
+              <w:t>31</w:t>
+            </w:r>
+            <w:r>
+              <w:rPr>
+                <w:rFonts w:ascii="BRH Malayalam Extra" w:hAnsi="BRH Malayalam Extra" w:cs="BRH Malayalam Extra"/>
+                <w:color w:val="000000"/>
+                <w:sz w:val="32"/>
+                <w:szCs w:val="32"/>
+              </w:rPr>
+              <w:t>)</w:t>
+            </w:r>
+            <w:proofErr w:type="gramStart"/>
+            <w:r>
+              <w:rPr>
+                <w:rFonts w:ascii="BRH Malayalam Extra" w:hAnsi="BRH Malayalam Extra" w:cs="BRH Malayalam Extra"/>
+                <w:color w:val="000000"/>
+                <w:sz w:val="32"/>
+                <w:szCs w:val="32"/>
+              </w:rPr>
+              <w:t>-  s</w:t>
+            </w:r>
+            <w:proofErr w:type="gramEnd"/>
+            <w:r>
+              <w:rPr>
+                <w:rFonts w:ascii="BRH Malayalam Extra" w:hAnsi="BRH Malayalam Extra" w:cs="BRH Malayalam Extra"/>
+                <w:color w:val="000000"/>
+                <w:sz w:val="32"/>
+                <w:szCs w:val="32"/>
+              </w:rPr>
+              <w:t>¡</w:t>
+            </w:r>
+            <w:r>
+              <w:rPr>
+                <w:rFonts w:ascii="BRH Malayalam Extra" w:hAnsi="BRH Malayalam Extra" w:cs="BRH Malayalam Extra"/>
+                <w:color w:val="000000"/>
+                <w:sz w:val="32"/>
+                <w:szCs w:val="32"/>
+                <w:highlight w:val="green"/>
+              </w:rPr>
+              <w:t>Ò</w:t>
+            </w:r>
+            <w:r>
+              <w:rPr>
+                <w:rFonts w:ascii="BRH Malayalam Extra" w:hAnsi="BRH Malayalam Extra" w:cs="BRH Malayalam Extra"/>
+                <w:color w:val="000000"/>
+                <w:sz w:val="32"/>
+                <w:szCs w:val="32"/>
+              </w:rPr>
+              <w:t>—öÉ | bsô— | pyq§e—¥Z |</w:t>
+            </w:r>
+          </w:p>
+          <w:p>
+            <w:pPr>
+              <w:widowControl w:val="0"/>
+              <w:autoSpaceDE w:val="0"/>
+              <w:autoSpaceDN w:val="0"/>
+              <w:adjustRightInd w:val="0"/>
+              <w:spacing w:line="240" w:lineRule="auto"/>
+              <w:rPr>
+                <w:rFonts w:ascii="BRH Malayalam Extra" w:hAnsi="BRH Malayalam Extra" w:cs="BRH Malayalam Extra"/>
+                <w:color w:val="000000"/>
+                <w:sz w:val="32"/>
+                <w:szCs w:val="32"/>
+              </w:rPr>
+            </w:pPr>
+            <w:r>
+              <w:rPr>
+                <w:rFonts w:ascii="BRH Malayalam Extra" w:hAnsi="BRH Malayalam Extra" w:cs="BRH Malayalam Extra"/>
+                <w:color w:val="000000"/>
+                <w:sz w:val="32"/>
+                <w:szCs w:val="32"/>
+              </w:rPr>
+              <w:t>s¡Ò—öÉ</w:t>
+            </w:r>
+            <w:r>
+              <w:rPr>
+                <w:rFonts w:ascii="BRH Malayalam Extra" w:hAnsi="BRH Malayalam Extra" w:cs="BRH Malayalam Extra"/>
+                <w:color w:val="000000"/>
+                <w:sz w:val="28"/>
+                <w:szCs w:val="32"/>
+              </w:rPr>
+              <w:t>–</w:t>
+            </w:r>
+            <w:r>
+              <w:rPr>
+                <w:rFonts w:ascii="BRH Malayalam Extra" w:hAnsi="BRH Malayalam Extra" w:cs="BRH Malayalam Extra"/>
+                <w:color w:val="000000"/>
+                <w:sz w:val="32"/>
+                <w:szCs w:val="32"/>
+              </w:rPr>
+              <w:t xml:space="preserve"> bsô</w:t>
+            </w:r>
+            <w:r>
+              <w:rPr>
+                <w:rFonts w:ascii="BRH Malayalam Extra" w:hAnsi="BRH Malayalam Extra" w:cs="BRH Malayalam Extra"/>
+                <w:color w:val="000000"/>
+                <w:sz w:val="28"/>
+                <w:szCs w:val="32"/>
+              </w:rPr>
+              <w:t>–</w:t>
+            </w:r>
+            <w:r>
+              <w:rPr>
+                <w:rFonts w:ascii="BRH Malayalam Extra" w:hAnsi="BRH Malayalam Extra" w:cs="BRH Malayalam Extra"/>
+                <w:color w:val="000000"/>
+                <w:sz w:val="32"/>
+                <w:szCs w:val="32"/>
+              </w:rPr>
+              <w:t xml:space="preserve"> bsô</w:t>
+            </w:r>
+            <w:r>
+              <w:rPr>
+                <w:rFonts w:ascii="BRH Malayalam Extra" w:hAnsi="BRH Malayalam Extra" w:cs="BRH Malayalam Extra"/>
+                <w:color w:val="000000"/>
+                <w:sz w:val="28"/>
+                <w:szCs w:val="32"/>
+              </w:rPr>
+              <w:t>–</w:t>
+            </w:r>
+            <w:r>
+              <w:rPr>
+                <w:rFonts w:ascii="BRH Malayalam Extra" w:hAnsi="BRH Malayalam Extra" w:cs="BRH Malayalam Extra"/>
+                <w:color w:val="000000"/>
+                <w:sz w:val="32"/>
+                <w:szCs w:val="32"/>
+              </w:rPr>
+              <w:t xml:space="preserve"> s¡Ò—öÉ</w:t>
+            </w:r>
+            <w:r>
+              <w:rPr>
+                <w:rFonts w:ascii="BRH Malayalam Extra" w:hAnsi="BRH Malayalam Extra" w:cs="BRH Malayalam Extra"/>
+                <w:color w:val="000000"/>
+                <w:sz w:val="28"/>
+                <w:szCs w:val="32"/>
+              </w:rPr>
+              <w:t>–</w:t>
+            </w:r>
+            <w:r>
+              <w:rPr>
+                <w:rFonts w:ascii="BRH Malayalam Extra" w:hAnsi="BRH Malayalam Extra" w:cs="BRH Malayalam Extra"/>
+                <w:color w:val="000000"/>
+                <w:sz w:val="32"/>
+                <w:szCs w:val="32"/>
+              </w:rPr>
+              <w:t xml:space="preserve"> s¡Ò—öÉ</w:t>
+            </w:r>
+            <w:r>
+              <w:rPr>
+                <w:rFonts w:ascii="BRH Malayalam Extra" w:hAnsi="BRH Malayalam Extra" w:cs="BRH Malayalam Extra"/>
+                <w:color w:val="000000"/>
+                <w:sz w:val="28"/>
+                <w:szCs w:val="32"/>
+              </w:rPr>
+              <w:t>–</w:t>
+            </w:r>
+            <w:r>
+              <w:rPr>
+                <w:rFonts w:ascii="BRH Malayalam Extra" w:hAnsi="BRH Malayalam Extra" w:cs="BRH Malayalam Extra"/>
+                <w:color w:val="000000"/>
+                <w:sz w:val="32"/>
+                <w:szCs w:val="32"/>
+              </w:rPr>
+              <w:t xml:space="preserve"> bsô</w:t>
+            </w:r>
+            <w:r>
+              <w:rPr>
+                <w:rFonts w:ascii="BRH Malayalam Extra" w:hAnsi="BRH Malayalam Extra" w:cs="BRH Malayalam Extra"/>
+                <w:color w:val="000000"/>
+                <w:sz w:val="28"/>
+                <w:szCs w:val="32"/>
+              </w:rPr>
+              <w:t>–</w:t>
+            </w:r>
+            <w:r>
+              <w:rPr>
+                <w:rFonts w:ascii="BRH Malayalam Extra" w:hAnsi="BRH Malayalam Extra" w:cs="BRH Malayalam Extra"/>
+                <w:color w:val="000000"/>
+                <w:sz w:val="32"/>
+                <w:szCs w:val="32"/>
+              </w:rPr>
+              <w:t xml:space="preserve"> </w:t>
+            </w:r>
+          </w:p>
+          <w:p>
+            <w:pPr>
+              <w:widowControl w:val="0"/>
+              <w:autoSpaceDE w:val="0"/>
+              <w:autoSpaceDN w:val="0"/>
+              <w:adjustRightInd w:val="0"/>
+              <w:spacing w:line="240" w:lineRule="auto"/>
+              <w:rPr>
+                <w:rFonts w:ascii="BRH Malayalam Extra" w:hAnsi="BRH Malayalam Extra" w:cs="BRH Malayalam Extra"/>
+                <w:color w:val="000000"/>
+                <w:sz w:val="32"/>
+                <w:szCs w:val="32"/>
+              </w:rPr>
+            </w:pPr>
+            <w:r>
+              <w:rPr>
+                <w:rFonts w:ascii="BRH Malayalam Extra" w:hAnsi="BRH Malayalam Extra" w:cs="BRH Malayalam Extra"/>
+                <w:color w:val="000000"/>
+                <w:sz w:val="32"/>
+                <w:szCs w:val="32"/>
+              </w:rPr>
+              <w:t>pyq§e—¥Z</w:t>
+            </w:r>
+            <w:r>
+              <w:rPr>
+                <w:rFonts w:ascii="BRH Malayalam Extra" w:hAnsi="BRH Malayalam Extra" w:cs="BRH Malayalam Extra"/>
+                <w:color w:val="000000"/>
+                <w:sz w:val="28"/>
+                <w:szCs w:val="32"/>
+              </w:rPr>
+              <w:t>–</w:t>
+            </w:r>
+            <w:r>
+              <w:rPr>
+                <w:rFonts w:ascii="BRH Malayalam Extra" w:hAnsi="BRH Malayalam Extra" w:cs="BRH Malayalam Extra"/>
+                <w:color w:val="000000"/>
+                <w:sz w:val="32"/>
+                <w:szCs w:val="32"/>
+              </w:rPr>
+              <w:t xml:space="preserve"> pyq§e—¥Z</w:t>
+            </w:r>
+            <w:r>
+              <w:rPr>
+                <w:rFonts w:ascii="BRH Malayalam Extra" w:hAnsi="BRH Malayalam Extra" w:cs="BRH Malayalam Extra"/>
+                <w:color w:val="000000"/>
+                <w:sz w:val="28"/>
+                <w:szCs w:val="32"/>
+              </w:rPr>
+              <w:t>–</w:t>
+            </w:r>
+            <w:r>
+              <w:rPr>
+                <w:rFonts w:ascii="BRH Malayalam Extra" w:hAnsi="BRH Malayalam Extra" w:cs="BRH Malayalam Extra"/>
+                <w:color w:val="000000"/>
+                <w:sz w:val="32"/>
+                <w:szCs w:val="32"/>
+              </w:rPr>
+              <w:t xml:space="preserve"> bsô</w:t>
+            </w:r>
+            <w:r>
+              <w:rPr>
+                <w:rFonts w:ascii="BRH Malayalam Extra" w:hAnsi="BRH Malayalam Extra" w:cs="BRH Malayalam Extra"/>
+                <w:color w:val="000000"/>
+                <w:sz w:val="28"/>
+                <w:szCs w:val="32"/>
+              </w:rPr>
+              <w:t>–</w:t>
+            </w:r>
+            <w:r>
+              <w:rPr>
+                <w:rFonts w:ascii="BRH Malayalam Extra" w:hAnsi="BRH Malayalam Extra" w:cs="BRH Malayalam Extra"/>
+                <w:color w:val="000000"/>
+                <w:sz w:val="32"/>
+                <w:szCs w:val="32"/>
+              </w:rPr>
+              <w:t xml:space="preserve"> s¡Ò—öÉ</w:t>
+            </w:r>
+            <w:r>
+              <w:rPr>
+                <w:rFonts w:ascii="BRH Malayalam Extra" w:hAnsi="BRH Malayalam Extra" w:cs="BRH Malayalam Extra"/>
+                <w:color w:val="000000"/>
+                <w:sz w:val="28"/>
+                <w:szCs w:val="32"/>
+              </w:rPr>
+              <w:t>–</w:t>
+            </w:r>
+            <w:r>
+              <w:rPr>
+                <w:rFonts w:ascii="BRH Malayalam Extra" w:hAnsi="BRH Malayalam Extra" w:cs="BRH Malayalam Extra"/>
+                <w:color w:val="000000"/>
+                <w:sz w:val="32"/>
+                <w:szCs w:val="32"/>
+              </w:rPr>
+              <w:t xml:space="preserve"> s¡Ò—öÉ</w:t>
+            </w:r>
+            <w:r>
+              <w:rPr>
+                <w:rFonts w:ascii="BRH Malayalam Extra" w:hAnsi="BRH Malayalam Extra" w:cs="BRH Malayalam Extra"/>
+                <w:color w:val="000000"/>
+                <w:sz w:val="28"/>
+                <w:szCs w:val="32"/>
+              </w:rPr>
+              <w:t>–</w:t>
+            </w:r>
+            <w:r>
+              <w:rPr>
+                <w:rFonts w:ascii="BRH Malayalam Extra" w:hAnsi="BRH Malayalam Extra" w:cs="BRH Malayalam Extra"/>
+                <w:color w:val="000000"/>
+                <w:sz w:val="32"/>
+                <w:szCs w:val="32"/>
+              </w:rPr>
+              <w:t xml:space="preserve"> bsô</w:t>
+            </w:r>
+            <w:r>
+              <w:rPr>
+                <w:rFonts w:ascii="BRH Malayalam Extra" w:hAnsi="BRH Malayalam Extra" w:cs="BRH Malayalam Extra"/>
+                <w:color w:val="000000"/>
+                <w:sz w:val="28"/>
+                <w:szCs w:val="32"/>
+              </w:rPr>
+              <w:t>–</w:t>
+            </w:r>
+            <w:r>
+              <w:rPr>
+                <w:rFonts w:ascii="BRH Malayalam Extra" w:hAnsi="BRH Malayalam Extra" w:cs="BRH Malayalam Extra"/>
+                <w:color w:val="000000"/>
+                <w:sz w:val="32"/>
+                <w:szCs w:val="32"/>
+              </w:rPr>
+              <w:t xml:space="preserve"> </w:t>
+            </w:r>
+            <w:r>
+              <w:rPr>
+                <w:rFonts w:ascii="BRH Malayalam Extra" w:hAnsi="BRH Malayalam Extra" w:cs="BRH Malayalam Extra"/>
+                <w:color w:val="000000"/>
+                <w:sz w:val="32"/>
+                <w:szCs w:val="32"/>
+              </w:rPr>
+              <w:lastRenderedPageBreak/>
+              <w:t xml:space="preserve">pyq§e—¥Z | </w:t>
+            </w:r>
+          </w:p>
+          <w:p>
+            <w:pPr>
+              <w:widowControl w:val="0"/>
+              <w:autoSpaceDE w:val="0"/>
+              <w:autoSpaceDN w:val="0"/>
+              <w:adjustRightInd w:val="0"/>
+              <w:spacing w:line="240" w:lineRule="auto"/>
+              <w:rPr>
+                <w:rFonts w:ascii="BRH Malayalam Extra" w:hAnsi="BRH Malayalam Extra" w:cs="BRH Malayalam Extra"/>
+                <w:color w:val="000000"/>
+                <w:sz w:val="32"/>
+                <w:szCs w:val="32"/>
+              </w:rPr>
+            </w:pPr>
+            <w:r>
+              <w:rPr>
+                <w:rFonts w:ascii="BRH Malayalam Extra" w:hAnsi="BRH Malayalam Extra" w:cs="BRH Malayalam Extra"/>
+                <w:color w:val="000000"/>
+                <w:sz w:val="32"/>
+                <w:szCs w:val="32"/>
+              </w:rPr>
+              <w:t>(</w:t>
+            </w:r>
+            <w:proofErr w:type="gramStart"/>
+            <w:r>
+              <w:rPr>
+                <w:rFonts w:cs="BRH Malayalam Extra"/>
+                <w:color w:val="000000"/>
+                <w:szCs w:val="32"/>
+              </w:rPr>
+              <w:t>35</w:t>
+            </w:r>
+            <w:r>
+              <w:rPr>
+                <w:rFonts w:ascii="BRH Malayalam Extra" w:hAnsi="BRH Malayalam Extra" w:cs="BRH Malayalam Extra"/>
+                <w:color w:val="000000"/>
+                <w:sz w:val="32"/>
+                <w:szCs w:val="32"/>
+              </w:rPr>
+              <w:t>)</w:t>
+            </w:r>
+            <w:r>
+              <w:rPr>
+                <w:rFonts w:cs="BRH Malayalam Extra"/>
+                <w:color w:val="000000"/>
+                <w:szCs w:val="32"/>
+              </w:rPr>
+              <w:t>[</w:t>
+            </w:r>
+            <w:proofErr w:type="gramEnd"/>
+            <w:r>
+              <w:rPr>
+                <w:rFonts w:cs="BRH Malayalam Extra"/>
+                <w:color w:val="000000"/>
+                <w:szCs w:val="32"/>
+              </w:rPr>
+              <w:t>P15</w:t>
+            </w:r>
+            <w:r>
+              <w:rPr>
+                <w:rFonts w:ascii="BRH Malayalam Extra" w:hAnsi="BRH Malayalam Extra" w:cs="BRH Malayalam Extra"/>
+                <w:color w:val="000000"/>
+                <w:sz w:val="32"/>
+                <w:szCs w:val="32"/>
+              </w:rPr>
+              <w:t xml:space="preserve">] </w:t>
+            </w:r>
+            <w:r>
+              <w:rPr>
+                <w:rFonts w:cs="BRH Malayalam Extra"/>
+                <w:color w:val="000000"/>
+                <w:szCs w:val="32"/>
+              </w:rPr>
+              <w:t>4</w:t>
+            </w:r>
+            <w:r>
+              <w:rPr>
+                <w:rFonts w:ascii="BRH Malayalam Extra" w:hAnsi="BRH Malayalam Extra" w:cs="BRH Malayalam Extra"/>
+                <w:color w:val="000000"/>
+                <w:sz w:val="32"/>
+                <w:szCs w:val="32"/>
+              </w:rPr>
+              <w:t>.</w:t>
+            </w:r>
+            <w:r>
+              <w:rPr>
+                <w:rFonts w:cs="BRH Malayalam Extra"/>
+                <w:color w:val="000000"/>
+                <w:szCs w:val="32"/>
+              </w:rPr>
+              <w:t>4</w:t>
+            </w:r>
+            <w:r>
+              <w:rPr>
+                <w:rFonts w:ascii="BRH Malayalam Extra" w:hAnsi="BRH Malayalam Extra" w:cs="BRH Malayalam Extra"/>
+                <w:color w:val="000000"/>
+                <w:sz w:val="32"/>
+                <w:szCs w:val="32"/>
+              </w:rPr>
+              <w:t>.</w:t>
+            </w:r>
+            <w:r>
+              <w:rPr>
+                <w:rFonts w:cs="BRH Malayalam Extra"/>
+                <w:color w:val="000000"/>
+                <w:szCs w:val="32"/>
+              </w:rPr>
+              <w:t>4</w:t>
+            </w:r>
+            <w:r>
+              <w:rPr>
+                <w:rFonts w:ascii="BRH Malayalam Extra" w:hAnsi="BRH Malayalam Extra" w:cs="BRH Malayalam Extra"/>
+                <w:color w:val="000000"/>
+                <w:sz w:val="32"/>
+                <w:szCs w:val="32"/>
+              </w:rPr>
+              <w:t>.</w:t>
+            </w:r>
+            <w:r>
+              <w:rPr>
+                <w:rFonts w:cs="BRH Malayalam Extra"/>
+                <w:color w:val="000000"/>
+                <w:szCs w:val="32"/>
+              </w:rPr>
+              <w:t>6</w:t>
+            </w:r>
+            <w:r>
+              <w:rPr>
+                <w:rFonts w:ascii="BRH Malayalam Extra" w:hAnsi="BRH Malayalam Extra" w:cs="BRH Malayalam Extra"/>
+                <w:color w:val="000000"/>
+                <w:sz w:val="32"/>
+                <w:szCs w:val="32"/>
+              </w:rPr>
+              <w:t>(</w:t>
+            </w:r>
+            <w:r>
+              <w:rPr>
+                <w:rFonts w:cs="BRH Malayalam Extra"/>
+                <w:color w:val="000000"/>
+                <w:szCs w:val="32"/>
+              </w:rPr>
+              <w:t>31</w:t>
+            </w:r>
+            <w:r>
+              <w:rPr>
+                <w:rFonts w:ascii="BRH Malayalam Extra" w:hAnsi="BRH Malayalam Extra" w:cs="BRH Malayalam Extra"/>
+                <w:color w:val="000000"/>
+                <w:sz w:val="32"/>
+                <w:szCs w:val="32"/>
+              </w:rPr>
+              <w:t>)</w:t>
+            </w:r>
+            <w:proofErr w:type="gramStart"/>
+            <w:r>
+              <w:rPr>
+                <w:rFonts w:ascii="BRH Malayalam Extra" w:hAnsi="BRH Malayalam Extra" w:cs="BRH Malayalam Extra"/>
+                <w:color w:val="000000"/>
+                <w:sz w:val="32"/>
+                <w:szCs w:val="32"/>
+              </w:rPr>
+              <w:t>-  s</w:t>
+            </w:r>
+            <w:proofErr w:type="gramEnd"/>
+            <w:r>
+              <w:rPr>
+                <w:rFonts w:ascii="BRH Malayalam Extra" w:hAnsi="BRH Malayalam Extra" w:cs="BRH Malayalam Extra"/>
+                <w:color w:val="000000"/>
+                <w:sz w:val="32"/>
+                <w:szCs w:val="32"/>
+              </w:rPr>
+              <w:t>¡</w:t>
+            </w:r>
+            <w:r>
+              <w:rPr>
+                <w:rFonts w:ascii="BRH Malayalam Extra" w:hAnsi="BRH Malayalam Extra" w:cs="BRH Malayalam Extra"/>
+                <w:color w:val="000000"/>
+                <w:sz w:val="32"/>
+                <w:szCs w:val="32"/>
+                <w:highlight w:val="green"/>
+              </w:rPr>
+              <w:t>Ò</w:t>
+            </w:r>
+            <w:r>
+              <w:rPr>
+                <w:rFonts w:ascii="BRH Malayalam Extra" w:hAnsi="BRH Malayalam Extra" w:cs="BRH Malayalam Extra"/>
+                <w:color w:val="000000"/>
+                <w:sz w:val="32"/>
+                <w:szCs w:val="32"/>
+              </w:rPr>
+              <w:t>—öÉ |</w:t>
+            </w:r>
+          </w:p>
+          <w:p>
+            <w:pPr>
+              <w:widowControl w:val="0"/>
+              <w:autoSpaceDE w:val="0"/>
+              <w:autoSpaceDN w:val="0"/>
+              <w:adjustRightInd w:val="0"/>
+              <w:spacing w:line="240" w:lineRule="auto"/>
+              <w:rPr>
+                <w:rFonts w:ascii="BRH Malayalam Extra" w:hAnsi="BRH Malayalam Extra" w:cs="BRH Malayalam Extra"/>
+                <w:color w:val="000000"/>
+                <w:sz w:val="32"/>
+                <w:szCs w:val="32"/>
+              </w:rPr>
+            </w:pPr>
+            <w:r>
+              <w:rPr>
+                <w:rFonts w:ascii="BRH Malayalam Extra" w:hAnsi="BRH Malayalam Extra" w:cs="BRH Malayalam Extra"/>
+                <w:color w:val="000000"/>
+                <w:sz w:val="32"/>
+                <w:szCs w:val="32"/>
+              </w:rPr>
+              <w:t>s¡Ò</w:t>
+            </w:r>
+            <w:r>
+              <w:rPr>
+                <w:rFonts w:ascii="BRH Malayalam Extra" w:hAnsi="BRH Malayalam Extra" w:cs="BRH Malayalam Extra"/>
+                <w:color w:val="000000"/>
+                <w:sz w:val="28"/>
+                <w:szCs w:val="32"/>
+              </w:rPr>
+              <w:t>–</w:t>
+            </w:r>
+            <w:r>
+              <w:rPr>
+                <w:rFonts w:ascii="BRH Malayalam Extra" w:hAnsi="BRH Malayalam Extra" w:cs="BRH Malayalam Extra"/>
+                <w:color w:val="000000"/>
+                <w:sz w:val="32"/>
+                <w:szCs w:val="32"/>
+              </w:rPr>
+              <w:t>¥öÉZy</w:t>
+            </w:r>
+            <w:r>
+              <w:rPr>
+                <w:rFonts w:ascii="BRH Malayalam Extra" w:hAnsi="BRH Malayalam Extra" w:cs="BRH Malayalam Extra"/>
+                <w:color w:val="000000"/>
+                <w:sz w:val="28"/>
+                <w:szCs w:val="32"/>
+              </w:rPr>
+              <w:t>–</w:t>
+            </w:r>
+            <w:r>
+              <w:rPr>
+                <w:rFonts w:ascii="BRH Malayalam Extra" w:hAnsi="BRH Malayalam Extra" w:cs="BRH Malayalam Extra"/>
+                <w:color w:val="000000"/>
+                <w:sz w:val="32"/>
+                <w:szCs w:val="32"/>
+              </w:rPr>
+              <w:t xml:space="preserve"> s¡ - P</w:t>
+            </w:r>
+            <w:r>
+              <w:rPr>
+                <w:rFonts w:ascii="BRH Malayalam Extra" w:hAnsi="BRH Malayalam Extra" w:cs="BRH Malayalam Extra"/>
+                <w:color w:val="000000"/>
+                <w:sz w:val="28"/>
+                <w:szCs w:val="32"/>
+              </w:rPr>
+              <w:t>–</w:t>
+            </w:r>
+            <w:r>
+              <w:rPr>
+                <w:rFonts w:ascii="BRH Malayalam Extra" w:hAnsi="BRH Malayalam Extra" w:cs="BRH Malayalam Extra"/>
+                <w:color w:val="000000"/>
+                <w:sz w:val="32"/>
+                <w:szCs w:val="32"/>
+              </w:rPr>
+              <w:t>öÉ</w:t>
+            </w:r>
+            <w:r>
+              <w:rPr>
+                <w:rFonts w:ascii="BRH Malayalam Extra" w:hAnsi="BRH Malayalam Extra" w:cs="BRH Malayalam Extra"/>
+                <w:color w:val="000000"/>
+                <w:sz w:val="28"/>
+                <w:szCs w:val="32"/>
+              </w:rPr>
+              <w:t>–</w:t>
+            </w:r>
+            <w:r>
+              <w:rPr>
+                <w:rFonts w:ascii="BRH Malayalam Extra" w:hAnsi="BRH Malayalam Extra" w:cs="BRH Malayalam Extra"/>
+                <w:color w:val="000000"/>
+                <w:sz w:val="32"/>
+                <w:szCs w:val="32"/>
+              </w:rPr>
+              <w:t xml:space="preserve"> | </w:t>
+            </w:r>
+          </w:p>
+          <w:p>
+            <w:pPr>
+              <w:widowControl w:val="0"/>
+              <w:autoSpaceDE w:val="0"/>
+              <w:autoSpaceDN w:val="0"/>
+              <w:adjustRightInd w:val="0"/>
+              <w:spacing w:before="0" w:line="240" w:lineRule="auto"/>
+              <w:rPr>
+                <w:rFonts w:cs="BRH Malayalam Extra"/>
+                <w:color w:val="FF0000"/>
+                <w:szCs w:val="40"/>
+              </w:rPr>
+            </w:pPr>
+          </w:p>
+        </w:tc>
+      </w:tr>
+      <w:tr>
+        <w:trPr>
+          <w:trHeight w:val="899"/>
+        </w:trPr>
+        <w:tc>
+          <w:tcPr>
+            <w:tcW w:w="7166" w:type="dxa"/>
+            <w:tcBorders>
+              <w:top w:val="single" w:sz="4" w:space="0" w:color="000000"/>
+              <w:left w:val="single" w:sz="4" w:space="0" w:color="000000"/>
+              <w:bottom w:val="single" w:sz="4" w:space="0" w:color="000000"/>
+              <w:right w:val="single" w:sz="4" w:space="0" w:color="000000"/>
+            </w:tcBorders>
+          </w:tcPr>
+          <w:p>
+            <w:pPr>
+              <w:widowControl w:val="0"/>
+              <w:autoSpaceDE w:val="0"/>
+              <w:autoSpaceDN w:val="0"/>
+              <w:adjustRightInd w:val="0"/>
+              <w:spacing w:line="240" w:lineRule="auto"/>
+              <w:rPr>
+                <w:rFonts w:ascii="BRH Malayalam Extra" w:hAnsi="BRH Malayalam Extra" w:cs="BRH Malayalam Extra"/>
+                <w:color w:val="000000"/>
+                <w:sz w:val="32"/>
+                <w:szCs w:val="32"/>
+                <w:lang w:val="it-IT"/>
+              </w:rPr>
+            </w:pPr>
+            <w:r>
+              <w:rPr>
+                <w:rFonts w:ascii="BRH Malayalam Extra" w:hAnsi="BRH Malayalam Extra" w:cs="BRH Malayalam Extra"/>
+                <w:color w:val="000000"/>
+                <w:sz w:val="32"/>
+                <w:szCs w:val="32"/>
+                <w:lang w:val="it-IT"/>
+              </w:rPr>
+              <w:lastRenderedPageBreak/>
+              <w:t>(</w:t>
+            </w:r>
+            <w:r>
+              <w:rPr>
+                <w:rFonts w:cs="BRH Malayalam Extra"/>
+                <w:color w:val="000000"/>
+                <w:szCs w:val="32"/>
+                <w:lang w:val="it-IT"/>
+              </w:rPr>
+              <w:t>50</w:t>
+            </w:r>
+            <w:r>
+              <w:rPr>
+                <w:rFonts w:ascii="BRH Malayalam Extra" w:hAnsi="BRH Malayalam Extra" w:cs="BRH Malayalam Extra"/>
+                <w:color w:val="000000"/>
+                <w:sz w:val="32"/>
+                <w:szCs w:val="32"/>
+                <w:lang w:val="it-IT"/>
+              </w:rPr>
+              <w:t>)</w:t>
+            </w:r>
+            <w:r>
+              <w:rPr>
+                <w:rFonts w:cs="BRH Malayalam Extra"/>
+                <w:color w:val="000000"/>
+                <w:szCs w:val="32"/>
+                <w:lang w:val="it-IT"/>
+              </w:rPr>
+              <w:t>[P16</w:t>
+            </w:r>
+            <w:r>
+              <w:rPr>
+                <w:rFonts w:ascii="BRH Malayalam Extra" w:hAnsi="BRH Malayalam Extra" w:cs="BRH Malayalam Extra"/>
+                <w:color w:val="000000"/>
+                <w:sz w:val="32"/>
+                <w:szCs w:val="32"/>
+                <w:lang w:val="it-IT"/>
+              </w:rPr>
+              <w:t xml:space="preserve">] </w:t>
+            </w:r>
+            <w:r>
+              <w:rPr>
+                <w:rFonts w:cs="BRH Malayalam Extra"/>
+                <w:color w:val="000000"/>
+                <w:szCs w:val="32"/>
+                <w:lang w:val="it-IT"/>
+              </w:rPr>
+              <w:t>4</w:t>
+            </w:r>
+            <w:r>
+              <w:rPr>
+                <w:rFonts w:ascii="BRH Malayalam Extra" w:hAnsi="BRH Malayalam Extra" w:cs="BRH Malayalam Extra"/>
+                <w:color w:val="000000"/>
+                <w:sz w:val="32"/>
+                <w:szCs w:val="32"/>
+                <w:lang w:val="it-IT"/>
+              </w:rPr>
+              <w:t>.</w:t>
+            </w:r>
+            <w:r>
+              <w:rPr>
+                <w:rFonts w:cs="BRH Malayalam Extra"/>
+                <w:color w:val="000000"/>
+                <w:szCs w:val="32"/>
+                <w:lang w:val="it-IT"/>
+              </w:rPr>
+              <w:t>4</w:t>
+            </w:r>
+            <w:r>
+              <w:rPr>
+                <w:rFonts w:ascii="BRH Malayalam Extra" w:hAnsi="BRH Malayalam Extra" w:cs="BRH Malayalam Extra"/>
+                <w:color w:val="000000"/>
+                <w:sz w:val="32"/>
+                <w:szCs w:val="32"/>
+                <w:lang w:val="it-IT"/>
+              </w:rPr>
+              <w:t>.</w:t>
+            </w:r>
+            <w:r>
+              <w:rPr>
+                <w:rFonts w:cs="BRH Malayalam Extra"/>
+                <w:color w:val="000000"/>
+                <w:szCs w:val="32"/>
+                <w:lang w:val="it-IT"/>
+              </w:rPr>
+              <w:t>4</w:t>
+            </w:r>
+            <w:r>
+              <w:rPr>
+                <w:rFonts w:ascii="BRH Malayalam Extra" w:hAnsi="BRH Malayalam Extra" w:cs="BRH Malayalam Extra"/>
+                <w:color w:val="000000"/>
+                <w:sz w:val="32"/>
+                <w:szCs w:val="32"/>
+                <w:lang w:val="it-IT"/>
+              </w:rPr>
+              <w:t>.</w:t>
+            </w:r>
+            <w:r>
+              <w:rPr>
+                <w:rFonts w:cs="BRH Malayalam Extra"/>
+                <w:color w:val="000000"/>
+                <w:szCs w:val="32"/>
+                <w:lang w:val="it-IT"/>
+              </w:rPr>
+              <w:t>7</w:t>
+            </w:r>
+            <w:r>
+              <w:rPr>
+                <w:rFonts w:ascii="BRH Malayalam Extra" w:hAnsi="BRH Malayalam Extra" w:cs="BRH Malayalam Extra"/>
+                <w:color w:val="000000"/>
+                <w:sz w:val="32"/>
+                <w:szCs w:val="32"/>
+                <w:lang w:val="it-IT"/>
+              </w:rPr>
+              <w:t>(</w:t>
+            </w:r>
+            <w:r>
+              <w:rPr>
+                <w:rFonts w:cs="BRH Malayalam Extra"/>
+                <w:color w:val="000000"/>
+                <w:szCs w:val="32"/>
+                <w:lang w:val="it-IT"/>
+              </w:rPr>
+              <w:t>49</w:t>
+            </w:r>
+            <w:r>
+              <w:rPr>
+                <w:rFonts w:ascii="BRH Malayalam Extra" w:hAnsi="BRH Malayalam Extra" w:cs="BRH Malayalam Extra"/>
+                <w:color w:val="000000"/>
+                <w:sz w:val="32"/>
+                <w:szCs w:val="32"/>
+                <w:lang w:val="it-IT"/>
+              </w:rPr>
+              <w:t>)- d</w:t>
+            </w:r>
+            <w:r>
+              <w:rPr>
+                <w:rFonts w:ascii="BRH Malayalam Extra" w:hAnsi="BRH Malayalam Extra" w:cs="BRH Malayalam Extra"/>
+                <w:color w:val="000000"/>
+                <w:sz w:val="28"/>
+                <w:szCs w:val="32"/>
+                <w:lang w:val="it-IT"/>
+              </w:rPr>
+              <w:t>–</w:t>
+            </w:r>
+            <w:r>
+              <w:rPr>
+                <w:rFonts w:ascii="BRH Malayalam Extra" w:hAnsi="BRH Malayalam Extra" w:cs="BRH Malayalam Extra"/>
+                <w:color w:val="000000"/>
+                <w:sz w:val="32"/>
+                <w:szCs w:val="32"/>
+                <w:lang w:val="it-IT"/>
+              </w:rPr>
+              <w:t>J | A</w:t>
+            </w:r>
+            <w:r>
+              <w:rPr>
+                <w:rFonts w:ascii="BRH Malayalam Extra" w:hAnsi="BRH Malayalam Extra" w:cs="BRH Malayalam Extra"/>
+                <w:color w:val="000000"/>
+                <w:sz w:val="28"/>
+                <w:szCs w:val="32"/>
+                <w:lang w:val="it-IT"/>
+              </w:rPr>
+              <w:t>–</w:t>
+            </w:r>
+            <w:r>
+              <w:rPr>
+                <w:rFonts w:ascii="BRH Malayalam Extra" w:hAnsi="BRH Malayalam Extra" w:cs="BRH Malayalam Extra"/>
+                <w:color w:val="000000"/>
+                <w:sz w:val="32"/>
+                <w:szCs w:val="32"/>
+                <w:lang w:val="it-IT"/>
+              </w:rPr>
+              <w:t>ªpxO§ |</w:t>
+            </w:r>
+          </w:p>
+          <w:p>
+            <w:pPr>
+              <w:widowControl w:val="0"/>
+              <w:autoSpaceDE w:val="0"/>
+              <w:autoSpaceDN w:val="0"/>
+              <w:adjustRightInd w:val="0"/>
+              <w:spacing w:line="240" w:lineRule="auto"/>
+              <w:rPr>
+                <w:rFonts w:ascii="BRH Malayalam Extra" w:hAnsi="BRH Malayalam Extra" w:cs="BRH Malayalam Extra"/>
+                <w:color w:val="000000"/>
+                <w:sz w:val="32"/>
+                <w:szCs w:val="32"/>
+                <w:lang w:val="it-IT"/>
+              </w:rPr>
+            </w:pPr>
+            <w:r>
+              <w:rPr>
+                <w:rFonts w:ascii="BRH Malayalam Extra" w:hAnsi="BRH Malayalam Extra" w:cs="BRH Malayalam Extra"/>
+                <w:color w:val="000000"/>
+                <w:sz w:val="32"/>
+                <w:szCs w:val="32"/>
+                <w:lang w:val="it-IT"/>
+              </w:rPr>
+              <w:t>¥dx</w:t>
+            </w:r>
+            <w:r>
+              <w:rPr>
+                <w:rFonts w:ascii="BRH Malayalam Extra" w:hAnsi="BRH Malayalam Extra" w:cs="BRH Malayalam Extra"/>
+                <w:color w:val="000000"/>
+                <w:sz w:val="28"/>
+                <w:szCs w:val="32"/>
+                <w:lang w:val="it-IT"/>
+              </w:rPr>
+              <w:t>–</w:t>
+            </w:r>
+            <w:r>
+              <w:rPr>
+                <w:rFonts w:ascii="BRH Malayalam Extra" w:hAnsi="BRH Malayalam Extra" w:cs="BRH Malayalam Extra"/>
+                <w:color w:val="000000"/>
+                <w:sz w:val="32"/>
+                <w:szCs w:val="32"/>
+                <w:lang w:val="it-IT"/>
+              </w:rPr>
+              <w:t xml:space="preserve"> A</w:t>
+            </w:r>
+            <w:r>
+              <w:rPr>
+                <w:rFonts w:ascii="BRH Malayalam Extra" w:hAnsi="BRH Malayalam Extra" w:cs="BRH Malayalam Extra"/>
+                <w:color w:val="000000"/>
+                <w:sz w:val="28"/>
+                <w:szCs w:val="32"/>
+                <w:lang w:val="it-IT"/>
+              </w:rPr>
+              <w:t>–</w:t>
+            </w:r>
+            <w:r>
+              <w:rPr>
+                <w:rFonts w:ascii="BRH Malayalam Extra" w:hAnsi="BRH Malayalam Extra" w:cs="BRH Malayalam Extra"/>
+                <w:color w:val="000000"/>
+                <w:sz w:val="32"/>
+                <w:szCs w:val="32"/>
+                <w:lang w:val="it-IT"/>
+              </w:rPr>
+              <w:t>ªpx</w:t>
+            </w:r>
+            <w:r>
+              <w:rPr>
+                <w:rFonts w:ascii="BRH Malayalam Extra" w:hAnsi="BRH Malayalam Extra" w:cs="BRH Malayalam Extra"/>
+                <w:color w:val="000000"/>
+                <w:sz w:val="32"/>
+                <w:szCs w:val="32"/>
+                <w:highlight w:val="yellow"/>
+                <w:lang w:val="it-IT"/>
+              </w:rPr>
+              <w:t>O</w:t>
+            </w:r>
+            <w:r>
+              <w:rPr>
+                <w:rFonts w:ascii="BRH Malayalam Extra" w:hAnsi="BRH Malayalam Extra" w:cs="BRH Malayalam Extra"/>
+                <w:color w:val="000000"/>
+                <w:sz w:val="32"/>
+                <w:szCs w:val="32"/>
+                <w:lang w:val="it-IT"/>
+              </w:rPr>
+              <w:t>§ O</w:t>
+            </w:r>
+            <w:r>
+              <w:rPr>
+                <w:rFonts w:ascii="BRH Malayalam Extra" w:hAnsi="BRH Malayalam Extra" w:cs="BRH Malayalam Extra"/>
+                <w:color w:val="000000"/>
+                <w:sz w:val="28"/>
+                <w:szCs w:val="32"/>
+                <w:lang w:val="it-IT"/>
+              </w:rPr>
+              <w:t>–</w:t>
+            </w:r>
+            <w:r>
+              <w:rPr>
+                <w:rFonts w:ascii="BRH Malayalam Extra" w:hAnsi="BRH Malayalam Extra" w:cs="BRH Malayalam Extra"/>
+                <w:color w:val="000000"/>
+                <w:sz w:val="32"/>
+                <w:szCs w:val="32"/>
+                <w:lang w:val="it-IT"/>
+              </w:rPr>
+              <w:t>ªpxO§ ¥dx— ¥dx A</w:t>
+            </w:r>
+            <w:r>
+              <w:rPr>
+                <w:rFonts w:ascii="BRH Malayalam Extra" w:hAnsi="BRH Malayalam Extra" w:cs="BRH Malayalam Extra"/>
+                <w:color w:val="000000"/>
+                <w:sz w:val="28"/>
+                <w:szCs w:val="32"/>
+                <w:lang w:val="it-IT"/>
+              </w:rPr>
+              <w:t>–</w:t>
+            </w:r>
+            <w:r>
+              <w:rPr>
+                <w:rFonts w:ascii="BRH Malayalam Extra" w:hAnsi="BRH Malayalam Extra" w:cs="BRH Malayalam Extra"/>
+                <w:color w:val="000000"/>
+                <w:sz w:val="32"/>
+                <w:szCs w:val="32"/>
+                <w:lang w:val="it-IT"/>
+              </w:rPr>
+              <w:t xml:space="preserve">ªpxO§ | </w:t>
+            </w:r>
+          </w:p>
+          <w:p>
+            <w:pPr>
+              <w:widowControl w:val="0"/>
+              <w:autoSpaceDE w:val="0"/>
+              <w:autoSpaceDN w:val="0"/>
+              <w:adjustRightInd w:val="0"/>
+              <w:spacing w:line="240" w:lineRule="auto"/>
+              <w:rPr>
+                <w:rFonts w:ascii="BRH Malayalam Extra" w:hAnsi="BRH Malayalam Extra" w:cs="BRH Malayalam Extra"/>
+                <w:color w:val="000000"/>
+                <w:sz w:val="32"/>
+                <w:szCs w:val="32"/>
+                <w:lang w:val="it-IT"/>
+              </w:rPr>
+            </w:pPr>
+            <w:r>
+              <w:rPr>
+                <w:rFonts w:ascii="BRH Malayalam Extra" w:hAnsi="BRH Malayalam Extra" w:cs="BRH Malayalam Extra"/>
+                <w:color w:val="000000"/>
+                <w:sz w:val="32"/>
+                <w:szCs w:val="32"/>
+                <w:lang w:val="it-IT"/>
+              </w:rPr>
+              <w:t>(</w:t>
+            </w:r>
+            <w:r>
+              <w:rPr>
+                <w:rFonts w:cs="BRH Malayalam Extra"/>
+                <w:color w:val="000000"/>
+                <w:szCs w:val="32"/>
+                <w:lang w:val="it-IT"/>
+              </w:rPr>
+              <w:t>51</w:t>
+            </w:r>
+            <w:r>
+              <w:rPr>
+                <w:rFonts w:ascii="BRH Malayalam Extra" w:hAnsi="BRH Malayalam Extra" w:cs="BRH Malayalam Extra"/>
+                <w:color w:val="000000"/>
+                <w:sz w:val="32"/>
+                <w:szCs w:val="32"/>
+                <w:lang w:val="it-IT"/>
+              </w:rPr>
+              <w:t>)</w:t>
+            </w:r>
+            <w:r>
+              <w:rPr>
+                <w:rFonts w:cs="BRH Malayalam Extra"/>
+                <w:color w:val="000000"/>
+                <w:szCs w:val="32"/>
+                <w:lang w:val="it-IT"/>
+              </w:rPr>
+              <w:t>[P16</w:t>
+            </w:r>
+            <w:r>
+              <w:rPr>
+                <w:rFonts w:ascii="BRH Malayalam Extra" w:hAnsi="BRH Malayalam Extra" w:cs="BRH Malayalam Extra"/>
+                <w:color w:val="000000"/>
+                <w:sz w:val="32"/>
+                <w:szCs w:val="32"/>
+                <w:lang w:val="it-IT"/>
+              </w:rPr>
+              <w:t xml:space="preserve">] </w:t>
+            </w:r>
+            <w:r>
+              <w:rPr>
+                <w:rFonts w:cs="BRH Malayalam Extra"/>
+                <w:color w:val="000000"/>
+                <w:szCs w:val="32"/>
+                <w:lang w:val="it-IT"/>
+              </w:rPr>
+              <w:t>4</w:t>
+            </w:r>
+            <w:r>
+              <w:rPr>
+                <w:rFonts w:ascii="BRH Malayalam Extra" w:hAnsi="BRH Malayalam Extra" w:cs="BRH Malayalam Extra"/>
+                <w:color w:val="000000"/>
+                <w:sz w:val="32"/>
+                <w:szCs w:val="32"/>
+                <w:lang w:val="it-IT"/>
+              </w:rPr>
+              <w:t>.</w:t>
+            </w:r>
+            <w:r>
+              <w:rPr>
+                <w:rFonts w:cs="BRH Malayalam Extra"/>
+                <w:color w:val="000000"/>
+                <w:szCs w:val="32"/>
+                <w:lang w:val="it-IT"/>
+              </w:rPr>
+              <w:t>4</w:t>
+            </w:r>
+            <w:r>
+              <w:rPr>
+                <w:rFonts w:ascii="BRH Malayalam Extra" w:hAnsi="BRH Malayalam Extra" w:cs="BRH Malayalam Extra"/>
+                <w:color w:val="000000"/>
+                <w:sz w:val="32"/>
+                <w:szCs w:val="32"/>
+                <w:lang w:val="it-IT"/>
+              </w:rPr>
+              <w:t>.</w:t>
+            </w:r>
+            <w:r>
+              <w:rPr>
+                <w:rFonts w:cs="BRH Malayalam Extra"/>
+                <w:color w:val="000000"/>
+                <w:szCs w:val="32"/>
+                <w:lang w:val="it-IT"/>
+              </w:rPr>
+              <w:t>4</w:t>
+            </w:r>
+            <w:r>
+              <w:rPr>
+                <w:rFonts w:ascii="BRH Malayalam Extra" w:hAnsi="BRH Malayalam Extra" w:cs="BRH Malayalam Extra"/>
+                <w:color w:val="000000"/>
+                <w:sz w:val="32"/>
+                <w:szCs w:val="32"/>
+                <w:lang w:val="it-IT"/>
+              </w:rPr>
+              <w:t>.</w:t>
+            </w:r>
+            <w:r>
+              <w:rPr>
+                <w:rFonts w:cs="BRH Malayalam Extra"/>
+                <w:color w:val="000000"/>
+                <w:szCs w:val="32"/>
+                <w:lang w:val="it-IT"/>
+              </w:rPr>
+              <w:t>7</w:t>
+            </w:r>
+            <w:r>
+              <w:rPr>
+                <w:rFonts w:ascii="BRH Malayalam Extra" w:hAnsi="BRH Malayalam Extra" w:cs="BRH Malayalam Extra"/>
+                <w:color w:val="000000"/>
+                <w:sz w:val="32"/>
+                <w:szCs w:val="32"/>
+                <w:lang w:val="it-IT"/>
+              </w:rPr>
+              <w:t>(</w:t>
+            </w:r>
+            <w:r>
+              <w:rPr>
+                <w:rFonts w:cs="BRH Malayalam Extra"/>
+                <w:color w:val="000000"/>
+                <w:szCs w:val="32"/>
+                <w:lang w:val="it-IT"/>
+              </w:rPr>
+              <w:t>50</w:t>
+            </w:r>
+            <w:r>
+              <w:rPr>
+                <w:rFonts w:ascii="BRH Malayalam Extra" w:hAnsi="BRH Malayalam Extra" w:cs="BRH Malayalam Extra"/>
+                <w:color w:val="000000"/>
+                <w:sz w:val="32"/>
+                <w:szCs w:val="32"/>
+                <w:lang w:val="it-IT"/>
+              </w:rPr>
+              <w:t>)- A</w:t>
+            </w:r>
+            <w:r>
+              <w:rPr>
+                <w:rFonts w:ascii="BRH Malayalam Extra" w:hAnsi="BRH Malayalam Extra" w:cs="BRH Malayalam Extra"/>
+                <w:color w:val="000000"/>
+                <w:sz w:val="28"/>
+                <w:szCs w:val="32"/>
+                <w:lang w:val="it-IT"/>
+              </w:rPr>
+              <w:t>–</w:t>
+            </w:r>
+            <w:r>
+              <w:rPr>
+                <w:rFonts w:ascii="BRH Malayalam Extra" w:hAnsi="BRH Malayalam Extra" w:cs="BRH Malayalam Extra"/>
+                <w:color w:val="000000"/>
+                <w:sz w:val="32"/>
+                <w:szCs w:val="32"/>
+                <w:lang w:val="it-IT"/>
+              </w:rPr>
+              <w:t>ªpxO§ | s¡p—J |</w:t>
+            </w:r>
+          </w:p>
+          <w:p>
+            <w:pPr>
+              <w:widowControl w:val="0"/>
+              <w:autoSpaceDE w:val="0"/>
+              <w:autoSpaceDN w:val="0"/>
+              <w:adjustRightInd w:val="0"/>
+              <w:spacing w:line="240" w:lineRule="auto"/>
+              <w:rPr>
+                <w:rFonts w:ascii="BRH Malayalam Extra" w:hAnsi="BRH Malayalam Extra" w:cs="BRH Malayalam Extra"/>
+                <w:color w:val="000000"/>
+                <w:sz w:val="32"/>
+                <w:szCs w:val="32"/>
+                <w:lang w:val="it-IT"/>
+              </w:rPr>
+            </w:pPr>
+            <w:r>
+              <w:rPr>
+                <w:rFonts w:ascii="BRH Malayalam Extra" w:hAnsi="BRH Malayalam Extra" w:cs="BRH Malayalam Extra"/>
+                <w:color w:val="000000"/>
+                <w:sz w:val="32"/>
+                <w:szCs w:val="32"/>
+                <w:lang w:val="it-IT"/>
+              </w:rPr>
+              <w:t>A</w:t>
+            </w:r>
+            <w:r>
+              <w:rPr>
+                <w:rFonts w:ascii="BRH Malayalam Extra" w:hAnsi="BRH Malayalam Extra" w:cs="BRH Malayalam Extra"/>
+                <w:color w:val="000000"/>
+                <w:sz w:val="28"/>
+                <w:szCs w:val="32"/>
+                <w:lang w:val="it-IT"/>
+              </w:rPr>
+              <w:t>–</w:t>
+            </w:r>
+            <w:r>
+              <w:rPr>
+                <w:rFonts w:ascii="BRH Malayalam Extra" w:hAnsi="BRH Malayalam Extra" w:cs="BRH Malayalam Extra"/>
+                <w:color w:val="000000"/>
+                <w:sz w:val="32"/>
+                <w:szCs w:val="32"/>
+                <w:lang w:val="it-IT"/>
+              </w:rPr>
+              <w:t>ªpxO§ L§s¡p</w:t>
+            </w:r>
+            <w:r>
+              <w:rPr>
+                <w:rFonts w:ascii="BRH Malayalam Extra" w:hAnsi="BRH Malayalam Extra" w:cs="BRH Malayalam Extra"/>
+                <w:color w:val="000000"/>
+                <w:sz w:val="28"/>
+                <w:szCs w:val="32"/>
+                <w:lang w:val="it-IT"/>
+              </w:rPr>
+              <w:t>–</w:t>
+            </w:r>
+            <w:r>
+              <w:rPr>
+                <w:rFonts w:ascii="BRH Malayalam Extra" w:hAnsi="BRH Malayalam Extra" w:cs="BRH Malayalam Extra"/>
+                <w:color w:val="000000"/>
+                <w:sz w:val="32"/>
+                <w:szCs w:val="32"/>
+                <w:lang w:val="it-IT"/>
+              </w:rPr>
+              <w:t>J s¡p— k</w:t>
+            </w:r>
+            <w:r>
+              <w:rPr>
+                <w:rFonts w:ascii="BRH Malayalam Extra" w:hAnsi="BRH Malayalam Extra" w:cs="BRH Malayalam Extra"/>
+                <w:color w:val="000000"/>
+                <w:sz w:val="28"/>
+                <w:szCs w:val="32"/>
+                <w:lang w:val="it-IT"/>
+              </w:rPr>
+              <w:t>–</w:t>
+            </w:r>
+            <w:r>
+              <w:rPr>
+                <w:rFonts w:ascii="BRH Malayalam Extra" w:hAnsi="BRH Malayalam Extra" w:cs="BRH Malayalam Extra"/>
+                <w:color w:val="000000"/>
+                <w:sz w:val="32"/>
+                <w:szCs w:val="32"/>
+                <w:lang w:val="it-IT"/>
+              </w:rPr>
+              <w:t>ªpx</w:t>
+            </w:r>
+            <w:r>
+              <w:rPr>
+                <w:rFonts w:ascii="BRH Malayalam Extra" w:hAnsi="BRH Malayalam Extra" w:cs="BRH Malayalam Extra"/>
+                <w:color w:val="000000"/>
+                <w:sz w:val="32"/>
+                <w:szCs w:val="32"/>
+                <w:highlight w:val="yellow"/>
+                <w:lang w:val="it-IT"/>
+              </w:rPr>
+              <w:t>O</w:t>
+            </w:r>
+            <w:r>
+              <w:rPr>
+                <w:rFonts w:ascii="BRH Malayalam Extra" w:hAnsi="BRH Malayalam Extra" w:cs="BRH Malayalam Extra"/>
+                <w:color w:val="000000"/>
+                <w:sz w:val="32"/>
+                <w:szCs w:val="32"/>
+                <w:lang w:val="it-IT"/>
+              </w:rPr>
+              <w:t>§ O</w:t>
+            </w:r>
+            <w:r>
+              <w:rPr>
+                <w:rFonts w:ascii="BRH Malayalam Extra" w:hAnsi="BRH Malayalam Extra" w:cs="BRH Malayalam Extra"/>
+                <w:color w:val="000000"/>
+                <w:sz w:val="28"/>
+                <w:szCs w:val="32"/>
+                <w:lang w:val="it-IT"/>
+              </w:rPr>
+              <w:t>–</w:t>
+            </w:r>
+            <w:r>
+              <w:rPr>
+                <w:rFonts w:ascii="BRH Malayalam Extra" w:hAnsi="BRH Malayalam Extra" w:cs="BRH Malayalam Extra"/>
+                <w:color w:val="000000"/>
+                <w:sz w:val="32"/>
+                <w:szCs w:val="32"/>
+                <w:lang w:val="it-IT"/>
+              </w:rPr>
+              <w:t xml:space="preserve">ªpxO§ </w:t>
+            </w:r>
+          </w:p>
+          <w:p>
+            <w:pPr>
+              <w:widowControl w:val="0"/>
+              <w:autoSpaceDE w:val="0"/>
+              <w:autoSpaceDN w:val="0"/>
+              <w:adjustRightInd w:val="0"/>
+              <w:spacing w:line="240" w:lineRule="auto"/>
+              <w:rPr>
+                <w:rFonts w:ascii="BRH Malayalam Extra" w:hAnsi="BRH Malayalam Extra" w:cs="BRH Malayalam Extra"/>
+                <w:color w:val="000000"/>
+                <w:sz w:val="32"/>
+                <w:szCs w:val="32"/>
+                <w:lang w:val="it-IT"/>
+              </w:rPr>
+            </w:pPr>
+            <w:r>
+              <w:rPr>
+                <w:rFonts w:ascii="BRH Malayalam Extra" w:hAnsi="BRH Malayalam Extra" w:cs="BRH Malayalam Extra"/>
+                <w:color w:val="000000"/>
+                <w:sz w:val="32"/>
+                <w:szCs w:val="32"/>
+                <w:lang w:val="it-IT"/>
+              </w:rPr>
+              <w:t xml:space="preserve">L§s¡p—J | </w:t>
+            </w:r>
+          </w:p>
+        </w:tc>
+        <w:tc>
+          <w:tcPr>
+            <w:tcW w:w="7371" w:type="dxa"/>
+            <w:tcBorders>
+              <w:top w:val="single" w:sz="4" w:space="0" w:color="000000"/>
+              <w:left w:val="single" w:sz="4" w:space="0" w:color="000000"/>
+              <w:bottom w:val="single" w:sz="4" w:space="0" w:color="000000"/>
+              <w:right w:val="single" w:sz="4" w:space="0" w:color="000000"/>
+            </w:tcBorders>
+          </w:tcPr>
+          <w:p>
+            <w:pPr>
+              <w:widowControl w:val="0"/>
+              <w:autoSpaceDE w:val="0"/>
+              <w:autoSpaceDN w:val="0"/>
+              <w:adjustRightInd w:val="0"/>
+              <w:spacing w:line="240" w:lineRule="auto"/>
+              <w:rPr>
+                <w:rFonts w:ascii="BRH Malayalam Extra" w:hAnsi="BRH Malayalam Extra" w:cs="BRH Malayalam Extra"/>
+                <w:color w:val="000000"/>
+                <w:sz w:val="32"/>
+                <w:szCs w:val="32"/>
+                <w:lang w:val="it-IT"/>
+              </w:rPr>
+            </w:pPr>
+            <w:r>
+              <w:rPr>
+                <w:rFonts w:ascii="BRH Malayalam Extra" w:hAnsi="BRH Malayalam Extra" w:cs="BRH Malayalam Extra"/>
+                <w:color w:val="000000"/>
+                <w:sz w:val="32"/>
+                <w:szCs w:val="32"/>
+                <w:lang w:val="it-IT"/>
+              </w:rPr>
+              <w:t>(</w:t>
+            </w:r>
+            <w:r>
+              <w:rPr>
+                <w:rFonts w:cs="BRH Malayalam Extra"/>
+                <w:color w:val="000000"/>
+                <w:szCs w:val="32"/>
+                <w:lang w:val="it-IT"/>
+              </w:rPr>
+              <w:t>50</w:t>
+            </w:r>
+            <w:r>
+              <w:rPr>
+                <w:rFonts w:ascii="BRH Malayalam Extra" w:hAnsi="BRH Malayalam Extra" w:cs="BRH Malayalam Extra"/>
+                <w:color w:val="000000"/>
+                <w:sz w:val="32"/>
+                <w:szCs w:val="32"/>
+                <w:lang w:val="it-IT"/>
+              </w:rPr>
+              <w:t>)</w:t>
+            </w:r>
+            <w:r>
+              <w:rPr>
+                <w:rFonts w:cs="BRH Malayalam Extra"/>
+                <w:color w:val="000000"/>
+                <w:szCs w:val="32"/>
+                <w:lang w:val="it-IT"/>
+              </w:rPr>
+              <w:t>[P16</w:t>
+            </w:r>
+            <w:r>
+              <w:rPr>
+                <w:rFonts w:ascii="BRH Malayalam Extra" w:hAnsi="BRH Malayalam Extra" w:cs="BRH Malayalam Extra"/>
+                <w:color w:val="000000"/>
+                <w:sz w:val="32"/>
+                <w:szCs w:val="32"/>
+                <w:lang w:val="it-IT"/>
+              </w:rPr>
+              <w:t xml:space="preserve">] </w:t>
+            </w:r>
+            <w:r>
+              <w:rPr>
+                <w:rFonts w:cs="BRH Malayalam Extra"/>
+                <w:color w:val="000000"/>
+                <w:szCs w:val="32"/>
+                <w:lang w:val="it-IT"/>
+              </w:rPr>
+              <w:t>4</w:t>
+            </w:r>
+            <w:r>
+              <w:rPr>
+                <w:rFonts w:ascii="BRH Malayalam Extra" w:hAnsi="BRH Malayalam Extra" w:cs="BRH Malayalam Extra"/>
+                <w:color w:val="000000"/>
+                <w:sz w:val="32"/>
+                <w:szCs w:val="32"/>
+                <w:lang w:val="it-IT"/>
+              </w:rPr>
+              <w:t>.</w:t>
+            </w:r>
+            <w:r>
+              <w:rPr>
+                <w:rFonts w:cs="BRH Malayalam Extra"/>
+                <w:color w:val="000000"/>
+                <w:szCs w:val="32"/>
+                <w:lang w:val="it-IT"/>
+              </w:rPr>
+              <w:t>4</w:t>
+            </w:r>
+            <w:r>
+              <w:rPr>
+                <w:rFonts w:ascii="BRH Malayalam Extra" w:hAnsi="BRH Malayalam Extra" w:cs="BRH Malayalam Extra"/>
+                <w:color w:val="000000"/>
+                <w:sz w:val="32"/>
+                <w:szCs w:val="32"/>
+                <w:lang w:val="it-IT"/>
+              </w:rPr>
+              <w:t>.</w:t>
+            </w:r>
+            <w:r>
+              <w:rPr>
+                <w:rFonts w:cs="BRH Malayalam Extra"/>
+                <w:color w:val="000000"/>
+                <w:szCs w:val="32"/>
+                <w:lang w:val="it-IT"/>
+              </w:rPr>
+              <w:t>4</w:t>
+            </w:r>
+            <w:r>
+              <w:rPr>
+                <w:rFonts w:ascii="BRH Malayalam Extra" w:hAnsi="BRH Malayalam Extra" w:cs="BRH Malayalam Extra"/>
+                <w:color w:val="000000"/>
+                <w:sz w:val="32"/>
+                <w:szCs w:val="32"/>
+                <w:lang w:val="it-IT"/>
+              </w:rPr>
+              <w:t>.</w:t>
+            </w:r>
+            <w:r>
+              <w:rPr>
+                <w:rFonts w:cs="BRH Malayalam Extra"/>
+                <w:color w:val="000000"/>
+                <w:szCs w:val="32"/>
+                <w:lang w:val="it-IT"/>
+              </w:rPr>
+              <w:t>7</w:t>
+            </w:r>
+            <w:r>
+              <w:rPr>
+                <w:rFonts w:ascii="BRH Malayalam Extra" w:hAnsi="BRH Malayalam Extra" w:cs="BRH Malayalam Extra"/>
+                <w:color w:val="000000"/>
+                <w:sz w:val="32"/>
+                <w:szCs w:val="32"/>
+                <w:lang w:val="it-IT"/>
+              </w:rPr>
+              <w:t>(</w:t>
+            </w:r>
+            <w:r>
+              <w:rPr>
+                <w:rFonts w:cs="BRH Malayalam Extra"/>
+                <w:color w:val="000000"/>
+                <w:szCs w:val="32"/>
+                <w:lang w:val="it-IT"/>
+              </w:rPr>
+              <w:t>49</w:t>
+            </w:r>
+            <w:r>
+              <w:rPr>
+                <w:rFonts w:ascii="BRH Malayalam Extra" w:hAnsi="BRH Malayalam Extra" w:cs="BRH Malayalam Extra"/>
+                <w:color w:val="000000"/>
+                <w:sz w:val="32"/>
+                <w:szCs w:val="32"/>
+                <w:lang w:val="it-IT"/>
+              </w:rPr>
+              <w:t>)- d</w:t>
+            </w:r>
+            <w:r>
+              <w:rPr>
+                <w:rFonts w:ascii="BRH Malayalam Extra" w:hAnsi="BRH Malayalam Extra" w:cs="BRH Malayalam Extra"/>
+                <w:color w:val="000000"/>
+                <w:sz w:val="28"/>
+                <w:szCs w:val="32"/>
+                <w:lang w:val="it-IT"/>
+              </w:rPr>
+              <w:t>–</w:t>
+            </w:r>
+            <w:r>
+              <w:rPr>
+                <w:rFonts w:ascii="BRH Malayalam Extra" w:hAnsi="BRH Malayalam Extra" w:cs="BRH Malayalam Extra"/>
+                <w:color w:val="000000"/>
+                <w:sz w:val="32"/>
+                <w:szCs w:val="32"/>
+                <w:lang w:val="it-IT"/>
+              </w:rPr>
+              <w:t>J | A</w:t>
+            </w:r>
+            <w:r>
+              <w:rPr>
+                <w:rFonts w:ascii="BRH Malayalam Extra" w:hAnsi="BRH Malayalam Extra" w:cs="BRH Malayalam Extra"/>
+                <w:color w:val="000000"/>
+                <w:sz w:val="28"/>
+                <w:szCs w:val="32"/>
+                <w:lang w:val="it-IT"/>
+              </w:rPr>
+              <w:t>–</w:t>
+            </w:r>
+            <w:r>
+              <w:rPr>
+                <w:rFonts w:ascii="BRH Malayalam Extra" w:hAnsi="BRH Malayalam Extra" w:cs="BRH Malayalam Extra"/>
+                <w:color w:val="000000"/>
+                <w:sz w:val="32"/>
+                <w:szCs w:val="32"/>
+                <w:lang w:val="it-IT"/>
+              </w:rPr>
+              <w:t>ªpxO§ |</w:t>
+            </w:r>
+          </w:p>
+          <w:p>
+            <w:pPr>
+              <w:widowControl w:val="0"/>
+              <w:autoSpaceDE w:val="0"/>
+              <w:autoSpaceDN w:val="0"/>
+              <w:adjustRightInd w:val="0"/>
+              <w:spacing w:line="240" w:lineRule="auto"/>
+              <w:rPr>
+                <w:rFonts w:ascii="BRH Malayalam Extra" w:hAnsi="BRH Malayalam Extra" w:cs="BRH Malayalam Extra"/>
+                <w:color w:val="000000"/>
+                <w:sz w:val="32"/>
+                <w:szCs w:val="32"/>
+                <w:lang w:val="it-IT"/>
+              </w:rPr>
+            </w:pPr>
+            <w:r>
+              <w:rPr>
+                <w:rFonts w:ascii="BRH Malayalam Extra" w:hAnsi="BRH Malayalam Extra" w:cs="BRH Malayalam Extra"/>
+                <w:color w:val="000000"/>
+                <w:sz w:val="32"/>
+                <w:szCs w:val="32"/>
+                <w:lang w:val="it-IT"/>
+              </w:rPr>
+              <w:t>¥dx</w:t>
+            </w:r>
+            <w:r>
+              <w:rPr>
+                <w:rFonts w:ascii="BRH Malayalam Extra" w:hAnsi="BRH Malayalam Extra" w:cs="BRH Malayalam Extra"/>
+                <w:color w:val="000000"/>
+                <w:sz w:val="28"/>
+                <w:szCs w:val="32"/>
+                <w:lang w:val="it-IT"/>
+              </w:rPr>
+              <w:t>–</w:t>
+            </w:r>
+            <w:r>
+              <w:rPr>
+                <w:rFonts w:ascii="BRH Malayalam Extra" w:hAnsi="BRH Malayalam Extra" w:cs="BRH Malayalam Extra"/>
+                <w:color w:val="000000"/>
+                <w:sz w:val="32"/>
+                <w:szCs w:val="32"/>
+                <w:lang w:val="it-IT"/>
+              </w:rPr>
+              <w:t xml:space="preserve"> A</w:t>
+            </w:r>
+            <w:r>
+              <w:rPr>
+                <w:rFonts w:ascii="BRH Malayalam Extra" w:hAnsi="BRH Malayalam Extra" w:cs="BRH Malayalam Extra"/>
+                <w:color w:val="000000"/>
+                <w:sz w:val="28"/>
+                <w:szCs w:val="32"/>
+                <w:lang w:val="it-IT"/>
+              </w:rPr>
+              <w:t>–</w:t>
+            </w:r>
+            <w:r>
+              <w:rPr>
+                <w:rFonts w:ascii="BRH Malayalam Extra" w:hAnsi="BRH Malayalam Extra" w:cs="BRH Malayalam Extra"/>
+                <w:color w:val="000000"/>
+                <w:sz w:val="32"/>
+                <w:szCs w:val="32"/>
+                <w:lang w:val="it-IT"/>
+              </w:rPr>
+              <w:t>ª</w:t>
+            </w:r>
+            <w:r>
+              <w:rPr>
+                <w:rFonts w:ascii="BRH Malayalam Extra" w:hAnsi="BRH Malayalam Extra" w:cs="BRH Malayalam Extra"/>
+                <w:color w:val="000000"/>
+                <w:sz w:val="32"/>
+                <w:szCs w:val="32"/>
+                <w:highlight w:val="green"/>
+                <w:lang w:val="it-IT"/>
+              </w:rPr>
+              <w:t>px O</w:t>
+            </w:r>
+            <w:r>
+              <w:rPr>
+                <w:rFonts w:ascii="BRH Malayalam Extra" w:hAnsi="BRH Malayalam Extra" w:cs="BRH Malayalam Extra"/>
+                <w:color w:val="000000"/>
+                <w:sz w:val="28"/>
+                <w:szCs w:val="32"/>
+                <w:lang w:val="it-IT"/>
+              </w:rPr>
+              <w:t>–</w:t>
+            </w:r>
+            <w:r>
+              <w:rPr>
+                <w:rFonts w:ascii="BRH Malayalam Extra" w:hAnsi="BRH Malayalam Extra" w:cs="BRH Malayalam Extra"/>
+                <w:color w:val="000000"/>
+                <w:sz w:val="32"/>
+                <w:szCs w:val="32"/>
+                <w:lang w:val="it-IT"/>
+              </w:rPr>
+              <w:t>ªpxO§ ¥dx— ¥dx A</w:t>
+            </w:r>
+            <w:r>
+              <w:rPr>
+                <w:rFonts w:ascii="BRH Malayalam Extra" w:hAnsi="BRH Malayalam Extra" w:cs="BRH Malayalam Extra"/>
+                <w:color w:val="000000"/>
+                <w:sz w:val="28"/>
+                <w:szCs w:val="32"/>
+                <w:lang w:val="it-IT"/>
+              </w:rPr>
+              <w:t>–</w:t>
+            </w:r>
+            <w:r>
+              <w:rPr>
+                <w:rFonts w:ascii="BRH Malayalam Extra" w:hAnsi="BRH Malayalam Extra" w:cs="BRH Malayalam Extra"/>
+                <w:color w:val="000000"/>
+                <w:sz w:val="32"/>
+                <w:szCs w:val="32"/>
+                <w:lang w:val="it-IT"/>
+              </w:rPr>
+              <w:t xml:space="preserve">ªpxO§ | </w:t>
+            </w:r>
+          </w:p>
+          <w:p>
+            <w:pPr>
+              <w:widowControl w:val="0"/>
+              <w:autoSpaceDE w:val="0"/>
+              <w:autoSpaceDN w:val="0"/>
+              <w:adjustRightInd w:val="0"/>
+              <w:spacing w:line="240" w:lineRule="auto"/>
+              <w:rPr>
+                <w:rFonts w:ascii="BRH Malayalam Extra" w:hAnsi="BRH Malayalam Extra" w:cs="BRH Malayalam Extra"/>
+                <w:color w:val="000000"/>
+                <w:sz w:val="32"/>
+                <w:szCs w:val="32"/>
+                <w:lang w:val="it-IT"/>
+              </w:rPr>
+            </w:pPr>
+            <w:r>
+              <w:rPr>
+                <w:rFonts w:ascii="BRH Malayalam Extra" w:hAnsi="BRH Malayalam Extra" w:cs="BRH Malayalam Extra"/>
+                <w:color w:val="000000"/>
+                <w:sz w:val="32"/>
+                <w:szCs w:val="32"/>
+                <w:lang w:val="it-IT"/>
+              </w:rPr>
+              <w:t>(</w:t>
+            </w:r>
+            <w:r>
+              <w:rPr>
+                <w:rFonts w:cs="BRH Malayalam Extra"/>
+                <w:color w:val="000000"/>
+                <w:szCs w:val="32"/>
+                <w:lang w:val="it-IT"/>
+              </w:rPr>
+              <w:t>51</w:t>
+            </w:r>
+            <w:r>
+              <w:rPr>
+                <w:rFonts w:ascii="BRH Malayalam Extra" w:hAnsi="BRH Malayalam Extra" w:cs="BRH Malayalam Extra"/>
+                <w:color w:val="000000"/>
+                <w:sz w:val="32"/>
+                <w:szCs w:val="32"/>
+                <w:lang w:val="it-IT"/>
+              </w:rPr>
+              <w:t>)</w:t>
+            </w:r>
+            <w:r>
+              <w:rPr>
+                <w:rFonts w:cs="BRH Malayalam Extra"/>
+                <w:color w:val="000000"/>
+                <w:szCs w:val="32"/>
+                <w:lang w:val="it-IT"/>
+              </w:rPr>
+              <w:t>[P16</w:t>
+            </w:r>
+            <w:r>
+              <w:rPr>
+                <w:rFonts w:ascii="BRH Malayalam Extra" w:hAnsi="BRH Malayalam Extra" w:cs="BRH Malayalam Extra"/>
+                <w:color w:val="000000"/>
+                <w:sz w:val="32"/>
+                <w:szCs w:val="32"/>
+                <w:lang w:val="it-IT"/>
+              </w:rPr>
+              <w:t xml:space="preserve">] </w:t>
+            </w:r>
+            <w:r>
+              <w:rPr>
+                <w:rFonts w:cs="BRH Malayalam Extra"/>
+                <w:color w:val="000000"/>
+                <w:szCs w:val="32"/>
+                <w:lang w:val="it-IT"/>
+              </w:rPr>
+              <w:t>4</w:t>
+            </w:r>
+            <w:r>
+              <w:rPr>
+                <w:rFonts w:ascii="BRH Malayalam Extra" w:hAnsi="BRH Malayalam Extra" w:cs="BRH Malayalam Extra"/>
+                <w:color w:val="000000"/>
+                <w:sz w:val="32"/>
+                <w:szCs w:val="32"/>
+                <w:lang w:val="it-IT"/>
+              </w:rPr>
+              <w:t>.</w:t>
+            </w:r>
+            <w:r>
+              <w:rPr>
+                <w:rFonts w:cs="BRH Malayalam Extra"/>
+                <w:color w:val="000000"/>
+                <w:szCs w:val="32"/>
+                <w:lang w:val="it-IT"/>
+              </w:rPr>
+              <w:t>4</w:t>
+            </w:r>
+            <w:r>
+              <w:rPr>
+                <w:rFonts w:ascii="BRH Malayalam Extra" w:hAnsi="BRH Malayalam Extra" w:cs="BRH Malayalam Extra"/>
+                <w:color w:val="000000"/>
+                <w:sz w:val="32"/>
+                <w:szCs w:val="32"/>
+                <w:lang w:val="it-IT"/>
+              </w:rPr>
+              <w:t>.</w:t>
+            </w:r>
+            <w:r>
+              <w:rPr>
+                <w:rFonts w:cs="BRH Malayalam Extra"/>
+                <w:color w:val="000000"/>
+                <w:szCs w:val="32"/>
+                <w:lang w:val="it-IT"/>
+              </w:rPr>
+              <w:t>4</w:t>
+            </w:r>
+            <w:r>
+              <w:rPr>
+                <w:rFonts w:ascii="BRH Malayalam Extra" w:hAnsi="BRH Malayalam Extra" w:cs="BRH Malayalam Extra"/>
+                <w:color w:val="000000"/>
+                <w:sz w:val="32"/>
+                <w:szCs w:val="32"/>
+                <w:lang w:val="it-IT"/>
+              </w:rPr>
+              <w:t>.</w:t>
+            </w:r>
+            <w:r>
+              <w:rPr>
+                <w:rFonts w:cs="BRH Malayalam Extra"/>
+                <w:color w:val="000000"/>
+                <w:szCs w:val="32"/>
+                <w:lang w:val="it-IT"/>
+              </w:rPr>
+              <w:t>7</w:t>
+            </w:r>
+            <w:r>
+              <w:rPr>
+                <w:rFonts w:ascii="BRH Malayalam Extra" w:hAnsi="BRH Malayalam Extra" w:cs="BRH Malayalam Extra"/>
+                <w:color w:val="000000"/>
+                <w:sz w:val="32"/>
+                <w:szCs w:val="32"/>
+                <w:lang w:val="it-IT"/>
+              </w:rPr>
+              <w:t>(</w:t>
+            </w:r>
+            <w:r>
+              <w:rPr>
+                <w:rFonts w:cs="BRH Malayalam Extra"/>
+                <w:color w:val="000000"/>
+                <w:szCs w:val="32"/>
+                <w:lang w:val="it-IT"/>
+              </w:rPr>
+              <w:t>50</w:t>
+            </w:r>
+            <w:r>
+              <w:rPr>
+                <w:rFonts w:ascii="BRH Malayalam Extra" w:hAnsi="BRH Malayalam Extra" w:cs="BRH Malayalam Extra"/>
+                <w:color w:val="000000"/>
+                <w:sz w:val="32"/>
+                <w:szCs w:val="32"/>
+                <w:lang w:val="it-IT"/>
+              </w:rPr>
+              <w:t>)- A</w:t>
+            </w:r>
+            <w:r>
+              <w:rPr>
+                <w:rFonts w:ascii="BRH Malayalam Extra" w:hAnsi="BRH Malayalam Extra" w:cs="BRH Malayalam Extra"/>
+                <w:color w:val="000000"/>
+                <w:sz w:val="28"/>
+                <w:szCs w:val="32"/>
+                <w:lang w:val="it-IT"/>
+              </w:rPr>
+              <w:t>–</w:t>
+            </w:r>
+            <w:r>
+              <w:rPr>
+                <w:rFonts w:ascii="BRH Malayalam Extra" w:hAnsi="BRH Malayalam Extra" w:cs="BRH Malayalam Extra"/>
+                <w:color w:val="000000"/>
+                <w:sz w:val="32"/>
+                <w:szCs w:val="32"/>
+                <w:lang w:val="it-IT"/>
+              </w:rPr>
+              <w:t>ªpxO§ | s¡p—J |</w:t>
+            </w:r>
+          </w:p>
+          <w:p>
+            <w:pPr>
+              <w:widowControl w:val="0"/>
+              <w:autoSpaceDE w:val="0"/>
+              <w:autoSpaceDN w:val="0"/>
+              <w:adjustRightInd w:val="0"/>
+              <w:spacing w:line="240" w:lineRule="auto"/>
+              <w:rPr>
+                <w:rFonts w:ascii="BRH Malayalam Extra" w:hAnsi="BRH Malayalam Extra" w:cs="BRH Malayalam Extra"/>
+                <w:color w:val="000000"/>
+                <w:sz w:val="32"/>
+                <w:szCs w:val="32"/>
+                <w:lang w:val="it-IT"/>
+              </w:rPr>
+            </w:pPr>
+            <w:r>
+              <w:rPr>
+                <w:rFonts w:ascii="BRH Malayalam Extra" w:hAnsi="BRH Malayalam Extra" w:cs="BRH Malayalam Extra"/>
+                <w:color w:val="000000"/>
+                <w:sz w:val="32"/>
+                <w:szCs w:val="32"/>
+                <w:lang w:val="it-IT"/>
+              </w:rPr>
+              <w:t>A</w:t>
+            </w:r>
+            <w:r>
+              <w:rPr>
+                <w:rFonts w:ascii="BRH Malayalam Extra" w:hAnsi="BRH Malayalam Extra" w:cs="BRH Malayalam Extra"/>
+                <w:color w:val="000000"/>
+                <w:sz w:val="28"/>
+                <w:szCs w:val="32"/>
+                <w:lang w:val="it-IT"/>
+              </w:rPr>
+              <w:t>–</w:t>
+            </w:r>
+            <w:r>
+              <w:rPr>
+                <w:rFonts w:ascii="BRH Malayalam Extra" w:hAnsi="BRH Malayalam Extra" w:cs="BRH Malayalam Extra"/>
+                <w:color w:val="000000"/>
+                <w:sz w:val="32"/>
+                <w:szCs w:val="32"/>
+                <w:lang w:val="it-IT"/>
+              </w:rPr>
+              <w:t>ªpxO§ L§s¡p</w:t>
+            </w:r>
+            <w:r>
+              <w:rPr>
+                <w:rFonts w:ascii="BRH Malayalam Extra" w:hAnsi="BRH Malayalam Extra" w:cs="BRH Malayalam Extra"/>
+                <w:color w:val="000000"/>
+                <w:sz w:val="28"/>
+                <w:szCs w:val="32"/>
+                <w:lang w:val="it-IT"/>
+              </w:rPr>
+              <w:t>–</w:t>
+            </w:r>
+            <w:r>
+              <w:rPr>
+                <w:rFonts w:ascii="BRH Malayalam Extra" w:hAnsi="BRH Malayalam Extra" w:cs="BRH Malayalam Extra"/>
+                <w:color w:val="000000"/>
+                <w:sz w:val="32"/>
+                <w:szCs w:val="32"/>
+                <w:lang w:val="it-IT"/>
+              </w:rPr>
+              <w:t>J s¡p— k</w:t>
+            </w:r>
+            <w:r>
+              <w:rPr>
+                <w:rFonts w:ascii="BRH Malayalam Extra" w:hAnsi="BRH Malayalam Extra" w:cs="BRH Malayalam Extra"/>
+                <w:color w:val="000000"/>
+                <w:sz w:val="28"/>
+                <w:szCs w:val="32"/>
+                <w:lang w:val="it-IT"/>
+              </w:rPr>
+              <w:t>–</w:t>
+            </w:r>
+            <w:r>
+              <w:rPr>
+                <w:rFonts w:ascii="BRH Malayalam Extra" w:hAnsi="BRH Malayalam Extra" w:cs="BRH Malayalam Extra"/>
+                <w:color w:val="000000"/>
+                <w:sz w:val="32"/>
+                <w:szCs w:val="32"/>
+                <w:lang w:val="it-IT"/>
+              </w:rPr>
+              <w:t>ª</w:t>
+            </w:r>
+            <w:r>
+              <w:rPr>
+                <w:rFonts w:ascii="BRH Malayalam Extra" w:hAnsi="BRH Malayalam Extra" w:cs="BRH Malayalam Extra"/>
+                <w:color w:val="000000"/>
+                <w:sz w:val="32"/>
+                <w:szCs w:val="32"/>
+                <w:highlight w:val="green"/>
+                <w:lang w:val="it-IT"/>
+              </w:rPr>
+              <w:t>px O</w:t>
+            </w:r>
+            <w:r>
+              <w:rPr>
+                <w:rFonts w:ascii="BRH Malayalam Extra" w:hAnsi="BRH Malayalam Extra" w:cs="BRH Malayalam Extra"/>
+                <w:color w:val="000000"/>
+                <w:sz w:val="28"/>
+                <w:szCs w:val="32"/>
+                <w:lang w:val="it-IT"/>
+              </w:rPr>
+              <w:t>–</w:t>
+            </w:r>
+            <w:r>
+              <w:rPr>
+                <w:rFonts w:ascii="BRH Malayalam Extra" w:hAnsi="BRH Malayalam Extra" w:cs="BRH Malayalam Extra"/>
+                <w:color w:val="000000"/>
+                <w:sz w:val="32"/>
+                <w:szCs w:val="32"/>
+                <w:lang w:val="it-IT"/>
+              </w:rPr>
+              <w:t xml:space="preserve">ªpxO§ </w:t>
+            </w:r>
+          </w:p>
+          <w:p>
+            <w:pPr>
+              <w:widowControl w:val="0"/>
+              <w:autoSpaceDE w:val="0"/>
+              <w:autoSpaceDN w:val="0"/>
+              <w:adjustRightInd w:val="0"/>
+              <w:spacing w:line="240" w:lineRule="auto"/>
+              <w:rPr>
+                <w:rFonts w:ascii="BRH Malayalam Extra" w:hAnsi="BRH Malayalam Extra" w:cs="BRH Malayalam Extra"/>
+                <w:color w:val="000000"/>
+                <w:sz w:val="32"/>
+                <w:szCs w:val="32"/>
+                <w:lang w:val="it-IT"/>
+              </w:rPr>
+            </w:pPr>
+            <w:r>
+              <w:rPr>
+                <w:rFonts w:ascii="BRH Malayalam Extra" w:hAnsi="BRH Malayalam Extra" w:cs="BRH Malayalam Extra"/>
+                <w:color w:val="000000"/>
+                <w:sz w:val="32"/>
+                <w:szCs w:val="32"/>
+                <w:lang w:val="it-IT"/>
+              </w:rPr>
+              <w:t xml:space="preserve">L§s¡p—J | </w:t>
+            </w:r>
+          </w:p>
+        </w:tc>
+      </w:tr>
+    </w:tbl>
+    <w:p>
+      <w:pPr>
+        <w:spacing w:before="0" w:line="240" w:lineRule="auto"/>
+        <w:jc w:val="center"/>
+        <w:rPr>
+          <w:b/>
+          <w:bCs/>
+          <w:sz w:val="32"/>
+          <w:szCs w:val="32"/>
+          <w:u w:val="single"/>
+        </w:rPr>
+      </w:pPr>
+    </w:p>
+    <w:p>
+      <w:pPr>
+        <w:spacing w:before="0" w:line="240" w:lineRule="auto"/>
+        <w:jc w:val="center"/>
+        <w:rPr>
+          <w:b/>
+          <w:bCs/>
+          <w:sz w:val="32"/>
+          <w:szCs w:val="32"/>
+          <w:u w:val="single"/>
+        </w:rPr>
+      </w:pPr>
+      <w:r>
+        <w:rPr>
+          <w:b/>
+          <w:bCs/>
+          <w:sz w:val="32"/>
+          <w:szCs w:val="32"/>
+          <w:u w:val="single"/>
+        </w:rPr>
+        <w:t>===========</w:t>
+      </w:r>
+    </w:p>
+    <w:p>
+      <w:pPr>
+        <w:spacing w:before="0" w:line="240" w:lineRule="auto"/>
+        <w:jc w:val="center"/>
+        <w:rPr>
+          <w:b/>
+          <w:bCs/>
+          <w:sz w:val="32"/>
+          <w:szCs w:val="32"/>
+          <w:u w:val="single"/>
+        </w:rPr>
+      </w:pPr>
+    </w:p>
+    <w:p>
+      <w:pPr>
+        <w:spacing w:before="0" w:line="240" w:lineRule="auto"/>
+        <w:jc w:val="center"/>
+        <w:rPr>
+          <w:b/>
+          <w:bCs/>
+          <w:sz w:val="32"/>
+          <w:szCs w:val="32"/>
+          <w:u w:val="single"/>
+        </w:rPr>
+      </w:pPr>
+    </w:p>
+    <w:p>
+      <w:pPr>
+        <w:spacing w:before="0" w:line="240" w:lineRule="auto"/>
+        <w:jc w:val="center"/>
+        <w:rPr>
+          <w:b/>
+          <w:bCs/>
+          <w:sz w:val="32"/>
+          <w:szCs w:val="32"/>
+          <w:u w:val="single"/>
+        </w:rPr>
+      </w:pPr>
+    </w:p>
+    <w:p>
+      <w:pPr>
+        <w:spacing w:before="0" w:line="240" w:lineRule="auto"/>
+        <w:jc w:val="center"/>
+        <w:rPr>
+          <w:b/>
+          <w:bCs/>
+          <w:sz w:val="32"/>
+          <w:szCs w:val="32"/>
+          <w:u w:val="single"/>
+        </w:rPr>
+      </w:pPr>
+      <w:r>
+        <w:rPr>
+          <w:b/>
+          <w:bCs/>
+          <w:sz w:val="32"/>
+          <w:szCs w:val="32"/>
+          <w:u w:val="single"/>
+        </w:rPr>
+        <w:t xml:space="preserve">TS </w:t>
+      </w:r>
+      <w:proofErr w:type="gramStart"/>
+      <w:r>
+        <w:rPr>
+          <w:b/>
+          <w:bCs/>
+          <w:sz w:val="32"/>
+          <w:szCs w:val="32"/>
+          <w:u w:val="single"/>
+        </w:rPr>
+        <w:t>Ghanam</w:t>
+      </w:r>
+      <w:r>
+        <w:rPr>
+          <w:b/>
+          <w:bCs/>
+          <w:sz w:val="32"/>
+          <w:szCs w:val="32"/>
+          <w:u w:val="single"/>
+        </w:rPr>
+        <w:t xml:space="preserve"> </w:t>
+      </w:r>
+      <w:r>
+        <w:rPr>
+          <w:b/>
+          <w:bCs/>
+          <w:sz w:val="32"/>
+          <w:szCs w:val="32"/>
+          <w:u w:val="single"/>
+        </w:rPr>
+        <w:t xml:space="preserve"> </w:t>
+      </w:r>
+      <w:r>
+        <w:rPr>
+          <w:b/>
+          <w:bCs/>
+          <w:sz w:val="32"/>
+          <w:szCs w:val="32"/>
+          <w:u w:val="single"/>
+        </w:rPr>
+        <w:t>–</w:t>
+      </w:r>
+      <w:proofErr w:type="gramEnd"/>
+      <w:r>
+        <w:rPr>
+          <w:b/>
+          <w:bCs/>
+          <w:sz w:val="32"/>
+          <w:szCs w:val="32"/>
+          <w:u w:val="single"/>
+        </w:rPr>
+        <w:t xml:space="preserve"> TS </w:t>
       </w:r>
       <w:r>
         <w:rPr>
@@ -278,6 +6524,7 @@
                 <w:sz w:val="32"/>
                 <w:szCs w:val="32"/>
               </w:rPr>
+              <w:lastRenderedPageBreak/>
               <w:t>(</w:t>
             </w:r>
             <w:proofErr w:type="gramStart"/>
@@ -407,8 +6654,19 @@
                 <w:sz w:val="32"/>
                 <w:szCs w:val="32"/>
               </w:rPr>
-              <w:t>)-  Zûx</w:t>
-            </w:r>
+              <w:t>)</w:t>
+            </w:r>
+            <w:proofErr w:type="gramStart"/>
+            <w:r>
+              <w:rPr>
+                <w:rFonts w:ascii="BRH Malayalam Extra" w:hAnsi="BRH Malayalam Extra" w:cs="BRH Malayalam Extra"/>
+                <w:color w:val="000000"/>
+                <w:sz w:val="32"/>
+                <w:szCs w:val="32"/>
+              </w:rPr>
+              <w:t>-  Zûx</w:t>
+            </w:r>
+            <w:proofErr w:type="gramEnd"/>
             <w:r>
               <w:rPr>
                 <w:rFonts w:ascii="BRH Malayalam Extra" w:hAnsi="BRH Malayalam Extra" w:cs="BRH Malayalam Extra"/>
@@ -755,8 +7013,19 @@
                 <w:sz w:val="32"/>
                 <w:szCs w:val="32"/>
               </w:rPr>
-              <w:t>)-  Zûx</w:t>
-            </w:r>
+              <w:t>)</w:t>
+            </w:r>
+            <w:proofErr w:type="gramStart"/>
+            <w:r>
+              <w:rPr>
+                <w:rFonts w:ascii="BRH Malayalam Extra" w:hAnsi="BRH Malayalam Extra" w:cs="BRH Malayalam Extra"/>
+                <w:color w:val="000000"/>
+                <w:sz w:val="32"/>
+                <w:szCs w:val="32"/>
+              </w:rPr>
+              <w:t>-  Zûx</w:t>
+            </w:r>
+            <w:proofErr w:type="gramEnd"/>
             <w:r>
               <w:rPr>
                 <w:rFonts w:ascii="BRH Malayalam Extra" w:hAnsi="BRH Malayalam Extra" w:cs="BRH Malayalam Extra"/>
@@ -1108,7 +7377,27 @@
                 <w:sz w:val="32"/>
                 <w:szCs w:val="32"/>
               </w:rPr>
-              <w:t>)-  Apõ—ajZ§ | së</w:t>
+              <w:t>)</w:t>
+            </w:r>
+            <w:proofErr w:type="gramStart"/>
+            <w:r>
+              <w:rPr>
+                <w:rFonts w:ascii="BRH Malayalam Extra" w:hAnsi="BRH Malayalam Extra" w:cs="BRH Malayalam Extra"/>
+                <w:color w:val="000000"/>
+                <w:sz w:val="32"/>
+                <w:szCs w:val="32"/>
+              </w:rPr>
+              <w:t>-  Apõ</w:t>
+            </w:r>
+            <w:proofErr w:type="gramEnd"/>
+            <w:r>
+              <w:rPr>
+                <w:rFonts w:ascii="BRH Malayalam Extra" w:hAnsi="BRH Malayalam Extra" w:cs="BRH Malayalam Extra"/>
+                <w:color w:val="000000"/>
+                <w:sz w:val="32"/>
+                <w:szCs w:val="32"/>
+              </w:rPr>
+              <w:t>—ajZ§ | së</w:t>
             </w:r>
             <w:r>
               <w:rPr>
@@ -1590,8 +7879,19 @@
                 <w:sz w:val="32"/>
                 <w:szCs w:val="32"/>
               </w:rPr>
-              <w:t>)-  së</w:t>
-            </w:r>
+              <w:t>)</w:t>
+            </w:r>
+            <w:proofErr w:type="gramStart"/>
+            <w:r>
+              <w:rPr>
+                <w:rFonts w:ascii="BRH Malayalam Extra" w:hAnsi="BRH Malayalam Extra" w:cs="BRH Malayalam Extra"/>
+                <w:color w:val="000000"/>
+                <w:sz w:val="32"/>
+                <w:szCs w:val="32"/>
+              </w:rPr>
+              <w:t>-  së</w:t>
+            </w:r>
+            <w:proofErr w:type="gramEnd"/>
             <w:r>
               <w:rPr>
                 <w:rFonts w:ascii="BRH Malayalam Extra" w:hAnsi="BRH Malayalam Extra" w:cs="BRH Malayalam Extra"/>
@@ -2158,7 +8458,27 @@
                 <w:sz w:val="32"/>
                 <w:szCs w:val="32"/>
               </w:rPr>
-              <w:t>)-  Apõ—ajZ§ | së</w:t>
+              <w:t>)</w:t>
+            </w:r>
+            <w:proofErr w:type="gramStart"/>
+            <w:r>
+              <w:rPr>
+                <w:rFonts w:ascii="BRH Malayalam Extra" w:hAnsi="BRH Malayalam Extra" w:cs="BRH Malayalam Extra"/>
+                <w:color w:val="000000"/>
+                <w:sz w:val="32"/>
+                <w:szCs w:val="32"/>
+              </w:rPr>
+              <w:t>-  Apõ</w:t>
+            </w:r>
+            <w:proofErr w:type="gramEnd"/>
+            <w:r>
+              <w:rPr>
+                <w:rFonts w:ascii="BRH Malayalam Extra" w:hAnsi="BRH Malayalam Extra" w:cs="BRH Malayalam Extra"/>
+                <w:color w:val="000000"/>
+                <w:sz w:val="32"/>
+                <w:szCs w:val="32"/>
+              </w:rPr>
+              <w:t>—ajZ§ | së</w:t>
             </w:r>
             <w:r>
               <w:rPr>
@@ -2631,8 +8951,19 @@
                 <w:sz w:val="32"/>
                 <w:szCs w:val="32"/>
               </w:rPr>
-              <w:t>)-  së</w:t>
-            </w:r>
+              <w:t>)</w:t>
+            </w:r>
+            <w:proofErr w:type="gramStart"/>
+            <w:r>
+              <w:rPr>
+                <w:rFonts w:ascii="BRH Malayalam Extra" w:hAnsi="BRH Malayalam Extra" w:cs="BRH Malayalam Extra"/>
+                <w:color w:val="000000"/>
+                <w:sz w:val="32"/>
+                <w:szCs w:val="32"/>
+              </w:rPr>
+              <w:t>-  së</w:t>
+            </w:r>
+            <w:proofErr w:type="gramEnd"/>
             <w:r>
               <w:rPr>
                 <w:rFonts w:ascii="BRH Malayalam Extra" w:hAnsi="BRH Malayalam Extra" w:cs="BRH Malayalam Extra"/>
@@ -3076,7 +9407,6 @@
                 <w:sz w:val="32"/>
                 <w:szCs w:val="32"/>
               </w:rPr>
-              <w:lastRenderedPageBreak/>
               <w:t>(</w:t>
             </w:r>
             <w:proofErr w:type="gramStart"/>
@@ -3206,8 +9536,19 @@
                 <w:sz w:val="32"/>
                 <w:szCs w:val="32"/>
               </w:rPr>
-              <w:t>)-  A</w:t>
-            </w:r>
+              <w:t>)</w:t>
+            </w:r>
+            <w:proofErr w:type="gramStart"/>
+            <w:r>
+              <w:rPr>
+                <w:rFonts w:ascii="BRH Malayalam Extra" w:hAnsi="BRH Malayalam Extra" w:cs="BRH Malayalam Extra"/>
+                <w:color w:val="000000"/>
+                <w:sz w:val="32"/>
+                <w:szCs w:val="32"/>
+              </w:rPr>
+              <w:t>-  A</w:t>
+            </w:r>
+            <w:proofErr w:type="gramEnd"/>
             <w:r>
               <w:rPr>
                 <w:rFonts w:ascii="BRH Malayalam Extra" w:hAnsi="BRH Malayalam Extra" w:cs="BRH Malayalam Extra"/>
@@ -3444,6 +9785,7 @@
                 <w:szCs w:val="32"/>
                 <w:highlight w:val="yellow"/>
               </w:rPr>
+              <w:lastRenderedPageBreak/>
               <w:t>s</w:t>
             </w:r>
             <w:r>
@@ -3789,8 +10131,19 @@
                 <w:sz w:val="32"/>
                 <w:szCs w:val="32"/>
               </w:rPr>
-              <w:t>)-  D</w:t>
-            </w:r>
+              <w:t>)</w:t>
+            </w:r>
+            <w:proofErr w:type="gramStart"/>
+            <w:r>
+              <w:rPr>
+                <w:rFonts w:ascii="BRH Malayalam Extra" w:hAnsi="BRH Malayalam Extra" w:cs="BRH Malayalam Extra"/>
+                <w:color w:val="000000"/>
+                <w:sz w:val="32"/>
+                <w:szCs w:val="32"/>
+              </w:rPr>
+              <w:t>-  D</w:t>
+            </w:r>
+            <w:proofErr w:type="gramEnd"/>
             <w:r>
               <w:rPr>
                 <w:rFonts w:ascii="BRH Malayalam Extra" w:hAnsi="BRH Malayalam Extra" w:cs="BRH Malayalam Extra"/>
@@ -4430,8 +10783,19 @@
                 <w:sz w:val="32"/>
                 <w:szCs w:val="32"/>
               </w:rPr>
-              <w:t>)-  sI</w:t>
-            </w:r>
+              <w:t>)</w:t>
+            </w:r>
+            <w:proofErr w:type="gramStart"/>
+            <w:r>
+              <w:rPr>
+                <w:rFonts w:ascii="BRH Malayalam Extra" w:hAnsi="BRH Malayalam Extra" w:cs="BRH Malayalam Extra"/>
+                <w:color w:val="000000"/>
+                <w:sz w:val="32"/>
+                <w:szCs w:val="32"/>
+              </w:rPr>
+              <w:t>-  sI</w:t>
+            </w:r>
+            <w:proofErr w:type="gramEnd"/>
             <w:r>
               <w:rPr>
                 <w:rFonts w:ascii="BRH Malayalam Extra" w:hAnsi="BRH Malayalam Extra" w:cs="BRH Malayalam Extra"/>
@@ -5005,7 +11369,6 @@
                 <w:sz w:val="32"/>
                 <w:szCs w:val="32"/>
               </w:rPr>
-              <w:lastRenderedPageBreak/>
               <w:t>(</w:t>
             </w:r>
             <w:proofErr w:type="gramStart"/>
@@ -5135,8 +11498,19 @@
                 <w:sz w:val="32"/>
                 <w:szCs w:val="32"/>
               </w:rPr>
-              <w:t>)-  A</w:t>
-            </w:r>
+              <w:t>)</w:t>
+            </w:r>
+            <w:proofErr w:type="gramStart"/>
+            <w:r>
+              <w:rPr>
+                <w:rFonts w:ascii="BRH Malayalam Extra" w:hAnsi="BRH Malayalam Extra" w:cs="BRH Malayalam Extra"/>
+                <w:color w:val="000000"/>
+                <w:sz w:val="32"/>
+                <w:szCs w:val="32"/>
+              </w:rPr>
+              <w:t>-  A</w:t>
+            </w:r>
+            <w:proofErr w:type="gramEnd"/>
             <w:r>
               <w:rPr>
                 <w:rFonts w:ascii="BRH Malayalam Extra" w:hAnsi="BRH Malayalam Extra" w:cs="BRH Malayalam Extra"/>
@@ -5373,6 +11747,7 @@
                 <w:szCs w:val="32"/>
                 <w:highlight w:val="green"/>
               </w:rPr>
+              <w:lastRenderedPageBreak/>
               <w:t>s</w:t>
             </w:r>
             <w:r>
@@ -5750,8 +12125,19 @@
                 <w:sz w:val="32"/>
                 <w:szCs w:val="32"/>
               </w:rPr>
-              <w:t>)-  D</w:t>
-            </w:r>
+              <w:t>)</w:t>
+            </w:r>
+            <w:proofErr w:type="gramStart"/>
+            <w:r>
+              <w:rPr>
+                <w:rFonts w:ascii="BRH Malayalam Extra" w:hAnsi="BRH Malayalam Extra" w:cs="BRH Malayalam Extra"/>
+                <w:color w:val="000000"/>
+                <w:sz w:val="32"/>
+                <w:szCs w:val="32"/>
+              </w:rPr>
+              <w:t>-  D</w:t>
+            </w:r>
+            <w:proofErr w:type="gramEnd"/>
             <w:r>
               <w:rPr>
                 <w:rFonts w:ascii="BRH Malayalam Extra" w:hAnsi="BRH Malayalam Extra" w:cs="BRH Malayalam Extra"/>
@@ -6453,8 +12839,19 @@
                 <w:sz w:val="32"/>
                 <w:szCs w:val="32"/>
               </w:rPr>
-              <w:t>)-  sI</w:t>
-            </w:r>
+              <w:t>)</w:t>
+            </w:r>
+            <w:proofErr w:type="gramStart"/>
+            <w:r>
+              <w:rPr>
+                <w:rFonts w:ascii="BRH Malayalam Extra" w:hAnsi="BRH Malayalam Extra" w:cs="BRH Malayalam Extra"/>
+                <w:color w:val="000000"/>
+                <w:sz w:val="32"/>
+                <w:szCs w:val="32"/>
+              </w:rPr>
+              <w:t>-  sI</w:t>
+            </w:r>
+            <w:proofErr w:type="gramEnd"/>
             <w:r>
               <w:rPr>
                 <w:rFonts w:ascii="BRH Malayalam Extra" w:hAnsi="BRH Malayalam Extra" w:cs="BRH Malayalam Extra"/>
@@ -7219,8 +13616,18 @@
                 <w:sz w:val="32"/>
                 <w:szCs w:val="32"/>
               </w:rPr>
-              <w:t>)-  sx</w:t>
-            </w:r>
+              <w:t>)</w:t>
+            </w:r>
+            <w:proofErr w:type="gramStart"/>
+            <w:r>
+              <w:rPr>
+                <w:rFonts w:ascii="BRH Malayalam Extra" w:hAnsi="BRH Malayalam Extra" w:cs="BRH Malayalam Extra"/>
+                <w:sz w:val="32"/>
+                <w:szCs w:val="32"/>
+              </w:rPr>
+              <w:t>-  sx</w:t>
+            </w:r>
+            <w:proofErr w:type="gramEnd"/>
             <w:r>
               <w:rPr>
                 <w:rFonts w:ascii="BRH Malayalam Extra" w:hAnsi="BRH Malayalam Extra" w:cs="BRH Malayalam Extra"/>
@@ -7670,8 +14077,18 @@
                 <w:sz w:val="32"/>
                 <w:szCs w:val="32"/>
               </w:rPr>
-              <w:t>)-  Qx</w:t>
-            </w:r>
+              <w:t>)</w:t>
+            </w:r>
+            <w:proofErr w:type="gramStart"/>
+            <w:r>
+              <w:rPr>
+                <w:rFonts w:ascii="BRH Malayalam Extra" w:hAnsi="BRH Malayalam Extra" w:cs="BRH Malayalam Extra"/>
+                <w:sz w:val="32"/>
+                <w:szCs w:val="32"/>
+              </w:rPr>
+              <w:t>-  Qx</w:t>
+            </w:r>
+            <w:proofErr w:type="gramEnd"/>
             <w:r>
               <w:rPr>
                 <w:rFonts w:ascii="BRH Malayalam Extra" w:hAnsi="BRH Malayalam Extra" w:cs="BRH Malayalam Extra"/>
@@ -8114,8 +14531,18 @@
                 <w:sz w:val="32"/>
                 <w:szCs w:val="32"/>
               </w:rPr>
-              <w:t>)-  sx</w:t>
-            </w:r>
+              <w:t>)</w:t>
+            </w:r>
+            <w:proofErr w:type="gramStart"/>
+            <w:r>
+              <w:rPr>
+                <w:rFonts w:ascii="BRH Malayalam Extra" w:hAnsi="BRH Malayalam Extra" w:cs="BRH Malayalam Extra"/>
+                <w:sz w:val="32"/>
+                <w:szCs w:val="32"/>
+              </w:rPr>
+              <w:t>-  sx</w:t>
+            </w:r>
+            <w:proofErr w:type="gramEnd"/>
             <w:r>
               <w:rPr>
                 <w:rFonts w:ascii="BRH Malayalam Extra" w:hAnsi="BRH Malayalam Extra" w:cs="BRH Malayalam Extra"/>
@@ -8565,8 +14992,18 @@
                 <w:sz w:val="32"/>
                 <w:szCs w:val="32"/>
               </w:rPr>
-              <w:t>)-  Qx</w:t>
-            </w:r>
+              <w:t>)</w:t>
+            </w:r>
+            <w:proofErr w:type="gramStart"/>
+            <w:r>
+              <w:rPr>
+                <w:rFonts w:ascii="BRH Malayalam Extra" w:hAnsi="BRH Malayalam Extra" w:cs="BRH Malayalam Extra"/>
+                <w:sz w:val="32"/>
+                <w:szCs w:val="32"/>
+              </w:rPr>
+              <w:t>-  Qx</w:t>
+            </w:r>
+            <w:proofErr w:type="gramEnd"/>
             <w:r>
               <w:rPr>
                 <w:rFonts w:ascii="BRH Malayalam Extra" w:hAnsi="BRH Malayalam Extra" w:cs="BRH Malayalam Extra"/>
@@ -9060,8 +15497,19 @@
                 <w:sz w:val="32"/>
                 <w:szCs w:val="32"/>
               </w:rPr>
-              <w:t>)-  A</w:t>
-            </w:r>
+              <w:t>)</w:t>
+            </w:r>
+            <w:proofErr w:type="gramStart"/>
+            <w:r>
+              <w:rPr>
+                <w:rFonts w:ascii="BRH Malayalam Extra" w:hAnsi="BRH Malayalam Extra" w:cs="BRH Malayalam Extra"/>
+                <w:color w:val="000000"/>
+                <w:sz w:val="32"/>
+                <w:szCs w:val="32"/>
+              </w:rPr>
+              <w:t>-  A</w:t>
+            </w:r>
+            <w:proofErr w:type="gramEnd"/>
             <w:r>
               <w:rPr>
                 <w:rFonts w:ascii="BRH Malayalam Extra" w:hAnsi="BRH Malayalam Extra" w:cs="BRH Malayalam Extra"/>
@@ -9418,7 +15866,27 @@
                 <w:sz w:val="32"/>
                 <w:szCs w:val="32"/>
               </w:rPr>
-              <w:t>)-  pxZ—J | Ad¡— | px</w:t>
+              <w:t>)</w:t>
+            </w:r>
+            <w:proofErr w:type="gramStart"/>
+            <w:r>
+              <w:rPr>
+                <w:rFonts w:ascii="BRH Malayalam Extra" w:hAnsi="BRH Malayalam Extra" w:cs="BRH Malayalam Extra"/>
+                <w:color w:val="000000"/>
+                <w:sz w:val="32"/>
+                <w:szCs w:val="32"/>
+              </w:rPr>
+              <w:t>-  pxZ</w:t>
+            </w:r>
+            <w:proofErr w:type="gramEnd"/>
+            <w:r>
+              <w:rPr>
+                <w:rFonts w:ascii="BRH Malayalam Extra" w:hAnsi="BRH Malayalam Extra" w:cs="BRH Malayalam Extra"/>
+                <w:color w:val="000000"/>
+                <w:sz w:val="32"/>
+                <w:szCs w:val="32"/>
+              </w:rPr>
+              <w:t>—J | Ad¡— | px</w:t>
             </w:r>
             <w:r>
               <w:rPr>
@@ -9810,8 +16278,19 @@
                 <w:sz w:val="32"/>
                 <w:szCs w:val="32"/>
               </w:rPr>
-              <w:t>)-  A</w:t>
-            </w:r>
+              <w:t>)</w:t>
+            </w:r>
+            <w:proofErr w:type="gramStart"/>
+            <w:r>
+              <w:rPr>
+                <w:rFonts w:ascii="BRH Malayalam Extra" w:hAnsi="BRH Malayalam Extra" w:cs="BRH Malayalam Extra"/>
+                <w:color w:val="000000"/>
+                <w:sz w:val="32"/>
+                <w:szCs w:val="32"/>
+              </w:rPr>
+              <w:t>-  A</w:t>
+            </w:r>
+            <w:proofErr w:type="gramEnd"/>
             <w:r>
               <w:rPr>
                 <w:rFonts w:ascii="BRH Malayalam Extra" w:hAnsi="BRH Malayalam Extra" w:cs="BRH Malayalam Extra"/>
@@ -10177,7 +16656,27 @@
                 <w:sz w:val="32"/>
                 <w:szCs w:val="32"/>
               </w:rPr>
-              <w:t>)-  pxZ—J | Ad¡— | px</w:t>
+              <w:t>)</w:t>
+            </w:r>
+            <w:proofErr w:type="gramStart"/>
+            <w:r>
+              <w:rPr>
+                <w:rFonts w:ascii="BRH Malayalam Extra" w:hAnsi="BRH Malayalam Extra" w:cs="BRH Malayalam Extra"/>
+                <w:color w:val="000000"/>
+                <w:sz w:val="32"/>
+                <w:szCs w:val="32"/>
+              </w:rPr>
+              <w:t>-  pxZ</w:t>
+            </w:r>
+            <w:proofErr w:type="gramEnd"/>
+            <w:r>
+              <w:rPr>
+                <w:rFonts w:ascii="BRH Malayalam Extra" w:hAnsi="BRH Malayalam Extra" w:cs="BRH Malayalam Extra"/>
+                <w:color w:val="000000"/>
+                <w:sz w:val="32"/>
+                <w:szCs w:val="32"/>
+              </w:rPr>
+              <w:t>—J | Ad¡— | px</w:t>
             </w:r>
             <w:r>
               <w:rPr>
@@ -10593,8 +17092,19 @@
                 <w:sz w:val="32"/>
                 <w:szCs w:val="32"/>
               </w:rPr>
-              <w:t>)-  iz</w:t>
-            </w:r>
+              <w:t>)</w:t>
+            </w:r>
+            <w:proofErr w:type="gramStart"/>
+            <w:r>
+              <w:rPr>
+                <w:rFonts w:ascii="BRH Malayalam Extra" w:hAnsi="BRH Malayalam Extra" w:cs="BRH Malayalam Extra"/>
+                <w:color w:val="000000"/>
+                <w:sz w:val="32"/>
+                <w:szCs w:val="32"/>
+              </w:rPr>
+              <w:t>-  iz</w:t>
+            </w:r>
+            <w:proofErr w:type="gramEnd"/>
             <w:r>
               <w:rPr>
                 <w:rFonts w:ascii="BRH Malayalam Extra" w:hAnsi="BRH Malayalam Extra" w:cs="BRH Malayalam Extra"/>
@@ -10862,8 +17372,19 @@
                 <w:sz w:val="32"/>
                 <w:szCs w:val="32"/>
               </w:rPr>
-              <w:t>)-  iz</w:t>
-            </w:r>
+              <w:t>)</w:t>
+            </w:r>
+            <w:proofErr w:type="gramStart"/>
+            <w:r>
+              <w:rPr>
+                <w:rFonts w:ascii="BRH Malayalam Extra" w:hAnsi="BRH Malayalam Extra" w:cs="BRH Malayalam Extra"/>
+                <w:color w:val="000000"/>
+                <w:sz w:val="32"/>
+                <w:szCs w:val="32"/>
+              </w:rPr>
+              <w:t>-  iz</w:t>
+            </w:r>
+            <w:proofErr w:type="gramEnd"/>
             <w:r>
               <w:rPr>
                 <w:rFonts w:ascii="BRH Malayalam Extra" w:hAnsi="BRH Malayalam Extra" w:cs="BRH Malayalam Extra"/>
@@ -11136,7 +17657,27 @@
                 <w:sz w:val="32"/>
                 <w:szCs w:val="32"/>
               </w:rPr>
-              <w:t>)-  bªpz˜ |</w:t>
+              <w:t>)</w:t>
+            </w:r>
+            <w:proofErr w:type="gramStart"/>
+            <w:r>
+              <w:rPr>
+                <w:rFonts w:ascii="BRH Malayalam Extra" w:hAnsi="BRH Malayalam Extra" w:cs="BRH Malayalam Extra"/>
+                <w:color w:val="000000"/>
+                <w:sz w:val="32"/>
+                <w:szCs w:val="32"/>
+              </w:rPr>
+              <w:t>-  bªpz</w:t>
+            </w:r>
+            <w:proofErr w:type="gramEnd"/>
+            <w:r>
+              <w:rPr>
+                <w:rFonts w:ascii="BRH Malayalam Extra" w:hAnsi="BRH Malayalam Extra" w:cs="BRH Malayalam Extra"/>
+                <w:color w:val="000000"/>
+                <w:sz w:val="32"/>
+                <w:szCs w:val="32"/>
+              </w:rPr>
+              <w:t>˜ |</w:t>
             </w:r>
           </w:p>
           <w:p>
@@ -11393,7 +17934,27 @@
                 <w:sz w:val="32"/>
                 <w:szCs w:val="32"/>
               </w:rPr>
-              <w:t>)-  bªpz˜ |</w:t>
+              <w:t>)</w:t>
+            </w:r>
+            <w:proofErr w:type="gramStart"/>
+            <w:r>
+              <w:rPr>
+                <w:rFonts w:ascii="BRH Malayalam Extra" w:hAnsi="BRH Malayalam Extra" w:cs="BRH Malayalam Extra"/>
+                <w:color w:val="000000"/>
+                <w:sz w:val="32"/>
+                <w:szCs w:val="32"/>
+              </w:rPr>
+              <w:t>-  bªpz</w:t>
+            </w:r>
+            <w:proofErr w:type="gramEnd"/>
+            <w:r>
+              <w:rPr>
+                <w:rFonts w:ascii="BRH Malayalam Extra" w:hAnsi="BRH Malayalam Extra" w:cs="BRH Malayalam Extra"/>
+                <w:color w:val="000000"/>
+                <w:sz w:val="32"/>
+                <w:szCs w:val="32"/>
+              </w:rPr>
+              <w:t>˜ |</w:t>
             </w:r>
           </w:p>
           <w:p>
@@ -11640,7 +18201,27 @@
                 <w:sz w:val="32"/>
                 <w:szCs w:val="32"/>
               </w:rPr>
-              <w:t>)-  Acy—eZyJ | e¡</w:t>
+              <w:t>)</w:t>
+            </w:r>
+            <w:proofErr w:type="gramStart"/>
+            <w:r>
+              <w:rPr>
+                <w:rFonts w:ascii="BRH Malayalam Extra" w:hAnsi="BRH Malayalam Extra" w:cs="BRH Malayalam Extra"/>
+                <w:color w:val="000000"/>
+                <w:sz w:val="32"/>
+                <w:szCs w:val="32"/>
+              </w:rPr>
+              <w:t>-  Acy</w:t>
+            </w:r>
+            <w:proofErr w:type="gramEnd"/>
+            <w:r>
+              <w:rPr>
+                <w:rFonts w:ascii="BRH Malayalam Extra" w:hAnsi="BRH Malayalam Extra" w:cs="BRH Malayalam Extra"/>
+                <w:color w:val="000000"/>
+                <w:sz w:val="32"/>
+                <w:szCs w:val="32"/>
+              </w:rPr>
+              <w:t>—eZyJ | e¡</w:t>
             </w:r>
             <w:r>
               <w:rPr>
@@ -12154,7 +18735,27 @@
                 <w:sz w:val="32"/>
                 <w:szCs w:val="32"/>
               </w:rPr>
-              <w:t>)-  e¡</w:t>
+              <w:t>)</w:t>
+            </w:r>
+            <w:proofErr w:type="gramStart"/>
+            <w:r>
+              <w:rPr>
+                <w:rFonts w:ascii="BRH Malayalam Extra" w:hAnsi="BRH Malayalam Extra" w:cs="BRH Malayalam Extra"/>
+                <w:color w:val="000000"/>
+                <w:sz w:val="32"/>
+                <w:szCs w:val="32"/>
+              </w:rPr>
+              <w:t>-  e</w:t>
+            </w:r>
+            <w:proofErr w:type="gramEnd"/>
+            <w:r>
+              <w:rPr>
+                <w:rFonts w:ascii="BRH Malayalam Extra" w:hAnsi="BRH Malayalam Extra" w:cs="BRH Malayalam Extra"/>
+                <w:color w:val="000000"/>
+                <w:sz w:val="32"/>
+                <w:szCs w:val="32"/>
+              </w:rPr>
+              <w:t>¡</w:t>
             </w:r>
             <w:r>
               <w:rPr>
@@ -12746,7 +19347,27 @@
                 <w:sz w:val="32"/>
                 <w:szCs w:val="32"/>
               </w:rPr>
-              <w:t>)-  Acy—eZyJ | e¡</w:t>
+              <w:t>)</w:t>
+            </w:r>
+            <w:proofErr w:type="gramStart"/>
+            <w:r>
+              <w:rPr>
+                <w:rFonts w:ascii="BRH Malayalam Extra" w:hAnsi="BRH Malayalam Extra" w:cs="BRH Malayalam Extra"/>
+                <w:color w:val="000000"/>
+                <w:sz w:val="32"/>
+                <w:szCs w:val="32"/>
+              </w:rPr>
+              <w:t>-  Acy</w:t>
+            </w:r>
+            <w:proofErr w:type="gramEnd"/>
+            <w:r>
+              <w:rPr>
+                <w:rFonts w:ascii="BRH Malayalam Extra" w:hAnsi="BRH Malayalam Extra" w:cs="BRH Malayalam Extra"/>
+                <w:color w:val="000000"/>
+                <w:sz w:val="32"/>
+                <w:szCs w:val="32"/>
+              </w:rPr>
+              <w:t>—eZyJ | e¡</w:t>
             </w:r>
             <w:r>
               <w:rPr>
@@ -13284,7 +19905,27 @@
                 <w:sz w:val="32"/>
                 <w:szCs w:val="32"/>
               </w:rPr>
-              <w:t>)-  e¡</w:t>
+              <w:t>)</w:t>
+            </w:r>
+            <w:proofErr w:type="gramStart"/>
+            <w:r>
+              <w:rPr>
+                <w:rFonts w:ascii="BRH Malayalam Extra" w:hAnsi="BRH Malayalam Extra" w:cs="BRH Malayalam Extra"/>
+                <w:color w:val="000000"/>
+                <w:sz w:val="32"/>
+                <w:szCs w:val="32"/>
+              </w:rPr>
+              <w:t>-  e</w:t>
+            </w:r>
+            <w:proofErr w:type="gramEnd"/>
+            <w:r>
+              <w:rPr>
+                <w:rFonts w:ascii="BRH Malayalam Extra" w:hAnsi="BRH Malayalam Extra" w:cs="BRH Malayalam Extra"/>
+                <w:color w:val="000000"/>
+                <w:sz w:val="32"/>
+                <w:szCs w:val="32"/>
+              </w:rPr>
+              <w:t>¡</w:t>
             </w:r>
             <w:r>
               <w:rPr>
@@ -13882,8 +20523,19 @@
                 <w:sz w:val="32"/>
                 <w:szCs w:val="32"/>
               </w:rPr>
-              <w:t>)-  C</w:t>
-            </w:r>
+              <w:t>)</w:t>
+            </w:r>
+            <w:proofErr w:type="gramStart"/>
+            <w:r>
+              <w:rPr>
+                <w:rFonts w:ascii="BRH Malayalam Extra" w:hAnsi="BRH Malayalam Extra" w:cs="BRH Malayalam Extra"/>
+                <w:color w:val="000000"/>
+                <w:sz w:val="32"/>
+                <w:szCs w:val="32"/>
+              </w:rPr>
+              <w:t>-  C</w:t>
+            </w:r>
+            <w:proofErr w:type="gramEnd"/>
             <w:r>
               <w:rPr>
                 <w:rFonts w:ascii="BRH Malayalam Extra" w:hAnsi="BRH Malayalam Extra" w:cs="BRH Malayalam Extra"/>
@@ -14160,8 +20812,19 @@
                 <w:sz w:val="32"/>
                 <w:szCs w:val="32"/>
               </w:rPr>
-              <w:t>)-  C</w:t>
-            </w:r>
+              <w:t>)</w:t>
+            </w:r>
+            <w:proofErr w:type="gramStart"/>
+            <w:r>
+              <w:rPr>
+                <w:rFonts w:ascii="BRH Malayalam Extra" w:hAnsi="BRH Malayalam Extra" w:cs="BRH Malayalam Extra"/>
+                <w:color w:val="000000"/>
+                <w:sz w:val="32"/>
+                <w:szCs w:val="32"/>
+              </w:rPr>
+              <w:t>-  C</w:t>
+            </w:r>
+            <w:proofErr w:type="gramEnd"/>
             <w:r>
               <w:rPr>
                 <w:rFonts w:ascii="BRH Malayalam Extra" w:hAnsi="BRH Malayalam Extra" w:cs="BRH Malayalam Extra"/>
@@ -14444,8 +21107,19 @@
                 <w:sz w:val="32"/>
                 <w:szCs w:val="32"/>
               </w:rPr>
-              <w:t>)-  C</w:t>
-            </w:r>
+              <w:t>)</w:t>
+            </w:r>
+            <w:proofErr w:type="gramStart"/>
+            <w:r>
+              <w:rPr>
+                <w:rFonts w:ascii="BRH Malayalam Extra" w:hAnsi="BRH Malayalam Extra" w:cs="BRH Malayalam Extra"/>
+                <w:color w:val="000000"/>
+                <w:sz w:val="32"/>
+                <w:szCs w:val="32"/>
+              </w:rPr>
+              <w:t>-  C</w:t>
+            </w:r>
+            <w:proofErr w:type="gramEnd"/>
             <w:r>
               <w:rPr>
                 <w:rFonts w:ascii="BRH Malayalam Extra" w:hAnsi="BRH Malayalam Extra" w:cs="BRH Malayalam Extra"/>
@@ -15009,8 +21683,19 @@
                 <w:sz w:val="32"/>
                 <w:szCs w:val="32"/>
               </w:rPr>
-              <w:t>)-  ±</w:t>
-            </w:r>
+              <w:t>)</w:t>
+            </w:r>
+            <w:proofErr w:type="gramStart"/>
+            <w:r>
+              <w:rPr>
+                <w:rFonts w:ascii="BRH Malayalam Extra" w:hAnsi="BRH Malayalam Extra" w:cs="BRH Malayalam Extra"/>
+                <w:color w:val="000000"/>
+                <w:sz w:val="32"/>
+                <w:szCs w:val="32"/>
+              </w:rPr>
+              <w:t>-  ±</w:t>
+            </w:r>
+            <w:proofErr w:type="gramEnd"/>
             <w:r>
               <w:rPr>
                 <w:rFonts w:ascii="BRH Malayalam Extra" w:hAnsi="BRH Malayalam Extra" w:cs="BRH Malayalam Extra"/>
@@ -15675,8 +22360,19 @@
                 <w:sz w:val="32"/>
                 <w:szCs w:val="32"/>
               </w:rPr>
-              <w:t>)-  iy</w:t>
-            </w:r>
+              <w:t>)</w:t>
+            </w:r>
+            <w:proofErr w:type="gramStart"/>
+            <w:r>
+              <w:rPr>
+                <w:rFonts w:ascii="BRH Malayalam Extra" w:hAnsi="BRH Malayalam Extra" w:cs="BRH Malayalam Extra"/>
+                <w:color w:val="000000"/>
+                <w:sz w:val="32"/>
+                <w:szCs w:val="32"/>
+              </w:rPr>
+              <w:t>-  iy</w:t>
+            </w:r>
+            <w:proofErr w:type="gramEnd"/>
             <w:r>
               <w:rPr>
                 <w:rFonts w:ascii="BRH Malayalam Extra" w:hAnsi="BRH Malayalam Extra" w:cs="BRH Malayalam Extra"/>
@@ -16285,8 +22981,19 @@
                 <w:sz w:val="32"/>
                 <w:szCs w:val="32"/>
               </w:rPr>
-              <w:t>)-  iy</w:t>
-            </w:r>
+              <w:t>)</w:t>
+            </w:r>
+            <w:proofErr w:type="gramStart"/>
+            <w:r>
+              <w:rPr>
+                <w:rFonts w:ascii="BRH Malayalam Extra" w:hAnsi="BRH Malayalam Extra" w:cs="BRH Malayalam Extra"/>
+                <w:color w:val="000000"/>
+                <w:sz w:val="32"/>
+                <w:szCs w:val="32"/>
+              </w:rPr>
+              <w:t>-  iy</w:t>
+            </w:r>
+            <w:proofErr w:type="gramEnd"/>
             <w:r>
               <w:rPr>
                 <w:rFonts w:ascii="BRH Malayalam Extra" w:hAnsi="BRH Malayalam Extra" w:cs="BRH Malayalam Extra"/>
@@ -16582,8 +23289,19 @@
                 <w:sz w:val="32"/>
                 <w:szCs w:val="32"/>
               </w:rPr>
-              <w:t>)-  C</w:t>
-            </w:r>
+              <w:t>)</w:t>
+            </w:r>
+            <w:proofErr w:type="gramStart"/>
+            <w:r>
+              <w:rPr>
+                <w:rFonts w:ascii="BRH Malayalam Extra" w:hAnsi="BRH Malayalam Extra" w:cs="BRH Malayalam Extra"/>
+                <w:color w:val="000000"/>
+                <w:sz w:val="32"/>
+                <w:szCs w:val="32"/>
+              </w:rPr>
+              <w:t>-  C</w:t>
+            </w:r>
+            <w:proofErr w:type="gramEnd"/>
             <w:r>
               <w:rPr>
                 <w:rFonts w:ascii="BRH Malayalam Extra" w:hAnsi="BRH Malayalam Extra" w:cs="BRH Malayalam Extra"/>
@@ -17147,8 +23865,19 @@
                 <w:sz w:val="32"/>
                 <w:szCs w:val="32"/>
               </w:rPr>
-              <w:t>)-  ±</w:t>
-            </w:r>
+              <w:t>)</w:t>
+            </w:r>
+            <w:proofErr w:type="gramStart"/>
+            <w:r>
+              <w:rPr>
+                <w:rFonts w:ascii="BRH Malayalam Extra" w:hAnsi="BRH Malayalam Extra" w:cs="BRH Malayalam Extra"/>
+                <w:color w:val="000000"/>
+                <w:sz w:val="32"/>
+                <w:szCs w:val="32"/>
+              </w:rPr>
+              <w:t>-  ±</w:t>
+            </w:r>
+            <w:proofErr w:type="gramEnd"/>
             <w:r>
               <w:rPr>
                 <w:rFonts w:ascii="BRH Malayalam Extra" w:hAnsi="BRH Malayalam Extra" w:cs="BRH Malayalam Extra"/>
@@ -17813,8 +24542,19 @@
                 <w:sz w:val="32"/>
                 <w:szCs w:val="32"/>
               </w:rPr>
-              <w:t>)-  iy</w:t>
-            </w:r>
+              <w:t>)</w:t>
+            </w:r>
+            <w:proofErr w:type="gramStart"/>
+            <w:r>
+              <w:rPr>
+                <w:rFonts w:ascii="BRH Malayalam Extra" w:hAnsi="BRH Malayalam Extra" w:cs="BRH Malayalam Extra"/>
+                <w:color w:val="000000"/>
+                <w:sz w:val="32"/>
+                <w:szCs w:val="32"/>
+              </w:rPr>
+              <w:t>-  iy</w:t>
+            </w:r>
+            <w:proofErr w:type="gramEnd"/>
             <w:r>
               <w:rPr>
                 <w:rFonts w:ascii="BRH Malayalam Extra" w:hAnsi="BRH Malayalam Extra" w:cs="BRH Malayalam Extra"/>
@@ -18447,8 +25187,19 @@
                 <w:sz w:val="32"/>
                 <w:szCs w:val="32"/>
               </w:rPr>
-              <w:t>)-  iy</w:t>
-            </w:r>
+              <w:t>)</w:t>
+            </w:r>
+            <w:proofErr w:type="gramStart"/>
+            <w:r>
+              <w:rPr>
+                <w:rFonts w:ascii="BRH Malayalam Extra" w:hAnsi="BRH Malayalam Extra" w:cs="BRH Malayalam Extra"/>
+                <w:color w:val="000000"/>
+                <w:sz w:val="32"/>
+                <w:szCs w:val="32"/>
+              </w:rPr>
+              <w:t>-  iy</w:t>
+            </w:r>
+            <w:proofErr w:type="gramEnd"/>
             <w:r>
               <w:rPr>
                 <w:rFonts w:ascii="BRH Malayalam Extra" w:hAnsi="BRH Malayalam Extra" w:cs="BRH Malayalam Extra"/>
@@ -18749,7 +25500,27 @@
                 <w:sz w:val="32"/>
                 <w:szCs w:val="32"/>
               </w:rPr>
-              <w:t>)-  N£</w:t>
+              <w:t>)</w:t>
+            </w:r>
+            <w:proofErr w:type="gramStart"/>
+            <w:r>
+              <w:rPr>
+                <w:rFonts w:ascii="BRH Malayalam Extra" w:hAnsi="BRH Malayalam Extra" w:cs="BRH Malayalam Extra"/>
+                <w:color w:val="000000"/>
+                <w:sz w:val="32"/>
+                <w:szCs w:val="32"/>
+              </w:rPr>
+              <w:t>-  N</w:t>
+            </w:r>
+            <w:proofErr w:type="gramEnd"/>
+            <w:r>
+              <w:rPr>
+                <w:rFonts w:ascii="BRH Malayalam Extra" w:hAnsi="BRH Malayalam Extra" w:cs="BRH Malayalam Extra"/>
+                <w:color w:val="000000"/>
+                <w:sz w:val="32"/>
+                <w:szCs w:val="32"/>
+              </w:rPr>
+              <w:t>£</w:t>
             </w:r>
             <w:r>
               <w:rPr>
@@ -19029,7 +25800,27 @@
                 <w:sz w:val="32"/>
                 <w:szCs w:val="32"/>
               </w:rPr>
-              <w:t>)-  N£</w:t>
+              <w:t>)</w:t>
+            </w:r>
+            <w:proofErr w:type="gramStart"/>
+            <w:r>
+              <w:rPr>
+                <w:rFonts w:ascii="BRH Malayalam Extra" w:hAnsi="BRH Malayalam Extra" w:cs="BRH Malayalam Extra"/>
+                <w:color w:val="000000"/>
+                <w:sz w:val="32"/>
+                <w:szCs w:val="32"/>
+              </w:rPr>
+              <w:t>-  N</w:t>
+            </w:r>
+            <w:proofErr w:type="gramEnd"/>
+            <w:r>
+              <w:rPr>
+                <w:rFonts w:ascii="BRH Malayalam Extra" w:hAnsi="BRH Malayalam Extra" w:cs="BRH Malayalam Extra"/>
+                <w:color w:val="000000"/>
+                <w:sz w:val="32"/>
+                <w:szCs w:val="32"/>
+              </w:rPr>
+              <w:t>£</w:t>
             </w:r>
             <w:r>
               <w:rPr>
@@ -19294,7 +26085,27 @@
                 <w:sz w:val="32"/>
                 <w:szCs w:val="32"/>
               </w:rPr>
-              <w:t xml:space="preserve">)-  Bqx˜ | Hxr—czdxI | </w:t>
+              <w:t>)</w:t>
+            </w:r>
+            <w:proofErr w:type="gramStart"/>
+            <w:r>
+              <w:rPr>
+                <w:rFonts w:ascii="BRH Malayalam Extra" w:hAnsi="BRH Malayalam Extra" w:cs="BRH Malayalam Extra"/>
+                <w:color w:val="000000"/>
+                <w:sz w:val="32"/>
+                <w:szCs w:val="32"/>
+              </w:rPr>
+              <w:t>-  Bqx</w:t>
+            </w:r>
+            <w:proofErr w:type="gramEnd"/>
+            <w:r>
+              <w:rPr>
+                <w:rFonts w:ascii="BRH Malayalam Extra" w:hAnsi="BRH Malayalam Extra" w:cs="BRH Malayalam Extra"/>
+                <w:color w:val="000000"/>
+                <w:sz w:val="32"/>
+                <w:szCs w:val="32"/>
+              </w:rPr>
+              <w:t xml:space="preserve">˜ | Hxr—czdxI | </w:t>
             </w:r>
           </w:p>
           <w:p>
@@ -19821,7 +26632,27 @@
                 <w:sz w:val="32"/>
                 <w:szCs w:val="32"/>
               </w:rPr>
-              <w:t xml:space="preserve">)-  Bqx˜ | Hxr—czdxI | </w:t>
+              <w:t>)</w:t>
+            </w:r>
+            <w:proofErr w:type="gramStart"/>
+            <w:r>
+              <w:rPr>
+                <w:rFonts w:ascii="BRH Malayalam Extra" w:hAnsi="BRH Malayalam Extra" w:cs="BRH Malayalam Extra"/>
+                <w:color w:val="000000"/>
+                <w:sz w:val="32"/>
+                <w:szCs w:val="32"/>
+              </w:rPr>
+              <w:t>-  Bqx</w:t>
+            </w:r>
+            <w:proofErr w:type="gramEnd"/>
+            <w:r>
+              <w:rPr>
+                <w:rFonts w:ascii="BRH Malayalam Extra" w:hAnsi="BRH Malayalam Extra" w:cs="BRH Malayalam Extra"/>
+                <w:color w:val="000000"/>
+                <w:sz w:val="32"/>
+                <w:szCs w:val="32"/>
+              </w:rPr>
+              <w:t xml:space="preserve">˜ | Hxr—czdxI | </w:t>
             </w:r>
           </w:p>
           <w:p>
@@ -20353,7 +27184,27 @@
                 <w:sz w:val="32"/>
                 <w:szCs w:val="32"/>
               </w:rPr>
-              <w:t>)-  QÉ—J | ARx—ZqöZ¡J |</w:t>
+              <w:t>)</w:t>
+            </w:r>
+            <w:proofErr w:type="gramStart"/>
+            <w:r>
+              <w:rPr>
+                <w:rFonts w:ascii="BRH Malayalam Extra" w:hAnsi="BRH Malayalam Extra" w:cs="BRH Malayalam Extra"/>
+                <w:color w:val="000000"/>
+                <w:sz w:val="32"/>
+                <w:szCs w:val="32"/>
+              </w:rPr>
+              <w:t>-  QÉ</w:t>
+            </w:r>
+            <w:proofErr w:type="gramEnd"/>
+            <w:r>
+              <w:rPr>
+                <w:rFonts w:ascii="BRH Malayalam Extra" w:hAnsi="BRH Malayalam Extra" w:cs="BRH Malayalam Extra"/>
+                <w:color w:val="000000"/>
+                <w:sz w:val="32"/>
+                <w:szCs w:val="32"/>
+              </w:rPr>
+              <w:t>—J | ARx—ZqöZ¡J |</w:t>
             </w:r>
           </w:p>
           <w:p>
@@ -20788,7 +27639,27 @@
                 <w:sz w:val="32"/>
                 <w:szCs w:val="32"/>
               </w:rPr>
-              <w:t xml:space="preserve">)-  QÉ—J | ARx—ZqöZ¡J | </w:t>
+              <w:t>)</w:t>
+            </w:r>
+            <w:proofErr w:type="gramStart"/>
+            <w:r>
+              <w:rPr>
+                <w:rFonts w:ascii="BRH Malayalam Extra" w:hAnsi="BRH Malayalam Extra" w:cs="BRH Malayalam Extra"/>
+                <w:color w:val="000000"/>
+                <w:sz w:val="32"/>
+                <w:szCs w:val="32"/>
+              </w:rPr>
+              <w:t>-  QÉ</w:t>
+            </w:r>
+            <w:proofErr w:type="gramEnd"/>
+            <w:r>
+              <w:rPr>
+                <w:rFonts w:ascii="BRH Malayalam Extra" w:hAnsi="BRH Malayalam Extra" w:cs="BRH Malayalam Extra"/>
+                <w:color w:val="000000"/>
+                <w:sz w:val="32"/>
+                <w:szCs w:val="32"/>
+              </w:rPr>
+              <w:t xml:space="preserve">—J | ARx—ZqöZ¡J | </w:t>
             </w:r>
           </w:p>
           <w:p>
@@ -21297,7 +28168,27 @@
                 <w:sz w:val="32"/>
                 <w:szCs w:val="32"/>
               </w:rPr>
-              <w:t>)-  N£</w:t>
+              <w:t>)</w:t>
+            </w:r>
+            <w:proofErr w:type="gramStart"/>
+            <w:r>
+              <w:rPr>
+                <w:rFonts w:ascii="BRH Malayalam Extra" w:hAnsi="BRH Malayalam Extra" w:cs="BRH Malayalam Extra"/>
+                <w:color w:val="000000"/>
+                <w:sz w:val="32"/>
+                <w:szCs w:val="32"/>
+              </w:rPr>
+              <w:t>-  N</w:t>
+            </w:r>
+            <w:proofErr w:type="gramEnd"/>
+            <w:r>
+              <w:rPr>
+                <w:rFonts w:ascii="BRH Malayalam Extra" w:hAnsi="BRH Malayalam Extra" w:cs="BRH Malayalam Extra"/>
+                <w:color w:val="000000"/>
+                <w:sz w:val="32"/>
+                <w:szCs w:val="32"/>
+              </w:rPr>
+              <w:t>£</w:t>
             </w:r>
             <w:r>
               <w:rPr>
@@ -21963,7 +28854,27 @@
                 <w:sz w:val="32"/>
                 <w:szCs w:val="32"/>
               </w:rPr>
-              <w:t>)-  N£</w:t>
+              <w:t>)</w:t>
+            </w:r>
+            <w:proofErr w:type="gramStart"/>
+            <w:r>
+              <w:rPr>
+                <w:rFonts w:ascii="BRH Malayalam Extra" w:hAnsi="BRH Malayalam Extra" w:cs="BRH Malayalam Extra"/>
+                <w:color w:val="000000"/>
+                <w:sz w:val="32"/>
+                <w:szCs w:val="32"/>
+              </w:rPr>
+              <w:t>-  N</w:t>
+            </w:r>
+            <w:proofErr w:type="gramEnd"/>
+            <w:r>
+              <w:rPr>
+                <w:rFonts w:ascii="BRH Malayalam Extra" w:hAnsi="BRH Malayalam Extra" w:cs="BRH Malayalam Extra"/>
+                <w:color w:val="000000"/>
+                <w:sz w:val="32"/>
+                <w:szCs w:val="32"/>
+              </w:rPr>
+              <w:t>£</w:t>
             </w:r>
             <w:r>
               <w:rPr>
@@ -22286,7 +29197,27 @@
                 <w:sz w:val="32"/>
                 <w:szCs w:val="32"/>
               </w:rPr>
-              <w:t>)-  N£</w:t>
+              <w:t>)</w:t>
+            </w:r>
+            <w:proofErr w:type="gramStart"/>
+            <w:r>
+              <w:rPr>
+                <w:rFonts w:ascii="BRH Malayalam Extra" w:hAnsi="BRH Malayalam Extra" w:cs="BRH Malayalam Extra"/>
+                <w:color w:val="000000"/>
+                <w:sz w:val="32"/>
+                <w:szCs w:val="32"/>
+              </w:rPr>
+              <w:t>-  N</w:t>
+            </w:r>
+            <w:proofErr w:type="gramEnd"/>
+            <w:r>
+              <w:rPr>
+                <w:rFonts w:ascii="BRH Malayalam Extra" w:hAnsi="BRH Malayalam Extra" w:cs="BRH Malayalam Extra"/>
+                <w:color w:val="000000"/>
+                <w:sz w:val="32"/>
+                <w:szCs w:val="32"/>
+              </w:rPr>
+              <w:t>£</w:t>
             </w:r>
             <w:r>
               <w:rPr>
@@ -22898,7 +29829,27 @@
                 <w:sz w:val="32"/>
                 <w:szCs w:val="32"/>
               </w:rPr>
-              <w:t>)-  N£</w:t>
+              <w:t>)</w:t>
+            </w:r>
+            <w:proofErr w:type="gramStart"/>
+            <w:r>
+              <w:rPr>
+                <w:rFonts w:ascii="BRH Malayalam Extra" w:hAnsi="BRH Malayalam Extra" w:cs="BRH Malayalam Extra"/>
+                <w:color w:val="000000"/>
+                <w:sz w:val="32"/>
+                <w:szCs w:val="32"/>
+              </w:rPr>
+              <w:t>-  N</w:t>
+            </w:r>
+            <w:proofErr w:type="gramEnd"/>
+            <w:r>
+              <w:rPr>
+                <w:rFonts w:ascii="BRH Malayalam Extra" w:hAnsi="BRH Malayalam Extra" w:cs="BRH Malayalam Extra"/>
+                <w:color w:val="000000"/>
+                <w:sz w:val="32"/>
+                <w:szCs w:val="32"/>
+              </w:rPr>
+              <w:t>£</w:t>
             </w:r>
             <w:r>
               <w:rPr>
@@ -24810,7 +31761,7 @@
 </file>
 
 <file path=word/endnotes.xml><?xml version="1.0" encoding="utf-8"?>
-<w:endnotes xmlns:wpc="http://schemas.microsoft.com/office/word/2010/wordprocessingCanvas" xmlns:cx="http://schemas.microsoft.com/office/drawing/2014/chartex" xmlns:cx1="http://schemas.microsoft.com/office/drawing/2015/9/8/chartex" xmlns:cx2="http://schemas.microsoft.com/office/drawing/2015/10/21/chartex" xmlns:cx3="http://schemas.microsoft.com/office/drawing/2016/5/9/chartex" xmlns:cx4="http://schemas.microsoft.com/office/drawing/2016/5/10/chartex" xmlns:cx5="http://schemas.microsoft.com/office/drawing/2016/5/11/chartex" xmlns:cx6="http://schemas.microsoft.com/office/drawing/2016/5/12/chartex" xmlns:cx7="http://schemas.microsoft.com/office/drawing/2016/5/13/chartex" xmlns:cx8="http://schemas.microsoft.com/office/drawing/2016/5/14/chartex" xmlns:mc="http://schemas.openxmlformats.org/markup-compatibility/2006" xmlns:aink="http://schemas.microsoft.com/office/drawing/2016/ink" xmlns:am3d="http://schemas.microsoft.com/office/drawing/2017/model3d" xmlns:o="urn:schemas-microsoft-com:office:office" xmlns:oel="http://schemas.microsoft.com/office/2019/extlst" xmlns:r="http://schemas.openxmlformats.org/officeDocument/2006/relationships" xmlns:m="http://schemas.openxmlformats.org/officeDocument/2006/math" xmlns:v="urn:schemas-microsoft-com:vml" xmlns:wp14="http://schemas.microsoft.com/office/word/2010/wordprocessingDrawing" xmlns:wp="http://schemas.openxmlformats.org/drawingml/2006/wordprocessingDrawing" xmlns:w10="urn:schemas-microsoft-com:office:word" xmlns:w="http://schemas.openxmlformats.org/wordprocessingml/2006/main" xmlns:w14="http://schemas.microsoft.com/office/word/2010/wordml" xmlns:w15="http://schemas.microsoft.com/office/word/2012/wordml" xmlns:w16cex="http://schemas.microsoft.com/office/word/2018/wordml/cex" xmlns:w16cid="http://schemas.microsoft.com/office/word/2016/wordml/cid" xmlns:w16="http://schemas.microsoft.com/office/word/2018/wordml" xmlns:w16sdtdh="http://schemas.microsoft.com/office/word/2020/wordml/sdtdatahash" xmlns:w16se="http://schemas.microsoft.com/office/word/2015/wordml/symex" xmlns:wpg="http://schemas.microsoft.com/office/word/2010/wordprocessingGroup" xmlns:wpi="http://schemas.microsoft.com/office/word/2010/wordprocessingInk" xmlns:wne="http://schemas.microsoft.com/office/word/2006/wordml" xmlns:wps="http://schemas.microsoft.com/office/word/2010/wordprocessingShape" mc:Ignorable="w14 w15 w16se w16cid w16 w16cex w16sdtdh wp14">
+<w:endnotes xmlns:wpc="http://schemas.microsoft.com/office/word/2010/wordprocessingCanvas" xmlns:cx="http://schemas.microsoft.com/office/drawing/2014/chartex" xmlns:cx1="http://schemas.microsoft.com/office/drawing/2015/9/8/chartex" xmlns:cx2="http://schemas.microsoft.com/office/drawing/2015/10/21/chartex" xmlns:cx3="http://schemas.microsoft.com/office/drawing/2016/5/9/chartex" xmlns:cx4="http://schemas.microsoft.com/office/drawing/2016/5/10/chartex" xmlns:cx5="http://schemas.microsoft.com/office/drawing/2016/5/11/chartex" xmlns:cx6="http://schemas.microsoft.com/office/drawing/2016/5/12/chartex" xmlns:cx7="http://schemas.microsoft.com/office/drawing/2016/5/13/chartex" xmlns:cx8="http://schemas.microsoft.com/office/drawing/2016/5/14/chartex" xmlns:mc="http://schemas.openxmlformats.org/markup-compatibility/2006" xmlns:aink="http://schemas.microsoft.com/office/drawing/2016/ink" xmlns:am3d="http://schemas.microsoft.com/office/drawing/2017/model3d" xmlns:o="urn:schemas-microsoft-com:office:office" xmlns:oel="http://schemas.microsoft.com/office/2019/extlst" xmlns:r="http://schemas.openxmlformats.org/officeDocument/2006/relationships" xmlns:m="http://schemas.openxmlformats.org/officeDocument/2006/math" xmlns:v="urn:schemas-microsoft-com:vml" xmlns:wp14="http://schemas.microsoft.com/office/word/2010/wordprocessingDrawing" xmlns:wp="http://schemas.openxmlformats.org/drawingml/2006/wordprocessingDrawing" xmlns:w10="urn:schemas-microsoft-com:office:word" xmlns:w="http://schemas.openxmlformats.org/wordprocessingml/2006/main" xmlns:w14="http://schemas.microsoft.com/office/word/2010/wordml" xmlns:w15="http://schemas.microsoft.com/office/word/2012/wordml" xmlns:w16cex="http://schemas.microsoft.com/office/word/2018/wordml/cex" xmlns:w16cid="http://schemas.microsoft.com/office/word/2016/wordml/cid" xmlns:w16="http://schemas.microsoft.com/office/word/2018/wordml" xmlns:w16du="http://schemas.microsoft.com/office/word/2023/wordml/word16du" xmlns:w16sdtdh="http://schemas.microsoft.com/office/word/2020/wordml/sdtdatahash" xmlns:w16sdtfl="http://schemas.microsoft.com/office/word/2024/wordml/sdtformatlock" xmlns:w16se="http://schemas.microsoft.com/office/word/2015/wordml/symex" xmlns:wpg="http://schemas.microsoft.com/office/word/2010/wordprocessingGroup" xmlns:wpi="http://schemas.microsoft.com/office/word/2010/wordprocessingInk" xmlns:wne="http://schemas.microsoft.com/office/word/2006/wordml" xmlns:wps="http://schemas.microsoft.com/office/word/2010/wordprocessingShape" mc:Ignorable="w14 w15 w16se w16cid w16 w16cex w16sdtdh w16sdtfl w16du wp14">
   <w:endnote w:type="separator" w:id="-1">
     <w:p>
       <w:pPr>
@@ -24835,7 +31786,7 @@
 </file>
 
 <file path=word/footer1.xml><?xml version="1.0" encoding="utf-8"?>
-<w:ftr xmlns:wpc="http://schemas.microsoft.com/office/word/2010/wordprocessingCanvas" xmlns:cx="http://schemas.microsoft.com/office/drawing/2014/chartex" xmlns:cx1="http://schemas.microsoft.com/office/drawing/2015/9/8/chartex" xmlns:cx2="http://schemas.microsoft.com/office/drawing/2015/10/21/chartex" xmlns:cx3="http://schemas.microsoft.com/office/drawing/2016/5/9/chartex" xmlns:cx4="http://schemas.microsoft.com/office/drawing/2016/5/10/chartex" xmlns:cx5="http://schemas.microsoft.com/office/drawing/2016/5/11/chartex" xmlns:cx6="http://schemas.microsoft.com/office/drawing/2016/5/12/chartex" xmlns:cx7="http://schemas.microsoft.com/office/drawing/2016/5/13/chartex" xmlns:cx8="http://schemas.microsoft.com/office/drawing/2016/5/14/chartex" xmlns:mc="http://schemas.openxmlformats.org/markup-compatibility/2006" xmlns:aink="http://schemas.microsoft.com/office/drawing/2016/ink" xmlns:am3d="http://schemas.microsoft.com/office/drawing/2017/model3d" xmlns:o="urn:schemas-microsoft-com:office:office" xmlns:oel="http://schemas.microsoft.com/office/2019/extlst" xmlns:r="http://schemas.openxmlformats.org/officeDocument/2006/relationships" xmlns:m="http://schemas.openxmlformats.org/officeDocument/2006/math" xmlns:v="urn:schemas-microsoft-com:vml" xmlns:wp14="http://schemas.microsoft.com/office/word/2010/wordprocessingDrawing" xmlns:wp="http://schemas.openxmlformats.org/drawingml/2006/wordprocessingDrawing" xmlns:w10="urn:schemas-microsoft-com:office:word" xmlns:w="http://schemas.openxmlformats.org/wordprocessingml/2006/main" xmlns:w14="http://schemas.microsoft.com/office/word/2010/wordml" xmlns:w15="http://schemas.microsoft.com/office/word/2012/wordml" xmlns:w16cex="http://schemas.microsoft.com/office/word/2018/wordml/cex" xmlns:w16cid="http://schemas.microsoft.com/office/word/2016/wordml/cid" xmlns:w16="http://schemas.microsoft.com/office/word/2018/wordml" xmlns:w16sdtdh="http://schemas.microsoft.com/office/word/2020/wordml/sdtdatahash" xmlns:w16se="http://schemas.microsoft.com/office/word/2015/wordml/symex" xmlns:wpg="http://schemas.microsoft.com/office/word/2010/wordprocessingGroup" xmlns:wpi="http://schemas.microsoft.com/office/word/2010/wordprocessingInk" xmlns:wne="http://schemas.microsoft.com/office/word/2006/wordml" xmlns:wps="http://schemas.microsoft.com/office/word/2010/wordprocessingShape" mc:Ignorable="w14 w15 w16se w16cid w16 w16cex w16sdtdh wp14">
+<w:ftr xmlns:wpc="http://schemas.microsoft.com/office/word/2010/wordprocessingCanvas" xmlns:cx="http://schemas.microsoft.com/office/drawing/2014/chartex" xmlns:cx1="http://schemas.microsoft.com/office/drawing/2015/9/8/chartex" xmlns:cx2="http://schemas.microsoft.com/office/drawing/2015/10/21/chartex" xmlns:cx3="http://schemas.microsoft.com/office/drawing/2016/5/9/chartex" xmlns:cx4="http://schemas.microsoft.com/office/drawing/2016/5/10/chartex" xmlns:cx5="http://schemas.microsoft.com/office/drawing/2016/5/11/chartex" xmlns:cx6="http://schemas.microsoft.com/office/drawing/2016/5/12/chartex" xmlns:cx7="http://schemas.microsoft.com/office/drawing/2016/5/13/chartex" xmlns:cx8="http://schemas.microsoft.com/office/drawing/2016/5/14/chartex" xmlns:mc="http://schemas.openxmlformats.org/markup-compatibility/2006" xmlns:aink="http://schemas.microsoft.com/office/drawing/2016/ink" xmlns:am3d="http://schemas.microsoft.com/office/drawing/2017/model3d" xmlns:o="urn:schemas-microsoft-com:office:office" xmlns:oel="http://schemas.microsoft.com/office/2019/extlst" xmlns:r="http://schemas.openxmlformats.org/officeDocument/2006/relationships" xmlns:m="http://schemas.openxmlformats.org/officeDocument/2006/math" xmlns:v="urn:schemas-microsoft-com:vml" xmlns:wp14="http://schemas.microsoft.com/office/word/2010/wordprocessingDrawing" xmlns:wp="http://schemas.openxmlformats.org/drawingml/2006/wordprocessingDrawing" xmlns:w10="urn:schemas-microsoft-com:office:word" xmlns:w="http://schemas.openxmlformats.org/wordprocessingml/2006/main" xmlns:w14="http://schemas.microsoft.com/office/word/2010/wordml" xmlns:w15="http://schemas.microsoft.com/office/word/2012/wordml" xmlns:w16cex="http://schemas.microsoft.com/office/word/2018/wordml/cex" xmlns:w16cid="http://schemas.microsoft.com/office/word/2016/wordml/cid" xmlns:w16="http://schemas.microsoft.com/office/word/2018/wordml" xmlns:w16du="http://schemas.microsoft.com/office/word/2023/wordml/word16du" xmlns:w16sdtdh="http://schemas.microsoft.com/office/word/2020/wordml/sdtdatahash" xmlns:w16sdtfl="http://schemas.microsoft.com/office/word/2024/wordml/sdtformatlock" xmlns:w16se="http://schemas.microsoft.com/office/word/2015/wordml/symex" xmlns:wpg="http://schemas.microsoft.com/office/word/2010/wordprocessingGroup" xmlns:wpi="http://schemas.microsoft.com/office/word/2010/wordprocessingInk" xmlns:wne="http://schemas.microsoft.com/office/word/2006/wordml" xmlns:wps="http://schemas.microsoft.com/office/word/2010/wordprocessingShape" mc:Ignorable="w14 w15 w16se w16cid w16 w16cex w16sdtdh w16sdtfl w16du wp14">
   <w:p>
     <w:pPr>
       <w:pBdr>
@@ -25017,7 +31968,7 @@
 </file>
 
 <file path=word/footer2.xml><?xml version="1.0" encoding="utf-8"?>
-<w:ftr xmlns:wpc="http://schemas.microsoft.com/office/word/2010/wordprocessingCanvas" xmlns:cx="http://schemas.microsoft.com/office/drawing/2014/chartex" xmlns:cx1="http://schemas.microsoft.com/office/drawing/2015/9/8/chartex" xmlns:cx2="http://schemas.microsoft.com/office/drawing/2015/10/21/chartex" xmlns:cx3="http://schemas.microsoft.com/office/drawing/2016/5/9/chartex" xmlns:cx4="http://schemas.microsoft.com/office/drawing/2016/5/10/chartex" xmlns:cx5="http://schemas.microsoft.com/office/drawing/2016/5/11/chartex" xmlns:cx6="http://schemas.microsoft.com/office/drawing/2016/5/12/chartex" xmlns:cx7="http://schemas.microsoft.com/office/drawing/2016/5/13/chartex" xmlns:cx8="http://schemas.microsoft.com/office/drawing/2016/5/14/chartex" xmlns:mc="http://schemas.openxmlformats.org/markup-compatibility/2006" xmlns:aink="http://schemas.microsoft.com/office/drawing/2016/ink" xmlns:am3d="http://schemas.microsoft.com/office/drawing/2017/model3d" xmlns:o="urn:schemas-microsoft-com:office:office" xmlns:oel="http://schemas.microsoft.com/office/2019/extlst" xmlns:r="http://schemas.openxmlformats.org/officeDocument/2006/relationships" xmlns:m="http://schemas.openxmlformats.org/officeDocument/2006/math" xmlns:v="urn:schemas-microsoft-com:vml" xmlns:wp14="http://schemas.microsoft.com/office/word/2010/wordprocessingDrawing" xmlns:wp="http://schemas.openxmlformats.org/drawingml/2006/wordprocessingDrawing" xmlns:w10="urn:schemas-microsoft-com:office:word" xmlns:w="http://schemas.openxmlformats.org/wordprocessingml/2006/main" xmlns:w14="http://schemas.microsoft.com/office/word/2010/wordml" xmlns:w15="http://schemas.microsoft.com/office/word/2012/wordml" xmlns:w16cex="http://schemas.microsoft.com/office/word/2018/wordml/cex" xmlns:w16cid="http://schemas.microsoft.com/office/word/2016/wordml/cid" xmlns:w16="http://schemas.microsoft.com/office/word/2018/wordml" xmlns:w16sdtdh="http://schemas.microsoft.com/office/word/2020/wordml/sdtdatahash" xmlns:w16se="http://schemas.microsoft.com/office/word/2015/wordml/symex" xmlns:wpg="http://schemas.microsoft.com/office/word/2010/wordprocessingGroup" xmlns:wpi="http://schemas.microsoft.com/office/word/2010/wordprocessingInk" xmlns:wne="http://schemas.microsoft.com/office/word/2006/wordml" xmlns:wps="http://schemas.microsoft.com/office/word/2010/wordprocessingShape" mc:Ignorable="w14 w15 w16se w16cid w16 w16cex w16sdtdh wp14">
+<w:ftr xmlns:wpc="http://schemas.microsoft.com/office/word/2010/wordprocessingCanvas" xmlns:cx="http://schemas.microsoft.com/office/drawing/2014/chartex" xmlns:cx1="http://schemas.microsoft.com/office/drawing/2015/9/8/chartex" xmlns:cx2="http://schemas.microsoft.com/office/drawing/2015/10/21/chartex" xmlns:cx3="http://schemas.microsoft.com/office/drawing/2016/5/9/chartex" xmlns:cx4="http://schemas.microsoft.com/office/drawing/2016/5/10/chartex" xmlns:cx5="http://schemas.microsoft.com/office/drawing/2016/5/11/chartex" xmlns:cx6="http://schemas.microsoft.com/office/drawing/2016/5/12/chartex" xmlns:cx7="http://schemas.microsoft.com/office/drawing/2016/5/13/chartex" xmlns:cx8="http://schemas.microsoft.com/office/drawing/2016/5/14/chartex" xmlns:mc="http://schemas.openxmlformats.org/markup-compatibility/2006" xmlns:aink="http://schemas.microsoft.com/office/drawing/2016/ink" xmlns:am3d="http://schemas.microsoft.com/office/drawing/2017/model3d" xmlns:o="urn:schemas-microsoft-com:office:office" xmlns:oel="http://schemas.microsoft.com/office/2019/extlst" xmlns:r="http://schemas.openxmlformats.org/officeDocument/2006/relationships" xmlns:m="http://schemas.openxmlformats.org/officeDocument/2006/math" xmlns:v="urn:schemas-microsoft-com:vml" xmlns:wp14="http://schemas.microsoft.com/office/word/2010/wordprocessingDrawing" xmlns:wp="http://schemas.openxmlformats.org/drawingml/2006/wordprocessingDrawing" xmlns:w10="urn:schemas-microsoft-com:office:word" xmlns:w="http://schemas.openxmlformats.org/wordprocessingml/2006/main" xmlns:w14="http://schemas.microsoft.com/office/word/2010/wordml" xmlns:w15="http://schemas.microsoft.com/office/word/2012/wordml" xmlns:w16cex="http://schemas.microsoft.com/office/word/2018/wordml/cex" xmlns:w16cid="http://schemas.microsoft.com/office/word/2016/wordml/cid" xmlns:w16="http://schemas.microsoft.com/office/word/2018/wordml" xmlns:w16du="http://schemas.microsoft.com/office/word/2023/wordml/word16du" xmlns:w16sdtdh="http://schemas.microsoft.com/office/word/2020/wordml/sdtdatahash" xmlns:w16sdtfl="http://schemas.microsoft.com/office/word/2024/wordml/sdtformatlock" xmlns:w16se="http://schemas.microsoft.com/office/word/2015/wordml/symex" xmlns:wpg="http://schemas.microsoft.com/office/word/2010/wordprocessingGroup" xmlns:wpi="http://schemas.microsoft.com/office/word/2010/wordprocessingInk" xmlns:wne="http://schemas.microsoft.com/office/word/2006/wordml" xmlns:wps="http://schemas.microsoft.com/office/word/2010/wordprocessingShape" mc:Ignorable="w14 w15 w16se w16cid w16 w16cex w16sdtdh w16sdtfl w16du wp14">
   <w:p>
     <w:pPr>
       <w:pBdr>
@@ -25223,7 +32174,7 @@
 </file>
 
 <file path=word/footnotes.xml><?xml version="1.0" encoding="utf-8"?>
-<w:footnotes xmlns:wpc="http://schemas.microsoft.com/office/word/2010/wordprocessingCanvas" xmlns:cx="http://schemas.microsoft.com/office/drawing/2014/chartex" xmlns:cx1="http://schemas.microsoft.com/office/drawing/2015/9/8/chartex" xmlns:cx2="http://schemas.microsoft.com/office/drawing/2015/10/21/chartex" xmlns:cx3="http://schemas.microsoft.com/office/drawing/2016/5/9/chartex" xmlns:cx4="http://schemas.microsoft.com/office/drawing/2016/5/10/chartex" xmlns:cx5="http://schemas.microsoft.com/office/drawing/2016/5/11/chartex" xmlns:cx6="http://schemas.microsoft.com/office/drawing/2016/5/12/chartex" xmlns:cx7="http://schemas.microsoft.com/office/drawing/2016/5/13/chartex" xmlns:cx8="http://schemas.microsoft.com/office/drawing/2016/5/14/chartex" xmlns:mc="http://schemas.openxmlformats.org/markup-compatibility/2006" xmlns:aink="http://schemas.microsoft.com/office/drawing/2016/ink" xmlns:am3d="http://schemas.microsoft.com/office/drawing/2017/model3d" xmlns:o="urn:schemas-microsoft-com:office:office" xmlns:oel="http://schemas.microsoft.com/office/2019/extlst" xmlns:r="http://schemas.openxmlformats.org/officeDocument/2006/relationships" xmlns:m="http://schemas.openxmlformats.org/officeDocument/2006/math" xmlns:v="urn:schemas-microsoft-com:vml" xmlns:wp14="http://schemas.microsoft.com/office/word/2010/wordprocessingDrawing" xmlns:wp="http://schemas.openxmlformats.org/drawingml/2006/wordprocessingDrawing" xmlns:w10="urn:schemas-microsoft-com:office:word" xmlns:w="http://schemas.openxmlformats.org/wordprocessingml/2006/main" xmlns:w14="http://schemas.microsoft.com/office/word/2010/wordml" xmlns:w15="http://schemas.microsoft.com/office/word/2012/wordml" xmlns:w16cex="http://schemas.microsoft.com/office/word/2018/wordml/cex" xmlns:w16cid="http://schemas.microsoft.com/office/word/2016/wordml/cid" xmlns:w16="http://schemas.microsoft.com/office/word/2018/wordml" xmlns:w16sdtdh="http://schemas.microsoft.com/office/word/2020/wordml/sdtdatahash" xmlns:w16se="http://schemas.microsoft.com/office/word/2015/wordml/symex" xmlns:wpg="http://schemas.microsoft.com/office/word/2010/wordprocessingGroup" xmlns:wpi="http://schemas.microsoft.com/office/word/2010/wordprocessingInk" xmlns:wne="http://schemas.microsoft.com/office/word/2006/wordml" xmlns:wps="http://schemas.microsoft.com/office/word/2010/wordprocessingShape" mc:Ignorable="w14 w15 w16se w16cid w16 w16cex w16sdtdh wp14">
+<w:footnotes xmlns:wpc="http://schemas.microsoft.com/office/word/2010/wordprocessingCanvas" xmlns:cx="http://schemas.microsoft.com/office/drawing/2014/chartex" xmlns:cx1="http://schemas.microsoft.com/office/drawing/2015/9/8/chartex" xmlns:cx2="http://schemas.microsoft.com/office/drawing/2015/10/21/chartex" xmlns:cx3="http://schemas.microsoft.com/office/drawing/2016/5/9/chartex" xmlns:cx4="http://schemas.microsoft.com/office/drawing/2016/5/10/chartex" xmlns:cx5="http://schemas.microsoft.com/office/drawing/2016/5/11/chartex" xmlns:cx6="http://schemas.microsoft.com/office/drawing/2016/5/12/chartex" xmlns:cx7="http://schemas.microsoft.com/office/drawing/2016/5/13/chartex" xmlns:cx8="http://schemas.microsoft.com/office/drawing/2016/5/14/chartex" xmlns:mc="http://schemas.openxmlformats.org/markup-compatibility/2006" xmlns:aink="http://schemas.microsoft.com/office/drawing/2016/ink" xmlns:am3d="http://schemas.microsoft.com/office/drawing/2017/model3d" xmlns:o="urn:schemas-microsoft-com:office:office" xmlns:oel="http://schemas.microsoft.com/office/2019/extlst" xmlns:r="http://schemas.openxmlformats.org/officeDocument/2006/relationships" xmlns:m="http://schemas.openxmlformats.org/officeDocument/2006/math" xmlns:v="urn:schemas-microsoft-com:vml" xmlns:wp14="http://schemas.microsoft.com/office/word/2010/wordprocessingDrawing" xmlns:wp="http://schemas.openxmlformats.org/drawingml/2006/wordprocessingDrawing" xmlns:w10="urn:schemas-microsoft-com:office:word" xmlns:w="http://schemas.openxmlformats.org/wordprocessingml/2006/main" xmlns:w14="http://schemas.microsoft.com/office/word/2010/wordml" xmlns:w15="http://schemas.microsoft.com/office/word/2012/wordml" xmlns:w16cex="http://schemas.microsoft.com/office/word/2018/wordml/cex" xmlns:w16cid="http://schemas.microsoft.com/office/word/2016/wordml/cid" xmlns:w16="http://schemas.microsoft.com/office/word/2018/wordml" xmlns:w16du="http://schemas.microsoft.com/office/word/2023/wordml/word16du" xmlns:w16sdtdh="http://schemas.microsoft.com/office/word/2020/wordml/sdtdatahash" xmlns:w16sdtfl="http://schemas.microsoft.com/office/word/2024/wordml/sdtformatlock" xmlns:w16se="http://schemas.microsoft.com/office/word/2015/wordml/symex" xmlns:wpg="http://schemas.microsoft.com/office/word/2010/wordprocessingGroup" xmlns:wpi="http://schemas.microsoft.com/office/word/2010/wordprocessingInk" xmlns:wne="http://schemas.microsoft.com/office/word/2006/wordml" xmlns:wps="http://schemas.microsoft.com/office/word/2010/wordprocessingShape" mc:Ignorable="w14 w15 w16se w16cid w16 w16cex w16sdtdh w16sdtfl w16du wp14">
   <w:footnote w:type="separator" w:id="-1">
     <w:p>
       <w:pPr>
@@ -25248,7 +32199,7 @@
 </file>
 
 <file path=word/header1.xml><?xml version="1.0" encoding="utf-8"?>
-<w:hdr xmlns:wpc="http://schemas.microsoft.com/office/word/2010/wordprocessingCanvas" xmlns:cx="http://schemas.microsoft.com/office/drawing/2014/chartex" xmlns:cx1="http://schemas.microsoft.com/office/drawing/2015/9/8/chartex" xmlns:cx2="http://schemas.microsoft.com/office/drawing/2015/10/21/chartex" xmlns:cx3="http://schemas.microsoft.com/office/drawing/2016/5/9/chartex" xmlns:cx4="http://schemas.microsoft.com/office/drawing/2016/5/10/chartex" xmlns:cx5="http://schemas.microsoft.com/office/drawing/2016/5/11/chartex" xmlns:cx6="http://schemas.microsoft.com/office/drawing/2016/5/12/chartex" xmlns:cx7="http://schemas.microsoft.com/office/drawing/2016/5/13/chartex" xmlns:cx8="http://schemas.microsoft.com/office/drawing/2016/5/14/chartex" xmlns:mc="http://schemas.openxmlformats.org/markup-compatibility/2006" xmlns:aink="http://schemas.microsoft.com/office/drawing/2016/ink" xmlns:am3d="http://schemas.microsoft.com/office/drawing/2017/model3d" xmlns:o="urn:schemas-microsoft-com:office:office" xmlns:oel="http://schemas.microsoft.com/office/2019/extlst" xmlns:r="http://schemas.openxmlformats.org/officeDocument/2006/relationships" xmlns:m="http://schemas.openxmlformats.org/officeDocument/2006/math" xmlns:v="urn:schemas-microsoft-com:vml" xmlns:wp14="http://schemas.microsoft.com/office/word/2010/wordprocessingDrawing" xmlns:wp="http://schemas.openxmlformats.org/drawingml/2006/wordprocessingDrawing" xmlns:w10="urn:schemas-microsoft-com:office:word" xmlns:w="http://schemas.openxmlformats.org/wordprocessingml/2006/main" xmlns:w14="http://schemas.microsoft.com/office/word/2010/wordml" xmlns:w15="http://schemas.microsoft.com/office/word/2012/wordml" xmlns:w16cex="http://schemas.microsoft.com/office/word/2018/wordml/cex" xmlns:w16cid="http://schemas.microsoft.com/office/word/2016/wordml/cid" xmlns:w16="http://schemas.microsoft.com/office/word/2018/wordml" xmlns:w16sdtdh="http://schemas.microsoft.com/office/word/2020/wordml/sdtdatahash" xmlns:w16se="http://schemas.microsoft.com/office/word/2015/wordml/symex" xmlns:wpg="http://schemas.microsoft.com/office/word/2010/wordprocessingGroup" xmlns:wpi="http://schemas.microsoft.com/office/word/2010/wordprocessingInk" xmlns:wne="http://schemas.microsoft.com/office/word/2006/wordml" xmlns:wps="http://schemas.microsoft.com/office/word/2010/wordprocessingShape" mc:Ignorable="w14 w15 w16se w16cid w16 w16cex w16sdtdh wp14">
+<w:hdr xmlns:wpc="http://schemas.microsoft.com/office/word/2010/wordprocessingCanvas" xmlns:cx="http://schemas.microsoft.com/office/drawing/2014/chartex" xmlns:cx1="http://schemas.microsoft.com/office/drawing/2015/9/8/chartex" xmlns:cx2="http://schemas.microsoft.com/office/drawing/2015/10/21/chartex" xmlns:cx3="http://schemas.microsoft.com/office/drawing/2016/5/9/chartex" xmlns:cx4="http://schemas.microsoft.com/office/drawing/2016/5/10/chartex" xmlns:cx5="http://schemas.microsoft.com/office/drawing/2016/5/11/chartex" xmlns:cx6="http://schemas.microsoft.com/office/drawing/2016/5/12/chartex" xmlns:cx7="http://schemas.microsoft.com/office/drawing/2016/5/13/chartex" xmlns:cx8="http://schemas.microsoft.com/office/drawing/2016/5/14/chartex" xmlns:mc="http://schemas.openxmlformats.org/markup-compatibility/2006" xmlns:aink="http://schemas.microsoft.com/office/drawing/2016/ink" xmlns:am3d="http://schemas.microsoft.com/office/drawing/2017/model3d" xmlns:o="urn:schemas-microsoft-com:office:office" xmlns:oel="http://schemas.microsoft.com/office/2019/extlst" xmlns:r="http://schemas.openxmlformats.org/officeDocument/2006/relationships" xmlns:m="http://schemas.openxmlformats.org/officeDocument/2006/math" xmlns:v="urn:schemas-microsoft-com:vml" xmlns:wp14="http://schemas.microsoft.com/office/word/2010/wordprocessingDrawing" xmlns:wp="http://schemas.openxmlformats.org/drawingml/2006/wordprocessingDrawing" xmlns:w10="urn:schemas-microsoft-com:office:word" xmlns:w="http://schemas.openxmlformats.org/wordprocessingml/2006/main" xmlns:w14="http://schemas.microsoft.com/office/word/2010/wordml" xmlns:w15="http://schemas.microsoft.com/office/word/2012/wordml" xmlns:w16cex="http://schemas.microsoft.com/office/word/2018/wordml/cex" xmlns:w16cid="http://schemas.microsoft.com/office/word/2016/wordml/cid" xmlns:w16="http://schemas.microsoft.com/office/word/2018/wordml" xmlns:w16du="http://schemas.microsoft.com/office/word/2023/wordml/word16du" xmlns:w16sdtdh="http://schemas.microsoft.com/office/word/2020/wordml/sdtdatahash" xmlns:w16sdtfl="http://schemas.microsoft.com/office/word/2024/wordml/sdtformatlock" xmlns:w16se="http://schemas.microsoft.com/office/word/2015/wordml/symex" xmlns:wpg="http://schemas.microsoft.com/office/word/2010/wordprocessingGroup" xmlns:wpi="http://schemas.microsoft.com/office/word/2010/wordprocessingInk" xmlns:wne="http://schemas.microsoft.com/office/word/2006/wordml" xmlns:wps="http://schemas.microsoft.com/office/word/2010/wordprocessingShape" mc:Ignorable="w14 w15 w16se w16cid w16 w16cex w16sdtdh w16sdtfl w16du wp14">
   <w:p>
     <w:pPr>
       <w:pStyle w:val="Header"/>
@@ -25269,7 +32220,7 @@
 </file>
 
 <file path=word/header2.xml><?xml version="1.0" encoding="utf-8"?>
-<w:hdr xmlns:wpc="http://schemas.microsoft.com/office/word/2010/wordprocessingCanvas" xmlns:cx="http://schemas.microsoft.com/office/drawing/2014/chartex" xmlns:cx1="http://schemas.microsoft.com/office/drawing/2015/9/8/chartex" xmlns:cx2="http://schemas.microsoft.com/office/drawing/2015/10/21/chartex" xmlns:cx3="http://schemas.microsoft.com/office/drawing/2016/5/9/chartex" xmlns:cx4="http://schemas.microsoft.com/office/drawing/2016/5/10/chartex" xmlns:cx5="http://schemas.microsoft.com/office/drawing/2016/5/11/chartex" xmlns:cx6="http://schemas.microsoft.com/office/drawing/2016/5/12/chartex" xmlns:cx7="http://schemas.microsoft.com/office/drawing/2016/5/13/chartex" xmlns:cx8="http://schemas.microsoft.com/office/drawing/2016/5/14/chartex" xmlns:mc="http://schemas.openxmlformats.org/markup-compatibility/2006" xmlns:aink="http://schemas.microsoft.com/office/drawing/2016/ink" xmlns:am3d="http://schemas.microsoft.com/office/drawing/2017/model3d" xmlns:o="urn:schemas-microsoft-com:office:office" xmlns:oel="http://schemas.microsoft.com/office/2019/extlst" xmlns:r="http://schemas.openxmlformats.org/officeDocument/2006/relationships" xmlns:m="http://schemas.openxmlformats.org/officeDocument/2006/math" xmlns:v="urn:schemas-microsoft-com:vml" xmlns:wp14="http://schemas.microsoft.com/office/word/2010/wordprocessingDrawing" xmlns:wp="http://schemas.openxmlformats.org/drawingml/2006/wordprocessingDrawing" xmlns:w10="urn:schemas-microsoft-com:office:word" xmlns:w="http://schemas.openxmlformats.org/wordprocessingml/2006/main" xmlns:w14="http://schemas.microsoft.com/office/word/2010/wordml" xmlns:w15="http://schemas.microsoft.com/office/word/2012/wordml" xmlns:w16cex="http://schemas.microsoft.com/office/word/2018/wordml/cex" xmlns:w16cid="http://schemas.microsoft.com/office/word/2016/wordml/cid" xmlns:w16="http://schemas.microsoft.com/office/word/2018/wordml" xmlns:w16sdtdh="http://schemas.microsoft.com/office/word/2020/wordml/sdtdatahash" xmlns:w16se="http://schemas.microsoft.com/office/word/2015/wordml/symex" xmlns:wpg="http://schemas.microsoft.com/office/word/2010/wordprocessingGroup" xmlns:wpi="http://schemas.microsoft.com/office/word/2010/wordprocessingInk" xmlns:wne="http://schemas.microsoft.com/office/word/2006/wordml" xmlns:wps="http://schemas.microsoft.com/office/word/2010/wordprocessingShape" mc:Ignorable="w14 w15 w16se w16cid w16 w16cex w16sdtdh wp14">
+<w:hdr xmlns:wpc="http://schemas.microsoft.com/office/word/2010/wordprocessingCanvas" xmlns:cx="http://schemas.microsoft.com/office/drawing/2014/chartex" xmlns:cx1="http://schemas.microsoft.com/office/drawing/2015/9/8/chartex" xmlns:cx2="http://schemas.microsoft.com/office/drawing/2015/10/21/chartex" xmlns:cx3="http://schemas.microsoft.com/office/drawing/2016/5/9/chartex" xmlns:cx4="http://schemas.microsoft.com/office/drawing/2016/5/10/chartex" xmlns:cx5="http://schemas.microsoft.com/office/drawing/2016/5/11/chartex" xmlns:cx6="http://schemas.microsoft.com/office/drawing/2016/5/12/chartex" xmlns:cx7="http://schemas.microsoft.com/office/drawing/2016/5/13/chartex" xmlns:cx8="http://schemas.microsoft.com/office/drawing/2016/5/14/chartex" xmlns:mc="http://schemas.openxmlformats.org/markup-compatibility/2006" xmlns:aink="http://schemas.microsoft.com/office/drawing/2016/ink" xmlns:am3d="http://schemas.microsoft.com/office/drawing/2017/model3d" xmlns:o="urn:schemas-microsoft-com:office:office" xmlns:oel="http://schemas.microsoft.com/office/2019/extlst" xmlns:r="http://schemas.openxmlformats.org/officeDocument/2006/relationships" xmlns:m="http://schemas.openxmlformats.org/officeDocument/2006/math" xmlns:v="urn:schemas-microsoft-com:vml" xmlns:wp14="http://schemas.microsoft.com/office/word/2010/wordprocessingDrawing" xmlns:wp="http://schemas.openxmlformats.org/drawingml/2006/wordprocessingDrawing" xmlns:w10="urn:schemas-microsoft-com:office:word" xmlns:w="http://schemas.openxmlformats.org/wordprocessingml/2006/main" xmlns:w14="http://schemas.microsoft.com/office/word/2010/wordml" xmlns:w15="http://schemas.microsoft.com/office/word/2012/wordml" xmlns:w16cex="http://schemas.microsoft.com/office/word/2018/wordml/cex" xmlns:w16cid="http://schemas.microsoft.com/office/word/2016/wordml/cid" xmlns:w16="http://schemas.microsoft.com/office/word/2018/wordml" xmlns:w16du="http://schemas.microsoft.com/office/word/2023/wordml/word16du" xmlns:w16sdtdh="http://schemas.microsoft.com/office/word/2020/wordml/sdtdatahash" xmlns:w16sdtfl="http://schemas.microsoft.com/office/word/2024/wordml/sdtformatlock" xmlns:w16se="http://schemas.microsoft.com/office/word/2015/wordml/symex" xmlns:wpg="http://schemas.microsoft.com/office/word/2010/wordprocessingGroup" xmlns:wpi="http://schemas.microsoft.com/office/word/2010/wordprocessingInk" xmlns:wne="http://schemas.microsoft.com/office/word/2006/wordml" xmlns:wps="http://schemas.microsoft.com/office/word/2010/wordprocessingShape" mc:Ignorable="w14 w15 w16se w16cid w16 w16cex w16sdtdh w16sdtfl w16du wp14">
   <w:p>
     <w:pPr>
       <w:pStyle w:val="Header"/>
@@ -25282,7 +32233,7 @@
 </file>
 
 <file path=word/styles.xml><?xml version="1.0" encoding="utf-8"?>
-<w:styles xmlns:mc="http://schemas.openxmlformats.org/markup-compatibility/2006" xmlns:r="http://schemas.openxmlformats.org/officeDocument/2006/relationships" xmlns:w="http://schemas.openxmlformats.org/wordprocessingml/2006/main" xmlns:w14="http://schemas.microsoft.com/office/word/2010/wordml" xmlns:w15="http://schemas.microsoft.com/office/word/2012/wordml" xmlns:w16cex="http://schemas.microsoft.com/office/word/2018/wordml/cex" xmlns:w16cid="http://schemas.microsoft.com/office/word/2016/wordml/cid" xmlns:w16="http://schemas.microsoft.com/office/word/2018/wordml" xmlns:w16sdtdh="http://schemas.microsoft.com/office/word/2020/wordml/sdtdatahash" xmlns:w16se="http://schemas.microsoft.com/office/word/2015/wordml/symex" mc:Ignorable="w14 w15 w16se w16cid w16 w16cex w16sdtdh">
+<w:styles xmlns:mc="http://schemas.openxmlformats.org/markup-compatibility/2006" xmlns:r="http://schemas.openxmlformats.org/officeDocument/2006/relationships" xmlns:w="http://schemas.openxmlformats.org/wordprocessingml/2006/main" xmlns:w14="http://schemas.microsoft.com/office/word/2010/wordml" xmlns:w15="http://schemas.microsoft.com/office/word/2012/wordml" xmlns:w16cex="http://schemas.microsoft.com/office/word/2018/wordml/cex" xmlns:w16cid="http://schemas.microsoft.com/office/word/2016/wordml/cid" xmlns:w16="http://schemas.microsoft.com/office/word/2018/wordml" xmlns:w16du="http://schemas.microsoft.com/office/word/2023/wordml/word16du" xmlns:w16sdtdh="http://schemas.microsoft.com/office/word/2020/wordml/sdtdatahash" xmlns:w16sdtfl="http://schemas.microsoft.com/office/word/2024/wordml/sdtformatlock" xmlns:w16se="http://schemas.microsoft.com/office/word/2015/wordml/symex" mc:Ignorable="w14 w15 w16se w16cid w16 w16cex w16sdtdh w16sdtfl w16du">
   <w:docDefaults>
     <w:rPrDefault>
       <w:rPr>

--- a/TS Jatai Ghanam Project/TS 4.4/TS 4.4 Ghanam Malayalam Corrections.docx
+++ b/TS Jatai Ghanam Project/TS 4.4/TS 4.4 Ghanam Malayalam Corrections.docx
@@ -1479,265 +1479,250 @@
               <w:adjustRightInd w:val="0"/>
               <w:spacing w:line="240" w:lineRule="auto"/>
               <w:rPr>
-                <w:rFonts w:ascii="BRH Malayalam Extra" w:hAnsi="BRH Malayalam Extra" w:cs="BRH Malayalam Extra"/>
-                <w:color w:val="000000"/>
-                <w:sz w:val="32"/>
-                <w:szCs w:val="32"/>
-              </w:rPr>
-            </w:pPr>
-            <w:r>
-              <w:rPr>
-                <w:rFonts w:ascii="BRH Malayalam Extra" w:hAnsi="BRH Malayalam Extra" w:cs="BRH Malayalam Extra"/>
-                <w:color w:val="000000"/>
-                <w:sz w:val="32"/>
-                <w:szCs w:val="32"/>
-              </w:rPr>
-              <w:t>C</w:t>
-            </w:r>
-            <w:r>
-              <w:rPr>
-                <w:rFonts w:ascii="BRH Malayalam Extra" w:hAnsi="BRH Malayalam Extra" w:cs="BRH Malayalam Extra"/>
-                <w:color w:val="000000"/>
-                <w:sz w:val="28"/>
-                <w:szCs w:val="32"/>
-              </w:rPr>
-              <w:t>–</w:t>
-            </w:r>
-            <w:r>
-              <w:rPr>
-                <w:rFonts w:ascii="BRH Malayalam Extra" w:hAnsi="BRH Malayalam Extra" w:cs="BRH Malayalam Extra"/>
-                <w:color w:val="000000"/>
-                <w:sz w:val="32"/>
-                <w:szCs w:val="32"/>
-                <w:highlight w:val="yellow"/>
-              </w:rPr>
-              <w:t>px</w:t>
-            </w:r>
-            <w:r>
-              <w:rPr>
-                <w:rFonts w:ascii="BRH Malayalam Extra" w:hAnsi="BRH Malayalam Extra" w:cs="BRH Malayalam Extra"/>
-                <w:color w:val="000000"/>
-                <w:sz w:val="32"/>
-                <w:szCs w:val="32"/>
-              </w:rPr>
-              <w:t>j</w:t>
-            </w:r>
-            <w:r>
-              <w:rPr>
-                <w:rFonts w:ascii="BRH Malayalam Extra" w:hAnsi="BRH Malayalam Extra" w:cs="BRH Malayalam Extra"/>
-                <w:color w:val="000000"/>
-                <w:sz w:val="28"/>
-                <w:szCs w:val="32"/>
-              </w:rPr>
-              <w:t>–</w:t>
-            </w:r>
-            <w:r>
-              <w:rPr>
-                <w:rFonts w:ascii="BRH Malayalam Extra" w:hAnsi="BRH Malayalam Extra" w:cs="BRH Malayalam Extra"/>
-                <w:color w:val="000000"/>
-                <w:sz w:val="32"/>
-                <w:szCs w:val="32"/>
-              </w:rPr>
-              <w:t>Zz ix—j</w:t>
-            </w:r>
-            <w:r>
-              <w:rPr>
-                <w:rFonts w:ascii="BRH Malayalam Extra" w:hAnsi="BRH Malayalam Extra" w:cs="BRH Malayalam Extra"/>
-                <w:color w:val="000000"/>
-                <w:sz w:val="28"/>
-                <w:szCs w:val="32"/>
-              </w:rPr>
-              <w:t>–</w:t>
-            </w:r>
-            <w:r>
-              <w:rPr>
-                <w:rFonts w:ascii="BRH Malayalam Extra" w:hAnsi="BRH Malayalam Extra" w:cs="BRH Malayalam Extra"/>
-                <w:color w:val="000000"/>
-                <w:sz w:val="32"/>
-                <w:szCs w:val="32"/>
-              </w:rPr>
-              <w:t xml:space="preserve">Zz </w:t>
-            </w:r>
-            <w:r>
-              <w:rPr>
-                <w:rFonts w:ascii="BRH Malayalam Extra" w:hAnsi="BRH Malayalam Extra" w:cs="BRH Malayalam Extra"/>
-                <w:color w:val="000000"/>
-                <w:sz w:val="32"/>
-                <w:szCs w:val="32"/>
-                <w:highlight w:val="yellow"/>
-              </w:rPr>
-              <w:t>iy</w:t>
-            </w:r>
-            <w:r>
-              <w:rPr>
-                <w:rFonts w:ascii="BRH Malayalam Extra" w:hAnsi="BRH Malayalam Extra" w:cs="BRH Malayalam Extra"/>
-                <w:color w:val="000000"/>
-                <w:sz w:val="28"/>
-                <w:szCs w:val="32"/>
-                <w:highlight w:val="yellow"/>
-              </w:rPr>
-              <w:t>–</w:t>
-            </w:r>
-            <w:r>
-              <w:rPr>
-                <w:rFonts w:ascii="BRH Malayalam Extra" w:hAnsi="BRH Malayalam Extra" w:cs="BRH Malayalam Extra"/>
-                <w:color w:val="000000"/>
-                <w:sz w:val="32"/>
-                <w:szCs w:val="32"/>
-              </w:rPr>
-              <w:t>¥p pxj</w:t>
-            </w:r>
-            <w:r>
-              <w:rPr>
-                <w:rFonts w:ascii="BRH Malayalam Extra" w:hAnsi="BRH Malayalam Extra" w:cs="BRH Malayalam Extra"/>
-                <w:color w:val="000000"/>
-                <w:sz w:val="28"/>
-                <w:szCs w:val="32"/>
-              </w:rPr>
-              <w:t>–</w:t>
-            </w:r>
-            <w:r>
-              <w:rPr>
-                <w:rFonts w:ascii="BRH Malayalam Extra" w:hAnsi="BRH Malayalam Extra" w:cs="BRH Malayalam Extra"/>
-                <w:color w:val="000000"/>
-                <w:sz w:val="32"/>
-                <w:szCs w:val="32"/>
-              </w:rPr>
-              <w:t>Zz i¡</w:t>
-            </w:r>
-            <w:r>
-              <w:rPr>
-                <w:rFonts w:ascii="BRH Malayalam Extra" w:hAnsi="BRH Malayalam Extra" w:cs="BRH Malayalam Extra"/>
-                <w:color w:val="000000"/>
-                <w:sz w:val="28"/>
-                <w:szCs w:val="32"/>
-              </w:rPr>
-              <w:t>–</w:t>
-            </w:r>
-            <w:r>
-              <w:rPr>
-                <w:rFonts w:ascii="BRH Malayalam Extra" w:hAnsi="BRH Malayalam Extra" w:cs="BRH Malayalam Extra"/>
-                <w:color w:val="000000"/>
-                <w:sz w:val="32"/>
-                <w:szCs w:val="32"/>
-              </w:rPr>
-              <w:t>rxs— i¡</w:t>
-            </w:r>
-            <w:r>
-              <w:rPr>
-                <w:rFonts w:ascii="BRH Malayalam Extra" w:hAnsi="BRH Malayalam Extra" w:cs="BRH Malayalam Extra"/>
-                <w:color w:val="000000"/>
-                <w:sz w:val="28"/>
-                <w:szCs w:val="32"/>
-              </w:rPr>
-              <w:t>–</w:t>
-            </w:r>
-            <w:r>
-              <w:rPr>
-                <w:rFonts w:ascii="BRH Malayalam Extra" w:hAnsi="BRH Malayalam Extra" w:cs="BRH Malayalam Extra"/>
-                <w:color w:val="000000"/>
-                <w:sz w:val="32"/>
-                <w:szCs w:val="32"/>
-              </w:rPr>
-              <w:t>rxs— ixj</w:t>
-            </w:r>
-            <w:r>
-              <w:rPr>
-                <w:rFonts w:ascii="BRH Malayalam Extra" w:hAnsi="BRH Malayalam Extra" w:cs="BRH Malayalam Extra"/>
-                <w:color w:val="000000"/>
-                <w:sz w:val="28"/>
-                <w:szCs w:val="32"/>
-              </w:rPr>
-              <w:t>–</w:t>
-            </w:r>
-            <w:r>
-              <w:rPr>
-                <w:rFonts w:ascii="BRH Malayalam Extra" w:hAnsi="BRH Malayalam Extra" w:cs="BRH Malayalam Extra"/>
-                <w:color w:val="000000"/>
-                <w:sz w:val="32"/>
-                <w:szCs w:val="32"/>
-              </w:rPr>
-              <w:t xml:space="preserve">Zz </w:t>
-            </w:r>
-            <w:r>
-              <w:rPr>
-                <w:rFonts w:ascii="BRH Malayalam Extra" w:hAnsi="BRH Malayalam Extra" w:cs="BRH Malayalam Extra"/>
-                <w:color w:val="000000"/>
-                <w:sz w:val="32"/>
-                <w:szCs w:val="32"/>
-                <w:highlight w:val="yellow"/>
-              </w:rPr>
-              <w:t>iy</w:t>
-            </w:r>
-            <w:r>
-              <w:rPr>
-                <w:rFonts w:ascii="BRH Malayalam Extra" w:hAnsi="BRH Malayalam Extra" w:cs="BRH Malayalam Extra"/>
-                <w:color w:val="000000"/>
-                <w:sz w:val="28"/>
-                <w:szCs w:val="32"/>
-                <w:highlight w:val="yellow"/>
-              </w:rPr>
-              <w:t>–</w:t>
-            </w:r>
-            <w:r>
-              <w:rPr>
-                <w:rFonts w:ascii="BRH Malayalam Extra" w:hAnsi="BRH Malayalam Extra" w:cs="BRH Malayalam Extra"/>
-                <w:color w:val="000000"/>
-                <w:sz w:val="32"/>
-                <w:szCs w:val="32"/>
-              </w:rPr>
-              <w:t>¥p pxj</w:t>
-            </w:r>
-            <w:r>
-              <w:rPr>
-                <w:rFonts w:ascii="BRH Malayalam Extra" w:hAnsi="BRH Malayalam Extra" w:cs="BRH Malayalam Extra"/>
-                <w:color w:val="000000"/>
-                <w:sz w:val="28"/>
-                <w:szCs w:val="32"/>
-              </w:rPr>
-              <w:t>–</w:t>
-            </w:r>
-            <w:r>
-              <w:rPr>
-                <w:rFonts w:ascii="BRH Malayalam Extra" w:hAnsi="BRH Malayalam Extra" w:cs="BRH Malayalam Extra"/>
-                <w:color w:val="000000"/>
-                <w:sz w:val="32"/>
-                <w:szCs w:val="32"/>
-              </w:rPr>
-              <w:t>Zz i¡</w:t>
-            </w:r>
-            <w:r>
-              <w:rPr>
-                <w:rFonts w:ascii="BRH Malayalam Extra" w:hAnsi="BRH Malayalam Extra" w:cs="BRH Malayalam Extra"/>
-                <w:color w:val="000000"/>
-                <w:sz w:val="28"/>
-                <w:szCs w:val="32"/>
-              </w:rPr>
-              <w:t>–</w:t>
-            </w:r>
-            <w:r>
-              <w:rPr>
-                <w:rFonts w:ascii="BRH Malayalam Extra" w:hAnsi="BRH Malayalam Extra" w:cs="BRH Malayalam Extra"/>
-                <w:color w:val="000000"/>
-                <w:sz w:val="32"/>
-                <w:szCs w:val="32"/>
-              </w:rPr>
-              <w:t xml:space="preserve">rxs˜I | </w:t>
-            </w:r>
-          </w:p>
-          <w:p>
-            <w:pPr>
-              <w:widowControl w:val="0"/>
-              <w:autoSpaceDE w:val="0"/>
-              <w:autoSpaceDN w:val="0"/>
-              <w:adjustRightInd w:val="0"/>
-              <w:spacing w:before="0" w:line="240" w:lineRule="auto"/>
-              <w:rPr>
                 <w:rFonts w:cs="BRH Malayalam Extra"/>
                 <w:color w:val="FF0000"/>
                 <w:szCs w:val="40"/>
               </w:rPr>
             </w:pPr>
+            <w:r>
+              <w:rPr>
+                <w:rFonts w:ascii="BRH Malayalam Extra" w:hAnsi="BRH Malayalam Extra" w:cs="BRH Malayalam Extra"/>
+                <w:color w:val="000000"/>
+                <w:sz w:val="32"/>
+                <w:szCs w:val="32"/>
+              </w:rPr>
+              <w:t>C</w:t>
+            </w:r>
+            <w:r>
+              <w:rPr>
+                <w:rFonts w:ascii="BRH Malayalam Extra" w:hAnsi="BRH Malayalam Extra" w:cs="BRH Malayalam Extra"/>
+                <w:color w:val="000000"/>
+                <w:sz w:val="28"/>
+                <w:szCs w:val="32"/>
+              </w:rPr>
+              <w:t>–</w:t>
+            </w:r>
+            <w:r>
+              <w:rPr>
+                <w:rFonts w:ascii="BRH Malayalam Extra" w:hAnsi="BRH Malayalam Extra" w:cs="BRH Malayalam Extra"/>
+                <w:color w:val="000000"/>
+                <w:sz w:val="32"/>
+                <w:szCs w:val="32"/>
+                <w:highlight w:val="yellow"/>
+              </w:rPr>
+              <w:t>px</w:t>
+            </w:r>
+            <w:r>
+              <w:rPr>
+                <w:rFonts w:ascii="BRH Malayalam Extra" w:hAnsi="BRH Malayalam Extra" w:cs="BRH Malayalam Extra"/>
+                <w:color w:val="000000"/>
+                <w:sz w:val="32"/>
+                <w:szCs w:val="32"/>
+              </w:rPr>
+              <w:t>j</w:t>
+            </w:r>
+            <w:r>
+              <w:rPr>
+                <w:rFonts w:ascii="BRH Malayalam Extra" w:hAnsi="BRH Malayalam Extra" w:cs="BRH Malayalam Extra"/>
+                <w:color w:val="000000"/>
+                <w:sz w:val="28"/>
+                <w:szCs w:val="32"/>
+              </w:rPr>
+              <w:t>–</w:t>
+            </w:r>
+            <w:r>
+              <w:rPr>
+                <w:rFonts w:ascii="BRH Malayalam Extra" w:hAnsi="BRH Malayalam Extra" w:cs="BRH Malayalam Extra"/>
+                <w:color w:val="000000"/>
+                <w:sz w:val="32"/>
+                <w:szCs w:val="32"/>
+              </w:rPr>
+              <w:t>Zz ix—j</w:t>
+            </w:r>
+            <w:r>
+              <w:rPr>
+                <w:rFonts w:ascii="BRH Malayalam Extra" w:hAnsi="BRH Malayalam Extra" w:cs="BRH Malayalam Extra"/>
+                <w:color w:val="000000"/>
+                <w:sz w:val="28"/>
+                <w:szCs w:val="32"/>
+              </w:rPr>
+              <w:t>–</w:t>
+            </w:r>
+            <w:r>
+              <w:rPr>
+                <w:rFonts w:ascii="BRH Malayalam Extra" w:hAnsi="BRH Malayalam Extra" w:cs="BRH Malayalam Extra"/>
+                <w:color w:val="000000"/>
+                <w:sz w:val="32"/>
+                <w:szCs w:val="32"/>
+              </w:rPr>
+              <w:t xml:space="preserve">Zz </w:t>
+            </w:r>
+            <w:r>
+              <w:rPr>
+                <w:rFonts w:ascii="BRH Malayalam Extra" w:hAnsi="BRH Malayalam Extra" w:cs="BRH Malayalam Extra"/>
+                <w:color w:val="000000"/>
+                <w:sz w:val="32"/>
+                <w:szCs w:val="32"/>
+                <w:highlight w:val="yellow"/>
+              </w:rPr>
+              <w:t>iy</w:t>
+            </w:r>
+            <w:r>
+              <w:rPr>
+                <w:rFonts w:ascii="BRH Malayalam Extra" w:hAnsi="BRH Malayalam Extra" w:cs="BRH Malayalam Extra"/>
+                <w:color w:val="000000"/>
+                <w:sz w:val="28"/>
+                <w:szCs w:val="32"/>
+                <w:highlight w:val="yellow"/>
+              </w:rPr>
+              <w:t>–</w:t>
+            </w:r>
+            <w:r>
+              <w:rPr>
+                <w:rFonts w:ascii="BRH Malayalam Extra" w:hAnsi="BRH Malayalam Extra" w:cs="BRH Malayalam Extra"/>
+                <w:color w:val="000000"/>
+                <w:sz w:val="32"/>
+                <w:szCs w:val="32"/>
+              </w:rPr>
+              <w:t>¥p pxj</w:t>
+            </w:r>
+            <w:r>
+              <w:rPr>
+                <w:rFonts w:ascii="BRH Malayalam Extra" w:hAnsi="BRH Malayalam Extra" w:cs="BRH Malayalam Extra"/>
+                <w:color w:val="000000"/>
+                <w:sz w:val="28"/>
+                <w:szCs w:val="32"/>
+              </w:rPr>
+              <w:t>–</w:t>
+            </w:r>
+            <w:r>
+              <w:rPr>
+                <w:rFonts w:ascii="BRH Malayalam Extra" w:hAnsi="BRH Malayalam Extra" w:cs="BRH Malayalam Extra"/>
+                <w:color w:val="000000"/>
+                <w:sz w:val="32"/>
+                <w:szCs w:val="32"/>
+              </w:rPr>
+              <w:t>Zz i¡</w:t>
+            </w:r>
+            <w:r>
+              <w:rPr>
+                <w:rFonts w:ascii="BRH Malayalam Extra" w:hAnsi="BRH Malayalam Extra" w:cs="BRH Malayalam Extra"/>
+                <w:color w:val="000000"/>
+                <w:sz w:val="28"/>
+                <w:szCs w:val="32"/>
+              </w:rPr>
+              <w:t>–</w:t>
+            </w:r>
+            <w:r>
+              <w:rPr>
+                <w:rFonts w:ascii="BRH Malayalam Extra" w:hAnsi="BRH Malayalam Extra" w:cs="BRH Malayalam Extra"/>
+                <w:color w:val="000000"/>
+                <w:sz w:val="32"/>
+                <w:szCs w:val="32"/>
+              </w:rPr>
+              <w:t>rxs— i¡</w:t>
+            </w:r>
+            <w:r>
+              <w:rPr>
+                <w:rFonts w:ascii="BRH Malayalam Extra" w:hAnsi="BRH Malayalam Extra" w:cs="BRH Malayalam Extra"/>
+                <w:color w:val="000000"/>
+                <w:sz w:val="28"/>
+                <w:szCs w:val="32"/>
+              </w:rPr>
+              <w:t>–</w:t>
+            </w:r>
+            <w:r>
+              <w:rPr>
+                <w:rFonts w:ascii="BRH Malayalam Extra" w:hAnsi="BRH Malayalam Extra" w:cs="BRH Malayalam Extra"/>
+                <w:color w:val="000000"/>
+                <w:sz w:val="32"/>
+                <w:szCs w:val="32"/>
+              </w:rPr>
+              <w:t>rxs— ixj</w:t>
+            </w:r>
+            <w:r>
+              <w:rPr>
+                <w:rFonts w:ascii="BRH Malayalam Extra" w:hAnsi="BRH Malayalam Extra" w:cs="BRH Malayalam Extra"/>
+                <w:color w:val="000000"/>
+                <w:sz w:val="28"/>
+                <w:szCs w:val="32"/>
+              </w:rPr>
+              <w:t>–</w:t>
+            </w:r>
+            <w:r>
+              <w:rPr>
+                <w:rFonts w:ascii="BRH Malayalam Extra" w:hAnsi="BRH Malayalam Extra" w:cs="BRH Malayalam Extra"/>
+                <w:color w:val="000000"/>
+                <w:sz w:val="32"/>
+                <w:szCs w:val="32"/>
+              </w:rPr>
+              <w:t xml:space="preserve">Zz </w:t>
+            </w:r>
+            <w:r>
+              <w:rPr>
+                <w:rFonts w:ascii="BRH Malayalam Extra" w:hAnsi="BRH Malayalam Extra" w:cs="BRH Malayalam Extra"/>
+                <w:color w:val="000000"/>
+                <w:sz w:val="32"/>
+                <w:szCs w:val="32"/>
+                <w:highlight w:val="yellow"/>
+              </w:rPr>
+              <w:t>iy</w:t>
+            </w:r>
+            <w:r>
+              <w:rPr>
+                <w:rFonts w:ascii="BRH Malayalam Extra" w:hAnsi="BRH Malayalam Extra" w:cs="BRH Malayalam Extra"/>
+                <w:color w:val="000000"/>
+                <w:sz w:val="28"/>
+                <w:szCs w:val="32"/>
+                <w:highlight w:val="yellow"/>
+              </w:rPr>
+              <w:t>–</w:t>
+            </w:r>
+            <w:r>
+              <w:rPr>
+                <w:rFonts w:ascii="BRH Malayalam Extra" w:hAnsi="BRH Malayalam Extra" w:cs="BRH Malayalam Extra"/>
+                <w:color w:val="000000"/>
+                <w:sz w:val="32"/>
+                <w:szCs w:val="32"/>
+              </w:rPr>
+              <w:t>¥p pxj</w:t>
+            </w:r>
+            <w:r>
+              <w:rPr>
+                <w:rFonts w:ascii="BRH Malayalam Extra" w:hAnsi="BRH Malayalam Extra" w:cs="BRH Malayalam Extra"/>
+                <w:color w:val="000000"/>
+                <w:sz w:val="28"/>
+                <w:szCs w:val="32"/>
+              </w:rPr>
+              <w:t>–</w:t>
+            </w:r>
+            <w:r>
+              <w:rPr>
+                <w:rFonts w:ascii="BRH Malayalam Extra" w:hAnsi="BRH Malayalam Extra" w:cs="BRH Malayalam Extra"/>
+                <w:color w:val="000000"/>
+                <w:sz w:val="32"/>
+                <w:szCs w:val="32"/>
+              </w:rPr>
+              <w:t>Zz i¡</w:t>
+            </w:r>
+            <w:r>
+              <w:rPr>
+                <w:rFonts w:ascii="BRH Malayalam Extra" w:hAnsi="BRH Malayalam Extra" w:cs="BRH Malayalam Extra"/>
+                <w:color w:val="000000"/>
+                <w:sz w:val="28"/>
+                <w:szCs w:val="32"/>
+              </w:rPr>
+              <w:t>–</w:t>
+            </w:r>
+            <w:r>
+              <w:rPr>
+                <w:rFonts w:ascii="BRH Malayalam Extra" w:hAnsi="BRH Malayalam Extra" w:cs="BRH Malayalam Extra"/>
+                <w:color w:val="000000"/>
+                <w:sz w:val="32"/>
+                <w:szCs w:val="32"/>
+              </w:rPr>
+              <w:t xml:space="preserve">rxs˜I | </w:t>
+            </w:r>
           </w:p>
         </w:tc>
         <w:tc>
@@ -2963,254 +2948,239 @@
               <w:adjustRightInd w:val="0"/>
               <w:spacing w:line="240" w:lineRule="auto"/>
               <w:rPr>
-                <w:rFonts w:ascii="BRH Malayalam Extra" w:hAnsi="BRH Malayalam Extra" w:cs="BRH Malayalam Extra"/>
-                <w:color w:val="000000"/>
-                <w:sz w:val="32"/>
-                <w:szCs w:val="32"/>
-              </w:rPr>
-            </w:pPr>
-            <w:r>
-              <w:rPr>
-                <w:rFonts w:ascii="BRH Malayalam Extra" w:hAnsi="BRH Malayalam Extra" w:cs="BRH Malayalam Extra"/>
-                <w:color w:val="000000"/>
-                <w:sz w:val="32"/>
-                <w:szCs w:val="32"/>
-              </w:rPr>
-              <w:t>C</w:t>
-            </w:r>
-            <w:r>
-              <w:rPr>
-                <w:rFonts w:ascii="BRH Malayalam Extra" w:hAnsi="BRH Malayalam Extra" w:cs="BRH Malayalam Extra"/>
-                <w:color w:val="000000"/>
-                <w:sz w:val="28"/>
-                <w:szCs w:val="32"/>
-              </w:rPr>
-              <w:t>–</w:t>
-            </w:r>
-            <w:r>
-              <w:rPr>
-                <w:rFonts w:ascii="BRH Malayalam Extra" w:hAnsi="BRH Malayalam Extra" w:cs="BRH Malayalam Extra"/>
-                <w:color w:val="000000"/>
-                <w:sz w:val="32"/>
-                <w:szCs w:val="32"/>
-                <w:highlight w:val="green"/>
-              </w:rPr>
-              <w:t>px</w:t>
-            </w:r>
-            <w:r>
-              <w:rPr>
-                <w:rFonts w:ascii="BRH Malayalam Extra" w:hAnsi="BRH Malayalam Extra" w:cs="BRH Malayalam Extra"/>
-                <w:color w:val="000000"/>
-                <w:sz w:val="28"/>
-                <w:szCs w:val="32"/>
-              </w:rPr>
-              <w:t>–</w:t>
-            </w:r>
-            <w:r>
-              <w:rPr>
-                <w:rFonts w:ascii="BRH Malayalam Extra" w:hAnsi="BRH Malayalam Extra" w:cs="BRH Malayalam Extra"/>
-                <w:color w:val="000000"/>
-                <w:sz w:val="32"/>
-                <w:szCs w:val="32"/>
-              </w:rPr>
-              <w:t>j</w:t>
-            </w:r>
-            <w:r>
-              <w:rPr>
-                <w:rFonts w:ascii="BRH Malayalam Extra" w:hAnsi="BRH Malayalam Extra" w:cs="BRH Malayalam Extra"/>
-                <w:color w:val="000000"/>
-                <w:sz w:val="28"/>
-                <w:szCs w:val="32"/>
-              </w:rPr>
-              <w:t>–</w:t>
-            </w:r>
-            <w:r>
-              <w:rPr>
-                <w:rFonts w:ascii="BRH Malayalam Extra" w:hAnsi="BRH Malayalam Extra" w:cs="BRH Malayalam Extra"/>
-                <w:color w:val="000000"/>
-                <w:sz w:val="32"/>
-                <w:szCs w:val="32"/>
-              </w:rPr>
-              <w:t>Zz ix—j</w:t>
-            </w:r>
-            <w:r>
-              <w:rPr>
-                <w:rFonts w:ascii="BRH Malayalam Extra" w:hAnsi="BRH Malayalam Extra" w:cs="BRH Malayalam Extra"/>
-                <w:color w:val="000000"/>
-                <w:sz w:val="28"/>
-                <w:szCs w:val="32"/>
-              </w:rPr>
-              <w:t>–</w:t>
-            </w:r>
-            <w:r>
-              <w:rPr>
-                <w:rFonts w:ascii="BRH Malayalam Extra" w:hAnsi="BRH Malayalam Extra" w:cs="BRH Malayalam Extra"/>
-                <w:color w:val="000000"/>
-                <w:sz w:val="32"/>
-                <w:szCs w:val="32"/>
-              </w:rPr>
-              <w:t xml:space="preserve">Zz </w:t>
-            </w:r>
-            <w:r>
-              <w:rPr>
-                <w:rFonts w:ascii="BRH Malayalam Extra" w:hAnsi="BRH Malayalam Extra" w:cs="BRH Malayalam Extra"/>
-                <w:color w:val="000000"/>
-                <w:sz w:val="32"/>
-                <w:szCs w:val="32"/>
-                <w:highlight w:val="green"/>
-              </w:rPr>
-              <w:t>iy</w:t>
-            </w:r>
-            <w:r>
-              <w:rPr>
-                <w:rFonts w:ascii="BRH Malayalam Extra" w:hAnsi="BRH Malayalam Extra" w:cs="BRH Malayalam Extra"/>
-                <w:color w:val="000000"/>
-                <w:sz w:val="32"/>
-                <w:szCs w:val="32"/>
-              </w:rPr>
-              <w:t>—¥p pxj</w:t>
-            </w:r>
-            <w:r>
-              <w:rPr>
-                <w:rFonts w:ascii="BRH Malayalam Extra" w:hAnsi="BRH Malayalam Extra" w:cs="BRH Malayalam Extra"/>
-                <w:color w:val="000000"/>
-                <w:sz w:val="28"/>
-                <w:szCs w:val="32"/>
-              </w:rPr>
-              <w:t>–</w:t>
-            </w:r>
-            <w:r>
-              <w:rPr>
-                <w:rFonts w:ascii="BRH Malayalam Extra" w:hAnsi="BRH Malayalam Extra" w:cs="BRH Malayalam Extra"/>
-                <w:color w:val="000000"/>
-                <w:sz w:val="32"/>
-                <w:szCs w:val="32"/>
-              </w:rPr>
-              <w:t>Zz i¡</w:t>
-            </w:r>
-            <w:r>
-              <w:rPr>
-                <w:rFonts w:ascii="BRH Malayalam Extra" w:hAnsi="BRH Malayalam Extra" w:cs="BRH Malayalam Extra"/>
-                <w:color w:val="000000"/>
-                <w:sz w:val="28"/>
-                <w:szCs w:val="32"/>
-              </w:rPr>
-              <w:t>–</w:t>
-            </w:r>
-            <w:r>
-              <w:rPr>
-                <w:rFonts w:ascii="BRH Malayalam Extra" w:hAnsi="BRH Malayalam Extra" w:cs="BRH Malayalam Extra"/>
-                <w:color w:val="000000"/>
-                <w:sz w:val="32"/>
-                <w:szCs w:val="32"/>
-              </w:rPr>
-              <w:t>rxs— i¡</w:t>
-            </w:r>
-            <w:r>
-              <w:rPr>
-                <w:rFonts w:ascii="BRH Malayalam Extra" w:hAnsi="BRH Malayalam Extra" w:cs="BRH Malayalam Extra"/>
-                <w:color w:val="000000"/>
-                <w:sz w:val="28"/>
-                <w:szCs w:val="32"/>
-              </w:rPr>
-              <w:t>–</w:t>
-            </w:r>
-            <w:r>
-              <w:rPr>
-                <w:rFonts w:ascii="BRH Malayalam Extra" w:hAnsi="BRH Malayalam Extra" w:cs="BRH Malayalam Extra"/>
-                <w:color w:val="000000"/>
-                <w:sz w:val="32"/>
-                <w:szCs w:val="32"/>
-              </w:rPr>
-              <w:t>rxs— ixj</w:t>
-            </w:r>
-            <w:r>
-              <w:rPr>
-                <w:rFonts w:ascii="BRH Malayalam Extra" w:hAnsi="BRH Malayalam Extra" w:cs="BRH Malayalam Extra"/>
-                <w:color w:val="000000"/>
-                <w:sz w:val="28"/>
-                <w:szCs w:val="32"/>
-              </w:rPr>
-              <w:t>–</w:t>
-            </w:r>
-            <w:r>
-              <w:rPr>
-                <w:rFonts w:ascii="BRH Malayalam Extra" w:hAnsi="BRH Malayalam Extra" w:cs="BRH Malayalam Extra"/>
-                <w:color w:val="000000"/>
-                <w:sz w:val="32"/>
-                <w:szCs w:val="32"/>
-              </w:rPr>
-              <w:t xml:space="preserve">Zz </w:t>
-            </w:r>
-            <w:r>
-              <w:rPr>
-                <w:rFonts w:ascii="BRH Malayalam Extra" w:hAnsi="BRH Malayalam Extra" w:cs="BRH Malayalam Extra"/>
-                <w:color w:val="000000"/>
-                <w:sz w:val="32"/>
-                <w:szCs w:val="32"/>
-                <w:highlight w:val="green"/>
-              </w:rPr>
-              <w:t>iy—</w:t>
-            </w:r>
-            <w:r>
-              <w:rPr>
-                <w:rFonts w:ascii="BRH Malayalam Extra" w:hAnsi="BRH Malayalam Extra" w:cs="BRH Malayalam Extra"/>
-                <w:color w:val="000000"/>
-                <w:sz w:val="32"/>
-                <w:szCs w:val="32"/>
-              </w:rPr>
-              <w:t>¥p pxj</w:t>
-            </w:r>
-            <w:r>
-              <w:rPr>
-                <w:rFonts w:ascii="BRH Malayalam Extra" w:hAnsi="BRH Malayalam Extra" w:cs="BRH Malayalam Extra"/>
-                <w:color w:val="000000"/>
-                <w:sz w:val="28"/>
-                <w:szCs w:val="32"/>
-              </w:rPr>
-              <w:t>–</w:t>
-            </w:r>
-            <w:r>
-              <w:rPr>
-                <w:rFonts w:ascii="BRH Malayalam Extra" w:hAnsi="BRH Malayalam Extra" w:cs="BRH Malayalam Extra"/>
-                <w:color w:val="000000"/>
-                <w:sz w:val="32"/>
-                <w:szCs w:val="32"/>
-              </w:rPr>
-              <w:t>Zz i¡</w:t>
-            </w:r>
-            <w:r>
-              <w:rPr>
-                <w:rFonts w:ascii="BRH Malayalam Extra" w:hAnsi="BRH Malayalam Extra" w:cs="BRH Malayalam Extra"/>
-                <w:color w:val="000000"/>
-                <w:sz w:val="28"/>
-                <w:szCs w:val="32"/>
-              </w:rPr>
-              <w:t>–</w:t>
-            </w:r>
-            <w:r>
-              <w:rPr>
-                <w:rFonts w:ascii="BRH Malayalam Extra" w:hAnsi="BRH Malayalam Extra" w:cs="BRH Malayalam Extra"/>
-                <w:color w:val="000000"/>
-                <w:sz w:val="32"/>
-                <w:szCs w:val="32"/>
-              </w:rPr>
-              <w:t xml:space="preserve">rxs˜I | </w:t>
-            </w:r>
-          </w:p>
-          <w:p>
-            <w:pPr>
-              <w:widowControl w:val="0"/>
-              <w:autoSpaceDE w:val="0"/>
-              <w:autoSpaceDN w:val="0"/>
-              <w:adjustRightInd w:val="0"/>
-              <w:spacing w:before="0" w:line="240" w:lineRule="auto"/>
-              <w:rPr>
                 <w:rFonts w:cs="BRH Malayalam Extra"/>
                 <w:color w:val="FF0000"/>
                 <w:szCs w:val="40"/>
               </w:rPr>
             </w:pPr>
+            <w:r>
+              <w:rPr>
+                <w:rFonts w:ascii="BRH Malayalam Extra" w:hAnsi="BRH Malayalam Extra" w:cs="BRH Malayalam Extra"/>
+                <w:color w:val="000000"/>
+                <w:sz w:val="32"/>
+                <w:szCs w:val="32"/>
+              </w:rPr>
+              <w:t>C</w:t>
+            </w:r>
+            <w:r>
+              <w:rPr>
+                <w:rFonts w:ascii="BRH Malayalam Extra" w:hAnsi="BRH Malayalam Extra" w:cs="BRH Malayalam Extra"/>
+                <w:color w:val="000000"/>
+                <w:sz w:val="28"/>
+                <w:szCs w:val="32"/>
+              </w:rPr>
+              <w:t>–</w:t>
+            </w:r>
+            <w:r>
+              <w:rPr>
+                <w:rFonts w:ascii="BRH Malayalam Extra" w:hAnsi="BRH Malayalam Extra" w:cs="BRH Malayalam Extra"/>
+                <w:color w:val="000000"/>
+                <w:sz w:val="32"/>
+                <w:szCs w:val="32"/>
+                <w:highlight w:val="green"/>
+              </w:rPr>
+              <w:t>px</w:t>
+            </w:r>
+            <w:r>
+              <w:rPr>
+                <w:rFonts w:ascii="BRH Malayalam Extra" w:hAnsi="BRH Malayalam Extra" w:cs="BRH Malayalam Extra"/>
+                <w:color w:val="000000"/>
+                <w:sz w:val="28"/>
+                <w:szCs w:val="32"/>
+              </w:rPr>
+              <w:t>–</w:t>
+            </w:r>
+            <w:r>
+              <w:rPr>
+                <w:rFonts w:ascii="BRH Malayalam Extra" w:hAnsi="BRH Malayalam Extra" w:cs="BRH Malayalam Extra"/>
+                <w:color w:val="000000"/>
+                <w:sz w:val="32"/>
+                <w:szCs w:val="32"/>
+              </w:rPr>
+              <w:t>j</w:t>
+            </w:r>
+            <w:r>
+              <w:rPr>
+                <w:rFonts w:ascii="BRH Malayalam Extra" w:hAnsi="BRH Malayalam Extra" w:cs="BRH Malayalam Extra"/>
+                <w:color w:val="000000"/>
+                <w:sz w:val="28"/>
+                <w:szCs w:val="32"/>
+              </w:rPr>
+              <w:t>–</w:t>
+            </w:r>
+            <w:r>
+              <w:rPr>
+                <w:rFonts w:ascii="BRH Malayalam Extra" w:hAnsi="BRH Malayalam Extra" w:cs="BRH Malayalam Extra"/>
+                <w:color w:val="000000"/>
+                <w:sz w:val="32"/>
+                <w:szCs w:val="32"/>
+              </w:rPr>
+              <w:t>Zz ix—j</w:t>
+            </w:r>
+            <w:r>
+              <w:rPr>
+                <w:rFonts w:ascii="BRH Malayalam Extra" w:hAnsi="BRH Malayalam Extra" w:cs="BRH Malayalam Extra"/>
+                <w:color w:val="000000"/>
+                <w:sz w:val="28"/>
+                <w:szCs w:val="32"/>
+              </w:rPr>
+              <w:t>–</w:t>
+            </w:r>
+            <w:r>
+              <w:rPr>
+                <w:rFonts w:ascii="BRH Malayalam Extra" w:hAnsi="BRH Malayalam Extra" w:cs="BRH Malayalam Extra"/>
+                <w:color w:val="000000"/>
+                <w:sz w:val="32"/>
+                <w:szCs w:val="32"/>
+              </w:rPr>
+              <w:t xml:space="preserve">Zz </w:t>
+            </w:r>
+            <w:r>
+              <w:rPr>
+                <w:rFonts w:ascii="BRH Malayalam Extra" w:hAnsi="BRH Malayalam Extra" w:cs="BRH Malayalam Extra"/>
+                <w:color w:val="000000"/>
+                <w:sz w:val="32"/>
+                <w:szCs w:val="32"/>
+                <w:highlight w:val="green"/>
+              </w:rPr>
+              <w:t>iy</w:t>
+            </w:r>
+            <w:r>
+              <w:rPr>
+                <w:rFonts w:ascii="BRH Malayalam Extra" w:hAnsi="BRH Malayalam Extra" w:cs="BRH Malayalam Extra"/>
+                <w:color w:val="000000"/>
+                <w:sz w:val="32"/>
+                <w:szCs w:val="32"/>
+              </w:rPr>
+              <w:t>—¥p pxj</w:t>
+            </w:r>
+            <w:r>
+              <w:rPr>
+                <w:rFonts w:ascii="BRH Malayalam Extra" w:hAnsi="BRH Malayalam Extra" w:cs="BRH Malayalam Extra"/>
+                <w:color w:val="000000"/>
+                <w:sz w:val="28"/>
+                <w:szCs w:val="32"/>
+              </w:rPr>
+              <w:t>–</w:t>
+            </w:r>
+            <w:r>
+              <w:rPr>
+                <w:rFonts w:ascii="BRH Malayalam Extra" w:hAnsi="BRH Malayalam Extra" w:cs="BRH Malayalam Extra"/>
+                <w:color w:val="000000"/>
+                <w:sz w:val="32"/>
+                <w:szCs w:val="32"/>
+              </w:rPr>
+              <w:t>Zz i¡</w:t>
+            </w:r>
+            <w:r>
+              <w:rPr>
+                <w:rFonts w:ascii="BRH Malayalam Extra" w:hAnsi="BRH Malayalam Extra" w:cs="BRH Malayalam Extra"/>
+                <w:color w:val="000000"/>
+                <w:sz w:val="28"/>
+                <w:szCs w:val="32"/>
+              </w:rPr>
+              <w:t>–</w:t>
+            </w:r>
+            <w:r>
+              <w:rPr>
+                <w:rFonts w:ascii="BRH Malayalam Extra" w:hAnsi="BRH Malayalam Extra" w:cs="BRH Malayalam Extra"/>
+                <w:color w:val="000000"/>
+                <w:sz w:val="32"/>
+                <w:szCs w:val="32"/>
+              </w:rPr>
+              <w:t>rxs— i¡</w:t>
+            </w:r>
+            <w:r>
+              <w:rPr>
+                <w:rFonts w:ascii="BRH Malayalam Extra" w:hAnsi="BRH Malayalam Extra" w:cs="BRH Malayalam Extra"/>
+                <w:color w:val="000000"/>
+                <w:sz w:val="28"/>
+                <w:szCs w:val="32"/>
+              </w:rPr>
+              <w:t>–</w:t>
+            </w:r>
+            <w:r>
+              <w:rPr>
+                <w:rFonts w:ascii="BRH Malayalam Extra" w:hAnsi="BRH Malayalam Extra" w:cs="BRH Malayalam Extra"/>
+                <w:color w:val="000000"/>
+                <w:sz w:val="32"/>
+                <w:szCs w:val="32"/>
+              </w:rPr>
+              <w:t>rxs— ixj</w:t>
+            </w:r>
+            <w:r>
+              <w:rPr>
+                <w:rFonts w:ascii="BRH Malayalam Extra" w:hAnsi="BRH Malayalam Extra" w:cs="BRH Malayalam Extra"/>
+                <w:color w:val="000000"/>
+                <w:sz w:val="28"/>
+                <w:szCs w:val="32"/>
+              </w:rPr>
+              <w:t>–</w:t>
+            </w:r>
+            <w:r>
+              <w:rPr>
+                <w:rFonts w:ascii="BRH Malayalam Extra" w:hAnsi="BRH Malayalam Extra" w:cs="BRH Malayalam Extra"/>
+                <w:color w:val="000000"/>
+                <w:sz w:val="32"/>
+                <w:szCs w:val="32"/>
+              </w:rPr>
+              <w:t xml:space="preserve">Zz </w:t>
+            </w:r>
+            <w:r>
+              <w:rPr>
+                <w:rFonts w:ascii="BRH Malayalam Extra" w:hAnsi="BRH Malayalam Extra" w:cs="BRH Malayalam Extra"/>
+                <w:color w:val="000000"/>
+                <w:sz w:val="32"/>
+                <w:szCs w:val="32"/>
+                <w:highlight w:val="green"/>
+              </w:rPr>
+              <w:t>iy—</w:t>
+            </w:r>
+            <w:r>
+              <w:rPr>
+                <w:rFonts w:ascii="BRH Malayalam Extra" w:hAnsi="BRH Malayalam Extra" w:cs="BRH Malayalam Extra"/>
+                <w:color w:val="000000"/>
+                <w:sz w:val="32"/>
+                <w:szCs w:val="32"/>
+              </w:rPr>
+              <w:t>¥p pxj</w:t>
+            </w:r>
+            <w:r>
+              <w:rPr>
+                <w:rFonts w:ascii="BRH Malayalam Extra" w:hAnsi="BRH Malayalam Extra" w:cs="BRH Malayalam Extra"/>
+                <w:color w:val="000000"/>
+                <w:sz w:val="28"/>
+                <w:szCs w:val="32"/>
+              </w:rPr>
+              <w:t>–</w:t>
+            </w:r>
+            <w:r>
+              <w:rPr>
+                <w:rFonts w:ascii="BRH Malayalam Extra" w:hAnsi="BRH Malayalam Extra" w:cs="BRH Malayalam Extra"/>
+                <w:color w:val="000000"/>
+                <w:sz w:val="32"/>
+                <w:szCs w:val="32"/>
+              </w:rPr>
+              <w:t>Zz i¡</w:t>
+            </w:r>
+            <w:r>
+              <w:rPr>
+                <w:rFonts w:ascii="BRH Malayalam Extra" w:hAnsi="BRH Malayalam Extra" w:cs="BRH Malayalam Extra"/>
+                <w:color w:val="000000"/>
+                <w:sz w:val="28"/>
+                <w:szCs w:val="32"/>
+              </w:rPr>
+              <w:t>–</w:t>
+            </w:r>
+            <w:r>
+              <w:rPr>
+                <w:rFonts w:ascii="BRH Malayalam Extra" w:hAnsi="BRH Malayalam Extra" w:cs="BRH Malayalam Extra"/>
+                <w:color w:val="000000"/>
+                <w:sz w:val="32"/>
+                <w:szCs w:val="32"/>
+              </w:rPr>
+              <w:t xml:space="preserve">rxs˜I | </w:t>
+            </w:r>
           </w:p>
         </w:tc>
       </w:tr>
@@ -3952,107 +3922,92 @@
               <w:adjustRightInd w:val="0"/>
               <w:spacing w:line="240" w:lineRule="auto"/>
               <w:rPr>
-                <w:rFonts w:ascii="BRH Malayalam Extra" w:hAnsi="BRH Malayalam Extra" w:cs="BRH Malayalam Extra"/>
-                <w:color w:val="000000"/>
-                <w:sz w:val="32"/>
-                <w:szCs w:val="32"/>
-              </w:rPr>
-            </w:pPr>
-            <w:r>
-              <w:rPr>
-                <w:rFonts w:ascii="BRH Malayalam Extra" w:hAnsi="BRH Malayalam Extra" w:cs="BRH Malayalam Extra"/>
-                <w:color w:val="000000"/>
-                <w:sz w:val="32"/>
-                <w:szCs w:val="32"/>
-              </w:rPr>
-              <w:t>s¡Ò</w:t>
-            </w:r>
-            <w:r>
-              <w:rPr>
-                <w:rFonts w:ascii="BRH Malayalam Extra" w:hAnsi="BRH Malayalam Extra" w:cs="BRH Malayalam Extra"/>
-                <w:color w:val="000000"/>
-                <w:sz w:val="28"/>
-                <w:szCs w:val="32"/>
-              </w:rPr>
-              <w:t>–</w:t>
-            </w:r>
-            <w:r>
-              <w:rPr>
-                <w:rFonts w:ascii="BRH Malayalam Extra" w:hAnsi="BRH Malayalam Extra" w:cs="BRH Malayalam Extra"/>
-                <w:color w:val="000000"/>
-                <w:sz w:val="32"/>
-                <w:szCs w:val="32"/>
-              </w:rPr>
-              <w:t>¥öÉZy</w:t>
-            </w:r>
-            <w:r>
-              <w:rPr>
-                <w:rFonts w:ascii="BRH Malayalam Extra" w:hAnsi="BRH Malayalam Extra" w:cs="BRH Malayalam Extra"/>
-                <w:color w:val="000000"/>
-                <w:sz w:val="28"/>
-                <w:szCs w:val="32"/>
-              </w:rPr>
-              <w:t>–</w:t>
-            </w:r>
-            <w:r>
-              <w:rPr>
-                <w:rFonts w:ascii="BRH Malayalam Extra" w:hAnsi="BRH Malayalam Extra" w:cs="BRH Malayalam Extra"/>
-                <w:color w:val="000000"/>
-                <w:sz w:val="32"/>
-                <w:szCs w:val="32"/>
-              </w:rPr>
-              <w:t xml:space="preserve"> s¡ - P</w:t>
-            </w:r>
-            <w:r>
-              <w:rPr>
-                <w:rFonts w:ascii="BRH Malayalam Extra" w:hAnsi="BRH Malayalam Extra" w:cs="BRH Malayalam Extra"/>
-                <w:color w:val="000000"/>
-                <w:sz w:val="28"/>
-                <w:szCs w:val="32"/>
-              </w:rPr>
-              <w:t>–</w:t>
-            </w:r>
-            <w:r>
-              <w:rPr>
-                <w:rFonts w:ascii="BRH Malayalam Extra" w:hAnsi="BRH Malayalam Extra" w:cs="BRH Malayalam Extra"/>
-                <w:color w:val="000000"/>
-                <w:sz w:val="32"/>
-                <w:szCs w:val="32"/>
-              </w:rPr>
-              <w:t>öÉ</w:t>
-            </w:r>
-            <w:r>
-              <w:rPr>
-                <w:rFonts w:ascii="BRH Malayalam Extra" w:hAnsi="BRH Malayalam Extra" w:cs="BRH Malayalam Extra"/>
-                <w:color w:val="000000"/>
-                <w:sz w:val="28"/>
-                <w:szCs w:val="32"/>
-              </w:rPr>
-              <w:t>–</w:t>
-            </w:r>
-            <w:r>
-              <w:rPr>
-                <w:rFonts w:ascii="BRH Malayalam Extra" w:hAnsi="BRH Malayalam Extra" w:cs="BRH Malayalam Extra"/>
-                <w:color w:val="000000"/>
-                <w:sz w:val="32"/>
-                <w:szCs w:val="32"/>
-              </w:rPr>
-              <w:t xml:space="preserve"> | </w:t>
-            </w:r>
-          </w:p>
-          <w:p>
-            <w:pPr>
-              <w:widowControl w:val="0"/>
-              <w:autoSpaceDE w:val="0"/>
-              <w:autoSpaceDN w:val="0"/>
-              <w:adjustRightInd w:val="0"/>
-              <w:spacing w:before="0" w:line="240" w:lineRule="auto"/>
-              <w:rPr>
                 <w:rFonts w:cs="BRH Malayalam Extra"/>
                 <w:color w:val="FF0000"/>
                 <w:szCs w:val="40"/>
               </w:rPr>
             </w:pPr>
+            <w:r>
+              <w:rPr>
+                <w:rFonts w:ascii="BRH Malayalam Extra" w:hAnsi="BRH Malayalam Extra" w:cs="BRH Malayalam Extra"/>
+                <w:color w:val="000000"/>
+                <w:sz w:val="32"/>
+                <w:szCs w:val="32"/>
+              </w:rPr>
+              <w:t>s¡Ò</w:t>
+            </w:r>
+            <w:r>
+              <w:rPr>
+                <w:rFonts w:ascii="BRH Malayalam Extra" w:hAnsi="BRH Malayalam Extra" w:cs="BRH Malayalam Extra"/>
+                <w:color w:val="000000"/>
+                <w:sz w:val="28"/>
+                <w:szCs w:val="32"/>
+              </w:rPr>
+              <w:t>–</w:t>
+            </w:r>
+            <w:r>
+              <w:rPr>
+                <w:rFonts w:ascii="BRH Malayalam Extra" w:hAnsi="BRH Malayalam Extra" w:cs="BRH Malayalam Extra"/>
+                <w:color w:val="000000"/>
+                <w:sz w:val="32"/>
+                <w:szCs w:val="32"/>
+              </w:rPr>
+              <w:t>¥öÉZy</w:t>
+            </w:r>
+            <w:r>
+              <w:rPr>
+                <w:rFonts w:ascii="BRH Malayalam Extra" w:hAnsi="BRH Malayalam Extra" w:cs="BRH Malayalam Extra"/>
+                <w:color w:val="000000"/>
+                <w:sz w:val="28"/>
+                <w:szCs w:val="32"/>
+              </w:rPr>
+              <w:t>–</w:t>
+            </w:r>
+            <w:r>
+              <w:rPr>
+                <w:rFonts w:ascii="BRH Malayalam Extra" w:hAnsi="BRH Malayalam Extra" w:cs="BRH Malayalam Extra"/>
+                <w:color w:val="000000"/>
+                <w:sz w:val="32"/>
+                <w:szCs w:val="32"/>
+              </w:rPr>
+              <w:t xml:space="preserve"> s¡ - P</w:t>
+            </w:r>
+            <w:r>
+              <w:rPr>
+                <w:rFonts w:ascii="BRH Malayalam Extra" w:hAnsi="BRH Malayalam Extra" w:cs="BRH Malayalam Extra"/>
+                <w:color w:val="000000"/>
+                <w:sz w:val="28"/>
+                <w:szCs w:val="32"/>
+              </w:rPr>
+              <w:t>–</w:t>
+            </w:r>
+            <w:r>
+              <w:rPr>
+                <w:rFonts w:ascii="BRH Malayalam Extra" w:hAnsi="BRH Malayalam Extra" w:cs="BRH Malayalam Extra"/>
+                <w:color w:val="000000"/>
+                <w:sz w:val="32"/>
+                <w:szCs w:val="32"/>
+              </w:rPr>
+              <w:t>öÉ</w:t>
+            </w:r>
+            <w:r>
+              <w:rPr>
+                <w:rFonts w:ascii="BRH Malayalam Extra" w:hAnsi="BRH Malayalam Extra" w:cs="BRH Malayalam Extra"/>
+                <w:color w:val="000000"/>
+                <w:sz w:val="28"/>
+                <w:szCs w:val="32"/>
+              </w:rPr>
+              <w:t>–</w:t>
+            </w:r>
+            <w:r>
+              <w:rPr>
+                <w:rFonts w:ascii="BRH Malayalam Extra" w:hAnsi="BRH Malayalam Extra" w:cs="BRH Malayalam Extra"/>
+                <w:color w:val="000000"/>
+                <w:sz w:val="32"/>
+                <w:szCs w:val="32"/>
+              </w:rPr>
+              <w:t xml:space="preserve"> | </w:t>
+            </w:r>
           </w:p>
         </w:tc>
         <w:tc>
@@ -4732,107 +4687,92 @@
               <w:adjustRightInd w:val="0"/>
               <w:spacing w:line="240" w:lineRule="auto"/>
               <w:rPr>
-                <w:rFonts w:ascii="BRH Malayalam Extra" w:hAnsi="BRH Malayalam Extra" w:cs="BRH Malayalam Extra"/>
-                <w:color w:val="000000"/>
-                <w:sz w:val="32"/>
-                <w:szCs w:val="32"/>
-              </w:rPr>
-            </w:pPr>
-            <w:r>
-              <w:rPr>
-                <w:rFonts w:ascii="BRH Malayalam Extra" w:hAnsi="BRH Malayalam Extra" w:cs="BRH Malayalam Extra"/>
-                <w:color w:val="000000"/>
-                <w:sz w:val="32"/>
-                <w:szCs w:val="32"/>
-              </w:rPr>
-              <w:t>s¡Ò</w:t>
-            </w:r>
-            <w:r>
-              <w:rPr>
-                <w:rFonts w:ascii="BRH Malayalam Extra" w:hAnsi="BRH Malayalam Extra" w:cs="BRH Malayalam Extra"/>
-                <w:color w:val="000000"/>
-                <w:sz w:val="28"/>
-                <w:szCs w:val="32"/>
-              </w:rPr>
-              <w:t>–</w:t>
-            </w:r>
-            <w:r>
-              <w:rPr>
-                <w:rFonts w:ascii="BRH Malayalam Extra" w:hAnsi="BRH Malayalam Extra" w:cs="BRH Malayalam Extra"/>
-                <w:color w:val="000000"/>
-                <w:sz w:val="32"/>
-                <w:szCs w:val="32"/>
-              </w:rPr>
-              <w:t>¥öÉZy</w:t>
-            </w:r>
-            <w:r>
-              <w:rPr>
-                <w:rFonts w:ascii="BRH Malayalam Extra" w:hAnsi="BRH Malayalam Extra" w:cs="BRH Malayalam Extra"/>
-                <w:color w:val="000000"/>
-                <w:sz w:val="28"/>
-                <w:szCs w:val="32"/>
-              </w:rPr>
-              <w:t>–</w:t>
-            </w:r>
-            <w:r>
-              <w:rPr>
-                <w:rFonts w:ascii="BRH Malayalam Extra" w:hAnsi="BRH Malayalam Extra" w:cs="BRH Malayalam Extra"/>
-                <w:color w:val="000000"/>
-                <w:sz w:val="32"/>
-                <w:szCs w:val="32"/>
-              </w:rPr>
-              <w:t xml:space="preserve"> s¡ - P</w:t>
-            </w:r>
-            <w:r>
-              <w:rPr>
-                <w:rFonts w:ascii="BRH Malayalam Extra" w:hAnsi="BRH Malayalam Extra" w:cs="BRH Malayalam Extra"/>
-                <w:color w:val="000000"/>
-                <w:sz w:val="28"/>
-                <w:szCs w:val="32"/>
-              </w:rPr>
-              <w:t>–</w:t>
-            </w:r>
-            <w:r>
-              <w:rPr>
-                <w:rFonts w:ascii="BRH Malayalam Extra" w:hAnsi="BRH Malayalam Extra" w:cs="BRH Malayalam Extra"/>
-                <w:color w:val="000000"/>
-                <w:sz w:val="32"/>
-                <w:szCs w:val="32"/>
-              </w:rPr>
-              <w:t>öÉ</w:t>
-            </w:r>
-            <w:r>
-              <w:rPr>
-                <w:rFonts w:ascii="BRH Malayalam Extra" w:hAnsi="BRH Malayalam Extra" w:cs="BRH Malayalam Extra"/>
-                <w:color w:val="000000"/>
-                <w:sz w:val="28"/>
-                <w:szCs w:val="32"/>
-              </w:rPr>
-              <w:t>–</w:t>
-            </w:r>
-            <w:r>
-              <w:rPr>
-                <w:rFonts w:ascii="BRH Malayalam Extra" w:hAnsi="BRH Malayalam Extra" w:cs="BRH Malayalam Extra"/>
-                <w:color w:val="000000"/>
-                <w:sz w:val="32"/>
-                <w:szCs w:val="32"/>
-              </w:rPr>
-              <w:t xml:space="preserve"> | </w:t>
-            </w:r>
-          </w:p>
-          <w:p>
-            <w:pPr>
-              <w:widowControl w:val="0"/>
-              <w:autoSpaceDE w:val="0"/>
-              <w:autoSpaceDN w:val="0"/>
-              <w:adjustRightInd w:val="0"/>
-              <w:spacing w:before="0" w:line="240" w:lineRule="auto"/>
-              <w:rPr>
                 <w:rFonts w:cs="BRH Malayalam Extra"/>
                 <w:color w:val="FF0000"/>
                 <w:szCs w:val="40"/>
               </w:rPr>
             </w:pPr>
+            <w:r>
+              <w:rPr>
+                <w:rFonts w:ascii="BRH Malayalam Extra" w:hAnsi="BRH Malayalam Extra" w:cs="BRH Malayalam Extra"/>
+                <w:color w:val="000000"/>
+                <w:sz w:val="32"/>
+                <w:szCs w:val="32"/>
+              </w:rPr>
+              <w:t>s¡Ò</w:t>
+            </w:r>
+            <w:r>
+              <w:rPr>
+                <w:rFonts w:ascii="BRH Malayalam Extra" w:hAnsi="BRH Malayalam Extra" w:cs="BRH Malayalam Extra"/>
+                <w:color w:val="000000"/>
+                <w:sz w:val="28"/>
+                <w:szCs w:val="32"/>
+              </w:rPr>
+              <w:t>–</w:t>
+            </w:r>
+            <w:r>
+              <w:rPr>
+                <w:rFonts w:ascii="BRH Malayalam Extra" w:hAnsi="BRH Malayalam Extra" w:cs="BRH Malayalam Extra"/>
+                <w:color w:val="000000"/>
+                <w:sz w:val="32"/>
+                <w:szCs w:val="32"/>
+              </w:rPr>
+              <w:t>¥öÉZy</w:t>
+            </w:r>
+            <w:r>
+              <w:rPr>
+                <w:rFonts w:ascii="BRH Malayalam Extra" w:hAnsi="BRH Malayalam Extra" w:cs="BRH Malayalam Extra"/>
+                <w:color w:val="000000"/>
+                <w:sz w:val="28"/>
+                <w:szCs w:val="32"/>
+              </w:rPr>
+              <w:t>–</w:t>
+            </w:r>
+            <w:r>
+              <w:rPr>
+                <w:rFonts w:ascii="BRH Malayalam Extra" w:hAnsi="BRH Malayalam Extra" w:cs="BRH Malayalam Extra"/>
+                <w:color w:val="000000"/>
+                <w:sz w:val="32"/>
+                <w:szCs w:val="32"/>
+              </w:rPr>
+              <w:t xml:space="preserve"> s¡ - P</w:t>
+            </w:r>
+            <w:r>
+              <w:rPr>
+                <w:rFonts w:ascii="BRH Malayalam Extra" w:hAnsi="BRH Malayalam Extra" w:cs="BRH Malayalam Extra"/>
+                <w:color w:val="000000"/>
+                <w:sz w:val="28"/>
+                <w:szCs w:val="32"/>
+              </w:rPr>
+              <w:t>–</w:t>
+            </w:r>
+            <w:r>
+              <w:rPr>
+                <w:rFonts w:ascii="BRH Malayalam Extra" w:hAnsi="BRH Malayalam Extra" w:cs="BRH Malayalam Extra"/>
+                <w:color w:val="000000"/>
+                <w:sz w:val="32"/>
+                <w:szCs w:val="32"/>
+              </w:rPr>
+              <w:t>öÉ</w:t>
+            </w:r>
+            <w:r>
+              <w:rPr>
+                <w:rFonts w:ascii="BRH Malayalam Extra" w:hAnsi="BRH Malayalam Extra" w:cs="BRH Malayalam Extra"/>
+                <w:color w:val="000000"/>
+                <w:sz w:val="28"/>
+                <w:szCs w:val="32"/>
+              </w:rPr>
+              <w:t>–</w:t>
+            </w:r>
+            <w:r>
+              <w:rPr>
+                <w:rFonts w:ascii="BRH Malayalam Extra" w:hAnsi="BRH Malayalam Extra" w:cs="BRH Malayalam Extra"/>
+                <w:color w:val="000000"/>
+                <w:sz w:val="32"/>
+                <w:szCs w:val="32"/>
+              </w:rPr>
+              <w:t xml:space="preserve"> | </w:t>
+            </w:r>
           </w:p>
         </w:tc>
       </w:tr>
@@ -4856,13 +4796,12 @@
               <w:autoSpaceDE w:val="0"/>
               <w:autoSpaceDN w:val="0"/>
               <w:adjustRightInd w:val="0"/>
-              <w:spacing w:line="240" w:lineRule="auto"/>
-              <w:rPr>
-                <w:rFonts w:ascii="BRH Malayalam Extra" w:hAnsi="BRH Malayalam Extra" w:cs="BRH Malayalam Extra"/>
-                <w:color w:val="000000"/>
-                <w:sz w:val="32"/>
-                <w:szCs w:val="32"/>
-                <w:lang w:val="it-IT"/>
+              <w:spacing w:before="0" w:line="240" w:lineRule="auto"/>
+              <w:rPr>
+                <w:rFonts w:ascii="BRH Malayalam Extra" w:hAnsi="BRH Malayalam Extra" w:cs="BRH Malayalam Extra"/>
+                <w:color w:val="000000"/>
+                <w:sz w:val="32"/>
+                <w:szCs w:val="32"/>
               </w:rPr>
             </w:pPr>
             <w:r>
@@ -4871,27 +4810,25 @@
                 <w:color w:val="000000"/>
                 <w:sz w:val="32"/>
                 <w:szCs w:val="32"/>
-                <w:lang w:val="it-IT"/>
               </w:rPr>
               <w:lastRenderedPageBreak/>
               <w:t>(</w:t>
             </w:r>
-            <w:r>
-              <w:rPr>
-                <w:rFonts w:cs="BRH Malayalam Extra"/>
-                <w:color w:val="000000"/>
-                <w:szCs w:val="32"/>
-                <w:lang w:val="it-IT"/>
-              </w:rPr>
-              <w:t>50</w:t>
-            </w:r>
-            <w:r>
-              <w:rPr>
-                <w:rFonts w:ascii="BRH Malayalam Extra" w:hAnsi="BRH Malayalam Extra" w:cs="BRH Malayalam Extra"/>
-                <w:color w:val="000000"/>
-                <w:sz w:val="32"/>
-                <w:szCs w:val="32"/>
-                <w:lang w:val="it-IT"/>
+            <w:proofErr w:type="gramStart"/>
+            <w:r>
+              <w:rPr>
+                <w:rFonts w:cs="BRH Malayalam Extra"/>
+                <w:color w:val="000000"/>
+                <w:szCs w:val="32"/>
+              </w:rPr>
+              <w:t>49</w:t>
+            </w:r>
+            <w:r>
+              <w:rPr>
+                <w:rFonts w:ascii="BRH Malayalam Extra" w:hAnsi="BRH Malayalam Extra" w:cs="BRH Malayalam Extra"/>
+                <w:color w:val="000000"/>
+                <w:sz w:val="32"/>
+                <w:szCs w:val="32"/>
               </w:rPr>
               <w:t>)</w:t>
             </w:r>
@@ -4900,17 +4837,24 @@
                 <w:rFonts w:cs="BRH Malayalam Extra"/>
                 <w:color w:val="000000"/>
                 <w:szCs w:val="32"/>
-                <w:lang w:val="it-IT"/>
-              </w:rPr>
-              <w:t>[P16</w:t>
-            </w:r>
-            <w:r>
-              <w:rPr>
-                <w:rFonts w:ascii="BRH Malayalam Extra" w:hAnsi="BRH Malayalam Extra" w:cs="BRH Malayalam Extra"/>
-                <w:color w:val="000000"/>
-                <w:sz w:val="32"/>
-                <w:szCs w:val="32"/>
-                <w:lang w:val="it-IT"/>
+              </w:rPr>
+              <w:t>[</w:t>
+            </w:r>
+            <w:proofErr w:type="gramEnd"/>
+            <w:r>
+              <w:rPr>
+                <w:rFonts w:cs="BRH Malayalam Extra"/>
+                <w:color w:val="000000"/>
+                <w:szCs w:val="32"/>
+              </w:rPr>
+              <w:t>P16</w:t>
+            </w:r>
+            <w:r>
+              <w:rPr>
+                <w:rFonts w:ascii="BRH Malayalam Extra" w:hAnsi="BRH Malayalam Extra" w:cs="BRH Malayalam Extra"/>
+                <w:color w:val="000000"/>
+                <w:sz w:val="32"/>
+                <w:szCs w:val="32"/>
               </w:rPr>
               <w:t xml:space="preserve">] </w:t>
             </w:r>
@@ -4919,7 +4863,6 @@
                 <w:rFonts w:cs="BRH Malayalam Extra"/>
                 <w:color w:val="000000"/>
                 <w:szCs w:val="32"/>
-                <w:lang w:val="it-IT"/>
               </w:rPr>
               <w:t>4</w:t>
             </w:r>
@@ -4929,7 +4872,6 @@
                 <w:color w:val="000000"/>
                 <w:sz w:val="32"/>
                 <w:szCs w:val="32"/>
-                <w:lang w:val="it-IT"/>
               </w:rPr>
               <w:t>.</w:t>
             </w:r>
@@ -4938,7 +4880,6 @@
                 <w:rFonts w:cs="BRH Malayalam Extra"/>
                 <w:color w:val="000000"/>
                 <w:szCs w:val="32"/>
-                <w:lang w:val="it-IT"/>
               </w:rPr>
               <w:t>4</w:t>
             </w:r>
@@ -4948,7 +4889,6 @@
                 <w:color w:val="000000"/>
                 <w:sz w:val="32"/>
                 <w:szCs w:val="32"/>
-                <w:lang w:val="it-IT"/>
               </w:rPr>
               <w:t>.</w:t>
             </w:r>
@@ -4957,7 +4897,6 @@
                 <w:rFonts w:cs="BRH Malayalam Extra"/>
                 <w:color w:val="000000"/>
                 <w:szCs w:val="32"/>
-                <w:lang w:val="it-IT"/>
               </w:rPr>
               <w:t>4</w:t>
             </w:r>
@@ -4967,7 +4906,6 @@
                 <w:color w:val="000000"/>
                 <w:sz w:val="32"/>
                 <w:szCs w:val="32"/>
-                <w:lang w:val="it-IT"/>
               </w:rPr>
               <w:t>.</w:t>
             </w:r>
@@ -4976,7 +4914,6 @@
                 <w:rFonts w:cs="BRH Malayalam Extra"/>
                 <w:color w:val="000000"/>
                 <w:szCs w:val="32"/>
-                <w:lang w:val="it-IT"/>
               </w:rPr>
               <w:t>7</w:t>
             </w:r>
@@ -4986,7 +4923,6 @@
                 <w:color w:val="000000"/>
                 <w:sz w:val="32"/>
                 <w:szCs w:val="32"/>
-                <w:lang w:val="it-IT"/>
               </w:rPr>
               <w:t>(</w:t>
             </w:r>
@@ -4995,37 +4931,53 @@
                 <w:rFonts w:cs="BRH Malayalam Extra"/>
                 <w:color w:val="000000"/>
                 <w:szCs w:val="32"/>
-                <w:lang w:val="it-IT"/>
-              </w:rPr>
-              <w:t>49</w:t>
-            </w:r>
-            <w:r>
-              <w:rPr>
-                <w:rFonts w:ascii="BRH Malayalam Extra" w:hAnsi="BRH Malayalam Extra" w:cs="BRH Malayalam Extra"/>
-                <w:color w:val="000000"/>
-                <w:sz w:val="32"/>
-                <w:szCs w:val="32"/>
-                <w:lang w:val="it-IT"/>
-              </w:rPr>
-              <w:t>)- d</w:t>
-            </w:r>
-            <w:r>
-              <w:rPr>
-                <w:rFonts w:ascii="BRH Malayalam Extra" w:hAnsi="BRH Malayalam Extra" w:cs="BRH Malayalam Extra"/>
-                <w:color w:val="000000"/>
-                <w:sz w:val="28"/>
-                <w:szCs w:val="32"/>
-                <w:lang w:val="it-IT"/>
-              </w:rPr>
-              <w:t>–</w:t>
-            </w:r>
-            <w:r>
-              <w:rPr>
-                <w:rFonts w:ascii="BRH Malayalam Extra" w:hAnsi="BRH Malayalam Extra" w:cs="BRH Malayalam Extra"/>
-                <w:color w:val="000000"/>
-                <w:sz w:val="32"/>
-                <w:szCs w:val="32"/>
-                <w:lang w:val="it-IT"/>
+              </w:rPr>
+              <w:t>48</w:t>
+            </w:r>
+            <w:r>
+              <w:rPr>
+                <w:rFonts w:ascii="BRH Malayalam Extra" w:hAnsi="BRH Malayalam Extra" w:cs="BRH Malayalam Extra"/>
+                <w:color w:val="000000"/>
+                <w:sz w:val="32"/>
+                <w:szCs w:val="32"/>
+              </w:rPr>
+              <w:t>)</w:t>
+            </w:r>
+            <w:proofErr w:type="gramStart"/>
+            <w:r>
+              <w:rPr>
+                <w:rFonts w:ascii="BRH Malayalam Extra" w:hAnsi="BRH Malayalam Extra" w:cs="BRH Malayalam Extra"/>
+                <w:color w:val="000000"/>
+                <w:sz w:val="32"/>
+                <w:szCs w:val="32"/>
+              </w:rPr>
+              <w:t>-  hp</w:t>
+            </w:r>
+            <w:proofErr w:type="gramEnd"/>
+            <w:r>
+              <w:rPr>
+                <w:rFonts w:ascii="BRH Malayalam Extra" w:hAnsi="BRH Malayalam Extra" w:cs="BRH Malayalam Extra"/>
+                <w:color w:val="000000"/>
+                <w:sz w:val="32"/>
+                <w:szCs w:val="32"/>
+              </w:rPr>
+              <w:t>— | d</w:t>
+            </w:r>
+            <w:r>
+              <w:rPr>
+                <w:rFonts w:ascii="BRH Malayalam Extra" w:hAnsi="BRH Malayalam Extra" w:cs="BRH Malayalam Extra"/>
+                <w:color w:val="000000"/>
+                <w:sz w:val="28"/>
+                <w:szCs w:val="32"/>
+              </w:rPr>
+              <w:t>–</w:t>
+            </w:r>
+            <w:r>
+              <w:rPr>
+                <w:rFonts w:ascii="BRH Malayalam Extra" w:hAnsi="BRH Malayalam Extra" w:cs="BRH Malayalam Extra"/>
+                <w:color w:val="000000"/>
+                <w:sz w:val="32"/>
+                <w:szCs w:val="32"/>
               </w:rPr>
               <w:t>J | A</w:t>
             </w:r>
@@ -5035,17 +4987,15 @@
                 <w:color w:val="000000"/>
                 <w:sz w:val="28"/>
                 <w:szCs w:val="32"/>
-                <w:lang w:val="it-IT"/>
-              </w:rPr>
-              <w:t>–</w:t>
-            </w:r>
-            <w:r>
-              <w:rPr>
-                <w:rFonts w:ascii="BRH Malayalam Extra" w:hAnsi="BRH Malayalam Extra" w:cs="BRH Malayalam Extra"/>
-                <w:color w:val="000000"/>
-                <w:sz w:val="32"/>
-                <w:szCs w:val="32"/>
-                <w:lang w:val="it-IT"/>
+              </w:rPr>
+              <w:t>–</w:t>
+            </w:r>
+            <w:r>
+              <w:rPr>
+                <w:rFonts w:ascii="BRH Malayalam Extra" w:hAnsi="BRH Malayalam Extra" w:cs="BRH Malayalam Extra"/>
+                <w:color w:val="000000"/>
+                <w:sz w:val="32"/>
+                <w:szCs w:val="32"/>
               </w:rPr>
               <w:t>ªpxO§ |</w:t>
             </w:r>
@@ -5056,13 +5006,12 @@
               <w:autoSpaceDE w:val="0"/>
               <w:autoSpaceDN w:val="0"/>
               <w:adjustRightInd w:val="0"/>
-              <w:spacing w:line="240" w:lineRule="auto"/>
-              <w:rPr>
-                <w:rFonts w:ascii="BRH Malayalam Extra" w:hAnsi="BRH Malayalam Extra" w:cs="BRH Malayalam Extra"/>
-                <w:color w:val="000000"/>
-                <w:sz w:val="32"/>
-                <w:szCs w:val="32"/>
-                <w:lang w:val="it-IT"/>
+              <w:spacing w:before="0" w:line="240" w:lineRule="auto"/>
+              <w:rPr>
+                <w:rFonts w:ascii="BRH Malayalam Extra" w:hAnsi="BRH Malayalam Extra" w:cs="BRH Malayalam Extra"/>
+                <w:color w:val="000000"/>
+                <w:sz w:val="32"/>
+                <w:szCs w:val="32"/>
               </w:rPr>
             </w:pPr>
             <w:r>
@@ -5071,47 +5020,60 @@
                 <w:color w:val="000000"/>
                 <w:sz w:val="32"/>
                 <w:szCs w:val="32"/>
-                <w:lang w:val="it-IT"/>
-              </w:rPr>
-              <w:t>¥dx</w:t>
-            </w:r>
-            <w:r>
-              <w:rPr>
-                <w:rFonts w:ascii="BRH Malayalam Extra" w:hAnsi="BRH Malayalam Extra" w:cs="BRH Malayalam Extra"/>
-                <w:color w:val="000000"/>
-                <w:sz w:val="28"/>
-                <w:szCs w:val="32"/>
-                <w:lang w:val="it-IT"/>
-              </w:rPr>
-              <w:t>–</w:t>
-            </w:r>
-            <w:r>
-              <w:rPr>
-                <w:rFonts w:ascii="BRH Malayalam Extra" w:hAnsi="BRH Malayalam Extra" w:cs="BRH Malayalam Extra"/>
-                <w:color w:val="000000"/>
-                <w:sz w:val="32"/>
-                <w:szCs w:val="32"/>
-                <w:lang w:val="it-IT"/>
-              </w:rPr>
-              <w:t xml:space="preserve"> A</w:t>
-            </w:r>
-            <w:r>
-              <w:rPr>
-                <w:rFonts w:ascii="BRH Malayalam Extra" w:hAnsi="BRH Malayalam Extra" w:cs="BRH Malayalam Extra"/>
-                <w:color w:val="000000"/>
-                <w:sz w:val="28"/>
-                <w:szCs w:val="32"/>
-                <w:lang w:val="it-IT"/>
-              </w:rPr>
-              <w:t>–</w:t>
-            </w:r>
-            <w:r>
-              <w:rPr>
-                <w:rFonts w:ascii="BRH Malayalam Extra" w:hAnsi="BRH Malayalam Extra" w:cs="BRH Malayalam Extra"/>
-                <w:color w:val="000000"/>
-                <w:sz w:val="32"/>
-                <w:szCs w:val="32"/>
-                <w:lang w:val="it-IT"/>
+              </w:rPr>
+              <w:t>hpx— ¥dx ¥dx</w:t>
+            </w:r>
+            <w:r>
+              <w:rPr>
+                <w:rFonts w:ascii="BRH Malayalam Extra" w:hAnsi="BRH Malayalam Extra" w:cs="BRH Malayalam Extra"/>
+                <w:color w:val="000000"/>
+                <w:sz w:val="28"/>
+                <w:szCs w:val="32"/>
+              </w:rPr>
+              <w:t>–</w:t>
+            </w:r>
+            <w:r>
+              <w:rPr>
+                <w:rFonts w:ascii="BRH Malayalam Extra" w:hAnsi="BRH Malayalam Extra" w:cs="BRH Malayalam Extra"/>
+                <w:color w:val="000000"/>
+                <w:sz w:val="32"/>
+                <w:szCs w:val="32"/>
+              </w:rPr>
+              <w:t xml:space="preserve"> hp</w:t>
+            </w:r>
+            <w:r>
+              <w:rPr>
+                <w:rFonts w:ascii="BRH Malayalam Extra" w:hAnsi="BRH Malayalam Extra" w:cs="BRH Malayalam Extra"/>
+                <w:color w:val="000000"/>
+                <w:sz w:val="28"/>
+                <w:szCs w:val="32"/>
+              </w:rPr>
+              <w:t>–</w:t>
+            </w:r>
+            <w:r>
+              <w:rPr>
+                <w:rFonts w:ascii="BRH Malayalam Extra" w:hAnsi="BRH Malayalam Extra" w:cs="BRH Malayalam Extra"/>
+                <w:color w:val="000000"/>
+                <w:sz w:val="32"/>
+                <w:szCs w:val="32"/>
+              </w:rPr>
+              <w:t xml:space="preserve"> hpx— ¥dx A</w:t>
+            </w:r>
+            <w:r>
+              <w:rPr>
+                <w:rFonts w:ascii="BRH Malayalam Extra" w:hAnsi="BRH Malayalam Extra" w:cs="BRH Malayalam Extra"/>
+                <w:color w:val="000000"/>
+                <w:sz w:val="28"/>
+                <w:szCs w:val="32"/>
+              </w:rPr>
+              <w:t>–</w:t>
+            </w:r>
+            <w:r>
+              <w:rPr>
+                <w:rFonts w:ascii="BRH Malayalam Extra" w:hAnsi="BRH Malayalam Extra" w:cs="BRH Malayalam Extra"/>
+                <w:color w:val="000000"/>
+                <w:sz w:val="32"/>
+                <w:szCs w:val="32"/>
               </w:rPr>
               <w:t>ªpx</w:t>
             </w:r>
@@ -5122,57 +5084,78 @@
                 <w:sz w:val="32"/>
                 <w:szCs w:val="32"/>
                 <w:highlight w:val="yellow"/>
-                <w:lang w:val="it-IT"/>
-              </w:rPr>
-              <w:t>O</w:t>
-            </w:r>
-            <w:r>
-              <w:rPr>
-                <w:rFonts w:ascii="BRH Malayalam Extra" w:hAnsi="BRH Malayalam Extra" w:cs="BRH Malayalam Extra"/>
-                <w:color w:val="000000"/>
-                <w:sz w:val="32"/>
-                <w:szCs w:val="32"/>
-                <w:lang w:val="it-IT"/>
-              </w:rPr>
-              <w:t>§ O</w:t>
-            </w:r>
-            <w:r>
-              <w:rPr>
-                <w:rFonts w:ascii="BRH Malayalam Extra" w:hAnsi="BRH Malayalam Extra" w:cs="BRH Malayalam Extra"/>
-                <w:color w:val="000000"/>
-                <w:sz w:val="28"/>
-                <w:szCs w:val="32"/>
-                <w:lang w:val="it-IT"/>
-              </w:rPr>
-              <w:t>–</w:t>
-            </w:r>
-            <w:r>
-              <w:rPr>
-                <w:rFonts w:ascii="BRH Malayalam Extra" w:hAnsi="BRH Malayalam Extra" w:cs="BRH Malayalam Extra"/>
-                <w:color w:val="000000"/>
-                <w:sz w:val="32"/>
-                <w:szCs w:val="32"/>
-                <w:lang w:val="it-IT"/>
-              </w:rPr>
-              <w:t>ªpxO§ ¥dx— ¥dx A</w:t>
-            </w:r>
-            <w:r>
-              <w:rPr>
-                <w:rFonts w:ascii="BRH Malayalam Extra" w:hAnsi="BRH Malayalam Extra" w:cs="BRH Malayalam Extra"/>
-                <w:color w:val="000000"/>
-                <w:sz w:val="28"/>
-                <w:szCs w:val="32"/>
-                <w:lang w:val="it-IT"/>
-              </w:rPr>
-              <w:t>–</w:t>
-            </w:r>
-            <w:r>
-              <w:rPr>
-                <w:rFonts w:ascii="BRH Malayalam Extra" w:hAnsi="BRH Malayalam Extra" w:cs="BRH Malayalam Extra"/>
-                <w:color w:val="000000"/>
-                <w:sz w:val="32"/>
-                <w:szCs w:val="32"/>
-                <w:lang w:val="it-IT"/>
+              </w:rPr>
+              <w:t>µ</w:t>
+            </w:r>
+            <w:r>
+              <w:rPr>
+                <w:rFonts w:ascii="BRH Malayalam Extra" w:hAnsi="BRH Malayalam Extra" w:cs="BRH Malayalam Extra"/>
+                <w:color w:val="000000"/>
+                <w:sz w:val="28"/>
+                <w:szCs w:val="32"/>
+              </w:rPr>
+              <w:t>–</w:t>
+            </w:r>
+            <w:r>
+              <w:rPr>
+                <w:rFonts w:ascii="BRH Malayalam Extra" w:hAnsi="BRH Malayalam Extra" w:cs="BRH Malayalam Extra"/>
+                <w:color w:val="000000"/>
+                <w:sz w:val="32"/>
+                <w:szCs w:val="32"/>
+              </w:rPr>
+              <w:t>ªpxO§ ¥dx</w:t>
+            </w:r>
+            <w:r>
+              <w:rPr>
+                <w:rFonts w:ascii="BRH Malayalam Extra" w:hAnsi="BRH Malayalam Extra" w:cs="BRH Malayalam Extra"/>
+                <w:color w:val="000000"/>
+                <w:sz w:val="28"/>
+                <w:szCs w:val="32"/>
+              </w:rPr>
+              <w:t>–</w:t>
+            </w:r>
+            <w:r>
+              <w:rPr>
+                <w:rFonts w:ascii="BRH Malayalam Extra" w:hAnsi="BRH Malayalam Extra" w:cs="BRH Malayalam Extra"/>
+                <w:color w:val="000000"/>
+                <w:sz w:val="32"/>
+                <w:szCs w:val="32"/>
+              </w:rPr>
+              <w:t xml:space="preserve"> hp</w:t>
+            </w:r>
+            <w:r>
+              <w:rPr>
+                <w:rFonts w:ascii="BRH Malayalam Extra" w:hAnsi="BRH Malayalam Extra" w:cs="BRH Malayalam Extra"/>
+                <w:color w:val="000000"/>
+                <w:sz w:val="28"/>
+                <w:szCs w:val="32"/>
+              </w:rPr>
+              <w:t>–</w:t>
+            </w:r>
+            <w:r>
+              <w:rPr>
+                <w:rFonts w:ascii="BRH Malayalam Extra" w:hAnsi="BRH Malayalam Extra" w:cs="BRH Malayalam Extra"/>
+                <w:color w:val="000000"/>
+                <w:sz w:val="32"/>
+                <w:szCs w:val="32"/>
+              </w:rPr>
+              <w:t xml:space="preserve"> hpx— ¥dx A</w:t>
+            </w:r>
+            <w:r>
+              <w:rPr>
+                <w:rFonts w:ascii="BRH Malayalam Extra" w:hAnsi="BRH Malayalam Extra" w:cs="BRH Malayalam Extra"/>
+                <w:color w:val="000000"/>
+                <w:sz w:val="28"/>
+                <w:szCs w:val="32"/>
+              </w:rPr>
+              <w:t>–</w:t>
+            </w:r>
+            <w:r>
+              <w:rPr>
+                <w:rFonts w:ascii="BRH Malayalam Extra" w:hAnsi="BRH Malayalam Extra" w:cs="BRH Malayalam Extra"/>
+                <w:color w:val="000000"/>
+                <w:sz w:val="32"/>
+                <w:szCs w:val="32"/>
               </w:rPr>
               <w:t xml:space="preserve">ªpxO§ | </w:t>
             </w:r>
@@ -5183,13 +5166,12 @@
               <w:autoSpaceDE w:val="0"/>
               <w:autoSpaceDN w:val="0"/>
               <w:adjustRightInd w:val="0"/>
-              <w:spacing w:line="240" w:lineRule="auto"/>
-              <w:rPr>
-                <w:rFonts w:ascii="BRH Malayalam Extra" w:hAnsi="BRH Malayalam Extra" w:cs="BRH Malayalam Extra"/>
-                <w:color w:val="000000"/>
-                <w:sz w:val="32"/>
-                <w:szCs w:val="32"/>
-                <w:lang w:val="it-IT"/>
+              <w:spacing w:before="0" w:line="240" w:lineRule="auto"/>
+              <w:rPr>
+                <w:rFonts w:ascii="BRH Malayalam Extra" w:hAnsi="BRH Malayalam Extra" w:cs="BRH Malayalam Extra"/>
+                <w:color w:val="000000"/>
+                <w:sz w:val="32"/>
+                <w:szCs w:val="32"/>
               </w:rPr>
             </w:pPr>
             <w:r>
@@ -5198,26 +5180,24 @@
                 <w:color w:val="000000"/>
                 <w:sz w:val="32"/>
                 <w:szCs w:val="32"/>
-                <w:lang w:val="it-IT"/>
               </w:rPr>
               <w:t>(</w:t>
             </w:r>
-            <w:r>
-              <w:rPr>
-                <w:rFonts w:cs="BRH Malayalam Extra"/>
-                <w:color w:val="000000"/>
-                <w:szCs w:val="32"/>
-                <w:lang w:val="it-IT"/>
-              </w:rPr>
-              <w:t>51</w:t>
-            </w:r>
-            <w:r>
-              <w:rPr>
-                <w:rFonts w:ascii="BRH Malayalam Extra" w:hAnsi="BRH Malayalam Extra" w:cs="BRH Malayalam Extra"/>
-                <w:color w:val="000000"/>
-                <w:sz w:val="32"/>
-                <w:szCs w:val="32"/>
-                <w:lang w:val="it-IT"/>
+            <w:proofErr w:type="gramStart"/>
+            <w:r>
+              <w:rPr>
+                <w:rFonts w:cs="BRH Malayalam Extra"/>
+                <w:color w:val="000000"/>
+                <w:szCs w:val="32"/>
+              </w:rPr>
+              <w:t>50</w:t>
+            </w:r>
+            <w:r>
+              <w:rPr>
+                <w:rFonts w:ascii="BRH Malayalam Extra" w:hAnsi="BRH Malayalam Extra" w:cs="BRH Malayalam Extra"/>
+                <w:color w:val="000000"/>
+                <w:sz w:val="32"/>
+                <w:szCs w:val="32"/>
               </w:rPr>
               <w:t>)</w:t>
             </w:r>
@@ -5226,17 +5206,24 @@
                 <w:rFonts w:cs="BRH Malayalam Extra"/>
                 <w:color w:val="000000"/>
                 <w:szCs w:val="32"/>
-                <w:lang w:val="it-IT"/>
-              </w:rPr>
-              <w:t>[P16</w:t>
-            </w:r>
-            <w:r>
-              <w:rPr>
-                <w:rFonts w:ascii="BRH Malayalam Extra" w:hAnsi="BRH Malayalam Extra" w:cs="BRH Malayalam Extra"/>
-                <w:color w:val="000000"/>
-                <w:sz w:val="32"/>
-                <w:szCs w:val="32"/>
-                <w:lang w:val="it-IT"/>
+              </w:rPr>
+              <w:t>[</w:t>
+            </w:r>
+            <w:proofErr w:type="gramEnd"/>
+            <w:r>
+              <w:rPr>
+                <w:rFonts w:cs="BRH Malayalam Extra"/>
+                <w:color w:val="000000"/>
+                <w:szCs w:val="32"/>
+              </w:rPr>
+              <w:t>P16</w:t>
+            </w:r>
+            <w:r>
+              <w:rPr>
+                <w:rFonts w:ascii="BRH Malayalam Extra" w:hAnsi="BRH Malayalam Extra" w:cs="BRH Malayalam Extra"/>
+                <w:color w:val="000000"/>
+                <w:sz w:val="32"/>
+                <w:szCs w:val="32"/>
               </w:rPr>
               <w:t xml:space="preserve">] </w:t>
             </w:r>
@@ -5245,7 +5232,6 @@
                 <w:rFonts w:cs="BRH Malayalam Extra"/>
                 <w:color w:val="000000"/>
                 <w:szCs w:val="32"/>
-                <w:lang w:val="it-IT"/>
               </w:rPr>
               <w:t>4</w:t>
             </w:r>
@@ -5255,7 +5241,6 @@
                 <w:color w:val="000000"/>
                 <w:sz w:val="32"/>
                 <w:szCs w:val="32"/>
-                <w:lang w:val="it-IT"/>
               </w:rPr>
               <w:t>.</w:t>
             </w:r>
@@ -5264,7 +5249,6 @@
                 <w:rFonts w:cs="BRH Malayalam Extra"/>
                 <w:color w:val="000000"/>
                 <w:szCs w:val="32"/>
-                <w:lang w:val="it-IT"/>
               </w:rPr>
               <w:t>4</w:t>
             </w:r>
@@ -5274,7 +5258,6 @@
                 <w:color w:val="000000"/>
                 <w:sz w:val="32"/>
                 <w:szCs w:val="32"/>
-                <w:lang w:val="it-IT"/>
               </w:rPr>
               <w:t>.</w:t>
             </w:r>
@@ -5283,7 +5266,6 @@
                 <w:rFonts w:cs="BRH Malayalam Extra"/>
                 <w:color w:val="000000"/>
                 <w:szCs w:val="32"/>
-                <w:lang w:val="it-IT"/>
               </w:rPr>
               <w:t>4</w:t>
             </w:r>
@@ -5293,7 +5275,6 @@
                 <w:color w:val="000000"/>
                 <w:sz w:val="32"/>
                 <w:szCs w:val="32"/>
-                <w:lang w:val="it-IT"/>
               </w:rPr>
               <w:t>.</w:t>
             </w:r>
@@ -5302,7 +5283,6 @@
                 <w:rFonts w:cs="BRH Malayalam Extra"/>
                 <w:color w:val="000000"/>
                 <w:szCs w:val="32"/>
-                <w:lang w:val="it-IT"/>
               </w:rPr>
               <w:t>7</w:t>
             </w:r>
@@ -5312,7 +5292,6 @@
                 <w:color w:val="000000"/>
                 <w:sz w:val="32"/>
                 <w:szCs w:val="32"/>
-                <w:lang w:val="it-IT"/>
               </w:rPr>
               <w:t>(</w:t>
             </w:r>
@@ -5321,37 +5300,62 @@
                 <w:rFonts w:cs="BRH Malayalam Extra"/>
                 <w:color w:val="000000"/>
                 <w:szCs w:val="32"/>
-                <w:lang w:val="it-IT"/>
-              </w:rPr>
-              <w:t>50</w:t>
-            </w:r>
-            <w:r>
-              <w:rPr>
-                <w:rFonts w:ascii="BRH Malayalam Extra" w:hAnsi="BRH Malayalam Extra" w:cs="BRH Malayalam Extra"/>
-                <w:color w:val="000000"/>
-                <w:sz w:val="32"/>
-                <w:szCs w:val="32"/>
-                <w:lang w:val="it-IT"/>
-              </w:rPr>
-              <w:t>)- A</w:t>
-            </w:r>
-            <w:r>
-              <w:rPr>
-                <w:rFonts w:ascii="BRH Malayalam Extra" w:hAnsi="BRH Malayalam Extra" w:cs="BRH Malayalam Extra"/>
-                <w:color w:val="000000"/>
-                <w:sz w:val="28"/>
-                <w:szCs w:val="32"/>
-                <w:lang w:val="it-IT"/>
-              </w:rPr>
-              <w:t>–</w:t>
-            </w:r>
-            <w:r>
-              <w:rPr>
-                <w:rFonts w:ascii="BRH Malayalam Extra" w:hAnsi="BRH Malayalam Extra" w:cs="BRH Malayalam Extra"/>
-                <w:color w:val="000000"/>
-                <w:sz w:val="32"/>
-                <w:szCs w:val="32"/>
-                <w:lang w:val="it-IT"/>
+              </w:rPr>
+              <w:t>49</w:t>
+            </w:r>
+            <w:r>
+              <w:rPr>
+                <w:rFonts w:ascii="BRH Malayalam Extra" w:hAnsi="BRH Malayalam Extra" w:cs="BRH Malayalam Extra"/>
+                <w:color w:val="000000"/>
+                <w:sz w:val="32"/>
+                <w:szCs w:val="32"/>
+              </w:rPr>
+              <w:t>)</w:t>
+            </w:r>
+            <w:proofErr w:type="gramStart"/>
+            <w:r>
+              <w:rPr>
+                <w:rFonts w:ascii="BRH Malayalam Extra" w:hAnsi="BRH Malayalam Extra" w:cs="BRH Malayalam Extra"/>
+                <w:color w:val="000000"/>
+                <w:sz w:val="32"/>
+                <w:szCs w:val="32"/>
+              </w:rPr>
+              <w:t>-  d</w:t>
+            </w:r>
+            <w:proofErr w:type="gramEnd"/>
+            <w:r>
+              <w:rPr>
+                <w:rFonts w:ascii="BRH Malayalam Extra" w:hAnsi="BRH Malayalam Extra" w:cs="BRH Malayalam Extra"/>
+                <w:color w:val="000000"/>
+                <w:sz w:val="28"/>
+                <w:szCs w:val="32"/>
+              </w:rPr>
+              <w:t>–</w:t>
+            </w:r>
+            <w:r>
+              <w:rPr>
+                <w:rFonts w:ascii="BRH Malayalam Extra" w:hAnsi="BRH Malayalam Extra" w:cs="BRH Malayalam Extra"/>
+                <w:color w:val="000000"/>
+                <w:sz w:val="32"/>
+                <w:szCs w:val="32"/>
+              </w:rPr>
+              <w:t>J | A</w:t>
+            </w:r>
+            <w:r>
+              <w:rPr>
+                <w:rFonts w:ascii="BRH Malayalam Extra" w:hAnsi="BRH Malayalam Extra" w:cs="BRH Malayalam Extra"/>
+                <w:color w:val="000000"/>
+                <w:sz w:val="28"/>
+                <w:szCs w:val="32"/>
+              </w:rPr>
+              <w:t>–</w:t>
+            </w:r>
+            <w:r>
+              <w:rPr>
+                <w:rFonts w:ascii="BRH Malayalam Extra" w:hAnsi="BRH Malayalam Extra" w:cs="BRH Malayalam Extra"/>
+                <w:color w:val="000000"/>
+                <w:sz w:val="32"/>
+                <w:szCs w:val="32"/>
               </w:rPr>
               <w:t>ªpxO§ | s¡p—J |</w:t>
             </w:r>
@@ -5362,13 +5366,12 @@
               <w:autoSpaceDE w:val="0"/>
               <w:autoSpaceDN w:val="0"/>
               <w:adjustRightInd w:val="0"/>
-              <w:spacing w:line="240" w:lineRule="auto"/>
-              <w:rPr>
-                <w:rFonts w:ascii="BRH Malayalam Extra" w:hAnsi="BRH Malayalam Extra" w:cs="BRH Malayalam Extra"/>
-                <w:color w:val="000000"/>
-                <w:sz w:val="32"/>
-                <w:szCs w:val="32"/>
-                <w:lang w:val="it-IT"/>
+              <w:spacing w:before="0" w:line="240" w:lineRule="auto"/>
+              <w:rPr>
+                <w:rFonts w:ascii="BRH Malayalam Extra" w:hAnsi="BRH Malayalam Extra" w:cs="BRH Malayalam Extra"/>
+                <w:color w:val="000000"/>
+                <w:sz w:val="32"/>
+                <w:szCs w:val="32"/>
               </w:rPr>
             </w:pPr>
             <w:r>
@@ -5377,27 +5380,88 @@
                 <w:color w:val="000000"/>
                 <w:sz w:val="32"/>
                 <w:szCs w:val="32"/>
-                <w:lang w:val="it-IT"/>
-              </w:rPr>
-              <w:t>A</w:t>
-            </w:r>
-            <w:r>
-              <w:rPr>
-                <w:rFonts w:ascii="BRH Malayalam Extra" w:hAnsi="BRH Malayalam Extra" w:cs="BRH Malayalam Extra"/>
-                <w:color w:val="000000"/>
-                <w:sz w:val="28"/>
-                <w:szCs w:val="32"/>
-                <w:lang w:val="it-IT"/>
-              </w:rPr>
-              <w:t>–</w:t>
-            </w:r>
-            <w:r>
-              <w:rPr>
-                <w:rFonts w:ascii="BRH Malayalam Extra" w:hAnsi="BRH Malayalam Extra" w:cs="BRH Malayalam Extra"/>
-                <w:color w:val="000000"/>
-                <w:sz w:val="32"/>
-                <w:szCs w:val="32"/>
-                <w:lang w:val="it-IT"/>
+              </w:rPr>
+              <w:t>¥dx</w:t>
+            </w:r>
+            <w:r>
+              <w:rPr>
+                <w:rFonts w:ascii="BRH Malayalam Extra" w:hAnsi="BRH Malayalam Extra" w:cs="BRH Malayalam Extra"/>
+                <w:color w:val="000000"/>
+                <w:sz w:val="28"/>
+                <w:szCs w:val="32"/>
+              </w:rPr>
+              <w:t>–</w:t>
+            </w:r>
+            <w:r>
+              <w:rPr>
+                <w:rFonts w:ascii="BRH Malayalam Extra" w:hAnsi="BRH Malayalam Extra" w:cs="BRH Malayalam Extra"/>
+                <w:color w:val="000000"/>
+                <w:sz w:val="32"/>
+                <w:szCs w:val="32"/>
+              </w:rPr>
+              <w:t xml:space="preserve"> A</w:t>
+            </w:r>
+            <w:r>
+              <w:rPr>
+                <w:rFonts w:ascii="BRH Malayalam Extra" w:hAnsi="BRH Malayalam Extra" w:cs="BRH Malayalam Extra"/>
+                <w:color w:val="000000"/>
+                <w:sz w:val="28"/>
+                <w:szCs w:val="32"/>
+              </w:rPr>
+              <w:t>–</w:t>
+            </w:r>
+            <w:r>
+              <w:rPr>
+                <w:rFonts w:ascii="BRH Malayalam Extra" w:hAnsi="BRH Malayalam Extra" w:cs="BRH Malayalam Extra"/>
+                <w:color w:val="000000"/>
+                <w:sz w:val="32"/>
+                <w:szCs w:val="32"/>
+              </w:rPr>
+              <w:t>ªpx</w:t>
+            </w:r>
+            <w:r>
+              <w:rPr>
+                <w:rFonts w:ascii="BRH Malayalam Extra" w:hAnsi="BRH Malayalam Extra" w:cs="BRH Malayalam Extra"/>
+                <w:color w:val="000000"/>
+                <w:sz w:val="32"/>
+                <w:szCs w:val="32"/>
+                <w:highlight w:val="yellow"/>
+              </w:rPr>
+              <w:t>µ</w:t>
+            </w:r>
+            <w:r>
+              <w:rPr>
+                <w:rFonts w:ascii="BRH Malayalam Extra" w:hAnsi="BRH Malayalam Extra" w:cs="BRH Malayalam Extra"/>
+                <w:color w:val="000000"/>
+                <w:sz w:val="28"/>
+                <w:szCs w:val="32"/>
+              </w:rPr>
+              <w:t>–</w:t>
+            </w:r>
+            <w:r>
+              <w:rPr>
+                <w:rFonts w:ascii="BRH Malayalam Extra" w:hAnsi="BRH Malayalam Extra" w:cs="BRH Malayalam Extra"/>
+                <w:color w:val="000000"/>
+                <w:sz w:val="32"/>
+                <w:szCs w:val="32"/>
+              </w:rPr>
+              <w:t>ªpxO§ ¥dx— ¥dx A</w:t>
+            </w:r>
+            <w:r>
+              <w:rPr>
+                <w:rFonts w:ascii="BRH Malayalam Extra" w:hAnsi="BRH Malayalam Extra" w:cs="BRH Malayalam Extra"/>
+                <w:color w:val="000000"/>
+                <w:sz w:val="28"/>
+                <w:szCs w:val="32"/>
+              </w:rPr>
+              <w:t>–</w:t>
+            </w:r>
+            <w:r>
+              <w:rPr>
+                <w:rFonts w:ascii="BRH Malayalam Extra" w:hAnsi="BRH Malayalam Extra" w:cs="BRH Malayalam Extra"/>
+                <w:color w:val="000000"/>
+                <w:sz w:val="32"/>
+                <w:szCs w:val="32"/>
               </w:rPr>
               <w:t>ªpxO§ L§s¡p</w:t>
             </w:r>
@@ -5407,17 +5471,15 @@
                 <w:color w:val="000000"/>
                 <w:sz w:val="28"/>
                 <w:szCs w:val="32"/>
-                <w:lang w:val="it-IT"/>
-              </w:rPr>
-              <w:t>–</w:t>
-            </w:r>
-            <w:r>
-              <w:rPr>
-                <w:rFonts w:ascii="BRH Malayalam Extra" w:hAnsi="BRH Malayalam Extra" w:cs="BRH Malayalam Extra"/>
-                <w:color w:val="000000"/>
-                <w:sz w:val="32"/>
-                <w:szCs w:val="32"/>
-                <w:lang w:val="it-IT"/>
+              </w:rPr>
+              <w:t>–</w:t>
+            </w:r>
+            <w:r>
+              <w:rPr>
+                <w:rFonts w:ascii="BRH Malayalam Extra" w:hAnsi="BRH Malayalam Extra" w:cs="BRH Malayalam Extra"/>
+                <w:color w:val="000000"/>
+                <w:sz w:val="32"/>
+                <w:szCs w:val="32"/>
               </w:rPr>
               <w:t>J s¡p— k</w:t>
             </w:r>
@@ -5427,60 +5489,35 @@
                 <w:color w:val="000000"/>
                 <w:sz w:val="28"/>
                 <w:szCs w:val="32"/>
-                <w:lang w:val="it-IT"/>
-              </w:rPr>
-              <w:t>–</w:t>
-            </w:r>
-            <w:r>
-              <w:rPr>
-                <w:rFonts w:ascii="BRH Malayalam Extra" w:hAnsi="BRH Malayalam Extra" w:cs="BRH Malayalam Extra"/>
-                <w:color w:val="000000"/>
-                <w:sz w:val="32"/>
-                <w:szCs w:val="32"/>
-                <w:lang w:val="it-IT"/>
-              </w:rPr>
-              <w:t>ªpx</w:t>
-            </w:r>
-            <w:r>
-              <w:rPr>
-                <w:rFonts w:ascii="BRH Malayalam Extra" w:hAnsi="BRH Malayalam Extra" w:cs="BRH Malayalam Extra"/>
-                <w:color w:val="000000"/>
-                <w:sz w:val="32"/>
-                <w:szCs w:val="32"/>
-                <w:highlight w:val="yellow"/>
-                <w:lang w:val="it-IT"/>
-              </w:rPr>
-              <w:t>O</w:t>
-            </w:r>
-            <w:r>
-              <w:rPr>
-                <w:rFonts w:ascii="BRH Malayalam Extra" w:hAnsi="BRH Malayalam Extra" w:cs="BRH Malayalam Extra"/>
-                <w:color w:val="000000"/>
-                <w:sz w:val="32"/>
-                <w:szCs w:val="32"/>
-                <w:lang w:val="it-IT"/>
-              </w:rPr>
-              <w:t>§ O</w:t>
-            </w:r>
-            <w:r>
-              <w:rPr>
-                <w:rFonts w:ascii="BRH Malayalam Extra" w:hAnsi="BRH Malayalam Extra" w:cs="BRH Malayalam Extra"/>
-                <w:color w:val="000000"/>
-                <w:sz w:val="28"/>
-                <w:szCs w:val="32"/>
-                <w:lang w:val="it-IT"/>
-              </w:rPr>
-              <w:t>–</w:t>
-            </w:r>
-            <w:r>
-              <w:rPr>
-                <w:rFonts w:ascii="BRH Malayalam Extra" w:hAnsi="BRH Malayalam Extra" w:cs="BRH Malayalam Extra"/>
-                <w:color w:val="000000"/>
-                <w:sz w:val="32"/>
-                <w:szCs w:val="32"/>
-                <w:lang w:val="it-IT"/>
-              </w:rPr>
-              <w:t xml:space="preserve">ªpxO§ </w:t>
+              </w:rPr>
+              <w:t>–</w:t>
+            </w:r>
+            <w:r>
+              <w:rPr>
+                <w:rFonts w:ascii="BRH Malayalam Extra" w:hAnsi="BRH Malayalam Extra" w:cs="BRH Malayalam Extra"/>
+                <w:color w:val="000000"/>
+                <w:sz w:val="32"/>
+                <w:szCs w:val="32"/>
+              </w:rPr>
+              <w:t>ªpxO§ ¥dx— ¥dx A</w:t>
+            </w:r>
+            <w:r>
+              <w:rPr>
+                <w:rFonts w:ascii="BRH Malayalam Extra" w:hAnsi="BRH Malayalam Extra" w:cs="BRH Malayalam Extra"/>
+                <w:color w:val="000000"/>
+                <w:sz w:val="28"/>
+                <w:szCs w:val="32"/>
+              </w:rPr>
+              <w:t>–</w:t>
+            </w:r>
+            <w:r>
+              <w:rPr>
+                <w:rFonts w:ascii="BRH Malayalam Extra" w:hAnsi="BRH Malayalam Extra" w:cs="BRH Malayalam Extra"/>
+                <w:color w:val="000000"/>
+                <w:sz w:val="32"/>
+                <w:szCs w:val="32"/>
+              </w:rPr>
+              <w:t xml:space="preserve">ªpxO§ L§s¡p—J | </w:t>
             </w:r>
           </w:p>
           <w:p>
@@ -5489,13 +5526,12 @@
               <w:autoSpaceDE w:val="0"/>
               <w:autoSpaceDN w:val="0"/>
               <w:adjustRightInd w:val="0"/>
-              <w:spacing w:line="240" w:lineRule="auto"/>
-              <w:rPr>
-                <w:rFonts w:ascii="BRH Malayalam Extra" w:hAnsi="BRH Malayalam Extra" w:cs="BRH Malayalam Extra"/>
-                <w:color w:val="000000"/>
-                <w:sz w:val="32"/>
-                <w:szCs w:val="32"/>
-                <w:lang w:val="it-IT"/>
+              <w:spacing w:before="0" w:line="240" w:lineRule="auto"/>
+              <w:rPr>
+                <w:rFonts w:ascii="BRH Malayalam Extra" w:hAnsi="BRH Malayalam Extra" w:cs="BRH Malayalam Extra"/>
+                <w:color w:val="000000"/>
+                <w:sz w:val="32"/>
+                <w:szCs w:val="32"/>
               </w:rPr>
             </w:pPr>
             <w:r>
@@ -5504,10 +5540,370 @@
                 <w:color w:val="000000"/>
                 <w:sz w:val="32"/>
                 <w:szCs w:val="32"/>
-                <w:lang w:val="it-IT"/>
-              </w:rPr>
-              <w:t xml:space="preserve">L§s¡p—J | </w:t>
-            </w:r>
+              </w:rPr>
+              <w:t>(</w:t>
+            </w:r>
+            <w:proofErr w:type="gramStart"/>
+            <w:r>
+              <w:rPr>
+                <w:rFonts w:cs="BRH Malayalam Extra"/>
+                <w:color w:val="000000"/>
+                <w:szCs w:val="32"/>
+              </w:rPr>
+              <w:t>51</w:t>
+            </w:r>
+            <w:r>
+              <w:rPr>
+                <w:rFonts w:ascii="BRH Malayalam Extra" w:hAnsi="BRH Malayalam Extra" w:cs="BRH Malayalam Extra"/>
+                <w:color w:val="000000"/>
+                <w:sz w:val="32"/>
+                <w:szCs w:val="32"/>
+              </w:rPr>
+              <w:t>)</w:t>
+            </w:r>
+            <w:r>
+              <w:rPr>
+                <w:rFonts w:cs="BRH Malayalam Extra"/>
+                <w:color w:val="000000"/>
+                <w:szCs w:val="32"/>
+              </w:rPr>
+              <w:t>[</w:t>
+            </w:r>
+            <w:proofErr w:type="gramEnd"/>
+            <w:r>
+              <w:rPr>
+                <w:rFonts w:cs="BRH Malayalam Extra"/>
+                <w:color w:val="000000"/>
+                <w:szCs w:val="32"/>
+              </w:rPr>
+              <w:t>P16</w:t>
+            </w:r>
+            <w:r>
+              <w:rPr>
+                <w:rFonts w:ascii="BRH Malayalam Extra" w:hAnsi="BRH Malayalam Extra" w:cs="BRH Malayalam Extra"/>
+                <w:color w:val="000000"/>
+                <w:sz w:val="32"/>
+                <w:szCs w:val="32"/>
+              </w:rPr>
+              <w:t xml:space="preserve">] </w:t>
+            </w:r>
+            <w:r>
+              <w:rPr>
+                <w:rFonts w:cs="BRH Malayalam Extra"/>
+                <w:color w:val="000000"/>
+                <w:szCs w:val="32"/>
+              </w:rPr>
+              <w:t>4</w:t>
+            </w:r>
+            <w:r>
+              <w:rPr>
+                <w:rFonts w:ascii="BRH Malayalam Extra" w:hAnsi="BRH Malayalam Extra" w:cs="BRH Malayalam Extra"/>
+                <w:color w:val="000000"/>
+                <w:sz w:val="32"/>
+                <w:szCs w:val="32"/>
+              </w:rPr>
+              <w:t>.</w:t>
+            </w:r>
+            <w:r>
+              <w:rPr>
+                <w:rFonts w:cs="BRH Malayalam Extra"/>
+                <w:color w:val="000000"/>
+                <w:szCs w:val="32"/>
+              </w:rPr>
+              <w:t>4</w:t>
+            </w:r>
+            <w:r>
+              <w:rPr>
+                <w:rFonts w:ascii="BRH Malayalam Extra" w:hAnsi="BRH Malayalam Extra" w:cs="BRH Malayalam Extra"/>
+                <w:color w:val="000000"/>
+                <w:sz w:val="32"/>
+                <w:szCs w:val="32"/>
+              </w:rPr>
+              <w:t>.</w:t>
+            </w:r>
+            <w:r>
+              <w:rPr>
+                <w:rFonts w:cs="BRH Malayalam Extra"/>
+                <w:color w:val="000000"/>
+                <w:szCs w:val="32"/>
+              </w:rPr>
+              <w:t>4</w:t>
+            </w:r>
+            <w:r>
+              <w:rPr>
+                <w:rFonts w:ascii="BRH Malayalam Extra" w:hAnsi="BRH Malayalam Extra" w:cs="BRH Malayalam Extra"/>
+                <w:color w:val="000000"/>
+                <w:sz w:val="32"/>
+                <w:szCs w:val="32"/>
+              </w:rPr>
+              <w:t>.</w:t>
+            </w:r>
+            <w:r>
+              <w:rPr>
+                <w:rFonts w:cs="BRH Malayalam Extra"/>
+                <w:color w:val="000000"/>
+                <w:szCs w:val="32"/>
+              </w:rPr>
+              <w:t>7</w:t>
+            </w:r>
+            <w:r>
+              <w:rPr>
+                <w:rFonts w:ascii="BRH Malayalam Extra" w:hAnsi="BRH Malayalam Extra" w:cs="BRH Malayalam Extra"/>
+                <w:color w:val="000000"/>
+                <w:sz w:val="32"/>
+                <w:szCs w:val="32"/>
+              </w:rPr>
+              <w:t>(</w:t>
+            </w:r>
+            <w:r>
+              <w:rPr>
+                <w:rFonts w:cs="BRH Malayalam Extra"/>
+                <w:color w:val="000000"/>
+                <w:szCs w:val="32"/>
+              </w:rPr>
+              <w:t>50</w:t>
+            </w:r>
+            <w:r>
+              <w:rPr>
+                <w:rFonts w:ascii="BRH Malayalam Extra" w:hAnsi="BRH Malayalam Extra" w:cs="BRH Malayalam Extra"/>
+                <w:color w:val="000000"/>
+                <w:sz w:val="32"/>
+                <w:szCs w:val="32"/>
+              </w:rPr>
+              <w:t>)</w:t>
+            </w:r>
+            <w:proofErr w:type="gramStart"/>
+            <w:r>
+              <w:rPr>
+                <w:rFonts w:ascii="BRH Malayalam Extra" w:hAnsi="BRH Malayalam Extra" w:cs="BRH Malayalam Extra"/>
+                <w:color w:val="000000"/>
+                <w:sz w:val="32"/>
+                <w:szCs w:val="32"/>
+              </w:rPr>
+              <w:t>-  A</w:t>
+            </w:r>
+            <w:proofErr w:type="gramEnd"/>
+            <w:r>
+              <w:rPr>
+                <w:rFonts w:ascii="BRH Malayalam Extra" w:hAnsi="BRH Malayalam Extra" w:cs="BRH Malayalam Extra"/>
+                <w:color w:val="000000"/>
+                <w:sz w:val="28"/>
+                <w:szCs w:val="32"/>
+              </w:rPr>
+              <w:t>–</w:t>
+            </w:r>
+            <w:r>
+              <w:rPr>
+                <w:rFonts w:ascii="BRH Malayalam Extra" w:hAnsi="BRH Malayalam Extra" w:cs="BRH Malayalam Extra"/>
+                <w:color w:val="000000"/>
+                <w:sz w:val="32"/>
+                <w:szCs w:val="32"/>
+              </w:rPr>
+              <w:t>ªpxO§ | s¡p—J | d |</w:t>
+            </w:r>
+          </w:p>
+          <w:p>
+            <w:pPr>
+              <w:widowControl w:val="0"/>
+              <w:autoSpaceDE w:val="0"/>
+              <w:autoSpaceDN w:val="0"/>
+              <w:adjustRightInd w:val="0"/>
+              <w:spacing w:before="0" w:line="240" w:lineRule="auto"/>
+              <w:rPr>
+                <w:rFonts w:ascii="BRH Malayalam Extra" w:hAnsi="BRH Malayalam Extra" w:cs="BRH Malayalam Extra"/>
+                <w:color w:val="000000"/>
+                <w:sz w:val="32"/>
+                <w:szCs w:val="32"/>
+              </w:rPr>
+            </w:pPr>
+            <w:r>
+              <w:rPr>
+                <w:rFonts w:ascii="BRH Malayalam Extra" w:hAnsi="BRH Malayalam Extra" w:cs="BRH Malayalam Extra"/>
+                <w:color w:val="000000"/>
+                <w:sz w:val="32"/>
+                <w:szCs w:val="32"/>
+              </w:rPr>
+              <w:t>A</w:t>
+            </w:r>
+            <w:r>
+              <w:rPr>
+                <w:rFonts w:ascii="BRH Malayalam Extra" w:hAnsi="BRH Malayalam Extra" w:cs="BRH Malayalam Extra"/>
+                <w:color w:val="000000"/>
+                <w:sz w:val="28"/>
+                <w:szCs w:val="32"/>
+              </w:rPr>
+              <w:t>–</w:t>
+            </w:r>
+            <w:r>
+              <w:rPr>
+                <w:rFonts w:ascii="BRH Malayalam Extra" w:hAnsi="BRH Malayalam Extra" w:cs="BRH Malayalam Extra"/>
+                <w:color w:val="000000"/>
+                <w:sz w:val="32"/>
+                <w:szCs w:val="32"/>
+              </w:rPr>
+              <w:t>ªpxO§ L§s¡p</w:t>
+            </w:r>
+            <w:r>
+              <w:rPr>
+                <w:rFonts w:ascii="BRH Malayalam Extra" w:hAnsi="BRH Malayalam Extra" w:cs="BRH Malayalam Extra"/>
+                <w:color w:val="000000"/>
+                <w:sz w:val="28"/>
+                <w:szCs w:val="32"/>
+              </w:rPr>
+              <w:t>–</w:t>
+            </w:r>
+            <w:r>
+              <w:rPr>
+                <w:rFonts w:ascii="BRH Malayalam Extra" w:hAnsi="BRH Malayalam Extra" w:cs="BRH Malayalam Extra"/>
+                <w:color w:val="000000"/>
+                <w:sz w:val="32"/>
+                <w:szCs w:val="32"/>
+              </w:rPr>
+              <w:t>J s¡p— k</w:t>
+            </w:r>
+            <w:r>
+              <w:rPr>
+                <w:rFonts w:ascii="BRH Malayalam Extra" w:hAnsi="BRH Malayalam Extra" w:cs="BRH Malayalam Extra"/>
+                <w:color w:val="000000"/>
+                <w:sz w:val="28"/>
+                <w:szCs w:val="32"/>
+              </w:rPr>
+              <w:t>–</w:t>
+            </w:r>
+            <w:r>
+              <w:rPr>
+                <w:rFonts w:ascii="BRH Malayalam Extra" w:hAnsi="BRH Malayalam Extra" w:cs="BRH Malayalam Extra"/>
+                <w:color w:val="000000"/>
+                <w:sz w:val="32"/>
+                <w:szCs w:val="32"/>
+              </w:rPr>
+              <w:t>ªpx</w:t>
+            </w:r>
+            <w:r>
+              <w:rPr>
+                <w:rFonts w:ascii="BRH Malayalam Extra" w:hAnsi="BRH Malayalam Extra" w:cs="BRH Malayalam Extra"/>
+                <w:color w:val="000000"/>
+                <w:sz w:val="32"/>
+                <w:szCs w:val="32"/>
+                <w:highlight w:val="yellow"/>
+              </w:rPr>
+              <w:t>µ</w:t>
+            </w:r>
+            <w:r>
+              <w:rPr>
+                <w:rFonts w:ascii="BRH Malayalam Extra" w:hAnsi="BRH Malayalam Extra" w:cs="BRH Malayalam Extra"/>
+                <w:color w:val="000000"/>
+                <w:sz w:val="28"/>
+                <w:szCs w:val="32"/>
+              </w:rPr>
+              <w:t>–</w:t>
+            </w:r>
+            <w:r>
+              <w:rPr>
+                <w:rFonts w:ascii="BRH Malayalam Extra" w:hAnsi="BRH Malayalam Extra" w:cs="BRH Malayalam Extra"/>
+                <w:color w:val="000000"/>
+                <w:sz w:val="32"/>
+                <w:szCs w:val="32"/>
+              </w:rPr>
+              <w:t>ªpxO§ L§s¡p</w:t>
+            </w:r>
+            <w:r>
+              <w:rPr>
+                <w:rFonts w:ascii="BRH Malayalam Extra" w:hAnsi="BRH Malayalam Extra" w:cs="BRH Malayalam Extra"/>
+                <w:color w:val="000000"/>
+                <w:sz w:val="28"/>
+                <w:szCs w:val="32"/>
+              </w:rPr>
+              <w:t>–</w:t>
+            </w:r>
+            <w:r>
+              <w:rPr>
+                <w:rFonts w:ascii="BRH Malayalam Extra" w:hAnsi="BRH Malayalam Extra" w:cs="BRH Malayalam Extra"/>
+                <w:color w:val="000000"/>
+                <w:sz w:val="32"/>
+                <w:szCs w:val="32"/>
+              </w:rPr>
+              <w:t>ª d d s¡p— k</w:t>
+            </w:r>
+            <w:r>
+              <w:rPr>
+                <w:rFonts w:ascii="BRH Malayalam Extra" w:hAnsi="BRH Malayalam Extra" w:cs="BRH Malayalam Extra"/>
+                <w:color w:val="000000"/>
+                <w:sz w:val="28"/>
+                <w:szCs w:val="32"/>
+              </w:rPr>
+              <w:t>–</w:t>
+            </w:r>
+            <w:r>
+              <w:rPr>
+                <w:rFonts w:ascii="BRH Malayalam Extra" w:hAnsi="BRH Malayalam Extra" w:cs="BRH Malayalam Extra"/>
+                <w:color w:val="000000"/>
+                <w:sz w:val="32"/>
+                <w:szCs w:val="32"/>
+              </w:rPr>
+              <w:t>ªpx</w:t>
+            </w:r>
+            <w:r>
+              <w:rPr>
+                <w:rFonts w:ascii="BRH Malayalam Extra" w:hAnsi="BRH Malayalam Extra" w:cs="BRH Malayalam Extra"/>
+                <w:color w:val="000000"/>
+                <w:sz w:val="32"/>
+                <w:szCs w:val="32"/>
+                <w:highlight w:val="yellow"/>
+              </w:rPr>
+              <w:t>µ</w:t>
+            </w:r>
+            <w:r>
+              <w:rPr>
+                <w:rFonts w:ascii="BRH Malayalam Extra" w:hAnsi="BRH Malayalam Extra" w:cs="BRH Malayalam Extra"/>
+                <w:color w:val="000000"/>
+                <w:sz w:val="28"/>
+                <w:szCs w:val="32"/>
+              </w:rPr>
+              <w:t>–</w:t>
+            </w:r>
+            <w:r>
+              <w:rPr>
+                <w:rFonts w:ascii="BRH Malayalam Extra" w:hAnsi="BRH Malayalam Extra" w:cs="BRH Malayalam Extra"/>
+                <w:color w:val="000000"/>
+                <w:sz w:val="32"/>
+                <w:szCs w:val="32"/>
+              </w:rPr>
+              <w:t>ªpxO§ L§s¡p</w:t>
+            </w:r>
+            <w:r>
+              <w:rPr>
+                <w:rFonts w:ascii="BRH Malayalam Extra" w:hAnsi="BRH Malayalam Extra" w:cs="BRH Malayalam Extra"/>
+                <w:color w:val="000000"/>
+                <w:sz w:val="28"/>
+                <w:szCs w:val="32"/>
+              </w:rPr>
+              <w:t>–</w:t>
+            </w:r>
+            <w:r>
+              <w:rPr>
+                <w:rFonts w:ascii="BRH Malayalam Extra" w:hAnsi="BRH Malayalam Extra" w:cs="BRH Malayalam Extra"/>
+                <w:color w:val="000000"/>
+                <w:sz w:val="32"/>
+                <w:szCs w:val="32"/>
+              </w:rPr>
+              <w:t xml:space="preserve">ª d | </w:t>
+            </w:r>
+          </w:p>
+          <w:p>
+            <w:pPr>
+              <w:widowControl w:val="0"/>
+              <w:autoSpaceDE w:val="0"/>
+              <w:autoSpaceDN w:val="0"/>
+              <w:adjustRightInd w:val="0"/>
+              <w:spacing w:before="0" w:line="240" w:lineRule="auto"/>
+              <w:rPr>
+                <w:rFonts w:ascii="BRH Malayalam Extra" w:hAnsi="BRH Malayalam Extra" w:cs="BRH Malayalam Extra"/>
+                <w:color w:val="000000"/>
+                <w:sz w:val="32"/>
+                <w:szCs w:val="32"/>
+              </w:rPr>
+            </w:pPr>
           </w:p>
         </w:tc>
         <w:tc>
@@ -5526,13 +5922,12 @@
               <w:autoSpaceDE w:val="0"/>
               <w:autoSpaceDN w:val="0"/>
               <w:adjustRightInd w:val="0"/>
-              <w:spacing w:line="240" w:lineRule="auto"/>
-              <w:rPr>
-                <w:rFonts w:ascii="BRH Malayalam Extra" w:hAnsi="BRH Malayalam Extra" w:cs="BRH Malayalam Extra"/>
-                <w:color w:val="000000"/>
-                <w:sz w:val="32"/>
-                <w:szCs w:val="32"/>
-                <w:lang w:val="it-IT"/>
+              <w:spacing w:before="0" w:line="240" w:lineRule="auto"/>
+              <w:rPr>
+                <w:rFonts w:ascii="BRH Malayalam Extra" w:hAnsi="BRH Malayalam Extra" w:cs="BRH Malayalam Extra"/>
+                <w:color w:val="000000"/>
+                <w:sz w:val="32"/>
+                <w:szCs w:val="32"/>
               </w:rPr>
             </w:pPr>
             <w:r>
@@ -5541,26 +5936,24 @@
                 <w:color w:val="000000"/>
                 <w:sz w:val="32"/>
                 <w:szCs w:val="32"/>
-                <w:lang w:val="it-IT"/>
               </w:rPr>
               <w:t>(</w:t>
             </w:r>
-            <w:r>
-              <w:rPr>
-                <w:rFonts w:cs="BRH Malayalam Extra"/>
-                <w:color w:val="000000"/>
-                <w:szCs w:val="32"/>
-                <w:lang w:val="it-IT"/>
-              </w:rPr>
-              <w:t>50</w:t>
-            </w:r>
-            <w:r>
-              <w:rPr>
-                <w:rFonts w:ascii="BRH Malayalam Extra" w:hAnsi="BRH Malayalam Extra" w:cs="BRH Malayalam Extra"/>
-                <w:color w:val="000000"/>
-                <w:sz w:val="32"/>
-                <w:szCs w:val="32"/>
-                <w:lang w:val="it-IT"/>
+            <w:proofErr w:type="gramStart"/>
+            <w:r>
+              <w:rPr>
+                <w:rFonts w:cs="BRH Malayalam Extra"/>
+                <w:color w:val="000000"/>
+                <w:szCs w:val="32"/>
+              </w:rPr>
+              <w:t>49</w:t>
+            </w:r>
+            <w:r>
+              <w:rPr>
+                <w:rFonts w:ascii="BRH Malayalam Extra" w:hAnsi="BRH Malayalam Extra" w:cs="BRH Malayalam Extra"/>
+                <w:color w:val="000000"/>
+                <w:sz w:val="32"/>
+                <w:szCs w:val="32"/>
               </w:rPr>
               <w:t>)</w:t>
             </w:r>
@@ -5569,17 +5962,24 @@
                 <w:rFonts w:cs="BRH Malayalam Extra"/>
                 <w:color w:val="000000"/>
                 <w:szCs w:val="32"/>
-                <w:lang w:val="it-IT"/>
-              </w:rPr>
-              <w:t>[P16</w:t>
-            </w:r>
-            <w:r>
-              <w:rPr>
-                <w:rFonts w:ascii="BRH Malayalam Extra" w:hAnsi="BRH Malayalam Extra" w:cs="BRH Malayalam Extra"/>
-                <w:color w:val="000000"/>
-                <w:sz w:val="32"/>
-                <w:szCs w:val="32"/>
-                <w:lang w:val="it-IT"/>
+              </w:rPr>
+              <w:t>[</w:t>
+            </w:r>
+            <w:proofErr w:type="gramEnd"/>
+            <w:r>
+              <w:rPr>
+                <w:rFonts w:cs="BRH Malayalam Extra"/>
+                <w:color w:val="000000"/>
+                <w:szCs w:val="32"/>
+              </w:rPr>
+              <w:t>P16</w:t>
+            </w:r>
+            <w:r>
+              <w:rPr>
+                <w:rFonts w:ascii="BRH Malayalam Extra" w:hAnsi="BRH Malayalam Extra" w:cs="BRH Malayalam Extra"/>
+                <w:color w:val="000000"/>
+                <w:sz w:val="32"/>
+                <w:szCs w:val="32"/>
               </w:rPr>
               <w:t xml:space="preserve">] </w:t>
             </w:r>
@@ -5588,7 +5988,6 @@
                 <w:rFonts w:cs="BRH Malayalam Extra"/>
                 <w:color w:val="000000"/>
                 <w:szCs w:val="32"/>
-                <w:lang w:val="it-IT"/>
               </w:rPr>
               <w:t>4</w:t>
             </w:r>
@@ -5598,7 +5997,6 @@
                 <w:color w:val="000000"/>
                 <w:sz w:val="32"/>
                 <w:szCs w:val="32"/>
-                <w:lang w:val="it-IT"/>
               </w:rPr>
               <w:t>.</w:t>
             </w:r>
@@ -5607,7 +6005,6 @@
                 <w:rFonts w:cs="BRH Malayalam Extra"/>
                 <w:color w:val="000000"/>
                 <w:szCs w:val="32"/>
-                <w:lang w:val="it-IT"/>
               </w:rPr>
               <w:t>4</w:t>
             </w:r>
@@ -5617,7 +6014,6 @@
                 <w:color w:val="000000"/>
                 <w:sz w:val="32"/>
                 <w:szCs w:val="32"/>
-                <w:lang w:val="it-IT"/>
               </w:rPr>
               <w:t>.</w:t>
             </w:r>
@@ -5626,7 +6022,6 @@
                 <w:rFonts w:cs="BRH Malayalam Extra"/>
                 <w:color w:val="000000"/>
                 <w:szCs w:val="32"/>
-                <w:lang w:val="it-IT"/>
               </w:rPr>
               <w:t>4</w:t>
             </w:r>
@@ -5636,7 +6031,6 @@
                 <w:color w:val="000000"/>
                 <w:sz w:val="32"/>
                 <w:szCs w:val="32"/>
-                <w:lang w:val="it-IT"/>
               </w:rPr>
               <w:t>.</w:t>
             </w:r>
@@ -5645,7 +6039,6 @@
                 <w:rFonts w:cs="BRH Malayalam Extra"/>
                 <w:color w:val="000000"/>
                 <w:szCs w:val="32"/>
-                <w:lang w:val="it-IT"/>
               </w:rPr>
               <w:t>7</w:t>
             </w:r>
@@ -5655,7 +6048,6 @@
                 <w:color w:val="000000"/>
                 <w:sz w:val="32"/>
                 <w:szCs w:val="32"/>
-                <w:lang w:val="it-IT"/>
               </w:rPr>
               <w:t>(</w:t>
             </w:r>
@@ -5664,37 +6056,53 @@
                 <w:rFonts w:cs="BRH Malayalam Extra"/>
                 <w:color w:val="000000"/>
                 <w:szCs w:val="32"/>
-                <w:lang w:val="it-IT"/>
-              </w:rPr>
-              <w:t>49</w:t>
-            </w:r>
-            <w:r>
-              <w:rPr>
-                <w:rFonts w:ascii="BRH Malayalam Extra" w:hAnsi="BRH Malayalam Extra" w:cs="BRH Malayalam Extra"/>
-                <w:color w:val="000000"/>
-                <w:sz w:val="32"/>
-                <w:szCs w:val="32"/>
-                <w:lang w:val="it-IT"/>
-              </w:rPr>
-              <w:t>)- d</w:t>
-            </w:r>
-            <w:r>
-              <w:rPr>
-                <w:rFonts w:ascii="BRH Malayalam Extra" w:hAnsi="BRH Malayalam Extra" w:cs="BRH Malayalam Extra"/>
-                <w:color w:val="000000"/>
-                <w:sz w:val="28"/>
-                <w:szCs w:val="32"/>
-                <w:lang w:val="it-IT"/>
-              </w:rPr>
-              <w:t>–</w:t>
-            </w:r>
-            <w:r>
-              <w:rPr>
-                <w:rFonts w:ascii="BRH Malayalam Extra" w:hAnsi="BRH Malayalam Extra" w:cs="BRH Malayalam Extra"/>
-                <w:color w:val="000000"/>
-                <w:sz w:val="32"/>
-                <w:szCs w:val="32"/>
-                <w:lang w:val="it-IT"/>
+              </w:rPr>
+              <w:t>48</w:t>
+            </w:r>
+            <w:r>
+              <w:rPr>
+                <w:rFonts w:ascii="BRH Malayalam Extra" w:hAnsi="BRH Malayalam Extra" w:cs="BRH Malayalam Extra"/>
+                <w:color w:val="000000"/>
+                <w:sz w:val="32"/>
+                <w:szCs w:val="32"/>
+              </w:rPr>
+              <w:t>)</w:t>
+            </w:r>
+            <w:proofErr w:type="gramStart"/>
+            <w:r>
+              <w:rPr>
+                <w:rFonts w:ascii="BRH Malayalam Extra" w:hAnsi="BRH Malayalam Extra" w:cs="BRH Malayalam Extra"/>
+                <w:color w:val="000000"/>
+                <w:sz w:val="32"/>
+                <w:szCs w:val="32"/>
+              </w:rPr>
+              <w:t>-  hp</w:t>
+            </w:r>
+            <w:proofErr w:type="gramEnd"/>
+            <w:r>
+              <w:rPr>
+                <w:rFonts w:ascii="BRH Malayalam Extra" w:hAnsi="BRH Malayalam Extra" w:cs="BRH Malayalam Extra"/>
+                <w:color w:val="000000"/>
+                <w:sz w:val="32"/>
+                <w:szCs w:val="32"/>
+              </w:rPr>
+              <w:t>— | d</w:t>
+            </w:r>
+            <w:r>
+              <w:rPr>
+                <w:rFonts w:ascii="BRH Malayalam Extra" w:hAnsi="BRH Malayalam Extra" w:cs="BRH Malayalam Extra"/>
+                <w:color w:val="000000"/>
+                <w:sz w:val="28"/>
+                <w:szCs w:val="32"/>
+              </w:rPr>
+              <w:t>–</w:t>
+            </w:r>
+            <w:r>
+              <w:rPr>
+                <w:rFonts w:ascii="BRH Malayalam Extra" w:hAnsi="BRH Malayalam Extra" w:cs="BRH Malayalam Extra"/>
+                <w:color w:val="000000"/>
+                <w:sz w:val="32"/>
+                <w:szCs w:val="32"/>
               </w:rPr>
               <w:t>J | A</w:t>
             </w:r>
@@ -5704,17 +6112,15 @@
                 <w:color w:val="000000"/>
                 <w:sz w:val="28"/>
                 <w:szCs w:val="32"/>
-                <w:lang w:val="it-IT"/>
-              </w:rPr>
-              <w:t>–</w:t>
-            </w:r>
-            <w:r>
-              <w:rPr>
-                <w:rFonts w:ascii="BRH Malayalam Extra" w:hAnsi="BRH Malayalam Extra" w:cs="BRH Malayalam Extra"/>
-                <w:color w:val="000000"/>
-                <w:sz w:val="32"/>
-                <w:szCs w:val="32"/>
-                <w:lang w:val="it-IT"/>
+              </w:rPr>
+              <w:t>–</w:t>
+            </w:r>
+            <w:r>
+              <w:rPr>
+                <w:rFonts w:ascii="BRH Malayalam Extra" w:hAnsi="BRH Malayalam Extra" w:cs="BRH Malayalam Extra"/>
+                <w:color w:val="000000"/>
+                <w:sz w:val="32"/>
+                <w:szCs w:val="32"/>
               </w:rPr>
               <w:t>ªpxO§ |</w:t>
             </w:r>
@@ -5725,13 +6131,12 @@
               <w:autoSpaceDE w:val="0"/>
               <w:autoSpaceDN w:val="0"/>
               <w:adjustRightInd w:val="0"/>
-              <w:spacing w:line="240" w:lineRule="auto"/>
-              <w:rPr>
-                <w:rFonts w:ascii="BRH Malayalam Extra" w:hAnsi="BRH Malayalam Extra" w:cs="BRH Malayalam Extra"/>
-                <w:color w:val="000000"/>
-                <w:sz w:val="32"/>
-                <w:szCs w:val="32"/>
-                <w:lang w:val="it-IT"/>
+              <w:spacing w:before="0" w:line="240" w:lineRule="auto"/>
+              <w:rPr>
+                <w:rFonts w:ascii="BRH Malayalam Extra" w:hAnsi="BRH Malayalam Extra" w:cs="BRH Malayalam Extra"/>
+                <w:color w:val="000000"/>
+                <w:sz w:val="32"/>
+                <w:szCs w:val="32"/>
               </w:rPr>
             </w:pPr>
             <w:r>
@@ -5740,49 +6145,62 @@
                 <w:color w:val="000000"/>
                 <w:sz w:val="32"/>
                 <w:szCs w:val="32"/>
-                <w:lang w:val="it-IT"/>
-              </w:rPr>
-              <w:t>¥dx</w:t>
-            </w:r>
-            <w:r>
-              <w:rPr>
-                <w:rFonts w:ascii="BRH Malayalam Extra" w:hAnsi="BRH Malayalam Extra" w:cs="BRH Malayalam Extra"/>
-                <w:color w:val="000000"/>
-                <w:sz w:val="28"/>
-                <w:szCs w:val="32"/>
-                <w:lang w:val="it-IT"/>
-              </w:rPr>
-              <w:t>–</w:t>
-            </w:r>
-            <w:r>
-              <w:rPr>
-                <w:rFonts w:ascii="BRH Malayalam Extra" w:hAnsi="BRH Malayalam Extra" w:cs="BRH Malayalam Extra"/>
-                <w:color w:val="000000"/>
-                <w:sz w:val="32"/>
-                <w:szCs w:val="32"/>
-                <w:lang w:val="it-IT"/>
-              </w:rPr>
-              <w:t xml:space="preserve"> A</w:t>
-            </w:r>
-            <w:r>
-              <w:rPr>
-                <w:rFonts w:ascii="BRH Malayalam Extra" w:hAnsi="BRH Malayalam Extra" w:cs="BRH Malayalam Extra"/>
-                <w:color w:val="000000"/>
-                <w:sz w:val="28"/>
-                <w:szCs w:val="32"/>
-                <w:lang w:val="it-IT"/>
-              </w:rPr>
-              <w:t>–</w:t>
-            </w:r>
-            <w:r>
-              <w:rPr>
-                <w:rFonts w:ascii="BRH Malayalam Extra" w:hAnsi="BRH Malayalam Extra" w:cs="BRH Malayalam Extra"/>
-                <w:color w:val="000000"/>
-                <w:sz w:val="32"/>
-                <w:szCs w:val="32"/>
-                <w:lang w:val="it-IT"/>
-              </w:rPr>
-              <w:t>ª</w:t>
+              </w:rPr>
+              <w:t>hpx— ¥dx ¥dx</w:t>
+            </w:r>
+            <w:r>
+              <w:rPr>
+                <w:rFonts w:ascii="BRH Malayalam Extra" w:hAnsi="BRH Malayalam Extra" w:cs="BRH Malayalam Extra"/>
+                <w:color w:val="000000"/>
+                <w:sz w:val="28"/>
+                <w:szCs w:val="32"/>
+              </w:rPr>
+              <w:t>–</w:t>
+            </w:r>
+            <w:r>
+              <w:rPr>
+                <w:rFonts w:ascii="BRH Malayalam Extra" w:hAnsi="BRH Malayalam Extra" w:cs="BRH Malayalam Extra"/>
+                <w:color w:val="000000"/>
+                <w:sz w:val="32"/>
+                <w:szCs w:val="32"/>
+              </w:rPr>
+              <w:t xml:space="preserve"> hp</w:t>
+            </w:r>
+            <w:r>
+              <w:rPr>
+                <w:rFonts w:ascii="BRH Malayalam Extra" w:hAnsi="BRH Malayalam Extra" w:cs="BRH Malayalam Extra"/>
+                <w:color w:val="000000"/>
+                <w:sz w:val="28"/>
+                <w:szCs w:val="32"/>
+              </w:rPr>
+              <w:t>–</w:t>
+            </w:r>
+            <w:r>
+              <w:rPr>
+                <w:rFonts w:ascii="BRH Malayalam Extra" w:hAnsi="BRH Malayalam Extra" w:cs="BRH Malayalam Extra"/>
+                <w:color w:val="000000"/>
+                <w:sz w:val="32"/>
+                <w:szCs w:val="32"/>
+              </w:rPr>
+              <w:t xml:space="preserve"> hpx— ¥dx A</w:t>
+            </w:r>
+            <w:r>
+              <w:rPr>
+                <w:rFonts w:ascii="BRH Malayalam Extra" w:hAnsi="BRH Malayalam Extra" w:cs="BRH Malayalam Extra"/>
+                <w:color w:val="000000"/>
+                <w:sz w:val="28"/>
+                <w:szCs w:val="32"/>
+              </w:rPr>
+              <w:t>–</w:t>
+            </w:r>
+            <w:r>
+              <w:rPr>
+                <w:rFonts w:ascii="BRH Malayalam Extra" w:hAnsi="BRH Malayalam Extra" w:cs="BRH Malayalam Extra"/>
+                <w:color w:val="000000"/>
+                <w:sz w:val="32"/>
+                <w:szCs w:val="32"/>
+              </w:rPr>
+              <w:t>ªpx</w:t>
             </w:r>
             <w:r>
               <w:rPr>
@@ -5791,47 +6209,78 @@
                 <w:sz w:val="32"/>
                 <w:szCs w:val="32"/>
                 <w:highlight w:val="green"/>
-                <w:lang w:val="it-IT"/>
-              </w:rPr>
-              <w:t>px O</w:t>
-            </w:r>
-            <w:r>
-              <w:rPr>
-                <w:rFonts w:ascii="BRH Malayalam Extra" w:hAnsi="BRH Malayalam Extra" w:cs="BRH Malayalam Extra"/>
-                <w:color w:val="000000"/>
-                <w:sz w:val="28"/>
-                <w:szCs w:val="32"/>
-                <w:lang w:val="it-IT"/>
-              </w:rPr>
-              <w:t>–</w:t>
-            </w:r>
-            <w:r>
-              <w:rPr>
-                <w:rFonts w:ascii="BRH Malayalam Extra" w:hAnsi="BRH Malayalam Extra" w:cs="BRH Malayalam Extra"/>
-                <w:color w:val="000000"/>
-                <w:sz w:val="32"/>
-                <w:szCs w:val="32"/>
-                <w:lang w:val="it-IT"/>
-              </w:rPr>
-              <w:t>ªpxO§ ¥dx— ¥dx A</w:t>
-            </w:r>
-            <w:r>
-              <w:rPr>
-                <w:rFonts w:ascii="BRH Malayalam Extra" w:hAnsi="BRH Malayalam Extra" w:cs="BRH Malayalam Extra"/>
-                <w:color w:val="000000"/>
-                <w:sz w:val="28"/>
-                <w:szCs w:val="32"/>
-                <w:lang w:val="it-IT"/>
-              </w:rPr>
-              <w:t>–</w:t>
-            </w:r>
-            <w:r>
-              <w:rPr>
-                <w:rFonts w:ascii="BRH Malayalam Extra" w:hAnsi="BRH Malayalam Extra" w:cs="BRH Malayalam Extra"/>
-                <w:color w:val="000000"/>
-                <w:sz w:val="32"/>
-                <w:szCs w:val="32"/>
-                <w:lang w:val="it-IT"/>
+              </w:rPr>
+              <w:t>O</w:t>
+            </w:r>
+            <w:r>
+              <w:rPr>
+                <w:rFonts w:ascii="BRH Malayalam Extra" w:hAnsi="BRH Malayalam Extra" w:cs="BRH Malayalam Extra"/>
+                <w:color w:val="000000"/>
+                <w:sz w:val="28"/>
+                <w:szCs w:val="32"/>
+              </w:rPr>
+              <w:t>–</w:t>
+            </w:r>
+            <w:r>
+              <w:rPr>
+                <w:rFonts w:ascii="BRH Malayalam Extra" w:hAnsi="BRH Malayalam Extra" w:cs="BRH Malayalam Extra"/>
+                <w:color w:val="000000"/>
+                <w:sz w:val="32"/>
+                <w:szCs w:val="32"/>
+              </w:rPr>
+              <w:t>ªpxO§ ¥dx</w:t>
+            </w:r>
+            <w:r>
+              <w:rPr>
+                <w:rFonts w:ascii="BRH Malayalam Extra" w:hAnsi="BRH Malayalam Extra" w:cs="BRH Malayalam Extra"/>
+                <w:color w:val="000000"/>
+                <w:sz w:val="28"/>
+                <w:szCs w:val="32"/>
+              </w:rPr>
+              <w:t>–</w:t>
+            </w:r>
+            <w:r>
+              <w:rPr>
+                <w:rFonts w:ascii="BRH Malayalam Extra" w:hAnsi="BRH Malayalam Extra" w:cs="BRH Malayalam Extra"/>
+                <w:color w:val="000000"/>
+                <w:sz w:val="32"/>
+                <w:szCs w:val="32"/>
+              </w:rPr>
+              <w:t xml:space="preserve"> hp</w:t>
+            </w:r>
+            <w:r>
+              <w:rPr>
+                <w:rFonts w:ascii="BRH Malayalam Extra" w:hAnsi="BRH Malayalam Extra" w:cs="BRH Malayalam Extra"/>
+                <w:color w:val="000000"/>
+                <w:sz w:val="28"/>
+                <w:szCs w:val="32"/>
+              </w:rPr>
+              <w:t>–</w:t>
+            </w:r>
+            <w:r>
+              <w:rPr>
+                <w:rFonts w:ascii="BRH Malayalam Extra" w:hAnsi="BRH Malayalam Extra" w:cs="BRH Malayalam Extra"/>
+                <w:color w:val="000000"/>
+                <w:sz w:val="32"/>
+                <w:szCs w:val="32"/>
+              </w:rPr>
+              <w:t xml:space="preserve"> hpx— ¥dx A</w:t>
+            </w:r>
+            <w:r>
+              <w:rPr>
+                <w:rFonts w:ascii="BRH Malayalam Extra" w:hAnsi="BRH Malayalam Extra" w:cs="BRH Malayalam Extra"/>
+                <w:color w:val="000000"/>
+                <w:sz w:val="28"/>
+                <w:szCs w:val="32"/>
+              </w:rPr>
+              <w:t>–</w:t>
+            </w:r>
+            <w:r>
+              <w:rPr>
+                <w:rFonts w:ascii="BRH Malayalam Extra" w:hAnsi="BRH Malayalam Extra" w:cs="BRH Malayalam Extra"/>
+                <w:color w:val="000000"/>
+                <w:sz w:val="32"/>
+                <w:szCs w:val="32"/>
               </w:rPr>
               <w:t xml:space="preserve">ªpxO§ | </w:t>
             </w:r>
@@ -5842,13 +6291,12 @@
               <w:autoSpaceDE w:val="0"/>
               <w:autoSpaceDN w:val="0"/>
               <w:adjustRightInd w:val="0"/>
-              <w:spacing w:line="240" w:lineRule="auto"/>
-              <w:rPr>
-                <w:rFonts w:ascii="BRH Malayalam Extra" w:hAnsi="BRH Malayalam Extra" w:cs="BRH Malayalam Extra"/>
-                <w:color w:val="000000"/>
-                <w:sz w:val="32"/>
-                <w:szCs w:val="32"/>
-                <w:lang w:val="it-IT"/>
+              <w:spacing w:before="0" w:line="240" w:lineRule="auto"/>
+              <w:rPr>
+                <w:rFonts w:ascii="BRH Malayalam Extra" w:hAnsi="BRH Malayalam Extra" w:cs="BRH Malayalam Extra"/>
+                <w:color w:val="000000"/>
+                <w:sz w:val="32"/>
+                <w:szCs w:val="32"/>
               </w:rPr>
             </w:pPr>
             <w:r>
@@ -5857,26 +6305,24 @@
                 <w:color w:val="000000"/>
                 <w:sz w:val="32"/>
                 <w:szCs w:val="32"/>
-                <w:lang w:val="it-IT"/>
               </w:rPr>
               <w:t>(</w:t>
             </w:r>
-            <w:r>
-              <w:rPr>
-                <w:rFonts w:cs="BRH Malayalam Extra"/>
-                <w:color w:val="000000"/>
-                <w:szCs w:val="32"/>
-                <w:lang w:val="it-IT"/>
-              </w:rPr>
-              <w:t>51</w:t>
-            </w:r>
-            <w:r>
-              <w:rPr>
-                <w:rFonts w:ascii="BRH Malayalam Extra" w:hAnsi="BRH Malayalam Extra" w:cs="BRH Malayalam Extra"/>
-                <w:color w:val="000000"/>
-                <w:sz w:val="32"/>
-                <w:szCs w:val="32"/>
-                <w:lang w:val="it-IT"/>
+            <w:proofErr w:type="gramStart"/>
+            <w:r>
+              <w:rPr>
+                <w:rFonts w:cs="BRH Malayalam Extra"/>
+                <w:color w:val="000000"/>
+                <w:szCs w:val="32"/>
+              </w:rPr>
+              <w:t>50</w:t>
+            </w:r>
+            <w:r>
+              <w:rPr>
+                <w:rFonts w:ascii="BRH Malayalam Extra" w:hAnsi="BRH Malayalam Extra" w:cs="BRH Malayalam Extra"/>
+                <w:color w:val="000000"/>
+                <w:sz w:val="32"/>
+                <w:szCs w:val="32"/>
               </w:rPr>
               <w:t>)</w:t>
             </w:r>
@@ -5885,17 +6331,24 @@
                 <w:rFonts w:cs="BRH Malayalam Extra"/>
                 <w:color w:val="000000"/>
                 <w:szCs w:val="32"/>
-                <w:lang w:val="it-IT"/>
-              </w:rPr>
-              <w:t>[P16</w:t>
-            </w:r>
-            <w:r>
-              <w:rPr>
-                <w:rFonts w:ascii="BRH Malayalam Extra" w:hAnsi="BRH Malayalam Extra" w:cs="BRH Malayalam Extra"/>
-                <w:color w:val="000000"/>
-                <w:sz w:val="32"/>
-                <w:szCs w:val="32"/>
-                <w:lang w:val="it-IT"/>
+              </w:rPr>
+              <w:t>[</w:t>
+            </w:r>
+            <w:proofErr w:type="gramEnd"/>
+            <w:r>
+              <w:rPr>
+                <w:rFonts w:cs="BRH Malayalam Extra"/>
+                <w:color w:val="000000"/>
+                <w:szCs w:val="32"/>
+              </w:rPr>
+              <w:t>P16</w:t>
+            </w:r>
+            <w:r>
+              <w:rPr>
+                <w:rFonts w:ascii="BRH Malayalam Extra" w:hAnsi="BRH Malayalam Extra" w:cs="BRH Malayalam Extra"/>
+                <w:color w:val="000000"/>
+                <w:sz w:val="32"/>
+                <w:szCs w:val="32"/>
               </w:rPr>
               <w:t xml:space="preserve">] </w:t>
             </w:r>
@@ -5904,7 +6357,6 @@
                 <w:rFonts w:cs="BRH Malayalam Extra"/>
                 <w:color w:val="000000"/>
                 <w:szCs w:val="32"/>
-                <w:lang w:val="it-IT"/>
               </w:rPr>
               <w:t>4</w:t>
             </w:r>
@@ -5914,7 +6366,6 @@
                 <w:color w:val="000000"/>
                 <w:sz w:val="32"/>
                 <w:szCs w:val="32"/>
-                <w:lang w:val="it-IT"/>
               </w:rPr>
               <w:t>.</w:t>
             </w:r>
@@ -5923,7 +6374,6 @@
                 <w:rFonts w:cs="BRH Malayalam Extra"/>
                 <w:color w:val="000000"/>
                 <w:szCs w:val="32"/>
-                <w:lang w:val="it-IT"/>
               </w:rPr>
               <w:t>4</w:t>
             </w:r>
@@ -5933,7 +6383,6 @@
                 <w:color w:val="000000"/>
                 <w:sz w:val="32"/>
                 <w:szCs w:val="32"/>
-                <w:lang w:val="it-IT"/>
               </w:rPr>
               <w:t>.</w:t>
             </w:r>
@@ -5942,7 +6391,6 @@
                 <w:rFonts w:cs="BRH Malayalam Extra"/>
                 <w:color w:val="000000"/>
                 <w:szCs w:val="32"/>
-                <w:lang w:val="it-IT"/>
               </w:rPr>
               <w:t>4</w:t>
             </w:r>
@@ -5952,7 +6400,6 @@
                 <w:color w:val="000000"/>
                 <w:sz w:val="32"/>
                 <w:szCs w:val="32"/>
-                <w:lang w:val="it-IT"/>
               </w:rPr>
               <w:t>.</w:t>
             </w:r>
@@ -5961,7 +6408,6 @@
                 <w:rFonts w:cs="BRH Malayalam Extra"/>
                 <w:color w:val="000000"/>
                 <w:szCs w:val="32"/>
-                <w:lang w:val="it-IT"/>
               </w:rPr>
               <w:t>7</w:t>
             </w:r>
@@ -5971,7 +6417,6 @@
                 <w:color w:val="000000"/>
                 <w:sz w:val="32"/>
                 <w:szCs w:val="32"/>
-                <w:lang w:val="it-IT"/>
               </w:rPr>
               <w:t>(</w:t>
             </w:r>
@@ -5980,37 +6425,62 @@
                 <w:rFonts w:cs="BRH Malayalam Extra"/>
                 <w:color w:val="000000"/>
                 <w:szCs w:val="32"/>
-                <w:lang w:val="it-IT"/>
-              </w:rPr>
-              <w:t>50</w:t>
-            </w:r>
-            <w:r>
-              <w:rPr>
-                <w:rFonts w:ascii="BRH Malayalam Extra" w:hAnsi="BRH Malayalam Extra" w:cs="BRH Malayalam Extra"/>
-                <w:color w:val="000000"/>
-                <w:sz w:val="32"/>
-                <w:szCs w:val="32"/>
-                <w:lang w:val="it-IT"/>
-              </w:rPr>
-              <w:t>)- A</w:t>
-            </w:r>
-            <w:r>
-              <w:rPr>
-                <w:rFonts w:ascii="BRH Malayalam Extra" w:hAnsi="BRH Malayalam Extra" w:cs="BRH Malayalam Extra"/>
-                <w:color w:val="000000"/>
-                <w:sz w:val="28"/>
-                <w:szCs w:val="32"/>
-                <w:lang w:val="it-IT"/>
-              </w:rPr>
-              <w:t>–</w:t>
-            </w:r>
-            <w:r>
-              <w:rPr>
-                <w:rFonts w:ascii="BRH Malayalam Extra" w:hAnsi="BRH Malayalam Extra" w:cs="BRH Malayalam Extra"/>
-                <w:color w:val="000000"/>
-                <w:sz w:val="32"/>
-                <w:szCs w:val="32"/>
-                <w:lang w:val="it-IT"/>
+              </w:rPr>
+              <w:t>49</w:t>
+            </w:r>
+            <w:r>
+              <w:rPr>
+                <w:rFonts w:ascii="BRH Malayalam Extra" w:hAnsi="BRH Malayalam Extra" w:cs="BRH Malayalam Extra"/>
+                <w:color w:val="000000"/>
+                <w:sz w:val="32"/>
+                <w:szCs w:val="32"/>
+              </w:rPr>
+              <w:t>)</w:t>
+            </w:r>
+            <w:proofErr w:type="gramStart"/>
+            <w:r>
+              <w:rPr>
+                <w:rFonts w:ascii="BRH Malayalam Extra" w:hAnsi="BRH Malayalam Extra" w:cs="BRH Malayalam Extra"/>
+                <w:color w:val="000000"/>
+                <w:sz w:val="32"/>
+                <w:szCs w:val="32"/>
+              </w:rPr>
+              <w:t>-  d</w:t>
+            </w:r>
+            <w:proofErr w:type="gramEnd"/>
+            <w:r>
+              <w:rPr>
+                <w:rFonts w:ascii="BRH Malayalam Extra" w:hAnsi="BRH Malayalam Extra" w:cs="BRH Malayalam Extra"/>
+                <w:color w:val="000000"/>
+                <w:sz w:val="28"/>
+                <w:szCs w:val="32"/>
+              </w:rPr>
+              <w:t>–</w:t>
+            </w:r>
+            <w:r>
+              <w:rPr>
+                <w:rFonts w:ascii="BRH Malayalam Extra" w:hAnsi="BRH Malayalam Extra" w:cs="BRH Malayalam Extra"/>
+                <w:color w:val="000000"/>
+                <w:sz w:val="32"/>
+                <w:szCs w:val="32"/>
+              </w:rPr>
+              <w:t>J | A</w:t>
+            </w:r>
+            <w:r>
+              <w:rPr>
+                <w:rFonts w:ascii="BRH Malayalam Extra" w:hAnsi="BRH Malayalam Extra" w:cs="BRH Malayalam Extra"/>
+                <w:color w:val="000000"/>
+                <w:sz w:val="28"/>
+                <w:szCs w:val="32"/>
+              </w:rPr>
+              <w:t>–</w:t>
+            </w:r>
+            <w:r>
+              <w:rPr>
+                <w:rFonts w:ascii="BRH Malayalam Extra" w:hAnsi="BRH Malayalam Extra" w:cs="BRH Malayalam Extra"/>
+                <w:color w:val="000000"/>
+                <w:sz w:val="32"/>
+                <w:szCs w:val="32"/>
               </w:rPr>
               <w:t>ªpxO§ | s¡p—J |</w:t>
             </w:r>
@@ -6021,13 +6491,12 @@
               <w:autoSpaceDE w:val="0"/>
               <w:autoSpaceDN w:val="0"/>
               <w:adjustRightInd w:val="0"/>
-              <w:spacing w:line="240" w:lineRule="auto"/>
-              <w:rPr>
-                <w:rFonts w:ascii="BRH Malayalam Extra" w:hAnsi="BRH Malayalam Extra" w:cs="BRH Malayalam Extra"/>
-                <w:color w:val="000000"/>
-                <w:sz w:val="32"/>
-                <w:szCs w:val="32"/>
-                <w:lang w:val="it-IT"/>
+              <w:spacing w:before="0" w:line="240" w:lineRule="auto"/>
+              <w:rPr>
+                <w:rFonts w:ascii="BRH Malayalam Extra" w:hAnsi="BRH Malayalam Extra" w:cs="BRH Malayalam Extra"/>
+                <w:color w:val="000000"/>
+                <w:sz w:val="32"/>
+                <w:szCs w:val="32"/>
               </w:rPr>
             </w:pPr>
             <w:r>
@@ -6036,27 +6505,97 @@
                 <w:color w:val="000000"/>
                 <w:sz w:val="32"/>
                 <w:szCs w:val="32"/>
-                <w:lang w:val="it-IT"/>
-              </w:rPr>
-              <w:t>A</w:t>
-            </w:r>
-            <w:r>
-              <w:rPr>
-                <w:rFonts w:ascii="BRH Malayalam Extra" w:hAnsi="BRH Malayalam Extra" w:cs="BRH Malayalam Extra"/>
-                <w:color w:val="000000"/>
-                <w:sz w:val="28"/>
-                <w:szCs w:val="32"/>
-                <w:lang w:val="it-IT"/>
-              </w:rPr>
-              <w:t>–</w:t>
-            </w:r>
-            <w:r>
-              <w:rPr>
-                <w:rFonts w:ascii="BRH Malayalam Extra" w:hAnsi="BRH Malayalam Extra" w:cs="BRH Malayalam Extra"/>
-                <w:color w:val="000000"/>
-                <w:sz w:val="32"/>
-                <w:szCs w:val="32"/>
-                <w:lang w:val="it-IT"/>
+              </w:rPr>
+              <w:t>¥dx</w:t>
+            </w:r>
+            <w:r>
+              <w:rPr>
+                <w:rFonts w:ascii="BRH Malayalam Extra" w:hAnsi="BRH Malayalam Extra" w:cs="BRH Malayalam Extra"/>
+                <w:color w:val="000000"/>
+                <w:sz w:val="28"/>
+                <w:szCs w:val="32"/>
+              </w:rPr>
+              <w:t>–</w:t>
+            </w:r>
+            <w:r>
+              <w:rPr>
+                <w:rFonts w:ascii="BRH Malayalam Extra" w:hAnsi="BRH Malayalam Extra" w:cs="BRH Malayalam Extra"/>
+                <w:color w:val="000000"/>
+                <w:sz w:val="32"/>
+                <w:szCs w:val="32"/>
+              </w:rPr>
+              <w:t xml:space="preserve"> A</w:t>
+            </w:r>
+            <w:r>
+              <w:rPr>
+                <w:rFonts w:ascii="BRH Malayalam Extra" w:hAnsi="BRH Malayalam Extra" w:cs="BRH Malayalam Extra"/>
+                <w:color w:val="000000"/>
+                <w:sz w:val="28"/>
+                <w:szCs w:val="32"/>
+              </w:rPr>
+              <w:t>–</w:t>
+            </w:r>
+            <w:r>
+              <w:rPr>
+                <w:rFonts w:ascii="BRH Malayalam Extra" w:hAnsi="BRH Malayalam Extra" w:cs="BRH Malayalam Extra"/>
+                <w:color w:val="000000"/>
+                <w:sz w:val="32"/>
+                <w:szCs w:val="32"/>
+              </w:rPr>
+              <w:t>ªpx</w:t>
+            </w:r>
+            <w:r>
+              <w:rPr>
+                <w:rFonts w:ascii="BRH Malayalam Extra" w:hAnsi="BRH Malayalam Extra" w:cs="BRH Malayalam Extra"/>
+                <w:color w:val="000000"/>
+                <w:sz w:val="32"/>
+                <w:szCs w:val="32"/>
+                <w:highlight w:val="green"/>
+              </w:rPr>
+              <w:t>O</w:t>
+            </w:r>
+            <w:r>
+              <w:rPr>
+                <w:rFonts w:ascii="BRH Malayalam Extra" w:hAnsi="BRH Malayalam Extra" w:cs="BRH Malayalam Extra"/>
+                <w:color w:val="000000"/>
+                <w:sz w:val="32"/>
+                <w:szCs w:val="32"/>
+              </w:rPr>
+              <w:t>§</w:t>
+            </w:r>
+            <w:r>
+              <w:rPr>
+                <w:rFonts w:ascii="BRH Malayalam Extra" w:hAnsi="BRH Malayalam Extra" w:cs="BRH Malayalam Extra"/>
+                <w:color w:val="000000"/>
+                <w:sz w:val="28"/>
+                <w:szCs w:val="32"/>
+              </w:rPr>
+              <w:t>–</w:t>
+            </w:r>
+            <w:r>
+              <w:rPr>
+                <w:rFonts w:ascii="BRH Malayalam Extra" w:hAnsi="BRH Malayalam Extra" w:cs="BRH Malayalam Extra"/>
+                <w:color w:val="000000"/>
+                <w:sz w:val="32"/>
+                <w:szCs w:val="32"/>
+              </w:rPr>
+              <w:t>ªpxO§ ¥dx— ¥dx A</w:t>
+            </w:r>
+            <w:r>
+              <w:rPr>
+                <w:rFonts w:ascii="BRH Malayalam Extra" w:hAnsi="BRH Malayalam Extra" w:cs="BRH Malayalam Extra"/>
+                <w:color w:val="000000"/>
+                <w:sz w:val="28"/>
+                <w:szCs w:val="32"/>
+              </w:rPr>
+              <w:t>–</w:t>
+            </w:r>
+            <w:r>
+              <w:rPr>
+                <w:rFonts w:ascii="BRH Malayalam Extra" w:hAnsi="BRH Malayalam Extra" w:cs="BRH Malayalam Extra"/>
+                <w:color w:val="000000"/>
+                <w:sz w:val="32"/>
+                <w:szCs w:val="32"/>
               </w:rPr>
               <w:t>ªpxO§ L§s¡p</w:t>
             </w:r>
@@ -6066,17 +6605,15 @@
                 <w:color w:val="000000"/>
                 <w:sz w:val="28"/>
                 <w:szCs w:val="32"/>
-                <w:lang w:val="it-IT"/>
-              </w:rPr>
-              <w:t>–</w:t>
-            </w:r>
-            <w:r>
-              <w:rPr>
-                <w:rFonts w:ascii="BRH Malayalam Extra" w:hAnsi="BRH Malayalam Extra" w:cs="BRH Malayalam Extra"/>
-                <w:color w:val="000000"/>
-                <w:sz w:val="32"/>
-                <w:szCs w:val="32"/>
-                <w:lang w:val="it-IT"/>
+              </w:rPr>
+              <w:t>–</w:t>
+            </w:r>
+            <w:r>
+              <w:rPr>
+                <w:rFonts w:ascii="BRH Malayalam Extra" w:hAnsi="BRH Malayalam Extra" w:cs="BRH Malayalam Extra"/>
+                <w:color w:val="000000"/>
+                <w:sz w:val="32"/>
+                <w:szCs w:val="32"/>
               </w:rPr>
               <w:t>J s¡p— k</w:t>
             </w:r>
@@ -6086,50 +6623,35 @@
                 <w:color w:val="000000"/>
                 <w:sz w:val="28"/>
                 <w:szCs w:val="32"/>
-                <w:lang w:val="it-IT"/>
-              </w:rPr>
-              <w:t>–</w:t>
-            </w:r>
-            <w:r>
-              <w:rPr>
-                <w:rFonts w:ascii="BRH Malayalam Extra" w:hAnsi="BRH Malayalam Extra" w:cs="BRH Malayalam Extra"/>
-                <w:color w:val="000000"/>
-                <w:sz w:val="32"/>
-                <w:szCs w:val="32"/>
-                <w:lang w:val="it-IT"/>
-              </w:rPr>
-              <w:t>ª</w:t>
-            </w:r>
-            <w:r>
-              <w:rPr>
-                <w:rFonts w:ascii="BRH Malayalam Extra" w:hAnsi="BRH Malayalam Extra" w:cs="BRH Malayalam Extra"/>
-                <w:color w:val="000000"/>
-                <w:sz w:val="32"/>
-                <w:szCs w:val="32"/>
-                <w:highlight w:val="green"/>
-                <w:lang w:val="it-IT"/>
-              </w:rPr>
-              <w:t>px O</w:t>
-            </w:r>
-            <w:r>
-              <w:rPr>
-                <w:rFonts w:ascii="BRH Malayalam Extra" w:hAnsi="BRH Malayalam Extra" w:cs="BRH Malayalam Extra"/>
-                <w:color w:val="000000"/>
-                <w:sz w:val="28"/>
-                <w:szCs w:val="32"/>
-                <w:lang w:val="it-IT"/>
-              </w:rPr>
-              <w:t>–</w:t>
-            </w:r>
-            <w:r>
-              <w:rPr>
-                <w:rFonts w:ascii="BRH Malayalam Extra" w:hAnsi="BRH Malayalam Extra" w:cs="BRH Malayalam Extra"/>
-                <w:color w:val="000000"/>
-                <w:sz w:val="32"/>
-                <w:szCs w:val="32"/>
-                <w:lang w:val="it-IT"/>
-              </w:rPr>
-              <w:t xml:space="preserve">ªpxO§ </w:t>
+              </w:rPr>
+              <w:t>–</w:t>
+            </w:r>
+            <w:r>
+              <w:rPr>
+                <w:rFonts w:ascii="BRH Malayalam Extra" w:hAnsi="BRH Malayalam Extra" w:cs="BRH Malayalam Extra"/>
+                <w:color w:val="000000"/>
+                <w:sz w:val="32"/>
+                <w:szCs w:val="32"/>
+              </w:rPr>
+              <w:t>ªpxO§ ¥dx— ¥dx A</w:t>
+            </w:r>
+            <w:r>
+              <w:rPr>
+                <w:rFonts w:ascii="BRH Malayalam Extra" w:hAnsi="BRH Malayalam Extra" w:cs="BRH Malayalam Extra"/>
+                <w:color w:val="000000"/>
+                <w:sz w:val="28"/>
+                <w:szCs w:val="32"/>
+              </w:rPr>
+              <w:t>–</w:t>
+            </w:r>
+            <w:r>
+              <w:rPr>
+                <w:rFonts w:ascii="BRH Malayalam Extra" w:hAnsi="BRH Malayalam Extra" w:cs="BRH Malayalam Extra"/>
+                <w:color w:val="000000"/>
+                <w:sz w:val="32"/>
+                <w:szCs w:val="32"/>
+              </w:rPr>
+              <w:t xml:space="preserve">ªpxO§ L§s¡p—J | </w:t>
             </w:r>
           </w:p>
           <w:p>
@@ -6138,13 +6660,12 @@
               <w:autoSpaceDE w:val="0"/>
               <w:autoSpaceDN w:val="0"/>
               <w:adjustRightInd w:val="0"/>
-              <w:spacing w:line="240" w:lineRule="auto"/>
-              <w:rPr>
-                <w:rFonts w:ascii="BRH Malayalam Extra" w:hAnsi="BRH Malayalam Extra" w:cs="BRH Malayalam Extra"/>
-                <w:color w:val="000000"/>
-                <w:sz w:val="32"/>
-                <w:szCs w:val="32"/>
-                <w:lang w:val="it-IT"/>
+              <w:spacing w:before="0" w:line="240" w:lineRule="auto"/>
+              <w:rPr>
+                <w:rFonts w:ascii="BRH Malayalam Extra" w:hAnsi="BRH Malayalam Extra" w:cs="BRH Malayalam Extra"/>
+                <w:color w:val="000000"/>
+                <w:sz w:val="32"/>
+                <w:szCs w:val="32"/>
               </w:rPr>
             </w:pPr>
             <w:r>
@@ -6153,10 +6674,370 @@
                 <w:color w:val="000000"/>
                 <w:sz w:val="32"/>
                 <w:szCs w:val="32"/>
-                <w:lang w:val="it-IT"/>
-              </w:rPr>
-              <w:t xml:space="preserve">L§s¡p—J | </w:t>
-            </w:r>
+              </w:rPr>
+              <w:t>(</w:t>
+            </w:r>
+            <w:proofErr w:type="gramStart"/>
+            <w:r>
+              <w:rPr>
+                <w:rFonts w:cs="BRH Malayalam Extra"/>
+                <w:color w:val="000000"/>
+                <w:szCs w:val="32"/>
+              </w:rPr>
+              <w:t>51</w:t>
+            </w:r>
+            <w:r>
+              <w:rPr>
+                <w:rFonts w:ascii="BRH Malayalam Extra" w:hAnsi="BRH Malayalam Extra" w:cs="BRH Malayalam Extra"/>
+                <w:color w:val="000000"/>
+                <w:sz w:val="32"/>
+                <w:szCs w:val="32"/>
+              </w:rPr>
+              <w:t>)</w:t>
+            </w:r>
+            <w:r>
+              <w:rPr>
+                <w:rFonts w:cs="BRH Malayalam Extra"/>
+                <w:color w:val="000000"/>
+                <w:szCs w:val="32"/>
+              </w:rPr>
+              <w:t>[</w:t>
+            </w:r>
+            <w:proofErr w:type="gramEnd"/>
+            <w:r>
+              <w:rPr>
+                <w:rFonts w:cs="BRH Malayalam Extra"/>
+                <w:color w:val="000000"/>
+                <w:szCs w:val="32"/>
+              </w:rPr>
+              <w:t>P16</w:t>
+            </w:r>
+            <w:r>
+              <w:rPr>
+                <w:rFonts w:ascii="BRH Malayalam Extra" w:hAnsi="BRH Malayalam Extra" w:cs="BRH Malayalam Extra"/>
+                <w:color w:val="000000"/>
+                <w:sz w:val="32"/>
+                <w:szCs w:val="32"/>
+              </w:rPr>
+              <w:t xml:space="preserve">] </w:t>
+            </w:r>
+            <w:r>
+              <w:rPr>
+                <w:rFonts w:cs="BRH Malayalam Extra"/>
+                <w:color w:val="000000"/>
+                <w:szCs w:val="32"/>
+              </w:rPr>
+              <w:t>4</w:t>
+            </w:r>
+            <w:r>
+              <w:rPr>
+                <w:rFonts w:ascii="BRH Malayalam Extra" w:hAnsi="BRH Malayalam Extra" w:cs="BRH Malayalam Extra"/>
+                <w:color w:val="000000"/>
+                <w:sz w:val="32"/>
+                <w:szCs w:val="32"/>
+              </w:rPr>
+              <w:t>.</w:t>
+            </w:r>
+            <w:r>
+              <w:rPr>
+                <w:rFonts w:cs="BRH Malayalam Extra"/>
+                <w:color w:val="000000"/>
+                <w:szCs w:val="32"/>
+              </w:rPr>
+              <w:t>4</w:t>
+            </w:r>
+            <w:r>
+              <w:rPr>
+                <w:rFonts w:ascii="BRH Malayalam Extra" w:hAnsi="BRH Malayalam Extra" w:cs="BRH Malayalam Extra"/>
+                <w:color w:val="000000"/>
+                <w:sz w:val="32"/>
+                <w:szCs w:val="32"/>
+              </w:rPr>
+              <w:t>.</w:t>
+            </w:r>
+            <w:r>
+              <w:rPr>
+                <w:rFonts w:cs="BRH Malayalam Extra"/>
+                <w:color w:val="000000"/>
+                <w:szCs w:val="32"/>
+              </w:rPr>
+              <w:t>4</w:t>
+            </w:r>
+            <w:r>
+              <w:rPr>
+                <w:rFonts w:ascii="BRH Malayalam Extra" w:hAnsi="BRH Malayalam Extra" w:cs="BRH Malayalam Extra"/>
+                <w:color w:val="000000"/>
+                <w:sz w:val="32"/>
+                <w:szCs w:val="32"/>
+              </w:rPr>
+              <w:t>.</w:t>
+            </w:r>
+            <w:r>
+              <w:rPr>
+                <w:rFonts w:cs="BRH Malayalam Extra"/>
+                <w:color w:val="000000"/>
+                <w:szCs w:val="32"/>
+              </w:rPr>
+              <w:t>7</w:t>
+            </w:r>
+            <w:r>
+              <w:rPr>
+                <w:rFonts w:ascii="BRH Malayalam Extra" w:hAnsi="BRH Malayalam Extra" w:cs="BRH Malayalam Extra"/>
+                <w:color w:val="000000"/>
+                <w:sz w:val="32"/>
+                <w:szCs w:val="32"/>
+              </w:rPr>
+              <w:t>(</w:t>
+            </w:r>
+            <w:r>
+              <w:rPr>
+                <w:rFonts w:cs="BRH Malayalam Extra"/>
+                <w:color w:val="000000"/>
+                <w:szCs w:val="32"/>
+              </w:rPr>
+              <w:t>50</w:t>
+            </w:r>
+            <w:r>
+              <w:rPr>
+                <w:rFonts w:ascii="BRH Malayalam Extra" w:hAnsi="BRH Malayalam Extra" w:cs="BRH Malayalam Extra"/>
+                <w:color w:val="000000"/>
+                <w:sz w:val="32"/>
+                <w:szCs w:val="32"/>
+              </w:rPr>
+              <w:t>)</w:t>
+            </w:r>
+            <w:proofErr w:type="gramStart"/>
+            <w:r>
+              <w:rPr>
+                <w:rFonts w:ascii="BRH Malayalam Extra" w:hAnsi="BRH Malayalam Extra" w:cs="BRH Malayalam Extra"/>
+                <w:color w:val="000000"/>
+                <w:sz w:val="32"/>
+                <w:szCs w:val="32"/>
+              </w:rPr>
+              <w:t>-  A</w:t>
+            </w:r>
+            <w:proofErr w:type="gramEnd"/>
+            <w:r>
+              <w:rPr>
+                <w:rFonts w:ascii="BRH Malayalam Extra" w:hAnsi="BRH Malayalam Extra" w:cs="BRH Malayalam Extra"/>
+                <w:color w:val="000000"/>
+                <w:sz w:val="28"/>
+                <w:szCs w:val="32"/>
+              </w:rPr>
+              <w:t>–</w:t>
+            </w:r>
+            <w:r>
+              <w:rPr>
+                <w:rFonts w:ascii="BRH Malayalam Extra" w:hAnsi="BRH Malayalam Extra" w:cs="BRH Malayalam Extra"/>
+                <w:color w:val="000000"/>
+                <w:sz w:val="32"/>
+                <w:szCs w:val="32"/>
+              </w:rPr>
+              <w:t>ªpxO§ | s¡p—J | d |</w:t>
+            </w:r>
+          </w:p>
+          <w:p>
+            <w:pPr>
+              <w:widowControl w:val="0"/>
+              <w:autoSpaceDE w:val="0"/>
+              <w:autoSpaceDN w:val="0"/>
+              <w:adjustRightInd w:val="0"/>
+              <w:spacing w:before="0" w:line="240" w:lineRule="auto"/>
+              <w:rPr>
+                <w:rFonts w:ascii="BRH Malayalam Extra" w:hAnsi="BRH Malayalam Extra" w:cs="BRH Malayalam Extra"/>
+                <w:color w:val="000000"/>
+                <w:sz w:val="32"/>
+                <w:szCs w:val="32"/>
+              </w:rPr>
+            </w:pPr>
+            <w:r>
+              <w:rPr>
+                <w:rFonts w:ascii="BRH Malayalam Extra" w:hAnsi="BRH Malayalam Extra" w:cs="BRH Malayalam Extra"/>
+                <w:color w:val="000000"/>
+                <w:sz w:val="32"/>
+                <w:szCs w:val="32"/>
+              </w:rPr>
+              <w:t>A</w:t>
+            </w:r>
+            <w:r>
+              <w:rPr>
+                <w:rFonts w:ascii="BRH Malayalam Extra" w:hAnsi="BRH Malayalam Extra" w:cs="BRH Malayalam Extra"/>
+                <w:color w:val="000000"/>
+                <w:sz w:val="28"/>
+                <w:szCs w:val="32"/>
+              </w:rPr>
+              <w:t>–</w:t>
+            </w:r>
+            <w:r>
+              <w:rPr>
+                <w:rFonts w:ascii="BRH Malayalam Extra" w:hAnsi="BRH Malayalam Extra" w:cs="BRH Malayalam Extra"/>
+                <w:color w:val="000000"/>
+                <w:sz w:val="32"/>
+                <w:szCs w:val="32"/>
+              </w:rPr>
+              <w:t>ªpxO§ L§s¡p</w:t>
+            </w:r>
+            <w:r>
+              <w:rPr>
+                <w:rFonts w:ascii="BRH Malayalam Extra" w:hAnsi="BRH Malayalam Extra" w:cs="BRH Malayalam Extra"/>
+                <w:color w:val="000000"/>
+                <w:sz w:val="28"/>
+                <w:szCs w:val="32"/>
+              </w:rPr>
+              <w:t>–</w:t>
+            </w:r>
+            <w:r>
+              <w:rPr>
+                <w:rFonts w:ascii="BRH Malayalam Extra" w:hAnsi="BRH Malayalam Extra" w:cs="BRH Malayalam Extra"/>
+                <w:color w:val="000000"/>
+                <w:sz w:val="32"/>
+                <w:szCs w:val="32"/>
+              </w:rPr>
+              <w:t>J s¡p— k</w:t>
+            </w:r>
+            <w:r>
+              <w:rPr>
+                <w:rFonts w:ascii="BRH Malayalam Extra" w:hAnsi="BRH Malayalam Extra" w:cs="BRH Malayalam Extra"/>
+                <w:color w:val="000000"/>
+                <w:sz w:val="28"/>
+                <w:szCs w:val="32"/>
+              </w:rPr>
+              <w:t>–</w:t>
+            </w:r>
+            <w:r>
+              <w:rPr>
+                <w:rFonts w:ascii="BRH Malayalam Extra" w:hAnsi="BRH Malayalam Extra" w:cs="BRH Malayalam Extra"/>
+                <w:color w:val="000000"/>
+                <w:sz w:val="32"/>
+                <w:szCs w:val="32"/>
+              </w:rPr>
+              <w:t>ªpx</w:t>
+            </w:r>
+            <w:r>
+              <w:rPr>
+                <w:rFonts w:ascii="BRH Malayalam Extra" w:hAnsi="BRH Malayalam Extra" w:cs="BRH Malayalam Extra"/>
+                <w:color w:val="000000"/>
+                <w:sz w:val="32"/>
+                <w:szCs w:val="32"/>
+                <w:highlight w:val="green"/>
+              </w:rPr>
+              <w:t>O</w:t>
+            </w:r>
+            <w:r>
+              <w:rPr>
+                <w:rFonts w:ascii="BRH Malayalam Extra" w:hAnsi="BRH Malayalam Extra" w:cs="BRH Malayalam Extra"/>
+                <w:color w:val="000000"/>
+                <w:sz w:val="28"/>
+                <w:szCs w:val="32"/>
+              </w:rPr>
+              <w:t>–</w:t>
+            </w:r>
+            <w:r>
+              <w:rPr>
+                <w:rFonts w:ascii="BRH Malayalam Extra" w:hAnsi="BRH Malayalam Extra" w:cs="BRH Malayalam Extra"/>
+                <w:color w:val="000000"/>
+                <w:sz w:val="32"/>
+                <w:szCs w:val="32"/>
+              </w:rPr>
+              <w:t>ªpxO§ L§s¡p</w:t>
+            </w:r>
+            <w:r>
+              <w:rPr>
+                <w:rFonts w:ascii="BRH Malayalam Extra" w:hAnsi="BRH Malayalam Extra" w:cs="BRH Malayalam Extra"/>
+                <w:color w:val="000000"/>
+                <w:sz w:val="28"/>
+                <w:szCs w:val="32"/>
+              </w:rPr>
+              <w:t>–</w:t>
+            </w:r>
+            <w:r>
+              <w:rPr>
+                <w:rFonts w:ascii="BRH Malayalam Extra" w:hAnsi="BRH Malayalam Extra" w:cs="BRH Malayalam Extra"/>
+                <w:color w:val="000000"/>
+                <w:sz w:val="32"/>
+                <w:szCs w:val="32"/>
+              </w:rPr>
+              <w:t>ª d d s¡p— k</w:t>
+            </w:r>
+            <w:r>
+              <w:rPr>
+                <w:rFonts w:ascii="BRH Malayalam Extra" w:hAnsi="BRH Malayalam Extra" w:cs="BRH Malayalam Extra"/>
+                <w:color w:val="000000"/>
+                <w:sz w:val="28"/>
+                <w:szCs w:val="32"/>
+              </w:rPr>
+              <w:t>–</w:t>
+            </w:r>
+            <w:r>
+              <w:rPr>
+                <w:rFonts w:ascii="BRH Malayalam Extra" w:hAnsi="BRH Malayalam Extra" w:cs="BRH Malayalam Extra"/>
+                <w:color w:val="000000"/>
+                <w:sz w:val="32"/>
+                <w:szCs w:val="32"/>
+              </w:rPr>
+              <w:t>ªpx</w:t>
+            </w:r>
+            <w:r>
+              <w:rPr>
+                <w:rFonts w:ascii="BRH Malayalam Extra" w:hAnsi="BRH Malayalam Extra" w:cs="BRH Malayalam Extra"/>
+                <w:color w:val="000000"/>
+                <w:sz w:val="32"/>
+                <w:szCs w:val="32"/>
+                <w:highlight w:val="green"/>
+              </w:rPr>
+              <w:t>O</w:t>
+            </w:r>
+            <w:r>
+              <w:rPr>
+                <w:rFonts w:ascii="BRH Malayalam Extra" w:hAnsi="BRH Malayalam Extra" w:cs="BRH Malayalam Extra"/>
+                <w:color w:val="000000"/>
+                <w:sz w:val="28"/>
+                <w:szCs w:val="32"/>
+              </w:rPr>
+              <w:t>–</w:t>
+            </w:r>
+            <w:r>
+              <w:rPr>
+                <w:rFonts w:ascii="BRH Malayalam Extra" w:hAnsi="BRH Malayalam Extra" w:cs="BRH Malayalam Extra"/>
+                <w:color w:val="000000"/>
+                <w:sz w:val="32"/>
+                <w:szCs w:val="32"/>
+              </w:rPr>
+              <w:t>ªpxO§ L§s¡p</w:t>
+            </w:r>
+            <w:r>
+              <w:rPr>
+                <w:rFonts w:ascii="BRH Malayalam Extra" w:hAnsi="BRH Malayalam Extra" w:cs="BRH Malayalam Extra"/>
+                <w:color w:val="000000"/>
+                <w:sz w:val="28"/>
+                <w:szCs w:val="32"/>
+              </w:rPr>
+              <w:t>–</w:t>
+            </w:r>
+            <w:r>
+              <w:rPr>
+                <w:rFonts w:ascii="BRH Malayalam Extra" w:hAnsi="BRH Malayalam Extra" w:cs="BRH Malayalam Extra"/>
+                <w:color w:val="000000"/>
+                <w:sz w:val="32"/>
+                <w:szCs w:val="32"/>
+              </w:rPr>
+              <w:t xml:space="preserve">ª d | </w:t>
+            </w:r>
+          </w:p>
+          <w:p>
+            <w:pPr>
+              <w:widowControl w:val="0"/>
+              <w:autoSpaceDE w:val="0"/>
+              <w:autoSpaceDN w:val="0"/>
+              <w:adjustRightInd w:val="0"/>
+              <w:spacing w:before="0" w:line="240" w:lineRule="auto"/>
+              <w:rPr>
+                <w:rFonts w:ascii="BRH Malayalam Extra" w:hAnsi="BRH Malayalam Extra" w:cs="BRH Malayalam Extra"/>
+                <w:color w:val="000000"/>
+                <w:sz w:val="32"/>
+                <w:szCs w:val="32"/>
+              </w:rPr>
+            </w:pPr>
           </w:p>
         </w:tc>
       </w:tr>
@@ -6524,7 +7405,6 @@
                 <w:sz w:val="32"/>
                 <w:szCs w:val="32"/>
               </w:rPr>
-              <w:lastRenderedPageBreak/>
               <w:t>(</w:t>
             </w:r>
             <w:proofErr w:type="gramStart"/>
@@ -9385,6 +10265,237 @@
                 <w:szCs w:val="32"/>
               </w:rPr>
             </w:pPr>
+            <w:r>
+              <w:rPr>
+                <w:rFonts w:ascii="BRH Malayalam Extra" w:hAnsi="BRH Malayalam Extra" w:cs="BRH Malayalam Extra"/>
+                <w:color w:val="000000"/>
+                <w:sz w:val="32"/>
+                <w:szCs w:val="32"/>
+              </w:rPr>
+              <w:lastRenderedPageBreak/>
+              <w:t>(</w:t>
+            </w:r>
+            <w:proofErr w:type="gramStart"/>
+            <w:r>
+              <w:rPr>
+                <w:rFonts w:cs="BRH Malayalam Extra"/>
+                <w:color w:val="000000"/>
+                <w:szCs w:val="32"/>
+              </w:rPr>
+              <w:t>10</w:t>
+            </w:r>
+            <w:r>
+              <w:rPr>
+                <w:rFonts w:ascii="BRH Malayalam Extra" w:hAnsi="BRH Malayalam Extra" w:cs="BRH Malayalam Extra"/>
+                <w:color w:val="000000"/>
+                <w:sz w:val="32"/>
+                <w:szCs w:val="32"/>
+              </w:rPr>
+              <w:t>)</w:t>
+            </w:r>
+            <w:r>
+              <w:rPr>
+                <w:rFonts w:cs="BRH Malayalam Extra"/>
+                <w:color w:val="000000"/>
+                <w:szCs w:val="32"/>
+              </w:rPr>
+              <w:t>[</w:t>
+            </w:r>
+            <w:proofErr w:type="gramEnd"/>
+            <w:r>
+              <w:rPr>
+                <w:rFonts w:cs="BRH Malayalam Extra"/>
+                <w:color w:val="000000"/>
+                <w:szCs w:val="32"/>
+              </w:rPr>
+              <w:t>P8</w:t>
+            </w:r>
+            <w:r>
+              <w:rPr>
+                <w:rFonts w:ascii="BRH Malayalam Extra" w:hAnsi="BRH Malayalam Extra" w:cs="BRH Malayalam Extra"/>
+                <w:color w:val="000000"/>
+                <w:sz w:val="32"/>
+                <w:szCs w:val="32"/>
+              </w:rPr>
+              <w:t xml:space="preserve">] </w:t>
+            </w:r>
+            <w:r>
+              <w:rPr>
+                <w:rFonts w:cs="BRH Malayalam Extra"/>
+                <w:color w:val="000000"/>
+                <w:szCs w:val="32"/>
+              </w:rPr>
+              <w:t>4</w:t>
+            </w:r>
+            <w:r>
+              <w:rPr>
+                <w:rFonts w:ascii="BRH Malayalam Extra" w:hAnsi="BRH Malayalam Extra" w:cs="BRH Malayalam Extra"/>
+                <w:color w:val="000000"/>
+                <w:sz w:val="32"/>
+                <w:szCs w:val="32"/>
+              </w:rPr>
+              <w:t>.</w:t>
+            </w:r>
+            <w:r>
+              <w:rPr>
+                <w:rFonts w:cs="BRH Malayalam Extra"/>
+                <w:color w:val="000000"/>
+                <w:szCs w:val="32"/>
+              </w:rPr>
+              <w:t>4</w:t>
+            </w:r>
+            <w:r>
+              <w:rPr>
+                <w:rFonts w:ascii="BRH Malayalam Extra" w:hAnsi="BRH Malayalam Extra" w:cs="BRH Malayalam Extra"/>
+                <w:color w:val="000000"/>
+                <w:sz w:val="32"/>
+                <w:szCs w:val="32"/>
+              </w:rPr>
+              <w:t>.</w:t>
+            </w:r>
+            <w:r>
+              <w:rPr>
+                <w:rFonts w:cs="BRH Malayalam Extra"/>
+                <w:color w:val="000000"/>
+                <w:szCs w:val="32"/>
+              </w:rPr>
+              <w:t>3</w:t>
+            </w:r>
+            <w:r>
+              <w:rPr>
+                <w:rFonts w:ascii="BRH Malayalam Extra" w:hAnsi="BRH Malayalam Extra" w:cs="BRH Malayalam Extra"/>
+                <w:color w:val="000000"/>
+                <w:sz w:val="32"/>
+                <w:szCs w:val="32"/>
+              </w:rPr>
+              <w:t>.</w:t>
+            </w:r>
+            <w:r>
+              <w:rPr>
+                <w:rFonts w:cs="BRH Malayalam Extra"/>
+                <w:color w:val="000000"/>
+                <w:szCs w:val="32"/>
+              </w:rPr>
+              <w:t>2</w:t>
+            </w:r>
+            <w:r>
+              <w:rPr>
+                <w:rFonts w:ascii="BRH Malayalam Extra" w:hAnsi="BRH Malayalam Extra" w:cs="BRH Malayalam Extra"/>
+                <w:color w:val="000000"/>
+                <w:sz w:val="32"/>
+                <w:szCs w:val="32"/>
+              </w:rPr>
+              <w:t>(</w:t>
+            </w:r>
+            <w:r>
+              <w:rPr>
+                <w:rFonts w:cs="BRH Malayalam Extra"/>
+                <w:color w:val="000000"/>
+                <w:szCs w:val="32"/>
+              </w:rPr>
+              <w:t>8</w:t>
+            </w:r>
+            <w:r>
+              <w:rPr>
+                <w:rFonts w:ascii="BRH Malayalam Extra" w:hAnsi="BRH Malayalam Extra" w:cs="BRH Malayalam Extra"/>
+                <w:color w:val="000000"/>
+                <w:sz w:val="32"/>
+                <w:szCs w:val="32"/>
+              </w:rPr>
+              <w:t>)</w:t>
+            </w:r>
+            <w:proofErr w:type="gramStart"/>
+            <w:r>
+              <w:rPr>
+                <w:rFonts w:ascii="BRH Malayalam Extra" w:hAnsi="BRH Malayalam Extra" w:cs="BRH Malayalam Extra"/>
+                <w:color w:val="000000"/>
+                <w:sz w:val="32"/>
+                <w:szCs w:val="32"/>
+              </w:rPr>
+              <w:t>-  A</w:t>
+            </w:r>
+            <w:proofErr w:type="gramEnd"/>
+            <w:r>
+              <w:rPr>
+                <w:rFonts w:ascii="BRH Malayalam Extra" w:hAnsi="BRH Malayalam Extra" w:cs="BRH Malayalam Extra"/>
+                <w:color w:val="000000"/>
+                <w:sz w:val="28"/>
+                <w:szCs w:val="32"/>
+              </w:rPr>
+              <w:t>–</w:t>
+            </w:r>
+            <w:r>
+              <w:rPr>
+                <w:rFonts w:ascii="BRH Malayalam Extra" w:hAnsi="BRH Malayalam Extra" w:cs="BRH Malayalam Extra"/>
+                <w:color w:val="000000"/>
+                <w:sz w:val="32"/>
+                <w:szCs w:val="32"/>
+              </w:rPr>
+              <w:t>jI | D</w:t>
+            </w:r>
+            <w:r>
+              <w:rPr>
+                <w:rFonts w:ascii="BRH Malayalam Extra" w:hAnsi="BRH Malayalam Extra" w:cs="BRH Malayalam Extra"/>
+                <w:color w:val="000000"/>
+                <w:sz w:val="28"/>
+                <w:szCs w:val="32"/>
+              </w:rPr>
+              <w:t>–</w:t>
+            </w:r>
+            <w:r>
+              <w:rPr>
+                <w:rFonts w:ascii="BRH Malayalam Extra" w:hAnsi="BRH Malayalam Extra" w:cs="BRH Malayalam Extra"/>
+                <w:color w:val="000000"/>
+                <w:sz w:val="32"/>
+                <w:szCs w:val="32"/>
+              </w:rPr>
+              <w:t>À</w:t>
+            </w:r>
+            <w:r>
+              <w:rPr>
+                <w:rFonts w:ascii="BRH Malayalam Extra" w:hAnsi="BRH Malayalam Extra" w:cs="BRH Malayalam Extra"/>
+                <w:color w:val="000000"/>
+                <w:sz w:val="28"/>
+                <w:szCs w:val="32"/>
+              </w:rPr>
+              <w:t>–</w:t>
+            </w:r>
+            <w:r>
+              <w:rPr>
+                <w:rFonts w:ascii="BRH Malayalam Extra" w:hAnsi="BRH Malayalam Extra" w:cs="BRH Malayalam Extra"/>
+                <w:color w:val="000000"/>
+                <w:sz w:val="32"/>
+                <w:szCs w:val="32"/>
+              </w:rPr>
+              <w:t>kxZ§ | sI</w:t>
+            </w:r>
+            <w:r>
+              <w:rPr>
+                <w:rFonts w:ascii="BRH Malayalam Extra" w:hAnsi="BRH Malayalam Extra" w:cs="BRH Malayalam Extra"/>
+                <w:color w:val="000000"/>
+                <w:sz w:val="28"/>
+                <w:szCs w:val="32"/>
+              </w:rPr>
+              <w:t>–</w:t>
+            </w:r>
+            <w:r>
+              <w:rPr>
+                <w:rFonts w:ascii="BRH Devanagari Extra" w:hAnsi="BRH Devanagari Extra" w:cs="BRH Malayalam Extra"/>
+                <w:color w:val="000000"/>
+                <w:sz w:val="28"/>
+                <w:szCs w:val="32"/>
+              </w:rPr>
+              <w:t>Æ</w:t>
+            </w:r>
+            <w:r>
+              <w:rPr>
+                <w:rFonts w:ascii="BRH Malayalam Extra" w:hAnsi="BRH Malayalam Extra" w:cs="BRH Malayalam Extra"/>
+                <w:color w:val="000000"/>
+                <w:sz w:val="32"/>
+                <w:szCs w:val="32"/>
+              </w:rPr>
+              <w:t>jbû—s¡J |</w:t>
+            </w:r>
           </w:p>
           <w:p>
             <w:pPr>
@@ -9407,228 +10518,115 @@
                 <w:sz w:val="32"/>
                 <w:szCs w:val="32"/>
               </w:rPr>
-              <w:t>(</w:t>
-            </w:r>
-            <w:proofErr w:type="gramStart"/>
-            <w:r>
-              <w:rPr>
-                <w:rFonts w:cs="BRH Malayalam Extra"/>
-                <w:color w:val="000000"/>
-                <w:szCs w:val="32"/>
-              </w:rPr>
-              <w:t>10</w:t>
-            </w:r>
-            <w:r>
-              <w:rPr>
-                <w:rFonts w:ascii="BRH Malayalam Extra" w:hAnsi="BRH Malayalam Extra" w:cs="BRH Malayalam Extra"/>
-                <w:color w:val="000000"/>
-                <w:sz w:val="32"/>
-                <w:szCs w:val="32"/>
-              </w:rPr>
-              <w:t>)</w:t>
-            </w:r>
-            <w:r>
-              <w:rPr>
-                <w:rFonts w:cs="BRH Malayalam Extra"/>
-                <w:color w:val="000000"/>
-                <w:szCs w:val="32"/>
-              </w:rPr>
-              <w:t>[</w:t>
-            </w:r>
-            <w:proofErr w:type="gramEnd"/>
-            <w:r>
-              <w:rPr>
-                <w:rFonts w:cs="BRH Malayalam Extra"/>
-                <w:color w:val="000000"/>
-                <w:szCs w:val="32"/>
-              </w:rPr>
-              <w:t>P8</w:t>
-            </w:r>
-            <w:r>
-              <w:rPr>
-                <w:rFonts w:ascii="BRH Malayalam Extra" w:hAnsi="BRH Malayalam Extra" w:cs="BRH Malayalam Extra"/>
-                <w:color w:val="000000"/>
-                <w:sz w:val="32"/>
-                <w:szCs w:val="32"/>
-              </w:rPr>
-              <w:t xml:space="preserve">] </w:t>
-            </w:r>
-            <w:r>
-              <w:rPr>
-                <w:rFonts w:cs="BRH Malayalam Extra"/>
-                <w:color w:val="000000"/>
-                <w:szCs w:val="32"/>
-              </w:rPr>
-              <w:t>4</w:t>
-            </w:r>
-            <w:r>
-              <w:rPr>
-                <w:rFonts w:ascii="BRH Malayalam Extra" w:hAnsi="BRH Malayalam Extra" w:cs="BRH Malayalam Extra"/>
-                <w:color w:val="000000"/>
-                <w:sz w:val="32"/>
-                <w:szCs w:val="32"/>
-              </w:rPr>
-              <w:t>.</w:t>
-            </w:r>
-            <w:r>
-              <w:rPr>
-                <w:rFonts w:cs="BRH Malayalam Extra"/>
-                <w:color w:val="000000"/>
-                <w:szCs w:val="32"/>
-              </w:rPr>
-              <w:t>4</w:t>
-            </w:r>
-            <w:r>
-              <w:rPr>
-                <w:rFonts w:ascii="BRH Malayalam Extra" w:hAnsi="BRH Malayalam Extra" w:cs="BRH Malayalam Extra"/>
-                <w:color w:val="000000"/>
-                <w:sz w:val="32"/>
-                <w:szCs w:val="32"/>
-              </w:rPr>
-              <w:t>.</w:t>
-            </w:r>
-            <w:r>
-              <w:rPr>
-                <w:rFonts w:cs="BRH Malayalam Extra"/>
-                <w:color w:val="000000"/>
-                <w:szCs w:val="32"/>
-              </w:rPr>
-              <w:t>3</w:t>
-            </w:r>
-            <w:r>
-              <w:rPr>
-                <w:rFonts w:ascii="BRH Malayalam Extra" w:hAnsi="BRH Malayalam Extra" w:cs="BRH Malayalam Extra"/>
-                <w:color w:val="000000"/>
-                <w:sz w:val="32"/>
-                <w:szCs w:val="32"/>
-              </w:rPr>
-              <w:t>.</w:t>
-            </w:r>
-            <w:r>
-              <w:rPr>
-                <w:rFonts w:cs="BRH Malayalam Extra"/>
-                <w:color w:val="000000"/>
-                <w:szCs w:val="32"/>
-              </w:rPr>
-              <w:t>2</w:t>
-            </w:r>
-            <w:r>
-              <w:rPr>
-                <w:rFonts w:ascii="BRH Malayalam Extra" w:hAnsi="BRH Malayalam Extra" w:cs="BRH Malayalam Extra"/>
-                <w:color w:val="000000"/>
-                <w:sz w:val="32"/>
-                <w:szCs w:val="32"/>
-              </w:rPr>
-              <w:t>(</w:t>
-            </w:r>
-            <w:r>
-              <w:rPr>
-                <w:rFonts w:cs="BRH Malayalam Extra"/>
-                <w:color w:val="000000"/>
-                <w:szCs w:val="32"/>
-              </w:rPr>
-              <w:t>8</w:t>
-            </w:r>
-            <w:r>
-              <w:rPr>
-                <w:rFonts w:ascii="BRH Malayalam Extra" w:hAnsi="BRH Malayalam Extra" w:cs="BRH Malayalam Extra"/>
-                <w:color w:val="000000"/>
-                <w:sz w:val="32"/>
-                <w:szCs w:val="32"/>
-              </w:rPr>
-              <w:t>)</w:t>
-            </w:r>
-            <w:proofErr w:type="gramStart"/>
-            <w:r>
-              <w:rPr>
-                <w:rFonts w:ascii="BRH Malayalam Extra" w:hAnsi="BRH Malayalam Extra" w:cs="BRH Malayalam Extra"/>
-                <w:color w:val="000000"/>
-                <w:sz w:val="32"/>
-                <w:szCs w:val="32"/>
-              </w:rPr>
-              <w:t>-  A</w:t>
-            </w:r>
-            <w:proofErr w:type="gramEnd"/>
-            <w:r>
-              <w:rPr>
-                <w:rFonts w:ascii="BRH Malayalam Extra" w:hAnsi="BRH Malayalam Extra" w:cs="BRH Malayalam Extra"/>
-                <w:color w:val="000000"/>
-                <w:sz w:val="28"/>
-                <w:szCs w:val="32"/>
-              </w:rPr>
-              <w:t>–</w:t>
-            </w:r>
-            <w:r>
-              <w:rPr>
-                <w:rFonts w:ascii="BRH Malayalam Extra" w:hAnsi="BRH Malayalam Extra" w:cs="BRH Malayalam Extra"/>
-                <w:color w:val="000000"/>
-                <w:sz w:val="32"/>
-                <w:szCs w:val="32"/>
-              </w:rPr>
-              <w:t>jI | D</w:t>
-            </w:r>
-            <w:r>
-              <w:rPr>
-                <w:rFonts w:ascii="BRH Malayalam Extra" w:hAnsi="BRH Malayalam Extra" w:cs="BRH Malayalam Extra"/>
-                <w:color w:val="000000"/>
-                <w:sz w:val="28"/>
-                <w:szCs w:val="32"/>
-              </w:rPr>
-              <w:t>–</w:t>
-            </w:r>
-            <w:r>
-              <w:rPr>
-                <w:rFonts w:ascii="BRH Malayalam Extra" w:hAnsi="BRH Malayalam Extra" w:cs="BRH Malayalam Extra"/>
-                <w:color w:val="000000"/>
-                <w:sz w:val="32"/>
-                <w:szCs w:val="32"/>
-              </w:rPr>
-              <w:t>À</w:t>
-            </w:r>
-            <w:r>
-              <w:rPr>
-                <w:rFonts w:ascii="BRH Malayalam Extra" w:hAnsi="BRH Malayalam Extra" w:cs="BRH Malayalam Extra"/>
-                <w:color w:val="000000"/>
-                <w:sz w:val="28"/>
-                <w:szCs w:val="32"/>
-              </w:rPr>
-              <w:t>–</w:t>
-            </w:r>
-            <w:r>
-              <w:rPr>
-                <w:rFonts w:ascii="BRH Malayalam Extra" w:hAnsi="BRH Malayalam Extra" w:cs="BRH Malayalam Extra"/>
-                <w:color w:val="000000"/>
-                <w:sz w:val="32"/>
-                <w:szCs w:val="32"/>
-              </w:rPr>
-              <w:t>kxZ§ | sI</w:t>
-            </w:r>
-            <w:r>
-              <w:rPr>
-                <w:rFonts w:ascii="BRH Malayalam Extra" w:hAnsi="BRH Malayalam Extra" w:cs="BRH Malayalam Extra"/>
-                <w:color w:val="000000"/>
-                <w:sz w:val="28"/>
-                <w:szCs w:val="32"/>
-              </w:rPr>
-              <w:t>–</w:t>
-            </w:r>
-            <w:r>
-              <w:rPr>
-                <w:rFonts w:ascii="BRH Devanagari Extra" w:hAnsi="BRH Devanagari Extra" w:cs="BRH Malayalam Extra"/>
-                <w:color w:val="000000"/>
-                <w:sz w:val="28"/>
-                <w:szCs w:val="32"/>
-              </w:rPr>
-              <w:t>Æ</w:t>
-            </w:r>
-            <w:r>
-              <w:rPr>
-                <w:rFonts w:ascii="BRH Malayalam Extra" w:hAnsi="BRH Malayalam Extra" w:cs="BRH Malayalam Extra"/>
-                <w:color w:val="000000"/>
-                <w:sz w:val="32"/>
-                <w:szCs w:val="32"/>
-              </w:rPr>
-              <w:t>jbû—s¡J |</w:t>
+              <w:t>A</w:t>
+            </w:r>
+            <w:r>
+              <w:rPr>
+                <w:rFonts w:ascii="BRH Malayalam Extra" w:hAnsi="BRH Malayalam Extra" w:cs="BRH Malayalam Extra"/>
+                <w:color w:val="000000"/>
+                <w:sz w:val="28"/>
+                <w:szCs w:val="32"/>
+              </w:rPr>
+              <w:t>–</w:t>
+            </w:r>
+            <w:r>
+              <w:rPr>
+                <w:rFonts w:ascii="BRH Malayalam Extra" w:hAnsi="BRH Malayalam Extra" w:cs="BRH Malayalam Extra"/>
+                <w:color w:val="000000"/>
+                <w:sz w:val="32"/>
+                <w:szCs w:val="32"/>
+              </w:rPr>
+              <w:t>j i¡—À</w:t>
+            </w:r>
+            <w:r>
+              <w:rPr>
+                <w:rFonts w:ascii="BRH Malayalam Extra" w:hAnsi="BRH Malayalam Extra" w:cs="BRH Malayalam Extra"/>
+                <w:color w:val="000000"/>
+                <w:sz w:val="28"/>
+                <w:szCs w:val="32"/>
+              </w:rPr>
+              <w:t>–</w:t>
+            </w:r>
+            <w:r>
+              <w:rPr>
+                <w:rFonts w:ascii="BRH Malayalam Extra" w:hAnsi="BRH Malayalam Extra" w:cs="BRH Malayalam Extra"/>
+                <w:color w:val="000000"/>
+                <w:sz w:val="32"/>
+                <w:szCs w:val="32"/>
+              </w:rPr>
+              <w:t>kx b¡—À</w:t>
+            </w:r>
+            <w:r>
+              <w:rPr>
+                <w:rFonts w:ascii="BRH Malayalam Extra" w:hAnsi="BRH Malayalam Extra" w:cs="BRH Malayalam Extra"/>
+                <w:color w:val="000000"/>
+                <w:sz w:val="28"/>
+                <w:szCs w:val="32"/>
+              </w:rPr>
+              <w:t>–</w:t>
+            </w:r>
+            <w:r>
+              <w:rPr>
+                <w:rFonts w:ascii="BRH Malayalam Extra" w:hAnsi="BRH Malayalam Extra" w:cs="BRH Malayalam Extra"/>
+                <w:color w:val="000000"/>
+                <w:sz w:val="32"/>
+                <w:szCs w:val="32"/>
+              </w:rPr>
+              <w:t>kx b</w:t>
+            </w:r>
+            <w:r>
+              <w:rPr>
+                <w:rFonts w:ascii="BRH Malayalam Extra" w:hAnsi="BRH Malayalam Extra" w:cs="BRH Malayalam Extra"/>
+                <w:color w:val="000000"/>
+                <w:sz w:val="28"/>
+                <w:szCs w:val="32"/>
+              </w:rPr>
+              <w:t>–</w:t>
+            </w:r>
+            <w:r>
+              <w:rPr>
+                <w:rFonts w:ascii="BRH Malayalam Extra" w:hAnsi="BRH Malayalam Extra" w:cs="BRH Malayalam Extra"/>
+                <w:color w:val="000000"/>
+                <w:sz w:val="32"/>
+                <w:szCs w:val="32"/>
+              </w:rPr>
+              <w:t>j i</w:t>
+            </w:r>
+            <w:r>
+              <w:rPr>
+                <w:rFonts w:ascii="BRH Malayalam Extra" w:hAnsi="BRH Malayalam Extra" w:cs="BRH Malayalam Extra"/>
+                <w:color w:val="000000"/>
+                <w:sz w:val="28"/>
+                <w:szCs w:val="32"/>
+              </w:rPr>
+              <w:t>–</w:t>
+            </w:r>
+            <w:r>
+              <w:rPr>
+                <w:rFonts w:ascii="BRH Malayalam Extra" w:hAnsi="BRH Malayalam Extra" w:cs="BRH Malayalam Extra"/>
+                <w:color w:val="000000"/>
+                <w:sz w:val="32"/>
+                <w:szCs w:val="32"/>
+              </w:rPr>
+              <w:t>j i¡—À</w:t>
+            </w:r>
+            <w:r>
+              <w:rPr>
+                <w:rFonts w:ascii="BRH Malayalam Extra" w:hAnsi="BRH Malayalam Extra" w:cs="BRH Malayalam Extra"/>
+                <w:color w:val="000000"/>
+                <w:sz w:val="28"/>
+                <w:szCs w:val="32"/>
+              </w:rPr>
+              <w:t>–</w:t>
+            </w:r>
+            <w:r>
+              <w:rPr>
+                <w:rFonts w:ascii="BRH Malayalam Extra" w:hAnsi="BRH Malayalam Extra" w:cs="BRH Malayalam Extra"/>
+                <w:color w:val="000000"/>
+                <w:sz w:val="32"/>
+                <w:szCs w:val="32"/>
+              </w:rPr>
+              <w:t xml:space="preserve">kxa§ </w:t>
             </w:r>
           </w:p>
           <w:p>
@@ -9651,141 +10649,8 @@
                 <w:color w:val="000000"/>
                 <w:sz w:val="32"/>
                 <w:szCs w:val="32"/>
-              </w:rPr>
-              <w:t>A</w:t>
-            </w:r>
-            <w:r>
-              <w:rPr>
-                <w:rFonts w:ascii="BRH Malayalam Extra" w:hAnsi="BRH Malayalam Extra" w:cs="BRH Malayalam Extra"/>
-                <w:color w:val="000000"/>
-                <w:sz w:val="28"/>
-                <w:szCs w:val="32"/>
-              </w:rPr>
-              <w:t>–</w:t>
-            </w:r>
-            <w:r>
-              <w:rPr>
-                <w:rFonts w:ascii="BRH Malayalam Extra" w:hAnsi="BRH Malayalam Extra" w:cs="BRH Malayalam Extra"/>
-                <w:color w:val="000000"/>
-                <w:sz w:val="32"/>
-                <w:szCs w:val="32"/>
-              </w:rPr>
-              <w:t>j i¡—À</w:t>
-            </w:r>
-            <w:r>
-              <w:rPr>
-                <w:rFonts w:ascii="BRH Malayalam Extra" w:hAnsi="BRH Malayalam Extra" w:cs="BRH Malayalam Extra"/>
-                <w:color w:val="000000"/>
-                <w:sz w:val="28"/>
-                <w:szCs w:val="32"/>
-              </w:rPr>
-              <w:t>–</w:t>
-            </w:r>
-            <w:r>
-              <w:rPr>
-                <w:rFonts w:ascii="BRH Malayalam Extra" w:hAnsi="BRH Malayalam Extra" w:cs="BRH Malayalam Extra"/>
-                <w:color w:val="000000"/>
-                <w:sz w:val="32"/>
-                <w:szCs w:val="32"/>
-              </w:rPr>
-              <w:t>kx b¡—À</w:t>
-            </w:r>
-            <w:r>
-              <w:rPr>
-                <w:rFonts w:ascii="BRH Malayalam Extra" w:hAnsi="BRH Malayalam Extra" w:cs="BRH Malayalam Extra"/>
-                <w:color w:val="000000"/>
-                <w:sz w:val="28"/>
-                <w:szCs w:val="32"/>
-              </w:rPr>
-              <w:t>–</w:t>
-            </w:r>
-            <w:r>
-              <w:rPr>
-                <w:rFonts w:ascii="BRH Malayalam Extra" w:hAnsi="BRH Malayalam Extra" w:cs="BRH Malayalam Extra"/>
-                <w:color w:val="000000"/>
-                <w:sz w:val="32"/>
-                <w:szCs w:val="32"/>
-              </w:rPr>
-              <w:t>kx b</w:t>
-            </w:r>
-            <w:r>
-              <w:rPr>
-                <w:rFonts w:ascii="BRH Malayalam Extra" w:hAnsi="BRH Malayalam Extra" w:cs="BRH Malayalam Extra"/>
-                <w:color w:val="000000"/>
-                <w:sz w:val="28"/>
-                <w:szCs w:val="32"/>
-              </w:rPr>
-              <w:t>–</w:t>
-            </w:r>
-            <w:r>
-              <w:rPr>
-                <w:rFonts w:ascii="BRH Malayalam Extra" w:hAnsi="BRH Malayalam Extra" w:cs="BRH Malayalam Extra"/>
-                <w:color w:val="000000"/>
-                <w:sz w:val="32"/>
-                <w:szCs w:val="32"/>
-              </w:rPr>
-              <w:t>j i</w:t>
-            </w:r>
-            <w:r>
-              <w:rPr>
-                <w:rFonts w:ascii="BRH Malayalam Extra" w:hAnsi="BRH Malayalam Extra" w:cs="BRH Malayalam Extra"/>
-                <w:color w:val="000000"/>
-                <w:sz w:val="28"/>
-                <w:szCs w:val="32"/>
-              </w:rPr>
-              <w:t>–</w:t>
-            </w:r>
-            <w:r>
-              <w:rPr>
-                <w:rFonts w:ascii="BRH Malayalam Extra" w:hAnsi="BRH Malayalam Extra" w:cs="BRH Malayalam Extra"/>
-                <w:color w:val="000000"/>
-                <w:sz w:val="32"/>
-                <w:szCs w:val="32"/>
-              </w:rPr>
-              <w:t>j i¡—À</w:t>
-            </w:r>
-            <w:r>
-              <w:rPr>
-                <w:rFonts w:ascii="BRH Malayalam Extra" w:hAnsi="BRH Malayalam Extra" w:cs="BRH Malayalam Extra"/>
-                <w:color w:val="000000"/>
-                <w:sz w:val="28"/>
-                <w:szCs w:val="32"/>
-              </w:rPr>
-              <w:t>–</w:t>
-            </w:r>
-            <w:r>
-              <w:rPr>
-                <w:rFonts w:ascii="BRH Malayalam Extra" w:hAnsi="BRH Malayalam Extra" w:cs="BRH Malayalam Extra"/>
-                <w:color w:val="000000"/>
-                <w:sz w:val="32"/>
-                <w:szCs w:val="32"/>
-              </w:rPr>
-              <w:t xml:space="preserve">kxa§ </w:t>
-            </w:r>
-          </w:p>
-          <w:p>
-            <w:pPr>
-              <w:widowControl w:val="0"/>
-              <w:autoSpaceDE w:val="0"/>
-              <w:autoSpaceDN w:val="0"/>
-              <w:adjustRightInd w:val="0"/>
-              <w:spacing w:before="0" w:line="240" w:lineRule="auto"/>
-              <w:rPr>
-                <w:rFonts w:ascii="BRH Malayalam Extra" w:hAnsi="BRH Malayalam Extra" w:cs="BRH Malayalam Extra"/>
-                <w:color w:val="000000"/>
-                <w:sz w:val="32"/>
-                <w:szCs w:val="32"/>
-              </w:rPr>
-            </w:pPr>
-            <w:r>
-              <w:rPr>
-                <w:rFonts w:ascii="BRH Malayalam Extra" w:hAnsi="BRH Malayalam Extra" w:cs="BRH Malayalam Extra"/>
-                <w:color w:val="000000"/>
-                <w:sz w:val="32"/>
-                <w:szCs w:val="32"/>
                 <w:highlight w:val="yellow"/>
               </w:rPr>
-              <w:lastRenderedPageBreak/>
               <w:t>s</w:t>
             </w:r>
             <w:r>
@@ -11347,6 +12212,236 @@
                 <w:szCs w:val="32"/>
               </w:rPr>
             </w:pPr>
+            <w:r>
+              <w:rPr>
+                <w:rFonts w:ascii="BRH Malayalam Extra" w:hAnsi="BRH Malayalam Extra" w:cs="BRH Malayalam Extra"/>
+                <w:color w:val="000000"/>
+                <w:sz w:val="32"/>
+                <w:szCs w:val="32"/>
+              </w:rPr>
+              <w:t>(</w:t>
+            </w:r>
+            <w:proofErr w:type="gramStart"/>
+            <w:r>
+              <w:rPr>
+                <w:rFonts w:cs="BRH Malayalam Extra"/>
+                <w:color w:val="000000"/>
+                <w:szCs w:val="32"/>
+              </w:rPr>
+              <w:t>10</w:t>
+            </w:r>
+            <w:r>
+              <w:rPr>
+                <w:rFonts w:ascii="BRH Malayalam Extra" w:hAnsi="BRH Malayalam Extra" w:cs="BRH Malayalam Extra"/>
+                <w:color w:val="000000"/>
+                <w:sz w:val="32"/>
+                <w:szCs w:val="32"/>
+              </w:rPr>
+              <w:t>)</w:t>
+            </w:r>
+            <w:r>
+              <w:rPr>
+                <w:rFonts w:cs="BRH Malayalam Extra"/>
+                <w:color w:val="000000"/>
+                <w:szCs w:val="32"/>
+              </w:rPr>
+              <w:t>[</w:t>
+            </w:r>
+            <w:proofErr w:type="gramEnd"/>
+            <w:r>
+              <w:rPr>
+                <w:rFonts w:cs="BRH Malayalam Extra"/>
+                <w:color w:val="000000"/>
+                <w:szCs w:val="32"/>
+              </w:rPr>
+              <w:t>P8</w:t>
+            </w:r>
+            <w:r>
+              <w:rPr>
+                <w:rFonts w:ascii="BRH Malayalam Extra" w:hAnsi="BRH Malayalam Extra" w:cs="BRH Malayalam Extra"/>
+                <w:color w:val="000000"/>
+                <w:sz w:val="32"/>
+                <w:szCs w:val="32"/>
+              </w:rPr>
+              <w:t xml:space="preserve">] </w:t>
+            </w:r>
+            <w:r>
+              <w:rPr>
+                <w:rFonts w:cs="BRH Malayalam Extra"/>
+                <w:color w:val="000000"/>
+                <w:szCs w:val="32"/>
+              </w:rPr>
+              <w:t>4</w:t>
+            </w:r>
+            <w:r>
+              <w:rPr>
+                <w:rFonts w:ascii="BRH Malayalam Extra" w:hAnsi="BRH Malayalam Extra" w:cs="BRH Malayalam Extra"/>
+                <w:color w:val="000000"/>
+                <w:sz w:val="32"/>
+                <w:szCs w:val="32"/>
+              </w:rPr>
+              <w:t>.</w:t>
+            </w:r>
+            <w:r>
+              <w:rPr>
+                <w:rFonts w:cs="BRH Malayalam Extra"/>
+                <w:color w:val="000000"/>
+                <w:szCs w:val="32"/>
+              </w:rPr>
+              <w:t>4</w:t>
+            </w:r>
+            <w:r>
+              <w:rPr>
+                <w:rFonts w:ascii="BRH Malayalam Extra" w:hAnsi="BRH Malayalam Extra" w:cs="BRH Malayalam Extra"/>
+                <w:color w:val="000000"/>
+                <w:sz w:val="32"/>
+                <w:szCs w:val="32"/>
+              </w:rPr>
+              <w:t>.</w:t>
+            </w:r>
+            <w:r>
+              <w:rPr>
+                <w:rFonts w:cs="BRH Malayalam Extra"/>
+                <w:color w:val="000000"/>
+                <w:szCs w:val="32"/>
+              </w:rPr>
+              <w:t>3</w:t>
+            </w:r>
+            <w:r>
+              <w:rPr>
+                <w:rFonts w:ascii="BRH Malayalam Extra" w:hAnsi="BRH Malayalam Extra" w:cs="BRH Malayalam Extra"/>
+                <w:color w:val="000000"/>
+                <w:sz w:val="32"/>
+                <w:szCs w:val="32"/>
+              </w:rPr>
+              <w:t>.</w:t>
+            </w:r>
+            <w:r>
+              <w:rPr>
+                <w:rFonts w:cs="BRH Malayalam Extra"/>
+                <w:color w:val="000000"/>
+                <w:szCs w:val="32"/>
+              </w:rPr>
+              <w:t>2</w:t>
+            </w:r>
+            <w:r>
+              <w:rPr>
+                <w:rFonts w:ascii="BRH Malayalam Extra" w:hAnsi="BRH Malayalam Extra" w:cs="BRH Malayalam Extra"/>
+                <w:color w:val="000000"/>
+                <w:sz w:val="32"/>
+                <w:szCs w:val="32"/>
+              </w:rPr>
+              <w:t>(</w:t>
+            </w:r>
+            <w:r>
+              <w:rPr>
+                <w:rFonts w:cs="BRH Malayalam Extra"/>
+                <w:color w:val="000000"/>
+                <w:szCs w:val="32"/>
+              </w:rPr>
+              <w:t>8</w:t>
+            </w:r>
+            <w:r>
+              <w:rPr>
+                <w:rFonts w:ascii="BRH Malayalam Extra" w:hAnsi="BRH Malayalam Extra" w:cs="BRH Malayalam Extra"/>
+                <w:color w:val="000000"/>
+                <w:sz w:val="32"/>
+                <w:szCs w:val="32"/>
+              </w:rPr>
+              <w:t>)</w:t>
+            </w:r>
+            <w:proofErr w:type="gramStart"/>
+            <w:r>
+              <w:rPr>
+                <w:rFonts w:ascii="BRH Malayalam Extra" w:hAnsi="BRH Malayalam Extra" w:cs="BRH Malayalam Extra"/>
+                <w:color w:val="000000"/>
+                <w:sz w:val="32"/>
+                <w:szCs w:val="32"/>
+              </w:rPr>
+              <w:t>-  A</w:t>
+            </w:r>
+            <w:proofErr w:type="gramEnd"/>
+            <w:r>
+              <w:rPr>
+                <w:rFonts w:ascii="BRH Malayalam Extra" w:hAnsi="BRH Malayalam Extra" w:cs="BRH Malayalam Extra"/>
+                <w:color w:val="000000"/>
+                <w:sz w:val="28"/>
+                <w:szCs w:val="32"/>
+              </w:rPr>
+              <w:t>–</w:t>
+            </w:r>
+            <w:r>
+              <w:rPr>
+                <w:rFonts w:ascii="BRH Malayalam Extra" w:hAnsi="BRH Malayalam Extra" w:cs="BRH Malayalam Extra"/>
+                <w:color w:val="000000"/>
+                <w:sz w:val="32"/>
+                <w:szCs w:val="32"/>
+              </w:rPr>
+              <w:t>jI | D</w:t>
+            </w:r>
+            <w:r>
+              <w:rPr>
+                <w:rFonts w:ascii="BRH Malayalam Extra" w:hAnsi="BRH Malayalam Extra" w:cs="BRH Malayalam Extra"/>
+                <w:color w:val="000000"/>
+                <w:sz w:val="28"/>
+                <w:szCs w:val="32"/>
+              </w:rPr>
+              <w:t>–</w:t>
+            </w:r>
+            <w:r>
+              <w:rPr>
+                <w:rFonts w:ascii="BRH Malayalam Extra" w:hAnsi="BRH Malayalam Extra" w:cs="BRH Malayalam Extra"/>
+                <w:color w:val="000000"/>
+                <w:sz w:val="32"/>
+                <w:szCs w:val="32"/>
+              </w:rPr>
+              <w:t>À</w:t>
+            </w:r>
+            <w:r>
+              <w:rPr>
+                <w:rFonts w:ascii="BRH Malayalam Extra" w:hAnsi="BRH Malayalam Extra" w:cs="BRH Malayalam Extra"/>
+                <w:color w:val="000000"/>
+                <w:sz w:val="28"/>
+                <w:szCs w:val="32"/>
+              </w:rPr>
+              <w:t>–</w:t>
+            </w:r>
+            <w:r>
+              <w:rPr>
+                <w:rFonts w:ascii="BRH Malayalam Extra" w:hAnsi="BRH Malayalam Extra" w:cs="BRH Malayalam Extra"/>
+                <w:color w:val="000000"/>
+                <w:sz w:val="32"/>
+                <w:szCs w:val="32"/>
+              </w:rPr>
+              <w:t>kxZ§ | sI</w:t>
+            </w:r>
+            <w:r>
+              <w:rPr>
+                <w:rFonts w:ascii="BRH Malayalam Extra" w:hAnsi="BRH Malayalam Extra" w:cs="BRH Malayalam Extra"/>
+                <w:color w:val="000000"/>
+                <w:sz w:val="28"/>
+                <w:szCs w:val="32"/>
+              </w:rPr>
+              <w:t>–</w:t>
+            </w:r>
+            <w:r>
+              <w:rPr>
+                <w:rFonts w:ascii="BRH Devanagari Extra" w:hAnsi="BRH Devanagari Extra" w:cs="BRH Malayalam Extra"/>
+                <w:color w:val="000000"/>
+                <w:sz w:val="28"/>
+                <w:szCs w:val="32"/>
+              </w:rPr>
+              <w:t>Æ</w:t>
+            </w:r>
+            <w:r>
+              <w:rPr>
+                <w:rFonts w:ascii="BRH Malayalam Extra" w:hAnsi="BRH Malayalam Extra" w:cs="BRH Malayalam Extra"/>
+                <w:color w:val="000000"/>
+                <w:sz w:val="32"/>
+                <w:szCs w:val="32"/>
+              </w:rPr>
+              <w:t>jbû—s¡J |</w:t>
+            </w:r>
           </w:p>
           <w:p>
             <w:pPr>
@@ -11369,228 +12464,115 @@
                 <w:sz w:val="32"/>
                 <w:szCs w:val="32"/>
               </w:rPr>
-              <w:t>(</w:t>
-            </w:r>
-            <w:proofErr w:type="gramStart"/>
-            <w:r>
-              <w:rPr>
-                <w:rFonts w:cs="BRH Malayalam Extra"/>
-                <w:color w:val="000000"/>
-                <w:szCs w:val="32"/>
-              </w:rPr>
-              <w:t>10</w:t>
-            </w:r>
-            <w:r>
-              <w:rPr>
-                <w:rFonts w:ascii="BRH Malayalam Extra" w:hAnsi="BRH Malayalam Extra" w:cs="BRH Malayalam Extra"/>
-                <w:color w:val="000000"/>
-                <w:sz w:val="32"/>
-                <w:szCs w:val="32"/>
-              </w:rPr>
-              <w:t>)</w:t>
-            </w:r>
-            <w:r>
-              <w:rPr>
-                <w:rFonts w:cs="BRH Malayalam Extra"/>
-                <w:color w:val="000000"/>
-                <w:szCs w:val="32"/>
-              </w:rPr>
-              <w:t>[</w:t>
-            </w:r>
-            <w:proofErr w:type="gramEnd"/>
-            <w:r>
-              <w:rPr>
-                <w:rFonts w:cs="BRH Malayalam Extra"/>
-                <w:color w:val="000000"/>
-                <w:szCs w:val="32"/>
-              </w:rPr>
-              <w:t>P8</w:t>
-            </w:r>
-            <w:r>
-              <w:rPr>
-                <w:rFonts w:ascii="BRH Malayalam Extra" w:hAnsi="BRH Malayalam Extra" w:cs="BRH Malayalam Extra"/>
-                <w:color w:val="000000"/>
-                <w:sz w:val="32"/>
-                <w:szCs w:val="32"/>
-              </w:rPr>
-              <w:t xml:space="preserve">] </w:t>
-            </w:r>
-            <w:r>
-              <w:rPr>
-                <w:rFonts w:cs="BRH Malayalam Extra"/>
-                <w:color w:val="000000"/>
-                <w:szCs w:val="32"/>
-              </w:rPr>
-              <w:t>4</w:t>
-            </w:r>
-            <w:r>
-              <w:rPr>
-                <w:rFonts w:ascii="BRH Malayalam Extra" w:hAnsi="BRH Malayalam Extra" w:cs="BRH Malayalam Extra"/>
-                <w:color w:val="000000"/>
-                <w:sz w:val="32"/>
-                <w:szCs w:val="32"/>
-              </w:rPr>
-              <w:t>.</w:t>
-            </w:r>
-            <w:r>
-              <w:rPr>
-                <w:rFonts w:cs="BRH Malayalam Extra"/>
-                <w:color w:val="000000"/>
-                <w:szCs w:val="32"/>
-              </w:rPr>
-              <w:t>4</w:t>
-            </w:r>
-            <w:r>
-              <w:rPr>
-                <w:rFonts w:ascii="BRH Malayalam Extra" w:hAnsi="BRH Malayalam Extra" w:cs="BRH Malayalam Extra"/>
-                <w:color w:val="000000"/>
-                <w:sz w:val="32"/>
-                <w:szCs w:val="32"/>
-              </w:rPr>
-              <w:t>.</w:t>
-            </w:r>
-            <w:r>
-              <w:rPr>
-                <w:rFonts w:cs="BRH Malayalam Extra"/>
-                <w:color w:val="000000"/>
-                <w:szCs w:val="32"/>
-              </w:rPr>
-              <w:t>3</w:t>
-            </w:r>
-            <w:r>
-              <w:rPr>
-                <w:rFonts w:ascii="BRH Malayalam Extra" w:hAnsi="BRH Malayalam Extra" w:cs="BRH Malayalam Extra"/>
-                <w:color w:val="000000"/>
-                <w:sz w:val="32"/>
-                <w:szCs w:val="32"/>
-              </w:rPr>
-              <w:t>.</w:t>
-            </w:r>
-            <w:r>
-              <w:rPr>
-                <w:rFonts w:cs="BRH Malayalam Extra"/>
-                <w:color w:val="000000"/>
-                <w:szCs w:val="32"/>
-              </w:rPr>
-              <w:t>2</w:t>
-            </w:r>
-            <w:r>
-              <w:rPr>
-                <w:rFonts w:ascii="BRH Malayalam Extra" w:hAnsi="BRH Malayalam Extra" w:cs="BRH Malayalam Extra"/>
-                <w:color w:val="000000"/>
-                <w:sz w:val="32"/>
-                <w:szCs w:val="32"/>
-              </w:rPr>
-              <w:t>(</w:t>
-            </w:r>
-            <w:r>
-              <w:rPr>
-                <w:rFonts w:cs="BRH Malayalam Extra"/>
-                <w:color w:val="000000"/>
-                <w:szCs w:val="32"/>
-              </w:rPr>
-              <w:t>8</w:t>
-            </w:r>
-            <w:r>
-              <w:rPr>
-                <w:rFonts w:ascii="BRH Malayalam Extra" w:hAnsi="BRH Malayalam Extra" w:cs="BRH Malayalam Extra"/>
-                <w:color w:val="000000"/>
-                <w:sz w:val="32"/>
-                <w:szCs w:val="32"/>
-              </w:rPr>
-              <w:t>)</w:t>
-            </w:r>
-            <w:proofErr w:type="gramStart"/>
-            <w:r>
-              <w:rPr>
-                <w:rFonts w:ascii="BRH Malayalam Extra" w:hAnsi="BRH Malayalam Extra" w:cs="BRH Malayalam Extra"/>
-                <w:color w:val="000000"/>
-                <w:sz w:val="32"/>
-                <w:szCs w:val="32"/>
-              </w:rPr>
-              <w:t>-  A</w:t>
-            </w:r>
-            <w:proofErr w:type="gramEnd"/>
-            <w:r>
-              <w:rPr>
-                <w:rFonts w:ascii="BRH Malayalam Extra" w:hAnsi="BRH Malayalam Extra" w:cs="BRH Malayalam Extra"/>
-                <w:color w:val="000000"/>
-                <w:sz w:val="28"/>
-                <w:szCs w:val="32"/>
-              </w:rPr>
-              <w:t>–</w:t>
-            </w:r>
-            <w:r>
-              <w:rPr>
-                <w:rFonts w:ascii="BRH Malayalam Extra" w:hAnsi="BRH Malayalam Extra" w:cs="BRH Malayalam Extra"/>
-                <w:color w:val="000000"/>
-                <w:sz w:val="32"/>
-                <w:szCs w:val="32"/>
-              </w:rPr>
-              <w:t>jI | D</w:t>
-            </w:r>
-            <w:r>
-              <w:rPr>
-                <w:rFonts w:ascii="BRH Malayalam Extra" w:hAnsi="BRH Malayalam Extra" w:cs="BRH Malayalam Extra"/>
-                <w:color w:val="000000"/>
-                <w:sz w:val="28"/>
-                <w:szCs w:val="32"/>
-              </w:rPr>
-              <w:t>–</w:t>
-            </w:r>
-            <w:r>
-              <w:rPr>
-                <w:rFonts w:ascii="BRH Malayalam Extra" w:hAnsi="BRH Malayalam Extra" w:cs="BRH Malayalam Extra"/>
-                <w:color w:val="000000"/>
-                <w:sz w:val="32"/>
-                <w:szCs w:val="32"/>
-              </w:rPr>
-              <w:t>À</w:t>
-            </w:r>
-            <w:r>
-              <w:rPr>
-                <w:rFonts w:ascii="BRH Malayalam Extra" w:hAnsi="BRH Malayalam Extra" w:cs="BRH Malayalam Extra"/>
-                <w:color w:val="000000"/>
-                <w:sz w:val="28"/>
-                <w:szCs w:val="32"/>
-              </w:rPr>
-              <w:t>–</w:t>
-            </w:r>
-            <w:r>
-              <w:rPr>
-                <w:rFonts w:ascii="BRH Malayalam Extra" w:hAnsi="BRH Malayalam Extra" w:cs="BRH Malayalam Extra"/>
-                <w:color w:val="000000"/>
-                <w:sz w:val="32"/>
-                <w:szCs w:val="32"/>
-              </w:rPr>
-              <w:t>kxZ§ | sI</w:t>
-            </w:r>
-            <w:r>
-              <w:rPr>
-                <w:rFonts w:ascii="BRH Malayalam Extra" w:hAnsi="BRH Malayalam Extra" w:cs="BRH Malayalam Extra"/>
-                <w:color w:val="000000"/>
-                <w:sz w:val="28"/>
-                <w:szCs w:val="32"/>
-              </w:rPr>
-              <w:t>–</w:t>
-            </w:r>
-            <w:r>
-              <w:rPr>
-                <w:rFonts w:ascii="BRH Devanagari Extra" w:hAnsi="BRH Devanagari Extra" w:cs="BRH Malayalam Extra"/>
-                <w:color w:val="000000"/>
-                <w:sz w:val="28"/>
-                <w:szCs w:val="32"/>
-              </w:rPr>
-              <w:t>Æ</w:t>
-            </w:r>
-            <w:r>
-              <w:rPr>
-                <w:rFonts w:ascii="BRH Malayalam Extra" w:hAnsi="BRH Malayalam Extra" w:cs="BRH Malayalam Extra"/>
-                <w:color w:val="000000"/>
-                <w:sz w:val="32"/>
-                <w:szCs w:val="32"/>
-              </w:rPr>
-              <w:t>jbû—s¡J |</w:t>
+              <w:t>A</w:t>
+            </w:r>
+            <w:r>
+              <w:rPr>
+                <w:rFonts w:ascii="BRH Malayalam Extra" w:hAnsi="BRH Malayalam Extra" w:cs="BRH Malayalam Extra"/>
+                <w:color w:val="000000"/>
+                <w:sz w:val="28"/>
+                <w:szCs w:val="32"/>
+              </w:rPr>
+              <w:t>–</w:t>
+            </w:r>
+            <w:r>
+              <w:rPr>
+                <w:rFonts w:ascii="BRH Malayalam Extra" w:hAnsi="BRH Malayalam Extra" w:cs="BRH Malayalam Extra"/>
+                <w:color w:val="000000"/>
+                <w:sz w:val="32"/>
+                <w:szCs w:val="32"/>
+              </w:rPr>
+              <w:t>j i¡—À</w:t>
+            </w:r>
+            <w:r>
+              <w:rPr>
+                <w:rFonts w:ascii="BRH Malayalam Extra" w:hAnsi="BRH Malayalam Extra" w:cs="BRH Malayalam Extra"/>
+                <w:color w:val="000000"/>
+                <w:sz w:val="28"/>
+                <w:szCs w:val="32"/>
+              </w:rPr>
+              <w:t>–</w:t>
+            </w:r>
+            <w:r>
+              <w:rPr>
+                <w:rFonts w:ascii="BRH Malayalam Extra" w:hAnsi="BRH Malayalam Extra" w:cs="BRH Malayalam Extra"/>
+                <w:color w:val="000000"/>
+                <w:sz w:val="32"/>
+                <w:szCs w:val="32"/>
+              </w:rPr>
+              <w:t>kx b¡—À</w:t>
+            </w:r>
+            <w:r>
+              <w:rPr>
+                <w:rFonts w:ascii="BRH Malayalam Extra" w:hAnsi="BRH Malayalam Extra" w:cs="BRH Malayalam Extra"/>
+                <w:color w:val="000000"/>
+                <w:sz w:val="28"/>
+                <w:szCs w:val="32"/>
+              </w:rPr>
+              <w:t>–</w:t>
+            </w:r>
+            <w:r>
+              <w:rPr>
+                <w:rFonts w:ascii="BRH Malayalam Extra" w:hAnsi="BRH Malayalam Extra" w:cs="BRH Malayalam Extra"/>
+                <w:color w:val="000000"/>
+                <w:sz w:val="32"/>
+                <w:szCs w:val="32"/>
+              </w:rPr>
+              <w:t>kx b</w:t>
+            </w:r>
+            <w:r>
+              <w:rPr>
+                <w:rFonts w:ascii="BRH Malayalam Extra" w:hAnsi="BRH Malayalam Extra" w:cs="BRH Malayalam Extra"/>
+                <w:color w:val="000000"/>
+                <w:sz w:val="28"/>
+                <w:szCs w:val="32"/>
+              </w:rPr>
+              <w:t>–</w:t>
+            </w:r>
+            <w:r>
+              <w:rPr>
+                <w:rFonts w:ascii="BRH Malayalam Extra" w:hAnsi="BRH Malayalam Extra" w:cs="BRH Malayalam Extra"/>
+                <w:color w:val="000000"/>
+                <w:sz w:val="32"/>
+                <w:szCs w:val="32"/>
+              </w:rPr>
+              <w:t>j i</w:t>
+            </w:r>
+            <w:r>
+              <w:rPr>
+                <w:rFonts w:ascii="BRH Malayalam Extra" w:hAnsi="BRH Malayalam Extra" w:cs="BRH Malayalam Extra"/>
+                <w:color w:val="000000"/>
+                <w:sz w:val="28"/>
+                <w:szCs w:val="32"/>
+              </w:rPr>
+              <w:t>–</w:t>
+            </w:r>
+            <w:r>
+              <w:rPr>
+                <w:rFonts w:ascii="BRH Malayalam Extra" w:hAnsi="BRH Malayalam Extra" w:cs="BRH Malayalam Extra"/>
+                <w:color w:val="000000"/>
+                <w:sz w:val="32"/>
+                <w:szCs w:val="32"/>
+              </w:rPr>
+              <w:t>j i¡—À</w:t>
+            </w:r>
+            <w:r>
+              <w:rPr>
+                <w:rFonts w:ascii="BRH Malayalam Extra" w:hAnsi="BRH Malayalam Extra" w:cs="BRH Malayalam Extra"/>
+                <w:color w:val="000000"/>
+                <w:sz w:val="28"/>
+                <w:szCs w:val="32"/>
+              </w:rPr>
+              <w:t>–</w:t>
+            </w:r>
+            <w:r>
+              <w:rPr>
+                <w:rFonts w:ascii="BRH Malayalam Extra" w:hAnsi="BRH Malayalam Extra" w:cs="BRH Malayalam Extra"/>
+                <w:color w:val="000000"/>
+                <w:sz w:val="32"/>
+                <w:szCs w:val="32"/>
+              </w:rPr>
+              <w:t xml:space="preserve">kxa§ </w:t>
             </w:r>
           </w:p>
           <w:p>
@@ -11613,141 +12595,8 @@
                 <w:color w:val="000000"/>
                 <w:sz w:val="32"/>
                 <w:szCs w:val="32"/>
-              </w:rPr>
-              <w:t>A</w:t>
-            </w:r>
-            <w:r>
-              <w:rPr>
-                <w:rFonts w:ascii="BRH Malayalam Extra" w:hAnsi="BRH Malayalam Extra" w:cs="BRH Malayalam Extra"/>
-                <w:color w:val="000000"/>
-                <w:sz w:val="28"/>
-                <w:szCs w:val="32"/>
-              </w:rPr>
-              <w:t>–</w:t>
-            </w:r>
-            <w:r>
-              <w:rPr>
-                <w:rFonts w:ascii="BRH Malayalam Extra" w:hAnsi="BRH Malayalam Extra" w:cs="BRH Malayalam Extra"/>
-                <w:color w:val="000000"/>
-                <w:sz w:val="32"/>
-                <w:szCs w:val="32"/>
-              </w:rPr>
-              <w:t>j i¡—À</w:t>
-            </w:r>
-            <w:r>
-              <w:rPr>
-                <w:rFonts w:ascii="BRH Malayalam Extra" w:hAnsi="BRH Malayalam Extra" w:cs="BRH Malayalam Extra"/>
-                <w:color w:val="000000"/>
-                <w:sz w:val="28"/>
-                <w:szCs w:val="32"/>
-              </w:rPr>
-              <w:t>–</w:t>
-            </w:r>
-            <w:r>
-              <w:rPr>
-                <w:rFonts w:ascii="BRH Malayalam Extra" w:hAnsi="BRH Malayalam Extra" w:cs="BRH Malayalam Extra"/>
-                <w:color w:val="000000"/>
-                <w:sz w:val="32"/>
-                <w:szCs w:val="32"/>
-              </w:rPr>
-              <w:t>kx b¡—À</w:t>
-            </w:r>
-            <w:r>
-              <w:rPr>
-                <w:rFonts w:ascii="BRH Malayalam Extra" w:hAnsi="BRH Malayalam Extra" w:cs="BRH Malayalam Extra"/>
-                <w:color w:val="000000"/>
-                <w:sz w:val="28"/>
-                <w:szCs w:val="32"/>
-              </w:rPr>
-              <w:t>–</w:t>
-            </w:r>
-            <w:r>
-              <w:rPr>
-                <w:rFonts w:ascii="BRH Malayalam Extra" w:hAnsi="BRH Malayalam Extra" w:cs="BRH Malayalam Extra"/>
-                <w:color w:val="000000"/>
-                <w:sz w:val="32"/>
-                <w:szCs w:val="32"/>
-              </w:rPr>
-              <w:t>kx b</w:t>
-            </w:r>
-            <w:r>
-              <w:rPr>
-                <w:rFonts w:ascii="BRH Malayalam Extra" w:hAnsi="BRH Malayalam Extra" w:cs="BRH Malayalam Extra"/>
-                <w:color w:val="000000"/>
-                <w:sz w:val="28"/>
-                <w:szCs w:val="32"/>
-              </w:rPr>
-              <w:t>–</w:t>
-            </w:r>
-            <w:r>
-              <w:rPr>
-                <w:rFonts w:ascii="BRH Malayalam Extra" w:hAnsi="BRH Malayalam Extra" w:cs="BRH Malayalam Extra"/>
-                <w:color w:val="000000"/>
-                <w:sz w:val="32"/>
-                <w:szCs w:val="32"/>
-              </w:rPr>
-              <w:t>j i</w:t>
-            </w:r>
-            <w:r>
-              <w:rPr>
-                <w:rFonts w:ascii="BRH Malayalam Extra" w:hAnsi="BRH Malayalam Extra" w:cs="BRH Malayalam Extra"/>
-                <w:color w:val="000000"/>
-                <w:sz w:val="28"/>
-                <w:szCs w:val="32"/>
-              </w:rPr>
-              <w:t>–</w:t>
-            </w:r>
-            <w:r>
-              <w:rPr>
-                <w:rFonts w:ascii="BRH Malayalam Extra" w:hAnsi="BRH Malayalam Extra" w:cs="BRH Malayalam Extra"/>
-                <w:color w:val="000000"/>
-                <w:sz w:val="32"/>
-                <w:szCs w:val="32"/>
-              </w:rPr>
-              <w:t>j i¡—À</w:t>
-            </w:r>
-            <w:r>
-              <w:rPr>
-                <w:rFonts w:ascii="BRH Malayalam Extra" w:hAnsi="BRH Malayalam Extra" w:cs="BRH Malayalam Extra"/>
-                <w:color w:val="000000"/>
-                <w:sz w:val="28"/>
-                <w:szCs w:val="32"/>
-              </w:rPr>
-              <w:t>–</w:t>
-            </w:r>
-            <w:r>
-              <w:rPr>
-                <w:rFonts w:ascii="BRH Malayalam Extra" w:hAnsi="BRH Malayalam Extra" w:cs="BRH Malayalam Extra"/>
-                <w:color w:val="000000"/>
-                <w:sz w:val="32"/>
-                <w:szCs w:val="32"/>
-              </w:rPr>
-              <w:t xml:space="preserve">kxa§ </w:t>
-            </w:r>
-          </w:p>
-          <w:p>
-            <w:pPr>
-              <w:widowControl w:val="0"/>
-              <w:autoSpaceDE w:val="0"/>
-              <w:autoSpaceDN w:val="0"/>
-              <w:adjustRightInd w:val="0"/>
-              <w:spacing w:before="0" w:line="240" w:lineRule="auto"/>
-              <w:rPr>
-                <w:rFonts w:ascii="BRH Malayalam Extra" w:hAnsi="BRH Malayalam Extra" w:cs="BRH Malayalam Extra"/>
-                <w:color w:val="000000"/>
-                <w:sz w:val="32"/>
-                <w:szCs w:val="32"/>
-              </w:rPr>
-            </w:pPr>
-            <w:r>
-              <w:rPr>
-                <w:rFonts w:ascii="BRH Malayalam Extra" w:hAnsi="BRH Malayalam Extra" w:cs="BRH Malayalam Extra"/>
-                <w:color w:val="000000"/>
-                <w:sz w:val="32"/>
-                <w:szCs w:val="32"/>
                 <w:highlight w:val="green"/>
               </w:rPr>
-              <w:lastRenderedPageBreak/>
               <w:t>s</w:t>
             </w:r>
             <w:r>
@@ -22209,6 +23058,210 @@
                 <w:szCs w:val="32"/>
               </w:rPr>
             </w:pPr>
+            <w:r>
+              <w:rPr>
+                <w:rFonts w:ascii="BRH Malayalam Extra" w:hAnsi="BRH Malayalam Extra" w:cs="BRH Malayalam Extra"/>
+                <w:color w:val="000000"/>
+                <w:sz w:val="32"/>
+                <w:szCs w:val="32"/>
+              </w:rPr>
+              <w:t>(</w:t>
+            </w:r>
+            <w:proofErr w:type="gramStart"/>
+            <w:r>
+              <w:rPr>
+                <w:rFonts w:cs="BRH Malayalam Extra"/>
+                <w:color w:val="000000"/>
+                <w:szCs w:val="32"/>
+              </w:rPr>
+              <w:t>43</w:t>
+            </w:r>
+            <w:r>
+              <w:rPr>
+                <w:rFonts w:ascii="BRH Malayalam Extra" w:hAnsi="BRH Malayalam Extra" w:cs="BRH Malayalam Extra"/>
+                <w:color w:val="000000"/>
+                <w:sz w:val="32"/>
+                <w:szCs w:val="32"/>
+              </w:rPr>
+              <w:t>)</w:t>
+            </w:r>
+            <w:r>
+              <w:rPr>
+                <w:rFonts w:cs="BRH Malayalam Extra"/>
+                <w:color w:val="000000"/>
+                <w:szCs w:val="32"/>
+              </w:rPr>
+              <w:t>[</w:t>
+            </w:r>
+            <w:proofErr w:type="gramEnd"/>
+            <w:r>
+              <w:rPr>
+                <w:rFonts w:cs="BRH Malayalam Extra"/>
+                <w:color w:val="000000"/>
+                <w:szCs w:val="32"/>
+              </w:rPr>
+              <w:t>P35</w:t>
+            </w:r>
+            <w:r>
+              <w:rPr>
+                <w:rFonts w:ascii="BRH Malayalam Extra" w:hAnsi="BRH Malayalam Extra" w:cs="BRH Malayalam Extra"/>
+                <w:color w:val="000000"/>
+                <w:sz w:val="32"/>
+                <w:szCs w:val="32"/>
+              </w:rPr>
+              <w:t xml:space="preserve">] </w:t>
+            </w:r>
+            <w:r>
+              <w:rPr>
+                <w:rFonts w:cs="BRH Malayalam Extra"/>
+                <w:color w:val="000000"/>
+                <w:szCs w:val="32"/>
+              </w:rPr>
+              <w:t>4</w:t>
+            </w:r>
+            <w:r>
+              <w:rPr>
+                <w:rFonts w:ascii="BRH Malayalam Extra" w:hAnsi="BRH Malayalam Extra" w:cs="BRH Malayalam Extra"/>
+                <w:color w:val="000000"/>
+                <w:sz w:val="32"/>
+                <w:szCs w:val="32"/>
+              </w:rPr>
+              <w:t>.</w:t>
+            </w:r>
+            <w:r>
+              <w:rPr>
+                <w:rFonts w:cs="BRH Malayalam Extra"/>
+                <w:color w:val="000000"/>
+                <w:szCs w:val="32"/>
+              </w:rPr>
+              <w:t>4</w:t>
+            </w:r>
+            <w:r>
+              <w:rPr>
+                <w:rFonts w:ascii="BRH Malayalam Extra" w:hAnsi="BRH Malayalam Extra" w:cs="BRH Malayalam Extra"/>
+                <w:color w:val="000000"/>
+                <w:sz w:val="32"/>
+                <w:szCs w:val="32"/>
+              </w:rPr>
+              <w:t>.</w:t>
+            </w:r>
+            <w:r>
+              <w:rPr>
+                <w:rFonts w:cs="BRH Malayalam Extra"/>
+                <w:color w:val="000000"/>
+                <w:szCs w:val="32"/>
+              </w:rPr>
+              <w:t>12</w:t>
+            </w:r>
+            <w:r>
+              <w:rPr>
+                <w:rFonts w:ascii="BRH Malayalam Extra" w:hAnsi="BRH Malayalam Extra" w:cs="BRH Malayalam Extra"/>
+                <w:color w:val="000000"/>
+                <w:sz w:val="32"/>
+                <w:szCs w:val="32"/>
+              </w:rPr>
+              <w:t>.</w:t>
+            </w:r>
+            <w:r>
+              <w:rPr>
+                <w:rFonts w:cs="BRH Malayalam Extra"/>
+                <w:color w:val="000000"/>
+                <w:szCs w:val="32"/>
+              </w:rPr>
+              <w:t>3</w:t>
+            </w:r>
+            <w:r>
+              <w:rPr>
+                <w:rFonts w:ascii="BRH Malayalam Extra" w:hAnsi="BRH Malayalam Extra" w:cs="BRH Malayalam Extra"/>
+                <w:color w:val="000000"/>
+                <w:sz w:val="32"/>
+                <w:szCs w:val="32"/>
+              </w:rPr>
+              <w:t>(</w:t>
+            </w:r>
+            <w:r>
+              <w:rPr>
+                <w:rFonts w:cs="BRH Malayalam Extra"/>
+                <w:color w:val="000000"/>
+                <w:szCs w:val="32"/>
+              </w:rPr>
+              <w:t>36</w:t>
+            </w:r>
+            <w:r>
+              <w:rPr>
+                <w:rFonts w:ascii="BRH Malayalam Extra" w:hAnsi="BRH Malayalam Extra" w:cs="BRH Malayalam Extra"/>
+                <w:color w:val="000000"/>
+                <w:sz w:val="32"/>
+                <w:szCs w:val="32"/>
+              </w:rPr>
+              <w:t>)</w:t>
+            </w:r>
+            <w:proofErr w:type="gramStart"/>
+            <w:r>
+              <w:rPr>
+                <w:rFonts w:ascii="BRH Malayalam Extra" w:hAnsi="BRH Malayalam Extra" w:cs="BRH Malayalam Extra"/>
+                <w:color w:val="000000"/>
+                <w:sz w:val="32"/>
+                <w:szCs w:val="32"/>
+              </w:rPr>
+              <w:t>-  iy</w:t>
+            </w:r>
+            <w:proofErr w:type="gramEnd"/>
+            <w:r>
+              <w:rPr>
+                <w:rFonts w:ascii="BRH Malayalam Extra" w:hAnsi="BRH Malayalam Extra" w:cs="BRH Malayalam Extra"/>
+                <w:color w:val="000000"/>
+                <w:sz w:val="28"/>
+                <w:szCs w:val="32"/>
+              </w:rPr>
+              <w:t>–</w:t>
+            </w:r>
+            <w:r>
+              <w:rPr>
+                <w:rFonts w:ascii="BRH Malayalam Extra" w:hAnsi="BRH Malayalam Extra" w:cs="BRH Malayalam Extra"/>
+                <w:color w:val="000000"/>
+                <w:sz w:val="32"/>
+                <w:szCs w:val="32"/>
+              </w:rPr>
+              <w:t>öZ</w:t>
+            </w:r>
+            <w:r>
+              <w:rPr>
+                <w:rFonts w:ascii="BRH Malayalam Extra" w:hAnsi="BRH Malayalam Extra" w:cs="BRH Malayalam Extra"/>
+                <w:color w:val="000000"/>
+                <w:sz w:val="32"/>
+                <w:szCs w:val="32"/>
+                <w:highlight w:val="yellow"/>
+              </w:rPr>
+              <w:t>p</w:t>
+            </w:r>
+            <w:r>
+              <w:rPr>
+                <w:rFonts w:ascii="BRH Malayalam Extra" w:hAnsi="BRH Malayalam Extra" w:cs="BRH Malayalam Extra"/>
+                <w:color w:val="000000"/>
+                <w:sz w:val="32"/>
+                <w:szCs w:val="32"/>
+              </w:rPr>
+              <w:t>Z§ | B</w:t>
+            </w:r>
+            <w:r>
+              <w:rPr>
+                <w:rFonts w:ascii="BRH Malayalam Extra" w:hAnsi="BRH Malayalam Extra" w:cs="BRH Malayalam Extra"/>
+                <w:color w:val="000000"/>
+                <w:sz w:val="28"/>
+                <w:szCs w:val="32"/>
+              </w:rPr>
+              <w:t>–</w:t>
+            </w:r>
+            <w:r>
+              <w:rPr>
+                <w:rFonts w:ascii="BRH Malayalam Extra" w:hAnsi="BRH Malayalam Extra" w:cs="BRH Malayalam Extra"/>
+                <w:color w:val="000000"/>
+                <w:sz w:val="32"/>
+                <w:szCs w:val="32"/>
+              </w:rPr>
+              <w:t xml:space="preserve">ªöbbx—d¡ | </w:t>
+            </w:r>
           </w:p>
           <w:p>
             <w:pPr>
@@ -22231,202 +23284,7 @@
                 <w:sz w:val="32"/>
                 <w:szCs w:val="32"/>
               </w:rPr>
-              <w:t>(</w:t>
-            </w:r>
-            <w:proofErr w:type="gramStart"/>
-            <w:r>
-              <w:rPr>
-                <w:rFonts w:cs="BRH Malayalam Extra"/>
-                <w:color w:val="000000"/>
-                <w:szCs w:val="32"/>
-              </w:rPr>
-              <w:t>43</w:t>
-            </w:r>
-            <w:r>
-              <w:rPr>
-                <w:rFonts w:ascii="BRH Malayalam Extra" w:hAnsi="BRH Malayalam Extra" w:cs="BRH Malayalam Extra"/>
-                <w:color w:val="000000"/>
-                <w:sz w:val="32"/>
-                <w:szCs w:val="32"/>
-              </w:rPr>
-              <w:t>)</w:t>
-            </w:r>
-            <w:r>
-              <w:rPr>
-                <w:rFonts w:cs="BRH Malayalam Extra"/>
-                <w:color w:val="000000"/>
-                <w:szCs w:val="32"/>
-              </w:rPr>
-              <w:t>[</w:t>
-            </w:r>
-            <w:proofErr w:type="gramEnd"/>
-            <w:r>
-              <w:rPr>
-                <w:rFonts w:cs="BRH Malayalam Extra"/>
-                <w:color w:val="000000"/>
-                <w:szCs w:val="32"/>
-              </w:rPr>
-              <w:t>P35</w:t>
-            </w:r>
-            <w:r>
-              <w:rPr>
-                <w:rFonts w:ascii="BRH Malayalam Extra" w:hAnsi="BRH Malayalam Extra" w:cs="BRH Malayalam Extra"/>
-                <w:color w:val="000000"/>
-                <w:sz w:val="32"/>
-                <w:szCs w:val="32"/>
-              </w:rPr>
-              <w:t xml:space="preserve">] </w:t>
-            </w:r>
-            <w:r>
-              <w:rPr>
-                <w:rFonts w:cs="BRH Malayalam Extra"/>
-                <w:color w:val="000000"/>
-                <w:szCs w:val="32"/>
-              </w:rPr>
-              <w:t>4</w:t>
-            </w:r>
-            <w:r>
-              <w:rPr>
-                <w:rFonts w:ascii="BRH Malayalam Extra" w:hAnsi="BRH Malayalam Extra" w:cs="BRH Malayalam Extra"/>
-                <w:color w:val="000000"/>
-                <w:sz w:val="32"/>
-                <w:szCs w:val="32"/>
-              </w:rPr>
-              <w:t>.</w:t>
-            </w:r>
-            <w:r>
-              <w:rPr>
-                <w:rFonts w:cs="BRH Malayalam Extra"/>
-                <w:color w:val="000000"/>
-                <w:szCs w:val="32"/>
-              </w:rPr>
-              <w:t>4</w:t>
-            </w:r>
-            <w:r>
-              <w:rPr>
-                <w:rFonts w:ascii="BRH Malayalam Extra" w:hAnsi="BRH Malayalam Extra" w:cs="BRH Malayalam Extra"/>
-                <w:color w:val="000000"/>
-                <w:sz w:val="32"/>
-                <w:szCs w:val="32"/>
-              </w:rPr>
-              <w:t>.</w:t>
-            </w:r>
-            <w:r>
-              <w:rPr>
-                <w:rFonts w:cs="BRH Malayalam Extra"/>
-                <w:color w:val="000000"/>
-                <w:szCs w:val="32"/>
-              </w:rPr>
-              <w:t>12</w:t>
-            </w:r>
-            <w:r>
-              <w:rPr>
-                <w:rFonts w:ascii="BRH Malayalam Extra" w:hAnsi="BRH Malayalam Extra" w:cs="BRH Malayalam Extra"/>
-                <w:color w:val="000000"/>
-                <w:sz w:val="32"/>
-                <w:szCs w:val="32"/>
-              </w:rPr>
-              <w:t>.</w:t>
-            </w:r>
-            <w:r>
-              <w:rPr>
-                <w:rFonts w:cs="BRH Malayalam Extra"/>
-                <w:color w:val="000000"/>
-                <w:szCs w:val="32"/>
-              </w:rPr>
-              <w:t>3</w:t>
-            </w:r>
-            <w:r>
-              <w:rPr>
-                <w:rFonts w:ascii="BRH Malayalam Extra" w:hAnsi="BRH Malayalam Extra" w:cs="BRH Malayalam Extra"/>
-                <w:color w:val="000000"/>
-                <w:sz w:val="32"/>
-                <w:szCs w:val="32"/>
-              </w:rPr>
-              <w:t>(</w:t>
-            </w:r>
-            <w:r>
-              <w:rPr>
-                <w:rFonts w:cs="BRH Malayalam Extra"/>
-                <w:color w:val="000000"/>
-                <w:szCs w:val="32"/>
-              </w:rPr>
-              <w:t>36</w:t>
-            </w:r>
-            <w:r>
-              <w:rPr>
-                <w:rFonts w:ascii="BRH Malayalam Extra" w:hAnsi="BRH Malayalam Extra" w:cs="BRH Malayalam Extra"/>
-                <w:color w:val="000000"/>
-                <w:sz w:val="32"/>
-                <w:szCs w:val="32"/>
-              </w:rPr>
-              <w:t>)</w:t>
-            </w:r>
-            <w:proofErr w:type="gramStart"/>
-            <w:r>
-              <w:rPr>
-                <w:rFonts w:ascii="BRH Malayalam Extra" w:hAnsi="BRH Malayalam Extra" w:cs="BRH Malayalam Extra"/>
-                <w:color w:val="000000"/>
-                <w:sz w:val="32"/>
-                <w:szCs w:val="32"/>
-              </w:rPr>
-              <w:t>-  iy</w:t>
-            </w:r>
-            <w:proofErr w:type="gramEnd"/>
-            <w:r>
-              <w:rPr>
-                <w:rFonts w:ascii="BRH Malayalam Extra" w:hAnsi="BRH Malayalam Extra" w:cs="BRH Malayalam Extra"/>
-                <w:color w:val="000000"/>
-                <w:sz w:val="28"/>
-                <w:szCs w:val="32"/>
-              </w:rPr>
-              <w:t>–</w:t>
-            </w:r>
-            <w:r>
-              <w:rPr>
-                <w:rFonts w:ascii="BRH Malayalam Extra" w:hAnsi="BRH Malayalam Extra" w:cs="BRH Malayalam Extra"/>
-                <w:color w:val="000000"/>
-                <w:sz w:val="32"/>
-                <w:szCs w:val="32"/>
-              </w:rPr>
-              <w:t>öZ</w:t>
-            </w:r>
-            <w:r>
-              <w:rPr>
-                <w:rFonts w:ascii="BRH Malayalam Extra" w:hAnsi="BRH Malayalam Extra" w:cs="BRH Malayalam Extra"/>
-                <w:color w:val="000000"/>
-                <w:sz w:val="32"/>
-                <w:szCs w:val="32"/>
-                <w:highlight w:val="yellow"/>
-              </w:rPr>
-              <w:t>p</w:t>
-            </w:r>
-            <w:r>
-              <w:rPr>
-                <w:rFonts w:ascii="BRH Malayalam Extra" w:hAnsi="BRH Malayalam Extra" w:cs="BRH Malayalam Extra"/>
-                <w:color w:val="000000"/>
-                <w:sz w:val="32"/>
-                <w:szCs w:val="32"/>
-              </w:rPr>
-              <w:t>Z§ | B</w:t>
-            </w:r>
-            <w:r>
-              <w:rPr>
-                <w:rFonts w:ascii="BRH Malayalam Extra" w:hAnsi="BRH Malayalam Extra" w:cs="BRH Malayalam Extra"/>
-                <w:color w:val="000000"/>
-                <w:sz w:val="28"/>
-                <w:szCs w:val="32"/>
-              </w:rPr>
-              <w:t>–</w:t>
-            </w:r>
-            <w:r>
-              <w:rPr>
-                <w:rFonts w:ascii="BRH Malayalam Extra" w:hAnsi="BRH Malayalam Extra" w:cs="BRH Malayalam Extra"/>
-                <w:color w:val="000000"/>
-                <w:sz w:val="32"/>
-                <w:szCs w:val="32"/>
-              </w:rPr>
-              <w:t xml:space="preserve">ªöbbx—d¡ | </w:t>
+              <w:t>iyöZx—pk¡Yx |</w:t>
             </w:r>
           </w:p>
           <w:p>
@@ -22450,7 +23308,154 @@
                 <w:sz w:val="32"/>
                 <w:szCs w:val="32"/>
               </w:rPr>
-              <w:t>iyöZx—pk¡Yx |</w:t>
+              <w:t>iy</w:t>
+            </w:r>
+            <w:r>
+              <w:rPr>
+                <w:rFonts w:ascii="BRH Malayalam Extra" w:hAnsi="BRH Malayalam Extra" w:cs="BRH Malayalam Extra"/>
+                <w:color w:val="000000"/>
+                <w:sz w:val="28"/>
+                <w:szCs w:val="32"/>
+              </w:rPr>
+              <w:t>–</w:t>
+            </w:r>
+            <w:r>
+              <w:rPr>
+                <w:rFonts w:ascii="BRH Malayalam Extra" w:hAnsi="BRH Malayalam Extra" w:cs="BRH Malayalam Extra"/>
+                <w:color w:val="000000"/>
+                <w:sz w:val="32"/>
+                <w:szCs w:val="32"/>
+              </w:rPr>
+              <w:t>öZ</w:t>
+            </w:r>
+            <w:r>
+              <w:rPr>
+                <w:rFonts w:ascii="BRH Malayalam Extra" w:hAnsi="BRH Malayalam Extra" w:cs="BRH Malayalam Extra"/>
+                <w:color w:val="000000"/>
+                <w:sz w:val="32"/>
+                <w:szCs w:val="32"/>
+                <w:highlight w:val="yellow"/>
+              </w:rPr>
+              <w:t>p</w:t>
+            </w:r>
+            <w:r>
+              <w:rPr>
+                <w:rFonts w:ascii="BRH Malayalam Extra" w:hAnsi="BRH Malayalam Extra" w:cs="BRH Malayalam Extra"/>
+                <w:color w:val="000000"/>
+                <w:sz w:val="32"/>
+                <w:szCs w:val="32"/>
+              </w:rPr>
+              <w:t xml:space="preserve"> bx</w:t>
+            </w:r>
+            <w:r>
+              <w:rPr>
+                <w:rFonts w:ascii="BRH Malayalam Extra" w:hAnsi="BRH Malayalam Extra" w:cs="BRH Malayalam Extra"/>
+                <w:color w:val="000000"/>
+                <w:sz w:val="28"/>
+                <w:szCs w:val="32"/>
+              </w:rPr>
+              <w:t>–</w:t>
+            </w:r>
+            <w:r>
+              <w:rPr>
+                <w:rFonts w:ascii="BRH Malayalam Extra" w:hAnsi="BRH Malayalam Extra" w:cs="BRH Malayalam Extra"/>
+                <w:color w:val="000000"/>
+                <w:sz w:val="32"/>
+                <w:szCs w:val="32"/>
+              </w:rPr>
+              <w:t>ªöbbx˜© px</w:t>
+            </w:r>
+            <w:r>
+              <w:rPr>
+                <w:rFonts w:ascii="BRH Malayalam Extra" w:hAnsi="BRH Malayalam Extra" w:cs="BRH Malayalam Extra"/>
+                <w:color w:val="000000"/>
+                <w:sz w:val="28"/>
+                <w:szCs w:val="32"/>
+              </w:rPr>
+              <w:t>–</w:t>
+            </w:r>
+            <w:r>
+              <w:rPr>
+                <w:rFonts w:ascii="BRH Malayalam Extra" w:hAnsi="BRH Malayalam Extra" w:cs="BRH Malayalam Extra"/>
+                <w:color w:val="000000"/>
+                <w:sz w:val="32"/>
+                <w:szCs w:val="32"/>
+              </w:rPr>
+              <w:t>ªöbbx—d¡ iy</w:t>
+            </w:r>
+            <w:r>
+              <w:rPr>
+                <w:rFonts w:ascii="BRH Malayalam Extra" w:hAnsi="BRH Malayalam Extra" w:cs="BRH Malayalam Extra"/>
+                <w:color w:val="000000"/>
+                <w:sz w:val="28"/>
+                <w:szCs w:val="32"/>
+              </w:rPr>
+              <w:t>–</w:t>
+            </w:r>
+            <w:r>
+              <w:rPr>
+                <w:rFonts w:ascii="BRH Malayalam Extra" w:hAnsi="BRH Malayalam Extra" w:cs="BRH Malayalam Extra"/>
+                <w:color w:val="000000"/>
+                <w:sz w:val="32"/>
+                <w:szCs w:val="32"/>
+              </w:rPr>
+              <w:t>öZ</w:t>
+            </w:r>
+            <w:r>
+              <w:rPr>
+                <w:rFonts w:ascii="BRH Malayalam Extra" w:hAnsi="BRH Malayalam Extra" w:cs="BRH Malayalam Extra"/>
+                <w:color w:val="000000"/>
+                <w:sz w:val="32"/>
+                <w:szCs w:val="32"/>
+                <w:highlight w:val="yellow"/>
+              </w:rPr>
+              <w:t>p</w:t>
+            </w:r>
+            <w:r>
+              <w:rPr>
+                <w:rFonts w:ascii="BRH Malayalam Extra" w:hAnsi="BRH Malayalam Extra" w:cs="BRH Malayalam Extra"/>
+                <w:color w:val="000000"/>
+                <w:sz w:val="32"/>
+                <w:szCs w:val="32"/>
+              </w:rPr>
+              <w:t>© iy</w:t>
+            </w:r>
+            <w:r>
+              <w:rPr>
+                <w:rFonts w:ascii="BRH Malayalam Extra" w:hAnsi="BRH Malayalam Extra" w:cs="BRH Malayalam Extra"/>
+                <w:color w:val="000000"/>
+                <w:sz w:val="28"/>
+                <w:szCs w:val="32"/>
+              </w:rPr>
+              <w:t>–</w:t>
+            </w:r>
+            <w:r>
+              <w:rPr>
+                <w:rFonts w:ascii="BRH Malayalam Extra" w:hAnsi="BRH Malayalam Extra" w:cs="BRH Malayalam Extra"/>
+                <w:color w:val="000000"/>
+                <w:sz w:val="32"/>
+                <w:szCs w:val="32"/>
+              </w:rPr>
+              <w:t>öZ</w:t>
+            </w:r>
+            <w:r>
+              <w:rPr>
+                <w:rFonts w:ascii="BRH Malayalam Extra" w:hAnsi="BRH Malayalam Extra" w:cs="BRH Malayalam Extra"/>
+                <w:color w:val="000000"/>
+                <w:sz w:val="32"/>
+                <w:szCs w:val="32"/>
+                <w:highlight w:val="yellow"/>
+              </w:rPr>
+              <w:t>p</w:t>
+            </w:r>
+            <w:r>
+              <w:rPr>
+                <w:rFonts w:ascii="BRH Malayalam Extra" w:hAnsi="BRH Malayalam Extra" w:cs="BRH Malayalam Extra"/>
+                <w:color w:val="000000"/>
+                <w:sz w:val="32"/>
+                <w:szCs w:val="32"/>
+              </w:rPr>
+              <w:t xml:space="preserve"> </w:t>
             </w:r>
           </w:p>
           <w:p>
@@ -22474,7 +23479,79 @@
                 <w:sz w:val="32"/>
                 <w:szCs w:val="32"/>
               </w:rPr>
-              <w:t>iy</w:t>
+              <w:t>bx</w:t>
+            </w:r>
+            <w:r>
+              <w:rPr>
+                <w:rFonts w:ascii="BRH Malayalam Extra" w:hAnsi="BRH Malayalam Extra" w:cs="BRH Malayalam Extra"/>
+                <w:color w:val="000000"/>
+                <w:sz w:val="28"/>
+                <w:szCs w:val="32"/>
+              </w:rPr>
+              <w:t>–</w:t>
+            </w:r>
+            <w:r>
+              <w:rPr>
+                <w:rFonts w:ascii="BRH Malayalam Extra" w:hAnsi="BRH Malayalam Extra" w:cs="BRH Malayalam Extra"/>
+                <w:color w:val="000000"/>
+                <w:sz w:val="32"/>
+                <w:szCs w:val="32"/>
+              </w:rPr>
+              <w:t>ªöbbx—d¡</w:t>
+            </w:r>
+            <w:r>
+              <w:rPr>
+                <w:rFonts w:ascii="BRH Malayalam Extra" w:hAnsi="BRH Malayalam Extra" w:cs="BRH Malayalam Extra"/>
+                <w:color w:val="000000"/>
+                <w:sz w:val="28"/>
+                <w:szCs w:val="32"/>
+              </w:rPr>
+              <w:t>–</w:t>
+            </w:r>
+            <w:r>
+              <w:rPr>
+                <w:rFonts w:ascii="BRH Malayalam Extra" w:hAnsi="BRH Malayalam Extra" w:cs="BRH Malayalam Extra"/>
+                <w:color w:val="000000"/>
+                <w:sz w:val="32"/>
+                <w:szCs w:val="32"/>
+              </w:rPr>
+              <w:t xml:space="preserve"> iyöZx—pk¡Yx</w:t>
+            </w:r>
+            <w:r>
+              <w:rPr>
+                <w:rFonts w:ascii="BRH Malayalam Extra" w:hAnsi="BRH Malayalam Extra" w:cs="BRH Malayalam Extra"/>
+                <w:color w:val="000000"/>
+                <w:sz w:val="28"/>
+                <w:szCs w:val="32"/>
+              </w:rPr>
+              <w:t>–</w:t>
+            </w:r>
+            <w:r>
+              <w:rPr>
+                <w:rFonts w:ascii="BRH Malayalam Extra" w:hAnsi="BRH Malayalam Extra" w:cs="BRH Malayalam Extra"/>
+                <w:color w:val="000000"/>
+                <w:sz w:val="32"/>
+                <w:szCs w:val="32"/>
+              </w:rPr>
+              <w:t xml:space="preserve"> iyöZx—pk¡Yx</w:t>
+            </w:r>
+            <w:r>
+              <w:rPr>
+                <w:rFonts w:ascii="BRH Malayalam Extra" w:hAnsi="BRH Malayalam Extra" w:cs="BRH Malayalam Extra"/>
+                <w:color w:val="000000"/>
+                <w:sz w:val="28"/>
+                <w:szCs w:val="32"/>
+              </w:rPr>
+              <w:t>–</w:t>
+            </w:r>
+            <w:r>
+              <w:rPr>
+                <w:rFonts w:ascii="BRH Malayalam Extra" w:hAnsi="BRH Malayalam Extra" w:cs="BRH Malayalam Extra"/>
+                <w:color w:val="000000"/>
+                <w:sz w:val="32"/>
+                <w:szCs w:val="32"/>
+              </w:rPr>
+              <w:t xml:space="preserve"> „„ªöbbx—d¡ iy</w:t>
             </w:r>
             <w:r>
               <w:rPr>
@@ -22511,6 +23588,43 @@
                 <w:sz w:val="32"/>
                 <w:szCs w:val="32"/>
               </w:rPr>
+              <w:t>© iy</w:t>
+            </w:r>
+            <w:r>
+              <w:rPr>
+                <w:rFonts w:ascii="BRH Malayalam Extra" w:hAnsi="BRH Malayalam Extra" w:cs="BRH Malayalam Extra"/>
+                <w:color w:val="000000"/>
+                <w:sz w:val="28"/>
+                <w:szCs w:val="32"/>
+              </w:rPr>
+              <w:t>–</w:t>
+            </w:r>
+            <w:r>
+              <w:rPr>
+                <w:rFonts w:ascii="BRH Malayalam Extra" w:hAnsi="BRH Malayalam Extra" w:cs="BRH Malayalam Extra"/>
+                <w:color w:val="000000"/>
+                <w:sz w:val="32"/>
+                <w:szCs w:val="32"/>
+              </w:rPr>
+              <w:t>öZ</w:t>
+            </w:r>
+            <w:r>
+              <w:rPr>
+                <w:rFonts w:ascii="BRH Malayalam Extra" w:hAnsi="BRH Malayalam Extra" w:cs="BRH Malayalam Extra"/>
+                <w:color w:val="000000"/>
+                <w:sz w:val="32"/>
+                <w:szCs w:val="32"/>
+                <w:highlight w:val="yellow"/>
+              </w:rPr>
+              <w:t>p</w:t>
+            </w:r>
+            <w:r>
+              <w:rPr>
+                <w:rFonts w:ascii="BRH Malayalam Extra" w:hAnsi="BRH Malayalam Extra" w:cs="BRH Malayalam Extra"/>
+                <w:color w:val="000000"/>
+                <w:sz w:val="32"/>
+                <w:szCs w:val="32"/>
+              </w:rPr>
               <w:t xml:space="preserve"> bx</w:t>
             </w:r>
             <w:r>
@@ -22529,99 +23643,25 @@
                 <w:sz w:val="32"/>
                 <w:szCs w:val="32"/>
               </w:rPr>
-              <w:t>ªöbbx˜© px</w:t>
-            </w:r>
-            <w:r>
-              <w:rPr>
-                <w:rFonts w:ascii="BRH Malayalam Extra" w:hAnsi="BRH Malayalam Extra" w:cs="BRH Malayalam Extra"/>
-                <w:color w:val="000000"/>
-                <w:sz w:val="28"/>
-                <w:szCs w:val="32"/>
-              </w:rPr>
-              <w:t>–</w:t>
-            </w:r>
-            <w:r>
-              <w:rPr>
-                <w:rFonts w:ascii="BRH Malayalam Extra" w:hAnsi="BRH Malayalam Extra" w:cs="BRH Malayalam Extra"/>
-                <w:color w:val="000000"/>
-                <w:sz w:val="32"/>
-                <w:szCs w:val="32"/>
-              </w:rPr>
-              <w:t>ªöbbx—d¡ iy</w:t>
-            </w:r>
-            <w:r>
-              <w:rPr>
-                <w:rFonts w:ascii="BRH Malayalam Extra" w:hAnsi="BRH Malayalam Extra" w:cs="BRH Malayalam Extra"/>
-                <w:color w:val="000000"/>
-                <w:sz w:val="28"/>
-                <w:szCs w:val="32"/>
-              </w:rPr>
-              <w:t>–</w:t>
-            </w:r>
-            <w:r>
-              <w:rPr>
-                <w:rFonts w:ascii="BRH Malayalam Extra" w:hAnsi="BRH Malayalam Extra" w:cs="BRH Malayalam Extra"/>
-                <w:color w:val="000000"/>
-                <w:sz w:val="32"/>
-                <w:szCs w:val="32"/>
-              </w:rPr>
-              <w:t>öZ</w:t>
-            </w:r>
-            <w:r>
-              <w:rPr>
-                <w:rFonts w:ascii="BRH Malayalam Extra" w:hAnsi="BRH Malayalam Extra" w:cs="BRH Malayalam Extra"/>
-                <w:color w:val="000000"/>
-                <w:sz w:val="32"/>
-                <w:szCs w:val="32"/>
-                <w:highlight w:val="yellow"/>
-              </w:rPr>
-              <w:t>p</w:t>
-            </w:r>
-            <w:r>
-              <w:rPr>
-                <w:rFonts w:ascii="BRH Malayalam Extra" w:hAnsi="BRH Malayalam Extra" w:cs="BRH Malayalam Extra"/>
-                <w:color w:val="000000"/>
-                <w:sz w:val="32"/>
-                <w:szCs w:val="32"/>
-              </w:rPr>
-              <w:t>© iy</w:t>
-            </w:r>
-            <w:r>
-              <w:rPr>
-                <w:rFonts w:ascii="BRH Malayalam Extra" w:hAnsi="BRH Malayalam Extra" w:cs="BRH Malayalam Extra"/>
-                <w:color w:val="000000"/>
-                <w:sz w:val="28"/>
-                <w:szCs w:val="32"/>
-              </w:rPr>
-              <w:t>–</w:t>
-            </w:r>
-            <w:r>
-              <w:rPr>
-                <w:rFonts w:ascii="BRH Malayalam Extra" w:hAnsi="BRH Malayalam Extra" w:cs="BRH Malayalam Extra"/>
-                <w:color w:val="000000"/>
-                <w:sz w:val="32"/>
-                <w:szCs w:val="32"/>
-              </w:rPr>
-              <w:t>öZ</w:t>
-            </w:r>
-            <w:r>
-              <w:rPr>
-                <w:rFonts w:ascii="BRH Malayalam Extra" w:hAnsi="BRH Malayalam Extra" w:cs="BRH Malayalam Extra"/>
-                <w:color w:val="000000"/>
-                <w:sz w:val="32"/>
-                <w:szCs w:val="32"/>
-                <w:highlight w:val="yellow"/>
-              </w:rPr>
-              <w:t>p</w:t>
-            </w:r>
-            <w:r>
-              <w:rPr>
-                <w:rFonts w:ascii="BRH Malayalam Extra" w:hAnsi="BRH Malayalam Extra" w:cs="BRH Malayalam Extra"/>
-                <w:color w:val="000000"/>
-                <w:sz w:val="32"/>
-                <w:szCs w:val="32"/>
-              </w:rPr>
-              <w:t xml:space="preserve"> </w:t>
+              <w:t>ªöbbx—d¡</w:t>
+            </w:r>
+            <w:r>
+              <w:rPr>
+                <w:rFonts w:ascii="BRH Malayalam Extra" w:hAnsi="BRH Malayalam Extra" w:cs="BRH Malayalam Extra"/>
+                <w:color w:val="000000"/>
+                <w:sz w:val="28"/>
+                <w:szCs w:val="32"/>
+              </w:rPr>
+              <w:t>–</w:t>
+            </w:r>
+            <w:r>
+              <w:rPr>
+                <w:rFonts w:ascii="BRH Malayalam Extra" w:hAnsi="BRH Malayalam Extra" w:cs="BRH Malayalam Extra"/>
+                <w:color w:val="000000"/>
+                <w:sz w:val="32"/>
+                <w:szCs w:val="32"/>
+              </w:rPr>
+              <w:t xml:space="preserve"> iyöZx—pk¡Yx | </w:t>
             </w:r>
           </w:p>
           <w:p>
@@ -22638,197 +23678,6 @@
                 <w:szCs w:val="32"/>
               </w:rPr>
             </w:pPr>
-            <w:r>
-              <w:rPr>
-                <w:rFonts w:ascii="BRH Malayalam Extra" w:hAnsi="BRH Malayalam Extra" w:cs="BRH Malayalam Extra"/>
-                <w:color w:val="000000"/>
-                <w:sz w:val="32"/>
-                <w:szCs w:val="32"/>
-              </w:rPr>
-              <w:t>bx</w:t>
-            </w:r>
-            <w:r>
-              <w:rPr>
-                <w:rFonts w:ascii="BRH Malayalam Extra" w:hAnsi="BRH Malayalam Extra" w:cs="BRH Malayalam Extra"/>
-                <w:color w:val="000000"/>
-                <w:sz w:val="28"/>
-                <w:szCs w:val="32"/>
-              </w:rPr>
-              <w:t>–</w:t>
-            </w:r>
-            <w:r>
-              <w:rPr>
-                <w:rFonts w:ascii="BRH Malayalam Extra" w:hAnsi="BRH Malayalam Extra" w:cs="BRH Malayalam Extra"/>
-                <w:color w:val="000000"/>
-                <w:sz w:val="32"/>
-                <w:szCs w:val="32"/>
-              </w:rPr>
-              <w:t>ªöbbx—d¡</w:t>
-            </w:r>
-            <w:r>
-              <w:rPr>
-                <w:rFonts w:ascii="BRH Malayalam Extra" w:hAnsi="BRH Malayalam Extra" w:cs="BRH Malayalam Extra"/>
-                <w:color w:val="000000"/>
-                <w:sz w:val="28"/>
-                <w:szCs w:val="32"/>
-              </w:rPr>
-              <w:t>–</w:t>
-            </w:r>
-            <w:r>
-              <w:rPr>
-                <w:rFonts w:ascii="BRH Malayalam Extra" w:hAnsi="BRH Malayalam Extra" w:cs="BRH Malayalam Extra"/>
-                <w:color w:val="000000"/>
-                <w:sz w:val="32"/>
-                <w:szCs w:val="32"/>
-              </w:rPr>
-              <w:t xml:space="preserve"> iyöZx—pk¡Yx</w:t>
-            </w:r>
-            <w:r>
-              <w:rPr>
-                <w:rFonts w:ascii="BRH Malayalam Extra" w:hAnsi="BRH Malayalam Extra" w:cs="BRH Malayalam Extra"/>
-                <w:color w:val="000000"/>
-                <w:sz w:val="28"/>
-                <w:szCs w:val="32"/>
-              </w:rPr>
-              <w:t>–</w:t>
-            </w:r>
-            <w:r>
-              <w:rPr>
-                <w:rFonts w:ascii="BRH Malayalam Extra" w:hAnsi="BRH Malayalam Extra" w:cs="BRH Malayalam Extra"/>
-                <w:color w:val="000000"/>
-                <w:sz w:val="32"/>
-                <w:szCs w:val="32"/>
-              </w:rPr>
-              <w:t xml:space="preserve"> iyöZx—pk¡Yx</w:t>
-            </w:r>
-            <w:r>
-              <w:rPr>
-                <w:rFonts w:ascii="BRH Malayalam Extra" w:hAnsi="BRH Malayalam Extra" w:cs="BRH Malayalam Extra"/>
-                <w:color w:val="000000"/>
-                <w:sz w:val="28"/>
-                <w:szCs w:val="32"/>
-              </w:rPr>
-              <w:t>–</w:t>
-            </w:r>
-            <w:r>
-              <w:rPr>
-                <w:rFonts w:ascii="BRH Malayalam Extra" w:hAnsi="BRH Malayalam Extra" w:cs="BRH Malayalam Extra"/>
-                <w:color w:val="000000"/>
-                <w:sz w:val="32"/>
-                <w:szCs w:val="32"/>
-              </w:rPr>
-              <w:t xml:space="preserve"> „„ªöbbx—d¡ iy</w:t>
-            </w:r>
-            <w:r>
-              <w:rPr>
-                <w:rFonts w:ascii="BRH Malayalam Extra" w:hAnsi="BRH Malayalam Extra" w:cs="BRH Malayalam Extra"/>
-                <w:color w:val="000000"/>
-                <w:sz w:val="28"/>
-                <w:szCs w:val="32"/>
-              </w:rPr>
-              <w:t>–</w:t>
-            </w:r>
-            <w:r>
-              <w:rPr>
-                <w:rFonts w:ascii="BRH Malayalam Extra" w:hAnsi="BRH Malayalam Extra" w:cs="BRH Malayalam Extra"/>
-                <w:color w:val="000000"/>
-                <w:sz w:val="32"/>
-                <w:szCs w:val="32"/>
-              </w:rPr>
-              <w:t>öZ</w:t>
-            </w:r>
-            <w:r>
-              <w:rPr>
-                <w:rFonts w:ascii="BRH Malayalam Extra" w:hAnsi="BRH Malayalam Extra" w:cs="BRH Malayalam Extra"/>
-                <w:color w:val="000000"/>
-                <w:sz w:val="32"/>
-                <w:szCs w:val="32"/>
-                <w:highlight w:val="yellow"/>
-              </w:rPr>
-              <w:t>p</w:t>
-            </w:r>
-            <w:r>
-              <w:rPr>
-                <w:rFonts w:ascii="BRH Malayalam Extra" w:hAnsi="BRH Malayalam Extra" w:cs="BRH Malayalam Extra"/>
-                <w:color w:val="000000"/>
-                <w:sz w:val="32"/>
-                <w:szCs w:val="32"/>
-              </w:rPr>
-              <w:t>© iy</w:t>
-            </w:r>
-            <w:r>
-              <w:rPr>
-                <w:rFonts w:ascii="BRH Malayalam Extra" w:hAnsi="BRH Malayalam Extra" w:cs="BRH Malayalam Extra"/>
-                <w:color w:val="000000"/>
-                <w:sz w:val="28"/>
-                <w:szCs w:val="32"/>
-              </w:rPr>
-              <w:t>–</w:t>
-            </w:r>
-            <w:r>
-              <w:rPr>
-                <w:rFonts w:ascii="BRH Malayalam Extra" w:hAnsi="BRH Malayalam Extra" w:cs="BRH Malayalam Extra"/>
-                <w:color w:val="000000"/>
-                <w:sz w:val="32"/>
-                <w:szCs w:val="32"/>
-              </w:rPr>
-              <w:t>öZ</w:t>
-            </w:r>
-            <w:r>
-              <w:rPr>
-                <w:rFonts w:ascii="BRH Malayalam Extra" w:hAnsi="BRH Malayalam Extra" w:cs="BRH Malayalam Extra"/>
-                <w:color w:val="000000"/>
-                <w:sz w:val="32"/>
-                <w:szCs w:val="32"/>
-                <w:highlight w:val="yellow"/>
-              </w:rPr>
-              <w:t>p</w:t>
-            </w:r>
-            <w:r>
-              <w:rPr>
-                <w:rFonts w:ascii="BRH Malayalam Extra" w:hAnsi="BRH Malayalam Extra" w:cs="BRH Malayalam Extra"/>
-                <w:color w:val="000000"/>
-                <w:sz w:val="32"/>
-                <w:szCs w:val="32"/>
-              </w:rPr>
-              <w:t xml:space="preserve"> bx</w:t>
-            </w:r>
-            <w:r>
-              <w:rPr>
-                <w:rFonts w:ascii="BRH Malayalam Extra" w:hAnsi="BRH Malayalam Extra" w:cs="BRH Malayalam Extra"/>
-                <w:color w:val="000000"/>
-                <w:sz w:val="28"/>
-                <w:szCs w:val="32"/>
-              </w:rPr>
-              <w:t>–</w:t>
-            </w:r>
-            <w:r>
-              <w:rPr>
-                <w:rFonts w:ascii="BRH Malayalam Extra" w:hAnsi="BRH Malayalam Extra" w:cs="BRH Malayalam Extra"/>
-                <w:color w:val="000000"/>
-                <w:sz w:val="32"/>
-                <w:szCs w:val="32"/>
-              </w:rPr>
-              <w:t>ªöbbx—d¡</w:t>
-            </w:r>
-            <w:r>
-              <w:rPr>
-                <w:rFonts w:ascii="BRH Malayalam Extra" w:hAnsi="BRH Malayalam Extra" w:cs="BRH Malayalam Extra"/>
-                <w:color w:val="000000"/>
-                <w:sz w:val="28"/>
-                <w:szCs w:val="32"/>
-              </w:rPr>
-              <w:t>–</w:t>
-            </w:r>
-            <w:r>
-              <w:rPr>
-                <w:rFonts w:ascii="BRH Malayalam Extra" w:hAnsi="BRH Malayalam Extra" w:cs="BRH Malayalam Extra"/>
-                <w:color w:val="000000"/>
-                <w:sz w:val="32"/>
-                <w:szCs w:val="32"/>
-              </w:rPr>
-              <w:t xml:space="preserve"> iyöZx—pk¡Yx | </w:t>
-            </w:r>
           </w:p>
           <w:p>
             <w:pPr>
@@ -24391,6 +25240,210 @@
                 <w:szCs w:val="32"/>
               </w:rPr>
             </w:pPr>
+            <w:r>
+              <w:rPr>
+                <w:rFonts w:ascii="BRH Malayalam Extra" w:hAnsi="BRH Malayalam Extra" w:cs="BRH Malayalam Extra"/>
+                <w:color w:val="000000"/>
+                <w:sz w:val="32"/>
+                <w:szCs w:val="32"/>
+              </w:rPr>
+              <w:t>(</w:t>
+            </w:r>
+            <w:proofErr w:type="gramStart"/>
+            <w:r>
+              <w:rPr>
+                <w:rFonts w:cs="BRH Malayalam Extra"/>
+                <w:color w:val="000000"/>
+                <w:szCs w:val="32"/>
+              </w:rPr>
+              <w:t>43</w:t>
+            </w:r>
+            <w:r>
+              <w:rPr>
+                <w:rFonts w:ascii="BRH Malayalam Extra" w:hAnsi="BRH Malayalam Extra" w:cs="BRH Malayalam Extra"/>
+                <w:color w:val="000000"/>
+                <w:sz w:val="32"/>
+                <w:szCs w:val="32"/>
+              </w:rPr>
+              <w:t>)</w:t>
+            </w:r>
+            <w:r>
+              <w:rPr>
+                <w:rFonts w:cs="BRH Malayalam Extra"/>
+                <w:color w:val="000000"/>
+                <w:szCs w:val="32"/>
+              </w:rPr>
+              <w:t>[</w:t>
+            </w:r>
+            <w:proofErr w:type="gramEnd"/>
+            <w:r>
+              <w:rPr>
+                <w:rFonts w:cs="BRH Malayalam Extra"/>
+                <w:color w:val="000000"/>
+                <w:szCs w:val="32"/>
+              </w:rPr>
+              <w:t>P35</w:t>
+            </w:r>
+            <w:r>
+              <w:rPr>
+                <w:rFonts w:ascii="BRH Malayalam Extra" w:hAnsi="BRH Malayalam Extra" w:cs="BRH Malayalam Extra"/>
+                <w:color w:val="000000"/>
+                <w:sz w:val="32"/>
+                <w:szCs w:val="32"/>
+              </w:rPr>
+              <w:t xml:space="preserve">] </w:t>
+            </w:r>
+            <w:r>
+              <w:rPr>
+                <w:rFonts w:cs="BRH Malayalam Extra"/>
+                <w:color w:val="000000"/>
+                <w:szCs w:val="32"/>
+              </w:rPr>
+              <w:t>4</w:t>
+            </w:r>
+            <w:r>
+              <w:rPr>
+                <w:rFonts w:ascii="BRH Malayalam Extra" w:hAnsi="BRH Malayalam Extra" w:cs="BRH Malayalam Extra"/>
+                <w:color w:val="000000"/>
+                <w:sz w:val="32"/>
+                <w:szCs w:val="32"/>
+              </w:rPr>
+              <w:t>.</w:t>
+            </w:r>
+            <w:r>
+              <w:rPr>
+                <w:rFonts w:cs="BRH Malayalam Extra"/>
+                <w:color w:val="000000"/>
+                <w:szCs w:val="32"/>
+              </w:rPr>
+              <w:t>4</w:t>
+            </w:r>
+            <w:r>
+              <w:rPr>
+                <w:rFonts w:ascii="BRH Malayalam Extra" w:hAnsi="BRH Malayalam Extra" w:cs="BRH Malayalam Extra"/>
+                <w:color w:val="000000"/>
+                <w:sz w:val="32"/>
+                <w:szCs w:val="32"/>
+              </w:rPr>
+              <w:t>.</w:t>
+            </w:r>
+            <w:r>
+              <w:rPr>
+                <w:rFonts w:cs="BRH Malayalam Extra"/>
+                <w:color w:val="000000"/>
+                <w:szCs w:val="32"/>
+              </w:rPr>
+              <w:t>12</w:t>
+            </w:r>
+            <w:r>
+              <w:rPr>
+                <w:rFonts w:ascii="BRH Malayalam Extra" w:hAnsi="BRH Malayalam Extra" w:cs="BRH Malayalam Extra"/>
+                <w:color w:val="000000"/>
+                <w:sz w:val="32"/>
+                <w:szCs w:val="32"/>
+              </w:rPr>
+              <w:t>.</w:t>
+            </w:r>
+            <w:r>
+              <w:rPr>
+                <w:rFonts w:cs="BRH Malayalam Extra"/>
+                <w:color w:val="000000"/>
+                <w:szCs w:val="32"/>
+              </w:rPr>
+              <w:t>3</w:t>
+            </w:r>
+            <w:r>
+              <w:rPr>
+                <w:rFonts w:ascii="BRH Malayalam Extra" w:hAnsi="BRH Malayalam Extra" w:cs="BRH Malayalam Extra"/>
+                <w:color w:val="000000"/>
+                <w:sz w:val="32"/>
+                <w:szCs w:val="32"/>
+              </w:rPr>
+              <w:t>(</w:t>
+            </w:r>
+            <w:r>
+              <w:rPr>
+                <w:rFonts w:cs="BRH Malayalam Extra"/>
+                <w:color w:val="000000"/>
+                <w:szCs w:val="32"/>
+              </w:rPr>
+              <w:t>36</w:t>
+            </w:r>
+            <w:r>
+              <w:rPr>
+                <w:rFonts w:ascii="BRH Malayalam Extra" w:hAnsi="BRH Malayalam Extra" w:cs="BRH Malayalam Extra"/>
+                <w:color w:val="000000"/>
+                <w:sz w:val="32"/>
+                <w:szCs w:val="32"/>
+              </w:rPr>
+              <w:t>)</w:t>
+            </w:r>
+            <w:proofErr w:type="gramStart"/>
+            <w:r>
+              <w:rPr>
+                <w:rFonts w:ascii="BRH Malayalam Extra" w:hAnsi="BRH Malayalam Extra" w:cs="BRH Malayalam Extra"/>
+                <w:color w:val="000000"/>
+                <w:sz w:val="32"/>
+                <w:szCs w:val="32"/>
+              </w:rPr>
+              <w:t>-  iy</w:t>
+            </w:r>
+            <w:proofErr w:type="gramEnd"/>
+            <w:r>
+              <w:rPr>
+                <w:rFonts w:ascii="BRH Malayalam Extra" w:hAnsi="BRH Malayalam Extra" w:cs="BRH Malayalam Extra"/>
+                <w:color w:val="000000"/>
+                <w:sz w:val="28"/>
+                <w:szCs w:val="32"/>
+              </w:rPr>
+              <w:t>–</w:t>
+            </w:r>
+            <w:r>
+              <w:rPr>
+                <w:rFonts w:ascii="BRH Malayalam Extra" w:hAnsi="BRH Malayalam Extra" w:cs="BRH Malayalam Extra"/>
+                <w:color w:val="000000"/>
+                <w:sz w:val="32"/>
+                <w:szCs w:val="32"/>
+              </w:rPr>
+              <w:t>öZ</w:t>
+            </w:r>
+            <w:r>
+              <w:rPr>
+                <w:rFonts w:ascii="BRH Malayalam Extra" w:hAnsi="BRH Malayalam Extra" w:cs="BRH Malayalam Extra"/>
+                <w:color w:val="000000"/>
+                <w:sz w:val="32"/>
+                <w:szCs w:val="32"/>
+                <w:highlight w:val="green"/>
+              </w:rPr>
+              <w:t>p</w:t>
+            </w:r>
+            <w:r>
+              <w:rPr>
+                <w:rFonts w:ascii="BRH Malayalam Extra" w:hAnsi="BRH Malayalam Extra" w:cs="BRH Malayalam Extra"/>
+                <w:color w:val="000000"/>
+                <w:sz w:val="32"/>
+                <w:szCs w:val="32"/>
+              </w:rPr>
+              <w:t>—Z§ | B</w:t>
+            </w:r>
+            <w:r>
+              <w:rPr>
+                <w:rFonts w:ascii="BRH Malayalam Extra" w:hAnsi="BRH Malayalam Extra" w:cs="BRH Malayalam Extra"/>
+                <w:color w:val="000000"/>
+                <w:sz w:val="28"/>
+                <w:szCs w:val="32"/>
+              </w:rPr>
+              <w:t>–</w:t>
+            </w:r>
+            <w:r>
+              <w:rPr>
+                <w:rFonts w:ascii="BRH Malayalam Extra" w:hAnsi="BRH Malayalam Extra" w:cs="BRH Malayalam Extra"/>
+                <w:color w:val="000000"/>
+                <w:sz w:val="32"/>
+                <w:szCs w:val="32"/>
+              </w:rPr>
+              <w:t xml:space="preserve">ªöbbx—d¡ | </w:t>
+            </w:r>
           </w:p>
           <w:p>
             <w:pPr>
@@ -24413,202 +25466,7 @@
                 <w:sz w:val="32"/>
                 <w:szCs w:val="32"/>
               </w:rPr>
-              <w:t>(</w:t>
-            </w:r>
-            <w:proofErr w:type="gramStart"/>
-            <w:r>
-              <w:rPr>
-                <w:rFonts w:cs="BRH Malayalam Extra"/>
-                <w:color w:val="000000"/>
-                <w:szCs w:val="32"/>
-              </w:rPr>
-              <w:t>43</w:t>
-            </w:r>
-            <w:r>
-              <w:rPr>
-                <w:rFonts w:ascii="BRH Malayalam Extra" w:hAnsi="BRH Malayalam Extra" w:cs="BRH Malayalam Extra"/>
-                <w:color w:val="000000"/>
-                <w:sz w:val="32"/>
-                <w:szCs w:val="32"/>
-              </w:rPr>
-              <w:t>)</w:t>
-            </w:r>
-            <w:r>
-              <w:rPr>
-                <w:rFonts w:cs="BRH Malayalam Extra"/>
-                <w:color w:val="000000"/>
-                <w:szCs w:val="32"/>
-              </w:rPr>
-              <w:t>[</w:t>
-            </w:r>
-            <w:proofErr w:type="gramEnd"/>
-            <w:r>
-              <w:rPr>
-                <w:rFonts w:cs="BRH Malayalam Extra"/>
-                <w:color w:val="000000"/>
-                <w:szCs w:val="32"/>
-              </w:rPr>
-              <w:t>P35</w:t>
-            </w:r>
-            <w:r>
-              <w:rPr>
-                <w:rFonts w:ascii="BRH Malayalam Extra" w:hAnsi="BRH Malayalam Extra" w:cs="BRH Malayalam Extra"/>
-                <w:color w:val="000000"/>
-                <w:sz w:val="32"/>
-                <w:szCs w:val="32"/>
-              </w:rPr>
-              <w:t xml:space="preserve">] </w:t>
-            </w:r>
-            <w:r>
-              <w:rPr>
-                <w:rFonts w:cs="BRH Malayalam Extra"/>
-                <w:color w:val="000000"/>
-                <w:szCs w:val="32"/>
-              </w:rPr>
-              <w:t>4</w:t>
-            </w:r>
-            <w:r>
-              <w:rPr>
-                <w:rFonts w:ascii="BRH Malayalam Extra" w:hAnsi="BRH Malayalam Extra" w:cs="BRH Malayalam Extra"/>
-                <w:color w:val="000000"/>
-                <w:sz w:val="32"/>
-                <w:szCs w:val="32"/>
-              </w:rPr>
-              <w:t>.</w:t>
-            </w:r>
-            <w:r>
-              <w:rPr>
-                <w:rFonts w:cs="BRH Malayalam Extra"/>
-                <w:color w:val="000000"/>
-                <w:szCs w:val="32"/>
-              </w:rPr>
-              <w:t>4</w:t>
-            </w:r>
-            <w:r>
-              <w:rPr>
-                <w:rFonts w:ascii="BRH Malayalam Extra" w:hAnsi="BRH Malayalam Extra" w:cs="BRH Malayalam Extra"/>
-                <w:color w:val="000000"/>
-                <w:sz w:val="32"/>
-                <w:szCs w:val="32"/>
-              </w:rPr>
-              <w:t>.</w:t>
-            </w:r>
-            <w:r>
-              <w:rPr>
-                <w:rFonts w:cs="BRH Malayalam Extra"/>
-                <w:color w:val="000000"/>
-                <w:szCs w:val="32"/>
-              </w:rPr>
-              <w:t>12</w:t>
-            </w:r>
-            <w:r>
-              <w:rPr>
-                <w:rFonts w:ascii="BRH Malayalam Extra" w:hAnsi="BRH Malayalam Extra" w:cs="BRH Malayalam Extra"/>
-                <w:color w:val="000000"/>
-                <w:sz w:val="32"/>
-                <w:szCs w:val="32"/>
-              </w:rPr>
-              <w:t>.</w:t>
-            </w:r>
-            <w:r>
-              <w:rPr>
-                <w:rFonts w:cs="BRH Malayalam Extra"/>
-                <w:color w:val="000000"/>
-                <w:szCs w:val="32"/>
-              </w:rPr>
-              <w:t>3</w:t>
-            </w:r>
-            <w:r>
-              <w:rPr>
-                <w:rFonts w:ascii="BRH Malayalam Extra" w:hAnsi="BRH Malayalam Extra" w:cs="BRH Malayalam Extra"/>
-                <w:color w:val="000000"/>
-                <w:sz w:val="32"/>
-                <w:szCs w:val="32"/>
-              </w:rPr>
-              <w:t>(</w:t>
-            </w:r>
-            <w:r>
-              <w:rPr>
-                <w:rFonts w:cs="BRH Malayalam Extra"/>
-                <w:color w:val="000000"/>
-                <w:szCs w:val="32"/>
-              </w:rPr>
-              <w:t>36</w:t>
-            </w:r>
-            <w:r>
-              <w:rPr>
-                <w:rFonts w:ascii="BRH Malayalam Extra" w:hAnsi="BRH Malayalam Extra" w:cs="BRH Malayalam Extra"/>
-                <w:color w:val="000000"/>
-                <w:sz w:val="32"/>
-                <w:szCs w:val="32"/>
-              </w:rPr>
-              <w:t>)</w:t>
-            </w:r>
-            <w:proofErr w:type="gramStart"/>
-            <w:r>
-              <w:rPr>
-                <w:rFonts w:ascii="BRH Malayalam Extra" w:hAnsi="BRH Malayalam Extra" w:cs="BRH Malayalam Extra"/>
-                <w:color w:val="000000"/>
-                <w:sz w:val="32"/>
-                <w:szCs w:val="32"/>
-              </w:rPr>
-              <w:t>-  iy</w:t>
-            </w:r>
-            <w:proofErr w:type="gramEnd"/>
-            <w:r>
-              <w:rPr>
-                <w:rFonts w:ascii="BRH Malayalam Extra" w:hAnsi="BRH Malayalam Extra" w:cs="BRH Malayalam Extra"/>
-                <w:color w:val="000000"/>
-                <w:sz w:val="28"/>
-                <w:szCs w:val="32"/>
-              </w:rPr>
-              <w:t>–</w:t>
-            </w:r>
-            <w:r>
-              <w:rPr>
-                <w:rFonts w:ascii="BRH Malayalam Extra" w:hAnsi="BRH Malayalam Extra" w:cs="BRH Malayalam Extra"/>
-                <w:color w:val="000000"/>
-                <w:sz w:val="32"/>
-                <w:szCs w:val="32"/>
-              </w:rPr>
-              <w:t>öZ</w:t>
-            </w:r>
-            <w:r>
-              <w:rPr>
-                <w:rFonts w:ascii="BRH Malayalam Extra" w:hAnsi="BRH Malayalam Extra" w:cs="BRH Malayalam Extra"/>
-                <w:color w:val="000000"/>
-                <w:sz w:val="32"/>
-                <w:szCs w:val="32"/>
-                <w:highlight w:val="green"/>
-              </w:rPr>
-              <w:t>p</w:t>
-            </w:r>
-            <w:r>
-              <w:rPr>
-                <w:rFonts w:ascii="BRH Malayalam Extra" w:hAnsi="BRH Malayalam Extra" w:cs="BRH Malayalam Extra"/>
-                <w:color w:val="000000"/>
-                <w:sz w:val="32"/>
-                <w:szCs w:val="32"/>
-              </w:rPr>
-              <w:t>—Z§ | B</w:t>
-            </w:r>
-            <w:r>
-              <w:rPr>
-                <w:rFonts w:ascii="BRH Malayalam Extra" w:hAnsi="BRH Malayalam Extra" w:cs="BRH Malayalam Extra"/>
-                <w:color w:val="000000"/>
-                <w:sz w:val="28"/>
-                <w:szCs w:val="32"/>
-              </w:rPr>
-              <w:t>–</w:t>
-            </w:r>
-            <w:r>
-              <w:rPr>
-                <w:rFonts w:ascii="BRH Malayalam Extra" w:hAnsi="BRH Malayalam Extra" w:cs="BRH Malayalam Extra"/>
-                <w:color w:val="000000"/>
-                <w:sz w:val="32"/>
-                <w:szCs w:val="32"/>
-              </w:rPr>
-              <w:t xml:space="preserve">ªöbbx—d¡ | </w:t>
+              <w:t>iyöZx—pk¡Yx |</w:t>
             </w:r>
           </w:p>
           <w:p>
@@ -24632,7 +25490,154 @@
                 <w:sz w:val="32"/>
                 <w:szCs w:val="32"/>
               </w:rPr>
-              <w:t>iyöZx—pk¡Yx |</w:t>
+              <w:t>iy</w:t>
+            </w:r>
+            <w:r>
+              <w:rPr>
+                <w:rFonts w:ascii="BRH Malayalam Extra" w:hAnsi="BRH Malayalam Extra" w:cs="BRH Malayalam Extra"/>
+                <w:color w:val="000000"/>
+                <w:sz w:val="28"/>
+                <w:szCs w:val="32"/>
+              </w:rPr>
+              <w:t>–</w:t>
+            </w:r>
+            <w:r>
+              <w:rPr>
+                <w:rFonts w:ascii="BRH Malayalam Extra" w:hAnsi="BRH Malayalam Extra" w:cs="BRH Malayalam Extra"/>
+                <w:color w:val="000000"/>
+                <w:sz w:val="32"/>
+                <w:szCs w:val="32"/>
+              </w:rPr>
+              <w:t>öZ</w:t>
+            </w:r>
+            <w:r>
+              <w:rPr>
+                <w:rFonts w:ascii="BRH Malayalam Extra" w:hAnsi="BRH Malayalam Extra" w:cs="BRH Malayalam Extra"/>
+                <w:color w:val="000000"/>
+                <w:sz w:val="32"/>
+                <w:szCs w:val="32"/>
+                <w:highlight w:val="green"/>
+              </w:rPr>
+              <w:t>p—</w:t>
+            </w:r>
+            <w:r>
+              <w:rPr>
+                <w:rFonts w:ascii="BRH Malayalam Extra" w:hAnsi="BRH Malayalam Extra" w:cs="BRH Malayalam Extra"/>
+                <w:color w:val="000000"/>
+                <w:sz w:val="32"/>
+                <w:szCs w:val="32"/>
+              </w:rPr>
+              <w:t xml:space="preserve"> bx</w:t>
+            </w:r>
+            <w:r>
+              <w:rPr>
+                <w:rFonts w:ascii="BRH Malayalam Extra" w:hAnsi="BRH Malayalam Extra" w:cs="BRH Malayalam Extra"/>
+                <w:color w:val="000000"/>
+                <w:sz w:val="28"/>
+                <w:szCs w:val="32"/>
+              </w:rPr>
+              <w:t>–</w:t>
+            </w:r>
+            <w:r>
+              <w:rPr>
+                <w:rFonts w:ascii="BRH Malayalam Extra" w:hAnsi="BRH Malayalam Extra" w:cs="BRH Malayalam Extra"/>
+                <w:color w:val="000000"/>
+                <w:sz w:val="32"/>
+                <w:szCs w:val="32"/>
+              </w:rPr>
+              <w:t>ªöbbx˜© px</w:t>
+            </w:r>
+            <w:r>
+              <w:rPr>
+                <w:rFonts w:ascii="BRH Malayalam Extra" w:hAnsi="BRH Malayalam Extra" w:cs="BRH Malayalam Extra"/>
+                <w:color w:val="000000"/>
+                <w:sz w:val="28"/>
+                <w:szCs w:val="32"/>
+              </w:rPr>
+              <w:t>–</w:t>
+            </w:r>
+            <w:r>
+              <w:rPr>
+                <w:rFonts w:ascii="BRH Malayalam Extra" w:hAnsi="BRH Malayalam Extra" w:cs="BRH Malayalam Extra"/>
+                <w:color w:val="000000"/>
+                <w:sz w:val="32"/>
+                <w:szCs w:val="32"/>
+              </w:rPr>
+              <w:t>ªöbbx—d¡ iy</w:t>
+            </w:r>
+            <w:r>
+              <w:rPr>
+                <w:rFonts w:ascii="BRH Malayalam Extra" w:hAnsi="BRH Malayalam Extra" w:cs="BRH Malayalam Extra"/>
+                <w:color w:val="000000"/>
+                <w:sz w:val="28"/>
+                <w:szCs w:val="32"/>
+              </w:rPr>
+              <w:t>–</w:t>
+            </w:r>
+            <w:r>
+              <w:rPr>
+                <w:rFonts w:ascii="BRH Malayalam Extra" w:hAnsi="BRH Malayalam Extra" w:cs="BRH Malayalam Extra"/>
+                <w:color w:val="000000"/>
+                <w:sz w:val="32"/>
+                <w:szCs w:val="32"/>
+              </w:rPr>
+              <w:t>öZ</w:t>
+            </w:r>
+            <w:r>
+              <w:rPr>
+                <w:rFonts w:ascii="BRH Malayalam Extra" w:hAnsi="BRH Malayalam Extra" w:cs="BRH Malayalam Extra"/>
+                <w:color w:val="000000"/>
+                <w:sz w:val="32"/>
+                <w:szCs w:val="32"/>
+                <w:highlight w:val="green"/>
+              </w:rPr>
+              <w:t>p</w:t>
+            </w:r>
+            <w:r>
+              <w:rPr>
+                <w:rFonts w:ascii="BRH Malayalam Extra" w:hAnsi="BRH Malayalam Extra" w:cs="BRH Malayalam Extra"/>
+                <w:color w:val="000000"/>
+                <w:sz w:val="32"/>
+                <w:szCs w:val="32"/>
+              </w:rPr>
+              <w:t>—© iy</w:t>
+            </w:r>
+            <w:r>
+              <w:rPr>
+                <w:rFonts w:ascii="BRH Malayalam Extra" w:hAnsi="BRH Malayalam Extra" w:cs="BRH Malayalam Extra"/>
+                <w:color w:val="000000"/>
+                <w:sz w:val="28"/>
+                <w:szCs w:val="32"/>
+              </w:rPr>
+              <w:t>–</w:t>
+            </w:r>
+            <w:r>
+              <w:rPr>
+                <w:rFonts w:ascii="BRH Malayalam Extra" w:hAnsi="BRH Malayalam Extra" w:cs="BRH Malayalam Extra"/>
+                <w:color w:val="000000"/>
+                <w:sz w:val="32"/>
+                <w:szCs w:val="32"/>
+              </w:rPr>
+              <w:t>öZ</w:t>
+            </w:r>
+            <w:r>
+              <w:rPr>
+                <w:rFonts w:ascii="BRH Malayalam Extra" w:hAnsi="BRH Malayalam Extra" w:cs="BRH Malayalam Extra"/>
+                <w:color w:val="000000"/>
+                <w:sz w:val="32"/>
+                <w:szCs w:val="32"/>
+                <w:highlight w:val="green"/>
+              </w:rPr>
+              <w:t>p</w:t>
+            </w:r>
+            <w:r>
+              <w:rPr>
+                <w:rFonts w:ascii="BRH Malayalam Extra" w:hAnsi="BRH Malayalam Extra" w:cs="BRH Malayalam Extra"/>
+                <w:color w:val="000000"/>
+                <w:sz w:val="32"/>
+                <w:szCs w:val="32"/>
+              </w:rPr>
+              <w:t xml:space="preserve">— </w:t>
             </w:r>
           </w:p>
           <w:p>
@@ -24656,154 +25661,79 @@
                 <w:sz w:val="32"/>
                 <w:szCs w:val="32"/>
               </w:rPr>
-              <w:t>iy</w:t>
-            </w:r>
-            <w:r>
-              <w:rPr>
-                <w:rFonts w:ascii="BRH Malayalam Extra" w:hAnsi="BRH Malayalam Extra" w:cs="BRH Malayalam Extra"/>
-                <w:color w:val="000000"/>
-                <w:sz w:val="28"/>
-                <w:szCs w:val="32"/>
-              </w:rPr>
-              <w:t>–</w:t>
-            </w:r>
-            <w:r>
-              <w:rPr>
-                <w:rFonts w:ascii="BRH Malayalam Extra" w:hAnsi="BRH Malayalam Extra" w:cs="BRH Malayalam Extra"/>
-                <w:color w:val="000000"/>
-                <w:sz w:val="32"/>
-                <w:szCs w:val="32"/>
-              </w:rPr>
-              <w:t>öZ</w:t>
-            </w:r>
-            <w:r>
-              <w:rPr>
-                <w:rFonts w:ascii="BRH Malayalam Extra" w:hAnsi="BRH Malayalam Extra" w:cs="BRH Malayalam Extra"/>
-                <w:color w:val="000000"/>
-                <w:sz w:val="32"/>
-                <w:szCs w:val="32"/>
-                <w:highlight w:val="green"/>
-              </w:rPr>
-              <w:t>p—</w:t>
-            </w:r>
-            <w:r>
-              <w:rPr>
-                <w:rFonts w:ascii="BRH Malayalam Extra" w:hAnsi="BRH Malayalam Extra" w:cs="BRH Malayalam Extra"/>
-                <w:color w:val="000000"/>
-                <w:sz w:val="32"/>
-                <w:szCs w:val="32"/>
-              </w:rPr>
-              <w:t xml:space="preserve"> bx</w:t>
-            </w:r>
-            <w:r>
-              <w:rPr>
-                <w:rFonts w:ascii="BRH Malayalam Extra" w:hAnsi="BRH Malayalam Extra" w:cs="BRH Malayalam Extra"/>
-                <w:color w:val="000000"/>
-                <w:sz w:val="28"/>
-                <w:szCs w:val="32"/>
-              </w:rPr>
-              <w:t>–</w:t>
-            </w:r>
-            <w:r>
-              <w:rPr>
-                <w:rFonts w:ascii="BRH Malayalam Extra" w:hAnsi="BRH Malayalam Extra" w:cs="BRH Malayalam Extra"/>
-                <w:color w:val="000000"/>
-                <w:sz w:val="32"/>
-                <w:szCs w:val="32"/>
-              </w:rPr>
-              <w:t>ªöbbx˜© px</w:t>
-            </w:r>
-            <w:r>
-              <w:rPr>
-                <w:rFonts w:ascii="BRH Malayalam Extra" w:hAnsi="BRH Malayalam Extra" w:cs="BRH Malayalam Extra"/>
-                <w:color w:val="000000"/>
-                <w:sz w:val="28"/>
-                <w:szCs w:val="32"/>
-              </w:rPr>
-              <w:t>–</w:t>
-            </w:r>
-            <w:r>
-              <w:rPr>
-                <w:rFonts w:ascii="BRH Malayalam Extra" w:hAnsi="BRH Malayalam Extra" w:cs="BRH Malayalam Extra"/>
-                <w:color w:val="000000"/>
-                <w:sz w:val="32"/>
-                <w:szCs w:val="32"/>
-              </w:rPr>
-              <w:t>ªöbbx—d¡ iy</w:t>
-            </w:r>
-            <w:r>
-              <w:rPr>
-                <w:rFonts w:ascii="BRH Malayalam Extra" w:hAnsi="BRH Malayalam Extra" w:cs="BRH Malayalam Extra"/>
-                <w:color w:val="000000"/>
-                <w:sz w:val="28"/>
-                <w:szCs w:val="32"/>
-              </w:rPr>
-              <w:t>–</w:t>
-            </w:r>
-            <w:r>
-              <w:rPr>
-                <w:rFonts w:ascii="BRH Malayalam Extra" w:hAnsi="BRH Malayalam Extra" w:cs="BRH Malayalam Extra"/>
-                <w:color w:val="000000"/>
-                <w:sz w:val="32"/>
-                <w:szCs w:val="32"/>
-              </w:rPr>
-              <w:t>öZ</w:t>
-            </w:r>
-            <w:r>
-              <w:rPr>
-                <w:rFonts w:ascii="BRH Malayalam Extra" w:hAnsi="BRH Malayalam Extra" w:cs="BRH Malayalam Extra"/>
-                <w:color w:val="000000"/>
-                <w:sz w:val="32"/>
-                <w:szCs w:val="32"/>
-                <w:highlight w:val="green"/>
-              </w:rPr>
-              <w:t>p</w:t>
-            </w:r>
-            <w:r>
-              <w:rPr>
-                <w:rFonts w:ascii="BRH Malayalam Extra" w:hAnsi="BRH Malayalam Extra" w:cs="BRH Malayalam Extra"/>
-                <w:color w:val="000000"/>
-                <w:sz w:val="32"/>
-                <w:szCs w:val="32"/>
-              </w:rPr>
-              <w:t>—© iy</w:t>
-            </w:r>
-            <w:r>
-              <w:rPr>
-                <w:rFonts w:ascii="BRH Malayalam Extra" w:hAnsi="BRH Malayalam Extra" w:cs="BRH Malayalam Extra"/>
-                <w:color w:val="000000"/>
-                <w:sz w:val="28"/>
-                <w:szCs w:val="32"/>
-              </w:rPr>
-              <w:t>–</w:t>
-            </w:r>
-            <w:r>
-              <w:rPr>
-                <w:rFonts w:ascii="BRH Malayalam Extra" w:hAnsi="BRH Malayalam Extra" w:cs="BRH Malayalam Extra"/>
-                <w:color w:val="000000"/>
-                <w:sz w:val="32"/>
-                <w:szCs w:val="32"/>
-              </w:rPr>
-              <w:t>öZ</w:t>
-            </w:r>
-            <w:r>
-              <w:rPr>
-                <w:rFonts w:ascii="BRH Malayalam Extra" w:hAnsi="BRH Malayalam Extra" w:cs="BRH Malayalam Extra"/>
-                <w:color w:val="000000"/>
-                <w:sz w:val="32"/>
-                <w:szCs w:val="32"/>
-                <w:highlight w:val="green"/>
-              </w:rPr>
-              <w:t>p</w:t>
-            </w:r>
-            <w:r>
-              <w:rPr>
-                <w:rFonts w:ascii="BRH Malayalam Extra" w:hAnsi="BRH Malayalam Extra" w:cs="BRH Malayalam Extra"/>
-                <w:color w:val="000000"/>
-                <w:sz w:val="32"/>
-                <w:szCs w:val="32"/>
-              </w:rPr>
-              <w:t xml:space="preserve">— </w:t>
+              <w:t>bx</w:t>
+            </w:r>
+            <w:r>
+              <w:rPr>
+                <w:rFonts w:ascii="BRH Malayalam Extra" w:hAnsi="BRH Malayalam Extra" w:cs="BRH Malayalam Extra"/>
+                <w:color w:val="000000"/>
+                <w:sz w:val="28"/>
+                <w:szCs w:val="32"/>
+              </w:rPr>
+              <w:t>–</w:t>
+            </w:r>
+            <w:r>
+              <w:rPr>
+                <w:rFonts w:ascii="BRH Malayalam Extra" w:hAnsi="BRH Malayalam Extra" w:cs="BRH Malayalam Extra"/>
+                <w:color w:val="000000"/>
+                <w:sz w:val="32"/>
+                <w:szCs w:val="32"/>
+              </w:rPr>
+              <w:t>ªöbbx—d¡</w:t>
+            </w:r>
+            <w:r>
+              <w:rPr>
+                <w:rFonts w:ascii="BRH Malayalam Extra" w:hAnsi="BRH Malayalam Extra" w:cs="BRH Malayalam Extra"/>
+                <w:color w:val="000000"/>
+                <w:sz w:val="28"/>
+                <w:szCs w:val="32"/>
+              </w:rPr>
+              <w:t>–</w:t>
+            </w:r>
+            <w:r>
+              <w:rPr>
+                <w:rFonts w:ascii="BRH Malayalam Extra" w:hAnsi="BRH Malayalam Extra" w:cs="BRH Malayalam Extra"/>
+                <w:color w:val="000000"/>
+                <w:sz w:val="32"/>
+                <w:szCs w:val="32"/>
+              </w:rPr>
+              <w:t xml:space="preserve"> iyöZx—pk¡Yx</w:t>
+            </w:r>
+            <w:r>
+              <w:rPr>
+                <w:rFonts w:ascii="BRH Malayalam Extra" w:hAnsi="BRH Malayalam Extra" w:cs="BRH Malayalam Extra"/>
+                <w:color w:val="000000"/>
+                <w:sz w:val="28"/>
+                <w:szCs w:val="32"/>
+              </w:rPr>
+              <w:t>–</w:t>
+            </w:r>
+            <w:r>
+              <w:rPr>
+                <w:rFonts w:ascii="BRH Malayalam Extra" w:hAnsi="BRH Malayalam Extra" w:cs="BRH Malayalam Extra"/>
+                <w:color w:val="000000"/>
+                <w:sz w:val="32"/>
+                <w:szCs w:val="32"/>
+              </w:rPr>
+              <w:t xml:space="preserve"> iyöZx—pk¡Yx</w:t>
+            </w:r>
+            <w:r>
+              <w:rPr>
+                <w:rFonts w:ascii="BRH Malayalam Extra" w:hAnsi="BRH Malayalam Extra" w:cs="BRH Malayalam Extra"/>
+                <w:color w:val="000000"/>
+                <w:sz w:val="28"/>
+                <w:szCs w:val="32"/>
+              </w:rPr>
+              <w:t>–</w:t>
+            </w:r>
+            <w:r>
+              <w:rPr>
+                <w:rFonts w:ascii="BRH Malayalam Extra" w:hAnsi="BRH Malayalam Extra" w:cs="BRH Malayalam Extra"/>
+                <w:color w:val="000000"/>
+                <w:sz w:val="32"/>
+                <w:szCs w:val="32"/>
+              </w:rPr>
+              <w:t xml:space="preserve"> „„ªöbbx—d¡ </w:t>
             </w:r>
           </w:p>
           <w:p>
@@ -24827,7 +25757,81 @@
                 <w:sz w:val="32"/>
                 <w:szCs w:val="32"/>
               </w:rPr>
-              <w:t>bx</w:t>
+              <w:t>iy</w:t>
+            </w:r>
+            <w:r>
+              <w:rPr>
+                <w:rFonts w:ascii="BRH Malayalam Extra" w:hAnsi="BRH Malayalam Extra" w:cs="BRH Malayalam Extra"/>
+                <w:color w:val="000000"/>
+                <w:sz w:val="28"/>
+                <w:szCs w:val="32"/>
+              </w:rPr>
+              <w:t>–</w:t>
+            </w:r>
+            <w:r>
+              <w:rPr>
+                <w:rFonts w:ascii="BRH Malayalam Extra" w:hAnsi="BRH Malayalam Extra" w:cs="BRH Malayalam Extra"/>
+                <w:color w:val="000000"/>
+                <w:sz w:val="32"/>
+                <w:szCs w:val="32"/>
+              </w:rPr>
+              <w:t>öZ</w:t>
+            </w:r>
+            <w:r>
+              <w:rPr>
+                <w:rFonts w:ascii="BRH Malayalam Extra" w:hAnsi="BRH Malayalam Extra" w:cs="BRH Malayalam Extra"/>
+                <w:color w:val="000000"/>
+                <w:sz w:val="32"/>
+                <w:szCs w:val="32"/>
+                <w:highlight w:val="green"/>
+              </w:rPr>
+              <w:t>p</w:t>
+            </w:r>
+            <w:r>
+              <w:rPr>
+                <w:rFonts w:ascii="BRH Malayalam Extra" w:hAnsi="BRH Malayalam Extra" w:cs="BRH Malayalam Extra"/>
+                <w:color w:val="000000"/>
+                <w:sz w:val="32"/>
+                <w:szCs w:val="32"/>
+              </w:rPr>
+              <w:t>—© iy</w:t>
+            </w:r>
+            <w:r>
+              <w:rPr>
+                <w:rFonts w:ascii="BRH Malayalam Extra" w:hAnsi="BRH Malayalam Extra" w:cs="BRH Malayalam Extra"/>
+                <w:color w:val="000000"/>
+                <w:sz w:val="28"/>
+                <w:szCs w:val="32"/>
+              </w:rPr>
+              <w:t>–</w:t>
+            </w:r>
+            <w:r>
+              <w:rPr>
+                <w:rFonts w:ascii="BRH Malayalam Extra" w:hAnsi="BRH Malayalam Extra" w:cs="BRH Malayalam Extra"/>
+                <w:color w:val="000000"/>
+                <w:sz w:val="32"/>
+                <w:szCs w:val="32"/>
+              </w:rPr>
+              <w:t>öZ</w:t>
+            </w:r>
+            <w:r>
+              <w:rPr>
+                <w:rFonts w:ascii="BRH Malayalam Extra" w:hAnsi="BRH Malayalam Extra" w:cs="BRH Malayalam Extra"/>
+                <w:color w:val="000000"/>
+                <w:sz w:val="32"/>
+                <w:szCs w:val="32"/>
+                <w:highlight w:val="green"/>
+              </w:rPr>
+              <w:t>p</w:t>
+            </w:r>
+            <w:r>
+              <w:rPr>
+                <w:rFonts w:ascii="BRH Malayalam Extra" w:hAnsi="BRH Malayalam Extra" w:cs="BRH Malayalam Extra"/>
+                <w:color w:val="000000"/>
+                <w:sz w:val="32"/>
+                <w:szCs w:val="32"/>
+              </w:rPr>
+              <w:t>— bx</w:t>
             </w:r>
             <w:r>
               <w:rPr>
@@ -24863,43 +25867,7 @@
                 <w:sz w:val="32"/>
                 <w:szCs w:val="32"/>
               </w:rPr>
-              <w:t xml:space="preserve"> iyöZx—pk¡Yx</w:t>
-            </w:r>
-            <w:r>
-              <w:rPr>
-                <w:rFonts w:ascii="BRH Malayalam Extra" w:hAnsi="BRH Malayalam Extra" w:cs="BRH Malayalam Extra"/>
-                <w:color w:val="000000"/>
-                <w:sz w:val="28"/>
-                <w:szCs w:val="32"/>
-              </w:rPr>
-              <w:t>–</w:t>
-            </w:r>
-            <w:r>
-              <w:rPr>
-                <w:rFonts w:ascii="BRH Malayalam Extra" w:hAnsi="BRH Malayalam Extra" w:cs="BRH Malayalam Extra"/>
-                <w:color w:val="000000"/>
-                <w:sz w:val="32"/>
-                <w:szCs w:val="32"/>
-              </w:rPr>
-              <w:t xml:space="preserve"> iyöZx—pk¡Yx</w:t>
-            </w:r>
-            <w:r>
-              <w:rPr>
-                <w:rFonts w:ascii="BRH Malayalam Extra" w:hAnsi="BRH Malayalam Extra" w:cs="BRH Malayalam Extra"/>
-                <w:color w:val="000000"/>
-                <w:sz w:val="28"/>
-                <w:szCs w:val="32"/>
-              </w:rPr>
-              <w:t>–</w:t>
-            </w:r>
-            <w:r>
-              <w:rPr>
-                <w:rFonts w:ascii="BRH Malayalam Extra" w:hAnsi="BRH Malayalam Extra" w:cs="BRH Malayalam Extra"/>
-                <w:color w:val="000000"/>
-                <w:sz w:val="32"/>
-                <w:szCs w:val="32"/>
-              </w:rPr>
-              <w:t xml:space="preserve"> „„ªöbbx—d¡ </w:t>
+              <w:t xml:space="preserve"> iyöZx—pk¡Yx | </w:t>
             </w:r>
           </w:p>
           <w:p>
@@ -24916,125 +25884,6 @@
                 <w:szCs w:val="32"/>
               </w:rPr>
             </w:pPr>
-            <w:r>
-              <w:rPr>
-                <w:rFonts w:ascii="BRH Malayalam Extra" w:hAnsi="BRH Malayalam Extra" w:cs="BRH Malayalam Extra"/>
-                <w:color w:val="000000"/>
-                <w:sz w:val="32"/>
-                <w:szCs w:val="32"/>
-              </w:rPr>
-              <w:t>iy</w:t>
-            </w:r>
-            <w:r>
-              <w:rPr>
-                <w:rFonts w:ascii="BRH Malayalam Extra" w:hAnsi="BRH Malayalam Extra" w:cs="BRH Malayalam Extra"/>
-                <w:color w:val="000000"/>
-                <w:sz w:val="28"/>
-                <w:szCs w:val="32"/>
-              </w:rPr>
-              <w:t>–</w:t>
-            </w:r>
-            <w:r>
-              <w:rPr>
-                <w:rFonts w:ascii="BRH Malayalam Extra" w:hAnsi="BRH Malayalam Extra" w:cs="BRH Malayalam Extra"/>
-                <w:color w:val="000000"/>
-                <w:sz w:val="32"/>
-                <w:szCs w:val="32"/>
-              </w:rPr>
-              <w:t>öZ</w:t>
-            </w:r>
-            <w:r>
-              <w:rPr>
-                <w:rFonts w:ascii="BRH Malayalam Extra" w:hAnsi="BRH Malayalam Extra" w:cs="BRH Malayalam Extra"/>
-                <w:color w:val="000000"/>
-                <w:sz w:val="32"/>
-                <w:szCs w:val="32"/>
-                <w:highlight w:val="green"/>
-              </w:rPr>
-              <w:t>p</w:t>
-            </w:r>
-            <w:r>
-              <w:rPr>
-                <w:rFonts w:ascii="BRH Malayalam Extra" w:hAnsi="BRH Malayalam Extra" w:cs="BRH Malayalam Extra"/>
-                <w:color w:val="000000"/>
-                <w:sz w:val="32"/>
-                <w:szCs w:val="32"/>
-              </w:rPr>
-              <w:t>—© iy</w:t>
-            </w:r>
-            <w:r>
-              <w:rPr>
-                <w:rFonts w:ascii="BRH Malayalam Extra" w:hAnsi="BRH Malayalam Extra" w:cs="BRH Malayalam Extra"/>
-                <w:color w:val="000000"/>
-                <w:sz w:val="28"/>
-                <w:szCs w:val="32"/>
-              </w:rPr>
-              <w:t>–</w:t>
-            </w:r>
-            <w:r>
-              <w:rPr>
-                <w:rFonts w:ascii="BRH Malayalam Extra" w:hAnsi="BRH Malayalam Extra" w:cs="BRH Malayalam Extra"/>
-                <w:color w:val="000000"/>
-                <w:sz w:val="32"/>
-                <w:szCs w:val="32"/>
-              </w:rPr>
-              <w:t>öZ</w:t>
-            </w:r>
-            <w:r>
-              <w:rPr>
-                <w:rFonts w:ascii="BRH Malayalam Extra" w:hAnsi="BRH Malayalam Extra" w:cs="BRH Malayalam Extra"/>
-                <w:color w:val="000000"/>
-                <w:sz w:val="32"/>
-                <w:szCs w:val="32"/>
-                <w:highlight w:val="green"/>
-              </w:rPr>
-              <w:t>p</w:t>
-            </w:r>
-            <w:r>
-              <w:rPr>
-                <w:rFonts w:ascii="BRH Malayalam Extra" w:hAnsi="BRH Malayalam Extra" w:cs="BRH Malayalam Extra"/>
-                <w:color w:val="000000"/>
-                <w:sz w:val="32"/>
-                <w:szCs w:val="32"/>
-              </w:rPr>
-              <w:t>— bx</w:t>
-            </w:r>
-            <w:r>
-              <w:rPr>
-                <w:rFonts w:ascii="BRH Malayalam Extra" w:hAnsi="BRH Malayalam Extra" w:cs="BRH Malayalam Extra"/>
-                <w:color w:val="000000"/>
-                <w:sz w:val="28"/>
-                <w:szCs w:val="32"/>
-              </w:rPr>
-              <w:t>–</w:t>
-            </w:r>
-            <w:r>
-              <w:rPr>
-                <w:rFonts w:ascii="BRH Malayalam Extra" w:hAnsi="BRH Malayalam Extra" w:cs="BRH Malayalam Extra"/>
-                <w:color w:val="000000"/>
-                <w:sz w:val="32"/>
-                <w:szCs w:val="32"/>
-              </w:rPr>
-              <w:t>ªöbbx—d¡</w:t>
-            </w:r>
-            <w:r>
-              <w:rPr>
-                <w:rFonts w:ascii="BRH Malayalam Extra" w:hAnsi="BRH Malayalam Extra" w:cs="BRH Malayalam Extra"/>
-                <w:color w:val="000000"/>
-                <w:sz w:val="28"/>
-                <w:szCs w:val="32"/>
-              </w:rPr>
-              <w:t>–</w:t>
-            </w:r>
-            <w:r>
-              <w:rPr>
-                <w:rFonts w:ascii="BRH Malayalam Extra" w:hAnsi="BRH Malayalam Extra" w:cs="BRH Malayalam Extra"/>
-                <w:color w:val="000000"/>
-                <w:sz w:val="32"/>
-                <w:szCs w:val="32"/>
-              </w:rPr>
-              <w:t xml:space="preserve"> iyöZx—pk¡Yx | </w:t>
-            </w:r>
           </w:p>
           <w:p>
             <w:pPr>
